--- a/fuentes/633400_CF06_CFA.docx
+++ b/fuentes/633400_CF06_CFA.docx
@@ -1,6 +1,6 @@
 
 <file path=word/document.xml><?xml version="1.0" encoding="utf-8"?>
-<w:document xmlns:wpc="http://schemas.microsoft.com/office/word/2010/wordprocessingCanvas" xmlns:cx="http://schemas.microsoft.com/office/drawing/2014/chartex" xmlns:cx1="http://schemas.microsoft.com/office/drawing/2015/9/8/chartex" xmlns:cx2="http://schemas.microsoft.com/office/drawing/2015/10/21/chartex" xmlns:cx3="http://schemas.microsoft.com/office/drawing/2016/5/9/chartex" xmlns:cx4="http://schemas.microsoft.com/office/drawing/2016/5/10/chartex" xmlns:cx5="http://schemas.microsoft.com/office/drawing/2016/5/11/chartex" xmlns:cx6="http://schemas.microsoft.com/office/drawing/2016/5/12/chartex" xmlns:cx7="http://schemas.microsoft.com/office/drawing/2016/5/13/chartex" xmlns:cx8="http://schemas.microsoft.com/office/drawing/2016/5/14/chartex" xmlns:mc="http://schemas.openxmlformats.org/markup-compatibility/2006" xmlns:aink="http://schemas.microsoft.com/office/drawing/2016/ink" xmlns:am3d="http://schemas.microsoft.com/office/drawing/2017/model3d" xmlns:o="urn:schemas-microsoft-com:office:office" xmlns:r="http://schemas.openxmlformats.org/officeDocument/2006/relationships" xmlns:m="http://schemas.openxmlformats.org/officeDocument/2006/math" xmlns:v="urn:schemas-microsoft-com:vml" xmlns:wp14="http://schemas.microsoft.com/office/word/2010/wordprocessingDrawing" xmlns:wp="http://schemas.openxmlformats.org/drawingml/2006/wordprocessingDrawing" xmlns:w10="urn:schemas-microsoft-com:office:word" xmlns:w="http://schemas.openxmlformats.org/wordprocessingml/2006/main" xmlns:w14="http://schemas.microsoft.com/office/word/2010/wordml" xmlns:w15="http://schemas.microsoft.com/office/word/2012/wordml" xmlns:w16cex="http://schemas.microsoft.com/office/word/2018/wordml/cex" xmlns:w16cid="http://schemas.microsoft.com/office/word/2016/wordml/cid" xmlns:w16="http://schemas.microsoft.com/office/word/2018/wordml" xmlns:w16sdtdh="http://schemas.microsoft.com/office/word/2020/wordml/sdtdatahash" xmlns:w16se="http://schemas.microsoft.com/office/word/2015/wordml/symex" xmlns:wpg="http://schemas.microsoft.com/office/word/2010/wordprocessingGroup" xmlns:wpi="http://schemas.microsoft.com/office/word/2010/wordprocessingInk" xmlns:wne="http://schemas.microsoft.com/office/word/2006/wordml" xmlns:wps="http://schemas.microsoft.com/office/word/2010/wordprocessingShape" mc:Ignorable="w14 w15 w16se w16cid w16 w16cex w16sdtdh wp14">
+<w:document xmlns:wpc="http://schemas.microsoft.com/office/word/2010/wordprocessingCanvas" xmlns:cx="http://schemas.microsoft.com/office/drawing/2014/chartex" xmlns:cx1="http://schemas.microsoft.com/office/drawing/2015/9/8/chartex" xmlns:cx2="http://schemas.microsoft.com/office/drawing/2015/10/21/chartex" xmlns:cx3="http://schemas.microsoft.com/office/drawing/2016/5/9/chartex" xmlns:cx4="http://schemas.microsoft.com/office/drawing/2016/5/10/chartex" xmlns:cx5="http://schemas.microsoft.com/office/drawing/2016/5/11/chartex" xmlns:cx6="http://schemas.microsoft.com/office/drawing/2016/5/12/chartex" xmlns:cx7="http://schemas.microsoft.com/office/drawing/2016/5/13/chartex" xmlns:cx8="http://schemas.microsoft.com/office/drawing/2016/5/14/chartex" xmlns:mc="http://schemas.openxmlformats.org/markup-compatibility/2006" xmlns:m="http://schemas.openxmlformats.org/officeDocument/2006/math" xmlns:aink="http://schemas.microsoft.com/office/drawing/2016/ink" xmlns:am3d="http://schemas.microsoft.com/office/drawing/2017/model3d" xmlns:oel="http://schemas.microsoft.com/office/2019/extlst" xmlns:r="http://schemas.openxmlformats.org/officeDocument/2006/relationships" xmlns:wp14="http://schemas.microsoft.com/office/word/2010/wordprocessingDrawing" xmlns:wp="http://schemas.openxmlformats.org/drawingml/2006/wordprocessingDrawing" xmlns:wpg="http://schemas.microsoft.com/office/word/2010/wordprocessingGroup" xmlns:wpi="http://schemas.microsoft.com/office/word/2010/wordprocessingInk" xmlns:wps="http://schemas.microsoft.com/office/word/2010/wordprocessingShape" xmlns:o="urn:schemas-microsoft-com:office:office" xmlns:v="urn:schemas-microsoft-com:vml" xmlns:w10="urn:schemas-microsoft-com:office:word" xmlns:w="http://schemas.openxmlformats.org/wordprocessingml/2006/main" xmlns:w14="http://schemas.microsoft.com/office/word/2010/wordml" xmlns:w15="http://schemas.microsoft.com/office/word/2012/wordml" xmlns:w16cex="http://schemas.microsoft.com/office/word/2018/wordml/cex" xmlns:w16cid="http://schemas.microsoft.com/office/word/2016/wordml/cid" xmlns:w16="http://schemas.microsoft.com/office/word/2018/wordml" xmlns:w16sdtdh="http://schemas.microsoft.com/office/word/2020/wordml/sdtdatahash" xmlns:w16sdtfl="http://schemas.microsoft.com/office/word/2024/wordml/sdtformatlock" xmlns:w16se="http://schemas.microsoft.com/office/word/2015/wordml/symex" xmlns:w16du="http://schemas.microsoft.com/office/word/2023/wordml/word16du" xmlns:wne="http://schemas.microsoft.com/office/word/2006/wordml" mc:Ignorable="w14 w15 w16se w16cid w16 w16cex w16sdtdh w16sdtfl w16du wp14">
   <w:body>
     <w:p>
       <w:pPr>
@@ -306,7 +306,7 @@
                 <v:stroke joinstyle="miter"/>
                 <v:path gradientshapeok="t" o:connecttype="rect"/>
               </v:shapetype>
-              <v:shape id="Cuadro de texto 2" o:spid="_x0000_s1026" type="#_x0000_t202" alt="&quot;&quot;" style="position:absolute;left:0;text-align:left;margin-left:-25.2pt;margin-top:23.7pt;width:549pt;height:102.95pt;z-index:251663360;visibility:visible;mso-wrap-style:square;mso-width-percent:0;mso-height-percent:0;mso-wrap-distance-left:9pt;mso-wrap-distance-top:3.6pt;mso-wrap-distance-right:9pt;mso-wrap-distance-bottom:3.6pt;mso-position-horizontal:absolute;mso-position-horizontal-relative:margin;mso-position-vertical:absolute;mso-position-vertical-relative:text;mso-width-percent:0;mso-height-percent:0;mso-width-relative:margin;mso-height-relative:margin;v-text-anchor:top" o:gfxdata="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" filled="f" stroked="f">
+              <v:shape id="Cuadro de texto 2" o:spid="_x0000_s1026" type="#_x0000_t202" alt="&quot;&quot;" style="position:absolute;left:0;text-align:left;margin-left:-25.2pt;margin-top:23.7pt;width:549pt;height:102.95pt;z-index:251663360;visibility:visible;mso-wrap-style:square;mso-width-percent:0;mso-height-percent:0;mso-wrap-distance-left:9pt;mso-wrap-distance-top:3.6pt;mso-wrap-distance-right:9pt;mso-wrap-distance-bottom:3.6pt;mso-position-horizontal:absolute;mso-position-horizontal-relative:margin;mso-position-vertical:absolute;mso-position-vertical-relative:text;mso-width-percent:0;mso-height-percent:0;mso-width-relative:margin;mso-height-relative:margin;v-text-anchor:top" o:gfxdata="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" filled="f" stroked="f">
                 <v:textbox>
                   <w:txbxContent>
                     <w:p>
@@ -510,7 +510,6 @@
           <w:docPartUnique/>
         </w:docPartObj>
       </w:sdtPr>
-      <w:sdtEndPr/>
       <w:sdtContent>
         <w:p>
           <w:pPr>
@@ -532,10 +531,9 @@
             <w:rPr>
               <w:rFonts w:eastAsiaTheme="minorEastAsia"/>
               <w:noProof/>
-              <w:kern w:val="0"/>
-              <w:sz w:val="22"/>
-              <w:lang w:eastAsia="es-CO"/>
-              <w14:ligatures w14:val="none"/>
+              <w:sz w:val="24"/>
+              <w:szCs w:val="24"/>
+              <w:lang w:eastAsia="es-MX"/>
             </w:rPr>
           </w:pPr>
           <w:r>
@@ -547,7 +545,7 @@
           <w:r>
             <w:fldChar w:fldCharType="separate"/>
           </w:r>
-          <w:hyperlink w:anchor="_Toc240987201" w:history="1">
+          <w:hyperlink w:anchor="_Toc242986708" w:history="1">
             <w:r>
               <w:rPr>
                 <w:rStyle w:val="Hipervnculo"/>
@@ -574,7 +572,7 @@
                 <w:noProof/>
                 <w:webHidden/>
               </w:rPr>
-              <w:instrText xml:space="preserve"> PAGEREF _Toc240987201 \h </w:instrText>
+              <w:instrText xml:space="preserve"> PAGEREF _Toc242986708 \h </w:instrText>
             </w:r>
             <w:r>
               <w:rPr>
@@ -614,13 +612,12 @@
             <w:rPr>
               <w:rFonts w:eastAsiaTheme="minorEastAsia"/>
               <w:noProof/>
-              <w:kern w:val="0"/>
-              <w:sz w:val="22"/>
-              <w:lang w:eastAsia="es-CO"/>
-              <w14:ligatures w14:val="none"/>
+              <w:sz w:val="24"/>
+              <w:szCs w:val="24"/>
+              <w:lang w:eastAsia="es-MX"/>
             </w:rPr>
           </w:pPr>
-          <w:hyperlink w:anchor="_Toc240987202" w:history="1">
+          <w:hyperlink w:anchor="_Toc242986709" w:history="1">
             <w:r>
               <w:rPr>
                 <w:rStyle w:val="Hipervnculo"/>
@@ -647,7 +644,7 @@
                 <w:noProof/>
                 <w:webHidden/>
               </w:rPr>
-              <w:instrText xml:space="preserve"> PAGEREF _Toc240987202 \h </w:instrText>
+              <w:instrText xml:space="preserve"> PAGEREF _Toc242986709 \h </w:instrText>
             </w:r>
             <w:r>
               <w:rPr>
@@ -687,13 +684,12 @@
             <w:rPr>
               <w:rFonts w:eastAsiaTheme="minorEastAsia"/>
               <w:noProof/>
-              <w:kern w:val="0"/>
-              <w:sz w:val="22"/>
-              <w:lang w:eastAsia="es-CO"/>
-              <w14:ligatures w14:val="none"/>
+              <w:sz w:val="24"/>
+              <w:szCs w:val="24"/>
+              <w:lang w:eastAsia="es-MX"/>
             </w:rPr>
           </w:pPr>
-          <w:hyperlink w:anchor="_Toc240987203" w:history="1">
+          <w:hyperlink w:anchor="_Toc242986710" w:history="1">
             <w:r>
               <w:rPr>
                 <w:rStyle w:val="Hipervnculo"/>
@@ -720,7 +716,7 @@
                 <w:noProof/>
                 <w:webHidden/>
               </w:rPr>
-              <w:instrText xml:space="preserve"> PAGEREF _Toc240987203 \h </w:instrText>
+              <w:instrText xml:space="preserve"> PAGEREF _Toc242986710 \h </w:instrText>
             </w:r>
             <w:r>
               <w:rPr>
@@ -760,13 +756,12 @@
             <w:rPr>
               <w:rFonts w:eastAsiaTheme="minorEastAsia"/>
               <w:noProof/>
-              <w:kern w:val="0"/>
-              <w:sz w:val="22"/>
-              <w:lang w:eastAsia="es-CO"/>
-              <w14:ligatures w14:val="none"/>
+              <w:sz w:val="24"/>
+              <w:szCs w:val="24"/>
+              <w:lang w:eastAsia="es-MX"/>
             </w:rPr>
           </w:pPr>
-          <w:hyperlink w:anchor="_Toc240987204" w:history="1">
+          <w:hyperlink w:anchor="_Toc242986711" w:history="1">
             <w:r>
               <w:rPr>
                 <w:rStyle w:val="Hipervnculo"/>
@@ -793,7 +788,7 @@
                 <w:noProof/>
                 <w:webHidden/>
               </w:rPr>
-              <w:instrText xml:space="preserve"> PAGEREF _Toc240987204 \h </w:instrText>
+              <w:instrText xml:space="preserve"> PAGEREF _Toc242986711 \h </w:instrText>
             </w:r>
             <w:r>
               <w:rPr>
@@ -833,13 +828,12 @@
             <w:rPr>
               <w:rFonts w:eastAsiaTheme="minorEastAsia"/>
               <w:noProof/>
-              <w:kern w:val="0"/>
-              <w:sz w:val="22"/>
-              <w:lang w:eastAsia="es-CO"/>
-              <w14:ligatures w14:val="none"/>
+              <w:sz w:val="24"/>
+              <w:szCs w:val="24"/>
+              <w:lang w:eastAsia="es-MX"/>
             </w:rPr>
           </w:pPr>
-          <w:hyperlink w:anchor="_Toc240987205" w:history="1">
+          <w:hyperlink w:anchor="_Toc242986712" w:history="1">
             <w:r>
               <w:rPr>
                 <w:rStyle w:val="Hipervnculo"/>
@@ -866,7 +860,7 @@
                 <w:noProof/>
                 <w:webHidden/>
               </w:rPr>
-              <w:instrText xml:space="preserve"> PAGEREF _Toc240987205 \h </w:instrText>
+              <w:instrText xml:space="preserve"> PAGEREF _Toc242986712 \h </w:instrText>
             </w:r>
             <w:r>
               <w:rPr>
@@ -906,13 +900,12 @@
             <w:rPr>
               <w:rFonts w:eastAsiaTheme="minorEastAsia"/>
               <w:noProof/>
-              <w:kern w:val="0"/>
-              <w:sz w:val="22"/>
-              <w:lang w:eastAsia="es-CO"/>
-              <w14:ligatures w14:val="none"/>
+              <w:sz w:val="24"/>
+              <w:szCs w:val="24"/>
+              <w:lang w:eastAsia="es-MX"/>
             </w:rPr>
           </w:pPr>
-          <w:hyperlink w:anchor="_Toc240987206" w:history="1">
+          <w:hyperlink w:anchor="_Toc242986713" w:history="1">
             <w:r>
               <w:rPr>
                 <w:rStyle w:val="Hipervnculo"/>
@@ -939,7 +932,7 @@
                 <w:noProof/>
                 <w:webHidden/>
               </w:rPr>
-              <w:instrText xml:space="preserve"> PAGEREF _Toc240987206 \h </w:instrText>
+              <w:instrText xml:space="preserve"> PAGEREF _Toc242986713 \h </w:instrText>
             </w:r>
             <w:r>
               <w:rPr>
@@ -979,13 +972,12 @@
             <w:rPr>
               <w:rFonts w:eastAsiaTheme="minorEastAsia"/>
               <w:noProof/>
-              <w:kern w:val="0"/>
-              <w:sz w:val="22"/>
-              <w:lang w:eastAsia="es-CO"/>
-              <w14:ligatures w14:val="none"/>
+              <w:sz w:val="24"/>
+              <w:szCs w:val="24"/>
+              <w:lang w:eastAsia="es-MX"/>
             </w:rPr>
           </w:pPr>
-          <w:hyperlink w:anchor="_Toc240987207" w:history="1">
+          <w:hyperlink w:anchor="_Toc242986714" w:history="1">
             <w:r>
               <w:rPr>
                 <w:rStyle w:val="Hipervnculo"/>
@@ -1012,7 +1004,7 @@
                 <w:noProof/>
                 <w:webHidden/>
               </w:rPr>
-              <w:instrText xml:space="preserve"> PAGEREF _Toc240987207 \h </w:instrText>
+              <w:instrText xml:space="preserve"> PAGEREF _Toc242986714 \h </w:instrText>
             </w:r>
             <w:r>
               <w:rPr>
@@ -1052,13 +1044,12 @@
             <w:rPr>
               <w:rFonts w:eastAsiaTheme="minorEastAsia"/>
               <w:noProof/>
-              <w:kern w:val="0"/>
-              <w:sz w:val="22"/>
-              <w:lang w:eastAsia="es-CO"/>
-              <w14:ligatures w14:val="none"/>
+              <w:sz w:val="24"/>
+              <w:szCs w:val="24"/>
+              <w:lang w:eastAsia="es-MX"/>
             </w:rPr>
           </w:pPr>
-          <w:hyperlink w:anchor="_Toc240987208" w:history="1">
+          <w:hyperlink w:anchor="_Toc242986715" w:history="1">
             <w:r>
               <w:rPr>
                 <w:rStyle w:val="Hipervnculo"/>
@@ -1085,7 +1076,7 @@
                 <w:noProof/>
                 <w:webHidden/>
               </w:rPr>
-              <w:instrText xml:space="preserve"> PAGEREF _Toc240987208 \h </w:instrText>
+              <w:instrText xml:space="preserve"> PAGEREF _Toc242986715 \h </w:instrText>
             </w:r>
             <w:r>
               <w:rPr>
@@ -1125,13 +1116,12 @@
             <w:rPr>
               <w:rFonts w:eastAsiaTheme="minorEastAsia"/>
               <w:noProof/>
-              <w:kern w:val="0"/>
-              <w:sz w:val="22"/>
-              <w:lang w:eastAsia="es-CO"/>
-              <w14:ligatures w14:val="none"/>
+              <w:sz w:val="24"/>
+              <w:szCs w:val="24"/>
+              <w:lang w:eastAsia="es-MX"/>
             </w:rPr>
           </w:pPr>
-          <w:hyperlink w:anchor="_Toc240987209" w:history="1">
+          <w:hyperlink w:anchor="_Toc242986716" w:history="1">
             <w:r>
               <w:rPr>
                 <w:rStyle w:val="Hipervnculo"/>
@@ -1141,7 +1131,10 @@
             </w:r>
             <w:r>
               <w:rPr>
-                <w:rStyle w:val="Extranjerismo"/>
+                <w:rStyle w:val="Hipervnculo"/>
+                <w:noProof/>
+                <w:spacing w:val="20"/>
+                <w:lang w:val="en-US"/>
               </w:rPr>
               <w:t>check-in</w:t>
             </w:r>
@@ -1164,7 +1157,7 @@
                 <w:noProof/>
                 <w:webHidden/>
               </w:rPr>
-              <w:instrText xml:space="preserve"> PAGEREF _Toc240987209 \h </w:instrText>
+              <w:instrText xml:space="preserve"> PAGEREF _Toc242986716 \h </w:instrText>
             </w:r>
             <w:r>
               <w:rPr>
@@ -1204,13 +1197,12 @@
             <w:rPr>
               <w:rFonts w:eastAsiaTheme="minorEastAsia"/>
               <w:noProof/>
-              <w:kern w:val="0"/>
-              <w:sz w:val="22"/>
-              <w:lang w:eastAsia="es-CO"/>
-              <w14:ligatures w14:val="none"/>
+              <w:sz w:val="24"/>
+              <w:szCs w:val="24"/>
+              <w:lang w:eastAsia="es-MX"/>
             </w:rPr>
           </w:pPr>
-          <w:hyperlink w:anchor="_Toc240987210" w:history="1">
+          <w:hyperlink w:anchor="_Toc242986717" w:history="1">
             <w:r>
               <w:rPr>
                 <w:rStyle w:val="Hipervnculo"/>
@@ -1237,7 +1229,7 @@
                 <w:noProof/>
                 <w:webHidden/>
               </w:rPr>
-              <w:instrText xml:space="preserve"> PAGEREF _Toc240987210 \h </w:instrText>
+              <w:instrText xml:space="preserve"> PAGEREF _Toc242986717 \h </w:instrText>
             </w:r>
             <w:r>
               <w:rPr>
@@ -1277,13 +1269,12 @@
             <w:rPr>
               <w:rFonts w:eastAsiaTheme="minorEastAsia"/>
               <w:noProof/>
-              <w:kern w:val="0"/>
-              <w:sz w:val="22"/>
-              <w:lang w:eastAsia="es-CO"/>
-              <w14:ligatures w14:val="none"/>
+              <w:sz w:val="24"/>
+              <w:szCs w:val="24"/>
+              <w:lang w:eastAsia="es-MX"/>
             </w:rPr>
           </w:pPr>
-          <w:hyperlink w:anchor="_Toc240987211" w:history="1">
+          <w:hyperlink w:anchor="_Toc242986718" w:history="1">
             <w:r>
               <w:rPr>
                 <w:rStyle w:val="Hipervnculo"/>
@@ -1310,7 +1301,7 @@
                 <w:noProof/>
                 <w:webHidden/>
               </w:rPr>
-              <w:instrText xml:space="preserve"> PAGEREF _Toc240987211 \h </w:instrText>
+              <w:instrText xml:space="preserve"> PAGEREF _Toc242986718 \h </w:instrText>
             </w:r>
             <w:r>
               <w:rPr>
@@ -1350,13 +1341,12 @@
             <w:rPr>
               <w:rFonts w:eastAsiaTheme="minorEastAsia"/>
               <w:noProof/>
-              <w:kern w:val="0"/>
-              <w:sz w:val="22"/>
-              <w:lang w:eastAsia="es-CO"/>
-              <w14:ligatures w14:val="none"/>
+              <w:sz w:val="24"/>
+              <w:szCs w:val="24"/>
+              <w:lang w:eastAsia="es-MX"/>
             </w:rPr>
           </w:pPr>
-          <w:hyperlink w:anchor="_Toc240987212" w:history="1">
+          <w:hyperlink w:anchor="_Toc242986719" w:history="1">
             <w:r>
               <w:rPr>
                 <w:rStyle w:val="Hipervnculo"/>
@@ -1383,7 +1373,7 @@
                 <w:noProof/>
                 <w:webHidden/>
               </w:rPr>
-              <w:instrText xml:space="preserve"> PAGEREF _Toc240987212 \h </w:instrText>
+              <w:instrText xml:space="preserve"> PAGEREF _Toc242986719 \h </w:instrText>
             </w:r>
             <w:r>
               <w:rPr>
@@ -1423,13 +1413,12 @@
             <w:rPr>
               <w:rFonts w:eastAsiaTheme="minorEastAsia"/>
               <w:noProof/>
-              <w:kern w:val="0"/>
-              <w:sz w:val="22"/>
-              <w:lang w:eastAsia="es-CO"/>
-              <w14:ligatures w14:val="none"/>
+              <w:sz w:val="24"/>
+              <w:szCs w:val="24"/>
+              <w:lang w:eastAsia="es-MX"/>
             </w:rPr>
           </w:pPr>
-          <w:hyperlink w:anchor="_Toc240987213" w:history="1">
+          <w:hyperlink w:anchor="_Toc242986720" w:history="1">
             <w:r>
               <w:rPr>
                 <w:rStyle w:val="Hipervnculo"/>
@@ -1456,7 +1445,7 @@
                 <w:noProof/>
                 <w:webHidden/>
               </w:rPr>
-              <w:instrText xml:space="preserve"> PAGEREF _Toc240987213 \h </w:instrText>
+              <w:instrText xml:space="preserve"> PAGEREF _Toc242986720 \h </w:instrText>
             </w:r>
             <w:r>
               <w:rPr>
@@ -1476,7 +1465,7 @@
                 <w:noProof/>
                 <w:webHidden/>
               </w:rPr>
-              <w:t>23</w:t>
+              <w:t>24</w:t>
             </w:r>
             <w:r>
               <w:rPr>
@@ -1496,13 +1485,12 @@
             <w:rPr>
               <w:rFonts w:eastAsiaTheme="minorEastAsia"/>
               <w:noProof/>
-              <w:kern w:val="0"/>
-              <w:sz w:val="22"/>
-              <w:lang w:eastAsia="es-CO"/>
-              <w14:ligatures w14:val="none"/>
+              <w:sz w:val="24"/>
+              <w:szCs w:val="24"/>
+              <w:lang w:eastAsia="es-MX"/>
             </w:rPr>
           </w:pPr>
-          <w:hyperlink w:anchor="_Toc240987214" w:history="1">
+          <w:hyperlink w:anchor="_Toc242986721" w:history="1">
             <w:r>
               <w:rPr>
                 <w:rStyle w:val="Hipervnculo"/>
@@ -1529,7 +1517,7 @@
                 <w:noProof/>
                 <w:webHidden/>
               </w:rPr>
-              <w:instrText xml:space="preserve"> PAGEREF _Toc240987214 \h </w:instrText>
+              <w:instrText xml:space="preserve"> PAGEREF _Toc242986721 \h </w:instrText>
             </w:r>
             <w:r>
               <w:rPr>
@@ -1549,7 +1537,7 @@
                 <w:noProof/>
                 <w:webHidden/>
               </w:rPr>
-              <w:t>28</w:t>
+              <w:t>29</w:t>
             </w:r>
             <w:r>
               <w:rPr>
@@ -1569,13 +1557,12 @@
             <w:rPr>
               <w:rFonts w:eastAsiaTheme="minorEastAsia"/>
               <w:noProof/>
-              <w:kern w:val="0"/>
-              <w:sz w:val="22"/>
-              <w:lang w:eastAsia="es-CO"/>
-              <w14:ligatures w14:val="none"/>
+              <w:sz w:val="24"/>
+              <w:szCs w:val="24"/>
+              <w:lang w:eastAsia="es-MX"/>
             </w:rPr>
           </w:pPr>
-          <w:hyperlink w:anchor="_Toc240987215" w:history="1">
+          <w:hyperlink w:anchor="_Toc242986722" w:history="1">
             <w:r>
               <w:rPr>
                 <w:rStyle w:val="Hipervnculo"/>
@@ -1602,7 +1589,7 @@
                 <w:noProof/>
                 <w:webHidden/>
               </w:rPr>
-              <w:instrText xml:space="preserve"> PAGEREF _Toc240987215 \h </w:instrText>
+              <w:instrText xml:space="preserve"> PAGEREF _Toc242986722 \h </w:instrText>
             </w:r>
             <w:r>
               <w:rPr>
@@ -1622,7 +1609,7 @@
                 <w:noProof/>
                 <w:webHidden/>
               </w:rPr>
-              <w:t>28</w:t>
+              <w:t>29</w:t>
             </w:r>
             <w:r>
               <w:rPr>
@@ -1642,13 +1629,12 @@
             <w:rPr>
               <w:rFonts w:eastAsiaTheme="minorEastAsia"/>
               <w:noProof/>
-              <w:kern w:val="0"/>
-              <w:sz w:val="22"/>
-              <w:lang w:eastAsia="es-CO"/>
-              <w14:ligatures w14:val="none"/>
+              <w:sz w:val="24"/>
+              <w:szCs w:val="24"/>
+              <w:lang w:eastAsia="es-MX"/>
             </w:rPr>
           </w:pPr>
-          <w:hyperlink w:anchor="_Toc240987216" w:history="1">
+          <w:hyperlink w:anchor="_Toc242986723" w:history="1">
             <w:r>
               <w:rPr>
                 <w:rStyle w:val="Hipervnculo"/>
@@ -1675,7 +1661,7 @@
                 <w:noProof/>
                 <w:webHidden/>
               </w:rPr>
-              <w:instrText xml:space="preserve"> PAGEREF _Toc240987216 \h </w:instrText>
+              <w:instrText xml:space="preserve"> PAGEREF _Toc242986723 \h </w:instrText>
             </w:r>
             <w:r>
               <w:rPr>
@@ -1695,7 +1681,7 @@
                 <w:noProof/>
                 <w:webHidden/>
               </w:rPr>
-              <w:t>29</w:t>
+              <w:t>30</w:t>
             </w:r>
             <w:r>
               <w:rPr>
@@ -1715,13 +1701,12 @@
             <w:rPr>
               <w:rFonts w:eastAsiaTheme="minorEastAsia"/>
               <w:noProof/>
-              <w:kern w:val="0"/>
-              <w:sz w:val="22"/>
-              <w:lang w:eastAsia="es-CO"/>
-              <w14:ligatures w14:val="none"/>
+              <w:sz w:val="24"/>
+              <w:szCs w:val="24"/>
+              <w:lang w:eastAsia="es-MX"/>
             </w:rPr>
           </w:pPr>
-          <w:hyperlink w:anchor="_Toc240987217" w:history="1">
+          <w:hyperlink w:anchor="_Toc242986724" w:history="1">
             <w:r>
               <w:rPr>
                 <w:rStyle w:val="Hipervnculo"/>
@@ -1748,7 +1733,7 @@
                 <w:noProof/>
                 <w:webHidden/>
               </w:rPr>
-              <w:instrText xml:space="preserve"> PAGEREF _Toc240987217 \h </w:instrText>
+              <w:instrText xml:space="preserve"> PAGEREF _Toc242986724 \h </w:instrText>
             </w:r>
             <w:r>
               <w:rPr>
@@ -1768,7 +1753,7 @@
                 <w:noProof/>
                 <w:webHidden/>
               </w:rPr>
-              <w:t>33</w:t>
+              <w:t>34</w:t>
             </w:r>
             <w:r>
               <w:rPr>
@@ -1788,13 +1773,12 @@
             <w:rPr>
               <w:rFonts w:eastAsiaTheme="minorEastAsia"/>
               <w:noProof/>
-              <w:kern w:val="0"/>
-              <w:sz w:val="22"/>
-              <w:lang w:eastAsia="es-CO"/>
-              <w14:ligatures w14:val="none"/>
+              <w:sz w:val="24"/>
+              <w:szCs w:val="24"/>
+              <w:lang w:eastAsia="es-MX"/>
             </w:rPr>
           </w:pPr>
-          <w:hyperlink w:anchor="_Toc240987218" w:history="1">
+          <w:hyperlink w:anchor="_Toc242986725" w:history="1">
             <w:r>
               <w:rPr>
                 <w:rStyle w:val="Hipervnculo"/>
@@ -1821,7 +1805,7 @@
                 <w:noProof/>
                 <w:webHidden/>
               </w:rPr>
-              <w:instrText xml:space="preserve"> PAGEREF _Toc240987218 \h </w:instrText>
+              <w:instrText xml:space="preserve"> PAGEREF _Toc242986725 \h </w:instrText>
             </w:r>
             <w:r>
               <w:rPr>
@@ -1841,7 +1825,7 @@
                 <w:noProof/>
                 <w:webHidden/>
               </w:rPr>
-              <w:t>35</w:t>
+              <w:t>36</w:t>
             </w:r>
             <w:r>
               <w:rPr>
@@ -1861,13 +1845,12 @@
             <w:rPr>
               <w:rFonts w:eastAsiaTheme="minorEastAsia"/>
               <w:noProof/>
-              <w:kern w:val="0"/>
-              <w:sz w:val="22"/>
-              <w:lang w:eastAsia="es-CO"/>
-              <w14:ligatures w14:val="none"/>
+              <w:sz w:val="24"/>
+              <w:szCs w:val="24"/>
+              <w:lang w:eastAsia="es-MX"/>
             </w:rPr>
           </w:pPr>
-          <w:hyperlink w:anchor="_Toc240987219" w:history="1">
+          <w:hyperlink w:anchor="_Toc242986726" w:history="1">
             <w:r>
               <w:rPr>
                 <w:rStyle w:val="Hipervnculo"/>
@@ -1894,7 +1877,7 @@
                 <w:noProof/>
                 <w:webHidden/>
               </w:rPr>
-              <w:instrText xml:space="preserve"> PAGEREF _Toc240987219 \h </w:instrText>
+              <w:instrText xml:space="preserve"> PAGEREF _Toc242986726 \h </w:instrText>
             </w:r>
             <w:r>
               <w:rPr>
@@ -1914,7 +1897,7 @@
                 <w:noProof/>
                 <w:webHidden/>
               </w:rPr>
-              <w:t>35</w:t>
+              <w:t>36</w:t>
             </w:r>
             <w:r>
               <w:rPr>
@@ -1934,13 +1917,12 @@
             <w:rPr>
               <w:rFonts w:eastAsiaTheme="minorEastAsia"/>
               <w:noProof/>
-              <w:kern w:val="0"/>
-              <w:sz w:val="22"/>
-              <w:lang w:eastAsia="es-CO"/>
-              <w14:ligatures w14:val="none"/>
+              <w:sz w:val="24"/>
+              <w:szCs w:val="24"/>
+              <w:lang w:eastAsia="es-MX"/>
             </w:rPr>
           </w:pPr>
-          <w:hyperlink w:anchor="_Toc240987220" w:history="1">
+          <w:hyperlink w:anchor="_Toc242986727" w:history="1">
             <w:r>
               <w:rPr>
                 <w:rStyle w:val="Hipervnculo"/>
@@ -1967,7 +1949,7 @@
                 <w:noProof/>
                 <w:webHidden/>
               </w:rPr>
-              <w:instrText xml:space="preserve"> PAGEREF _Toc240987220 \h </w:instrText>
+              <w:instrText xml:space="preserve"> PAGEREF _Toc242986727 \h </w:instrText>
             </w:r>
             <w:r>
               <w:rPr>
@@ -1987,7 +1969,7 @@
                 <w:noProof/>
                 <w:webHidden/>
               </w:rPr>
-              <w:t>37</w:t>
+              <w:t>38</w:t>
             </w:r>
             <w:r>
               <w:rPr>
@@ -2007,13 +1989,12 @@
             <w:rPr>
               <w:rFonts w:eastAsiaTheme="minorEastAsia"/>
               <w:noProof/>
-              <w:kern w:val="0"/>
-              <w:sz w:val="22"/>
-              <w:lang w:eastAsia="es-CO"/>
-              <w14:ligatures w14:val="none"/>
+              <w:sz w:val="24"/>
+              <w:szCs w:val="24"/>
+              <w:lang w:eastAsia="es-MX"/>
             </w:rPr>
           </w:pPr>
-          <w:hyperlink w:anchor="_Toc240987221" w:history="1">
+          <w:hyperlink w:anchor="_Toc242986728" w:history="1">
             <w:r>
               <w:rPr>
                 <w:rStyle w:val="Hipervnculo"/>
@@ -2040,7 +2021,7 @@
                 <w:noProof/>
                 <w:webHidden/>
               </w:rPr>
-              <w:instrText xml:space="preserve"> PAGEREF _Toc240987221 \h </w:instrText>
+              <w:instrText xml:space="preserve"> PAGEREF _Toc242986728 \h </w:instrText>
             </w:r>
             <w:r>
               <w:rPr>
@@ -2060,7 +2041,7 @@
                 <w:noProof/>
                 <w:webHidden/>
               </w:rPr>
-              <w:t>38</w:t>
+              <w:t>39</w:t>
             </w:r>
             <w:r>
               <w:rPr>
@@ -2080,13 +2061,12 @@
             <w:rPr>
               <w:rFonts w:eastAsiaTheme="minorEastAsia"/>
               <w:noProof/>
-              <w:kern w:val="0"/>
-              <w:sz w:val="22"/>
-              <w:lang w:eastAsia="es-CO"/>
-              <w14:ligatures w14:val="none"/>
+              <w:sz w:val="24"/>
+              <w:szCs w:val="24"/>
+              <w:lang w:eastAsia="es-MX"/>
             </w:rPr>
           </w:pPr>
-          <w:hyperlink w:anchor="_Toc240987222" w:history="1">
+          <w:hyperlink w:anchor="_Toc242986729" w:history="1">
             <w:r>
               <w:rPr>
                 <w:rStyle w:val="Hipervnculo"/>
@@ -2113,7 +2093,7 @@
                 <w:noProof/>
                 <w:webHidden/>
               </w:rPr>
-              <w:instrText xml:space="preserve"> PAGEREF _Toc240987222 \h </w:instrText>
+              <w:instrText xml:space="preserve"> PAGEREF _Toc242986729 \h </w:instrText>
             </w:r>
             <w:r>
               <w:rPr>
@@ -2133,7 +2113,7 @@
                 <w:noProof/>
                 <w:webHidden/>
               </w:rPr>
-              <w:t>43</w:t>
+              <w:t>44</w:t>
             </w:r>
             <w:r>
               <w:rPr>
@@ -2153,13 +2133,12 @@
             <w:rPr>
               <w:rFonts w:eastAsiaTheme="minorEastAsia"/>
               <w:noProof/>
-              <w:kern w:val="0"/>
-              <w:sz w:val="22"/>
-              <w:lang w:eastAsia="es-CO"/>
-              <w14:ligatures w14:val="none"/>
+              <w:sz w:val="24"/>
+              <w:szCs w:val="24"/>
+              <w:lang w:eastAsia="es-MX"/>
             </w:rPr>
           </w:pPr>
-          <w:hyperlink w:anchor="_Toc240987223" w:history="1">
+          <w:hyperlink w:anchor="_Toc242986730" w:history="1">
             <w:r>
               <w:rPr>
                 <w:rStyle w:val="Hipervnculo"/>
@@ -2186,7 +2165,7 @@
                 <w:noProof/>
                 <w:webHidden/>
               </w:rPr>
-              <w:instrText xml:space="preserve"> PAGEREF _Toc240987223 \h </w:instrText>
+              <w:instrText xml:space="preserve"> PAGEREF _Toc242986730 \h </w:instrText>
             </w:r>
             <w:r>
               <w:rPr>
@@ -2206,7 +2185,7 @@
                 <w:noProof/>
                 <w:webHidden/>
               </w:rPr>
-              <w:t>45</w:t>
+              <w:t>46</w:t>
             </w:r>
             <w:r>
               <w:rPr>
@@ -2226,13 +2205,12 @@
             <w:rPr>
               <w:rFonts w:eastAsiaTheme="minorEastAsia"/>
               <w:noProof/>
-              <w:kern w:val="0"/>
-              <w:sz w:val="22"/>
-              <w:lang w:eastAsia="es-CO"/>
-              <w14:ligatures w14:val="none"/>
+              <w:sz w:val="24"/>
+              <w:szCs w:val="24"/>
+              <w:lang w:eastAsia="es-MX"/>
             </w:rPr>
           </w:pPr>
-          <w:hyperlink w:anchor="_Toc240987224" w:history="1">
+          <w:hyperlink w:anchor="_Toc242986731" w:history="1">
             <w:r>
               <w:rPr>
                 <w:rStyle w:val="Hipervnculo"/>
@@ -2259,7 +2237,7 @@
                 <w:noProof/>
                 <w:webHidden/>
               </w:rPr>
-              <w:instrText xml:space="preserve"> PAGEREF _Toc240987224 \h </w:instrText>
+              <w:instrText xml:space="preserve"> PAGEREF _Toc242986731 \h </w:instrText>
             </w:r>
             <w:r>
               <w:rPr>
@@ -2279,7 +2257,7 @@
                 <w:noProof/>
                 <w:webHidden/>
               </w:rPr>
-              <w:t>48</w:t>
+              <w:t>49</w:t>
             </w:r>
             <w:r>
               <w:rPr>
@@ -2299,13 +2277,12 @@
             <w:rPr>
               <w:rFonts w:eastAsiaTheme="minorEastAsia"/>
               <w:noProof/>
-              <w:kern w:val="0"/>
-              <w:sz w:val="22"/>
-              <w:lang w:eastAsia="es-CO"/>
-              <w14:ligatures w14:val="none"/>
+              <w:sz w:val="24"/>
+              <w:szCs w:val="24"/>
+              <w:lang w:eastAsia="es-MX"/>
             </w:rPr>
           </w:pPr>
-          <w:hyperlink w:anchor="_Toc240987225" w:history="1">
+          <w:hyperlink w:anchor="_Toc242986732" w:history="1">
             <w:r>
               <w:rPr>
                 <w:rStyle w:val="Hipervnculo"/>
@@ -2332,7 +2309,7 @@
                 <w:noProof/>
                 <w:webHidden/>
               </w:rPr>
-              <w:instrText xml:space="preserve"> PAGEREF _Toc240987225 \h </w:instrText>
+              <w:instrText xml:space="preserve"> PAGEREF _Toc242986732 \h </w:instrText>
             </w:r>
             <w:r>
               <w:rPr>
@@ -2352,7 +2329,7 @@
                 <w:noProof/>
                 <w:webHidden/>
               </w:rPr>
-              <w:t>50</w:t>
+              <w:t>51</w:t>
             </w:r>
             <w:r>
               <w:rPr>
@@ -2380,7 +2357,7 @@
       <w:pPr>
         <w:pStyle w:val="Titulosgenerales"/>
       </w:pPr>
-      <w:bookmarkStart w:id="0" w:name="_Toc240987201"/>
+      <w:bookmarkStart w:id="0" w:name="_Toc242986708"/>
       <w:r>
         <w:lastRenderedPageBreak/>
         <w:t>Introducción</w:t>
@@ -2420,7 +2397,7 @@
       <w:pPr>
         <w:pStyle w:val="Ttulo1"/>
       </w:pPr>
-      <w:bookmarkStart w:id="1" w:name="_Toc240987202"/>
+      <w:bookmarkStart w:id="1" w:name="_Toc242986709"/>
       <w:r>
         <w:lastRenderedPageBreak/>
         <w:t>Normatividad hotelera</w:t>
@@ -2436,7 +2413,7 @@
       <w:pPr>
         <w:pStyle w:val="Ttulo2"/>
       </w:pPr>
-      <w:bookmarkStart w:id="2" w:name="_Toc240987203"/>
+      <w:bookmarkStart w:id="2" w:name="_Toc242986710"/>
       <w:r>
         <w:t>Importancia de la normatividad</w:t>
       </w:r>
@@ -2615,7 +2592,7 @@
       <w:pPr>
         <w:pStyle w:val="Ttulo2"/>
       </w:pPr>
-      <w:bookmarkStart w:id="3" w:name="_Toc240987204"/>
+      <w:bookmarkStart w:id="3" w:name="_Toc242986711"/>
       <w:r>
         <w:t>Marco legal hotelero</w:t>
       </w:r>
@@ -2631,47 +2608,41 @@
         <w:rPr>
           <w:lang w:val="es-419" w:eastAsia="es-CO"/>
         </w:rPr>
-        <w:t xml:space="preserve">El marco legal hotelero en Colombia se articula principalmente con la Ley 300 de 1996, conocida como Ley General de Turismo, y con las disposiciones que regulan la actividad de los prestadores de servicios turísticos. Esta ley reconoce el turismo como una industria esencial para el desarrollo del país y establece principios relacionados con la coordinación institucional, la competitividad, la protección del usuario y la formalización del sector. </w:t>
-      </w:r>
-    </w:p>
-    <w:p>
-      <w:pPr>
-        <w:rPr>
-          <w:lang w:val="es-419" w:eastAsia="es-CO"/>
-        </w:rPr>
-      </w:pPr>
-      <w:r>
-        <w:rPr>
-          <w:lang w:val="es-419" w:eastAsia="es-CO"/>
-        </w:rPr>
-        <w:t>En el caso de los establecimientos de alojamiento y hospedaje, el cumplimiento legal incluye obligaciones relacionadas con la prestación formal del servicio, el Registro Nacional de Turismo, la información clara de precios y condiciones, y la observancia de normas técnicas y de calidad. La guía legal del Ministerio de Comercio, Industria y Turismo recuerda que los establecimientos de alojamiento deben conocer y aplicar la normatividad vigente para consolidar un sector turístico formal, competitivo y confiable.</w:t>
-      </w:r>
-    </w:p>
-    <w:p>
-      <w:pPr>
-        <w:rPr>
-          <w:lang w:val="es-419" w:eastAsia="es-CO"/>
-        </w:rPr>
-      </w:pPr>
-      <w:r>
-        <w:rPr>
-          <w:lang w:val="es-419" w:eastAsia="es-CO"/>
-        </w:rPr>
-        <w:t xml:space="preserve">Para el aprendiz, este marco legal debe entenderse como el soporte que da legitimidad a la operación hotelera. Cada procedimiento realizado en recepción, desde el registro del huésped hasta la entrega de información sobre tarifas o políticas del </w:t>
-      </w:r>
-      <w:r>
-        <w:rPr>
-          <w:lang w:val="es-419" w:eastAsia="es-CO"/>
-        </w:rPr>
+        <w:t>El marco legal hotelero en Colombia se fundamenta principalmente en la Ley 300 de 1996 (Ley General de Turismo), modificada y complementada por disposiciones posteriores, entre ellas las leyes 1101 de 2006, 1558 de 2012 y 2068 de 2020. Este conjunto normativo establece principios y disposiciones relacionados con la organización, competitividad, sostenibilidad, formalización y protección de los usuarios del sector turístico.</w:t>
+      </w:r>
+    </w:p>
+    <w:p>
+      <w:pPr>
+        <w:rPr>
+          <w:lang w:val="es-419" w:eastAsia="es-CO"/>
+        </w:rPr>
+      </w:pPr>
+      <w:r>
+        <w:rPr>
+          <w:lang w:val="es-419" w:eastAsia="es-CO"/>
+        </w:rPr>
+        <w:t>Para los establecimientos de alojamiento y hospedaje, el cumplimiento normativo comprende obligaciones relacionadas con el Registro Nacional de Turismo (RNT), la información clara sobre tarifas y condiciones del servicio, la protección de los derechos del consumidor y la aplicación de los requisitos técnicos y de calidad exigibles. Estas disposiciones se complementan con el Decreto 1074 de 2015, Decreto Único Reglamentario del Sector Comercio, Industria y Turismo, y sus modificaciones vigentes.</w:t>
+      </w:r>
+    </w:p>
+    <w:p>
+      <w:pPr>
+        <w:rPr>
+          <w:lang w:val="es-419" w:eastAsia="es-CO"/>
+        </w:rPr>
+      </w:pPr>
+      <w:r>
+        <w:rPr>
+          <w:lang w:val="es-419" w:eastAsia="es-CO"/>
+        </w:rPr>
+        <w:t>En el contexto de la recepción hotelera, este marco legal orienta los procedimientos de reservas, registro de huéspedes, información comercial y atención al usuario. Su conocimiento y aplicación contribuyen a garantizar una prestación del servicio transparente, responsable y acorde con las obligaciones legales del establecimiento.</w:t>
+      </w:r>
+    </w:p>
+    <w:p>
+      <w:pPr>
+        <w:pStyle w:val="Tabla"/>
+      </w:pPr>
+      <w:r>
         <w:lastRenderedPageBreak/>
-        <w:t>establecimiento, debe responder a criterios de transparencia, responsabilidad y cumplimiento.</w:t>
-      </w:r>
-    </w:p>
-    <w:p>
-      <w:pPr>
-        <w:pStyle w:val="Tabla"/>
-      </w:pPr>
-      <w:r>
         <w:t>Marco legal básico para recepción hotelera</w:t>
       </w:r>
     </w:p>
@@ -2781,6 +2752,9 @@
             <w:r>
               <w:t>, calidad y responsabilidad del prestador</w:t>
             </w:r>
+            <w:r>
+              <w:t>.</w:t>
+            </w:r>
           </w:p>
         </w:tc>
       </w:tr>
@@ -2824,6 +2798,9 @@
             </w:pPr>
             <w:r>
               <w:t>Verificación de legalidad del establecimiento</w:t>
+            </w:r>
+            <w:r>
+              <w:t>.</w:t>
             </w:r>
           </w:p>
         </w:tc>
@@ -2869,6 +2846,9 @@
             <w:r>
               <w:t>Información clara al huésped y cumplimiento de requisitos</w:t>
             </w:r>
+            <w:r>
+              <w:t>.</w:t>
+            </w:r>
           </w:p>
         </w:tc>
       </w:tr>
@@ -2910,6 +2890,9 @@
             <w:r>
               <w:t>Atención, recepción, reservas y servicio al cliente</w:t>
             </w:r>
+            <w:r>
+              <w:t>.</w:t>
+            </w:r>
           </w:p>
         </w:tc>
       </w:tr>
@@ -2918,7 +2901,7 @@
       <w:pPr>
         <w:pStyle w:val="Ttulo2"/>
       </w:pPr>
-      <w:bookmarkStart w:id="4" w:name="_Toc240987205"/>
+      <w:bookmarkStart w:id="4" w:name="_Toc242986712"/>
       <w:r>
         <w:t>Responsabilidad y ética profesional</w:t>
       </w:r>
@@ -2931,15 +2914,12 @@
     </w:p>
     <w:p>
       <w:r>
-        <w:t xml:space="preserve">La responsabilidad profesional no se limita a cumplir instrucciones. También implica comprender las consecuencias de un registro mal diligenciado, una información omitida, una política mal comunicada o un manejo inadecuado de datos personales. En </w:t>
-      </w:r>
+        <w:t>La responsabilidad profesional no se limita a cumplir instrucciones. También implica comprender las consecuencias de un registro mal diligenciado, una información omitida, una política mal comunicada o un manejo inadecuado de datos personales. En recepción, una decisión aparentemente sencilla puede tener implicaciones legales, operativas y reputacionales para el hotel.</w:t>
+      </w:r>
+    </w:p>
+    <w:p>
       <w:r>
         <w:lastRenderedPageBreak/>
-        <w:t>recepción, una decisión aparentemente sencilla puede tener implicaciones legales, operativas y reputacionales para el hotel.</w:t>
-      </w:r>
-    </w:p>
-    <w:p>
-      <w:r>
         <w:t>Por otra parte, la ética profesional se expresa en las siguientes conductas clave del recepcionista:</w:t>
       </w:r>
     </w:p>
@@ -3018,7 +2998,6 @@
           <w:b/>
           <w:bCs/>
         </w:rPr>
-        <w:lastRenderedPageBreak/>
         <w:t>Cumplimiento de protocolos</w:t>
       </w:r>
       <w:r>
@@ -3035,7 +3014,11 @@
         <w:t>eguir</w:t>
       </w:r>
       <w:r>
-        <w:t xml:space="preserve"> de manera rigurosa los procedimientos establecidos por el hotel para cada proceso (registro, asignación de habitaciones, atención de solicitudes, seguridad, entre otros). Esto permite garantizar la estandarización del servicio, reducir errores operativos y actuar con criterio profesional frente a diferentes situaciones. El dominio de los protocolos es una competencia clave en la gestión de recepción.</w:t>
+        <w:t xml:space="preserve"> de manera rigurosa los procedimientos establecidos por el hotel para cada proceso (registro, asignación de habitaciones, atención de solicitudes, seguridad, entre otros). Esto permite garantizar la estandarización del servicio, reducir errores operativos y actuar con criterio profesional </w:t>
+      </w:r>
+      <w:r>
+        <w:lastRenderedPageBreak/>
+        <w:t>frente a diferentes situaciones. El dominio de los protocolos es una competencia clave en la gestión de recepción.</w:t>
       </w:r>
     </w:p>
     <w:p>
@@ -3047,7 +3030,7 @@
       <w:pPr>
         <w:pStyle w:val="Ttulo2"/>
       </w:pPr>
-      <w:bookmarkStart w:id="5" w:name="_Toc240987206"/>
+      <w:bookmarkStart w:id="5" w:name="_Toc242986713"/>
       <w:r>
         <w:t>Derechos y deberes</w:t>
       </w:r>
@@ -3065,7 +3048,6 @@
     </w:p>
     <w:p>
       <w:r>
-        <w:lastRenderedPageBreak/>
         <w:t>Comprender esta relación ayuda a asumir la recepción como un espacio de equilibrio entre servicio y norma. La atención al huésped no consiste solo en resolver solicitudes, sino en orientar adecuadamente, prevenir malentendidos y aplicar procedimientos con claridad.</w:t>
       </w:r>
     </w:p>
@@ -3102,6 +3084,7 @@
               <w:pStyle w:val="TextoTablas"/>
             </w:pPr>
             <w:r>
+              <w:lastRenderedPageBreak/>
               <w:t>Actor</w:t>
             </w:r>
           </w:p>
@@ -3267,7 +3250,7 @@
       <w:pPr>
         <w:pStyle w:val="Ttulo2"/>
       </w:pPr>
-      <w:bookmarkStart w:id="6" w:name="_Toc240987207"/>
+      <w:bookmarkStart w:id="6" w:name="_Toc242986714"/>
       <w:r>
         <w:t>Confidencialidad de la información</w:t>
       </w:r>
@@ -3310,10 +3293,10 @@
           <w:lang w:eastAsia="es-CO"/>
         </w:rPr>
         <w:drawing>
-          <wp:inline distT="0" distB="0" distL="0" distR="0" wp14:anchorId="664A6918" wp14:editId="3E8E1385">
+          <wp:inline distT="0" distB="0" distL="0" distR="0" wp14:anchorId="664A6918" wp14:editId="6AFAF1FA">
             <wp:extent cx="4680000" cy="3963600"/>
             <wp:effectExtent l="0" t="0" r="6350" b="0"/>
-            <wp:docPr id="2" name="Imagen 2" descr="La figura presenta decálogo de buenas prácticas para proteger la información de huéspedes mediante el manejo seguro de datos y la ciberseguridad."/>
+            <wp:docPr id="2" name="Imagen 2" descr="La figura 1 presenta decálogo de buenas prácticas para proteger la información de huéspedes mediante el manejo seguro de datos y la ciberseguridad.Presenta diez recomendaciones sobre verificación de identidad, confidencialidad, uso de contraseñas seguras, custodia de documentos, acceso restringido, seguridad de dispositivos, manejo de información digital, eliminación segura de datos, reporte de incidentes y divulgación autorizada. Estas prácticas fortalecen la protección de datos personales y la confianza del huésped."/>
             <wp:cNvGraphicFramePr>
               <a:graphicFrameLocks xmlns:a="http://schemas.openxmlformats.org/drawingml/2006/main" noChangeAspect="1"/>
             </wp:cNvGraphicFramePr>
@@ -3321,7 +3304,7 @@
               <a:graphicData uri="http://schemas.openxmlformats.org/drawingml/2006/picture">
                 <pic:pic xmlns:pic="http://schemas.openxmlformats.org/drawingml/2006/picture">
                   <pic:nvPicPr>
-                    <pic:cNvPr id="2" name="Imagen 2" descr="La figura presenta decálogo de buenas prácticas para proteger la información de huéspedes mediante el manejo seguro de datos y la ciberseguridad."/>
+                    <pic:cNvPr id="2" name="Imagen 2" descr="La figura 1 presenta decálogo de buenas prácticas para proteger la información de huéspedes mediante el manejo seguro de datos y la ciberseguridad.Presenta diez recomendaciones sobre verificación de identidad, confidencialidad, uso de contraseñas seguras, custodia de documentos, acceso restringido, seguridad de dispositivos, manejo de información digital, eliminación segura de datos, reporte de incidentes y divulgación autorizada. Estas prácticas fortalecen la protección de datos personales y la confianza del huésped."/>
                     <pic:cNvPicPr/>
                   </pic:nvPicPr>
                   <pic:blipFill>
@@ -3415,7 +3398,7 @@
       <w:pPr>
         <w:pStyle w:val="Ttulo1"/>
       </w:pPr>
-      <w:bookmarkStart w:id="7" w:name="_Toc240987208"/>
+      <w:bookmarkStart w:id="7" w:name="_Toc242986715"/>
       <w:r>
         <w:lastRenderedPageBreak/>
         <w:t>Registro de huéspedes</w:t>
@@ -3465,7 +3448,7 @@
       <w:pPr>
         <w:pStyle w:val="Ttulo2"/>
       </w:pPr>
-      <w:bookmarkStart w:id="8" w:name="_Toc240987209"/>
+      <w:bookmarkStart w:id="8" w:name="_Toc242986716"/>
       <w:r>
         <w:t xml:space="preserve">Proceso de </w:t>
       </w:r>
@@ -3535,7 +3518,7 @@
         <w:pStyle w:val="Prrafodelista"/>
         <w:numPr>
           <w:ilvl w:val="0"/>
-          <w:numId w:val="43"/>
+          <w:numId w:val="14"/>
         </w:numPr>
         <w:rPr>
           <w:lang w:val="es-419" w:eastAsia="es-CO"/>
@@ -3569,7 +3552,7 @@
         <w:pStyle w:val="Prrafodelista"/>
         <w:numPr>
           <w:ilvl w:val="0"/>
-          <w:numId w:val="43"/>
+          <w:numId w:val="14"/>
         </w:numPr>
         <w:rPr>
           <w:lang w:val="es-419" w:eastAsia="es-CO"/>
@@ -3603,7 +3586,7 @@
         <w:pStyle w:val="Prrafodelista"/>
         <w:numPr>
           <w:ilvl w:val="0"/>
-          <w:numId w:val="43"/>
+          <w:numId w:val="14"/>
         </w:numPr>
         <w:rPr>
           <w:lang w:val="es-419" w:eastAsia="es-CO"/>
@@ -3637,7 +3620,7 @@
         <w:pStyle w:val="Prrafodelista"/>
         <w:numPr>
           <w:ilvl w:val="0"/>
-          <w:numId w:val="43"/>
+          <w:numId w:val="14"/>
         </w:numPr>
         <w:rPr>
           <w:lang w:val="es-419" w:eastAsia="es-CO"/>
@@ -3671,7 +3654,7 @@
         <w:pStyle w:val="Prrafodelista"/>
         <w:numPr>
           <w:ilvl w:val="0"/>
-          <w:numId w:val="43"/>
+          <w:numId w:val="14"/>
         </w:numPr>
         <w:rPr>
           <w:lang w:val="es-419" w:eastAsia="es-CO"/>
@@ -3705,7 +3688,7 @@
         <w:pStyle w:val="Prrafodelista"/>
         <w:numPr>
           <w:ilvl w:val="0"/>
-          <w:numId w:val="43"/>
+          <w:numId w:val="14"/>
         </w:numPr>
         <w:rPr>
           <w:lang w:val="es-419" w:eastAsia="es-CO"/>
@@ -3746,7 +3729,7 @@
         <w:pStyle w:val="Prrafodelista"/>
         <w:numPr>
           <w:ilvl w:val="0"/>
-          <w:numId w:val="43"/>
+          <w:numId w:val="14"/>
         </w:numPr>
         <w:rPr>
           <w:lang w:val="es-419" w:eastAsia="es-CO"/>
@@ -3818,7 +3801,7 @@
       <w:pPr>
         <w:pStyle w:val="Ttulo2"/>
       </w:pPr>
-      <w:bookmarkStart w:id="9" w:name="_Toc240987210"/>
+      <w:bookmarkStart w:id="9" w:name="_Toc242986717"/>
       <w:r>
         <w:t>Verificación documental</w:t>
       </w:r>
@@ -3855,7 +3838,7 @@
         <w:pStyle w:val="Prrafodelista"/>
         <w:numPr>
           <w:ilvl w:val="0"/>
-          <w:numId w:val="22"/>
+          <w:numId w:val="6"/>
         </w:numPr>
         <w:rPr>
           <w:lang w:val="es-419" w:eastAsia="es-CO"/>
@@ -3873,7 +3856,7 @@
         <w:pStyle w:val="Prrafodelista"/>
         <w:numPr>
           <w:ilvl w:val="0"/>
-          <w:numId w:val="22"/>
+          <w:numId w:val="6"/>
         </w:numPr>
         <w:rPr>
           <w:lang w:val="es-419" w:eastAsia="es-CO"/>
@@ -3892,7 +3875,7 @@
         <w:pStyle w:val="Prrafodelista"/>
         <w:numPr>
           <w:ilvl w:val="0"/>
-          <w:numId w:val="22"/>
+          <w:numId w:val="6"/>
         </w:numPr>
         <w:rPr>
           <w:lang w:val="es-419" w:eastAsia="es-CO"/>
@@ -3910,7 +3893,7 @@
         <w:pStyle w:val="Prrafodelista"/>
         <w:numPr>
           <w:ilvl w:val="0"/>
-          <w:numId w:val="22"/>
+          <w:numId w:val="6"/>
         </w:numPr>
         <w:rPr>
           <w:lang w:val="es-419" w:eastAsia="es-CO"/>
@@ -3928,7 +3911,7 @@
         <w:pStyle w:val="Prrafodelista"/>
         <w:numPr>
           <w:ilvl w:val="0"/>
-          <w:numId w:val="22"/>
+          <w:numId w:val="6"/>
         </w:numPr>
         <w:rPr>
           <w:lang w:val="es-419" w:eastAsia="es-CO"/>
@@ -3984,7 +3967,7 @@
       <w:pPr>
         <w:pStyle w:val="Ttulo2"/>
       </w:pPr>
-      <w:bookmarkStart w:id="10" w:name="_Toc240987211"/>
+      <w:bookmarkStart w:id="10" w:name="_Toc242986718"/>
       <w:r>
         <w:t>Registro de huéspedes nacionales y extranjeros</w:t>
       </w:r>
@@ -4021,7 +4004,7 @@
         <w:pStyle w:val="Prrafodelista"/>
         <w:numPr>
           <w:ilvl w:val="0"/>
-          <w:numId w:val="23"/>
+          <w:numId w:val="7"/>
         </w:numPr>
         <w:rPr>
           <w:lang w:val="es-419" w:eastAsia="es-CO"/>
@@ -4039,7 +4022,7 @@
         <w:pStyle w:val="Prrafodelista"/>
         <w:numPr>
           <w:ilvl w:val="0"/>
-          <w:numId w:val="23"/>
+          <w:numId w:val="7"/>
         </w:numPr>
         <w:rPr>
           <w:lang w:val="es-419" w:eastAsia="es-CO"/>
@@ -4057,7 +4040,7 @@
         <w:pStyle w:val="Prrafodelista"/>
         <w:numPr>
           <w:ilvl w:val="0"/>
-          <w:numId w:val="23"/>
+          <w:numId w:val="7"/>
         </w:numPr>
         <w:rPr>
           <w:lang w:val="es-419" w:eastAsia="es-CO"/>
@@ -4076,7 +4059,7 @@
         <w:pStyle w:val="Prrafodelista"/>
         <w:numPr>
           <w:ilvl w:val="0"/>
-          <w:numId w:val="23"/>
+          <w:numId w:val="7"/>
         </w:numPr>
         <w:rPr>
           <w:lang w:val="es-419" w:eastAsia="es-CO"/>
@@ -4107,7 +4090,7 @@
         <w:pStyle w:val="Prrafodelista"/>
         <w:numPr>
           <w:ilvl w:val="0"/>
-          <w:numId w:val="24"/>
+          <w:numId w:val="8"/>
         </w:numPr>
         <w:rPr>
           <w:lang w:val="es-419" w:eastAsia="es-CO"/>
@@ -4125,7 +4108,7 @@
         <w:pStyle w:val="Prrafodelista"/>
         <w:numPr>
           <w:ilvl w:val="0"/>
-          <w:numId w:val="24"/>
+          <w:numId w:val="8"/>
         </w:numPr>
         <w:rPr>
           <w:lang w:val="es-419" w:eastAsia="es-CO"/>
@@ -4143,7 +4126,7 @@
         <w:pStyle w:val="Prrafodelista"/>
         <w:numPr>
           <w:ilvl w:val="0"/>
-          <w:numId w:val="24"/>
+          <w:numId w:val="8"/>
         </w:numPr>
         <w:rPr>
           <w:lang w:val="es-419" w:eastAsia="es-CO"/>
@@ -4161,7 +4144,7 @@
         <w:pStyle w:val="Prrafodelista"/>
         <w:numPr>
           <w:ilvl w:val="0"/>
-          <w:numId w:val="24"/>
+          <w:numId w:val="8"/>
         </w:numPr>
         <w:rPr>
           <w:lang w:val="es-419" w:eastAsia="es-CO"/>
@@ -4673,7 +4656,7 @@
       <w:pPr>
         <w:pStyle w:val="Ttulo2"/>
       </w:pPr>
-      <w:bookmarkStart w:id="11" w:name="_Toc240987212"/>
+      <w:bookmarkStart w:id="11" w:name="_Toc242986719"/>
       <w:r>
         <w:t>Tarjeta de registro hotelero</w:t>
       </w:r>
@@ -4766,7 +4749,7 @@
           <w:lang w:val="es-419" w:eastAsia="es-CO"/>
         </w:rPr>
         <w:drawing>
-          <wp:inline distT="0" distB="0" distL="0" distR="0" wp14:anchorId="61AE7D03" wp14:editId="2830B5E9">
+          <wp:inline distT="0" distB="0" distL="0" distR="0" wp14:anchorId="61AE7D03" wp14:editId="7BE2226E">
             <wp:extent cx="4680000" cy="3240000"/>
             <wp:effectExtent l="0" t="0" r="6350" b="0"/>
             <wp:docPr id="3" name="Imagen 3" descr="La figura 2 detalla un ejemplo de una tarjeta de registro hotelero empleada para registrar la información del huésped al momento de su ingreso al establecimiento de alojamiento. El formato contiene campos para datos de identificación, información personal, residencia, procedencia y destino del viaje, datos migratorios cuando corresponden, fechas de check-in y check-out, habitación asignada y cantidad de acompañantes."/>
@@ -4868,7 +4851,7 @@
         <w:rPr>
           <w:lang w:val="es-419" w:eastAsia="es-CO"/>
         </w:rPr>
-        <w:t>Modifica la Ley General de Turismo y fortalece el control estadístico del sector hotelero.</w:t>
+        <w:t>Esta ley modificó la Ley General de Turismo e incorporó disposiciones relacionadas con la información estadística del sector. Posteriormente, el Decreto 2119 de 2018 y la Ley 2068 de 2020 actualizaron el régimen de registro de huéspedes, complementado por el Decreto 1836 de 2021 y la Resolución 700 de 2021.</w:t>
       </w:r>
     </w:p>
     <w:p>
@@ -4876,7 +4859,7 @@
         <w:pStyle w:val="Prrafodelista"/>
         <w:numPr>
           <w:ilvl w:val="0"/>
-          <w:numId w:val="36"/>
+          <w:numId w:val="15"/>
         </w:numPr>
         <w:rPr>
           <w:lang w:val="es-419" w:eastAsia="es-CO"/>
@@ -4886,7 +4869,7 @@
         <w:rPr>
           <w:lang w:val="es-419" w:eastAsia="es-CO"/>
         </w:rPr>
-        <w:t>La información de las tarjetas de registro hotelero debe remitirse al DANE.</w:t>
+        <w:t>Registro de huéspedes: los prestadores de servicios de alojamiento turístico deben diligenciar la Tarjeta de Registro de Alojamiento (TRA) mediante el sistema dispuesto por el Ministerio de Comercio, Industria y Turismo.</w:t>
       </w:r>
     </w:p>
     <w:p>
@@ -4894,7 +4877,7 @@
         <w:pStyle w:val="Prrafodelista"/>
         <w:numPr>
           <w:ilvl w:val="0"/>
-          <w:numId w:val="36"/>
+          <w:numId w:val="15"/>
         </w:numPr>
         <w:rPr>
           <w:lang w:val="es-419" w:eastAsia="es-CO"/>
@@ -4904,7 +4887,7 @@
         <w:rPr>
           <w:lang w:val="es-419" w:eastAsia="es-CO"/>
         </w:rPr>
-        <w:t>Los datos se utilizan únicamente con fines estadísticos.</w:t>
+        <w:t>Información estadística: los datos registrados contribuyen a la generación de estadísticas turísticas y al suministro de información a las autoridades competentes, conforme a la normativa aplicable.</w:t>
       </w:r>
     </w:p>
     <w:p>
@@ -4912,7 +4895,7 @@
         <w:pStyle w:val="Prrafodelista"/>
         <w:numPr>
           <w:ilvl w:val="0"/>
-          <w:numId w:val="36"/>
+          <w:numId w:val="15"/>
         </w:numPr>
         <w:rPr>
           <w:lang w:val="es-419" w:eastAsia="es-CO"/>
@@ -4922,7 +4905,7 @@
         <w:rPr>
           <w:lang w:val="es-419" w:eastAsia="es-CO"/>
         </w:rPr>
-        <w:t>La información debe manejarse bajo reserva y confidencialidad.</w:t>
+        <w:t>Protección de datos personales: la información de los huéspedes debe tratarse bajo criterios de seguridad, confidencialidad y cumplimiento de la Ley 1581 de 2012 y sus disposiciones reglamentarias.</w:t>
       </w:r>
     </w:p>
     <w:p>
@@ -4960,7 +4943,7 @@
         <w:pStyle w:val="Prrafodelista"/>
         <w:numPr>
           <w:ilvl w:val="0"/>
-          <w:numId w:val="37"/>
+          <w:numId w:val="16"/>
         </w:numPr>
         <w:rPr>
           <w:lang w:val="es-419" w:eastAsia="es-CO"/>
@@ -4970,6 +4953,7 @@
         <w:rPr>
           <w:lang w:val="es-419" w:eastAsia="es-CO"/>
         </w:rPr>
+        <w:lastRenderedPageBreak/>
         <w:t>Define requisitos mínimos para el registro de huéspedes.</w:t>
       </w:r>
     </w:p>
@@ -4978,7 +4962,7 @@
         <w:pStyle w:val="Prrafodelista"/>
         <w:numPr>
           <w:ilvl w:val="0"/>
-          <w:numId w:val="37"/>
+          <w:numId w:val="16"/>
         </w:numPr>
         <w:rPr>
           <w:lang w:val="es-419" w:eastAsia="es-CO"/>
@@ -5008,7 +4992,7 @@
         <w:pStyle w:val="Prrafodelista"/>
         <w:numPr>
           <w:ilvl w:val="0"/>
-          <w:numId w:val="37"/>
+          <w:numId w:val="16"/>
         </w:numPr>
         <w:rPr>
           <w:lang w:val="es-419" w:eastAsia="es-CO"/>
@@ -5056,7 +5040,7 @@
         <w:pStyle w:val="Prrafodelista"/>
         <w:numPr>
           <w:ilvl w:val="0"/>
-          <w:numId w:val="38"/>
+          <w:numId w:val="17"/>
         </w:numPr>
         <w:rPr>
           <w:lang w:val="es-419" w:eastAsia="es-CO"/>
@@ -5074,7 +5058,7 @@
         <w:pStyle w:val="Prrafodelista"/>
         <w:numPr>
           <w:ilvl w:val="0"/>
-          <w:numId w:val="38"/>
+          <w:numId w:val="17"/>
         </w:numPr>
         <w:rPr>
           <w:lang w:val="es-419" w:eastAsia="es-CO"/>
@@ -5084,7 +5068,6 @@
         <w:rPr>
           <w:lang w:val="es-419" w:eastAsia="es-CO"/>
         </w:rPr>
-        <w:lastRenderedPageBreak/>
         <w:t>Tipo y número de identificación.</w:t>
       </w:r>
     </w:p>
@@ -5093,7 +5076,7 @@
         <w:pStyle w:val="Prrafodelista"/>
         <w:numPr>
           <w:ilvl w:val="0"/>
-          <w:numId w:val="38"/>
+          <w:numId w:val="17"/>
         </w:numPr>
         <w:rPr>
           <w:lang w:val="es-419" w:eastAsia="es-CO"/>
@@ -5111,7 +5094,7 @@
         <w:pStyle w:val="Prrafodelista"/>
         <w:numPr>
           <w:ilvl w:val="0"/>
-          <w:numId w:val="38"/>
+          <w:numId w:val="17"/>
         </w:numPr>
         <w:rPr>
           <w:lang w:val="es-419" w:eastAsia="es-CO"/>
@@ -5142,7 +5125,7 @@
         <w:pStyle w:val="Prrafodelista"/>
         <w:numPr>
           <w:ilvl w:val="0"/>
-          <w:numId w:val="38"/>
+          <w:numId w:val="17"/>
         </w:numPr>
         <w:rPr>
           <w:lang w:val="es-419" w:eastAsia="es-CO"/>
@@ -5203,7 +5186,7 @@
         <w:pStyle w:val="Prrafodelista"/>
         <w:numPr>
           <w:ilvl w:val="0"/>
-          <w:numId w:val="39"/>
+          <w:numId w:val="18"/>
         </w:numPr>
         <w:rPr>
           <w:lang w:val="es-419" w:eastAsia="es-CO"/>
@@ -5221,7 +5204,7 @@
         <w:pStyle w:val="Prrafodelista"/>
         <w:numPr>
           <w:ilvl w:val="0"/>
-          <w:numId w:val="39"/>
+          <w:numId w:val="18"/>
         </w:numPr>
         <w:rPr>
           <w:lang w:val="es-419" w:eastAsia="es-CO"/>
@@ -5239,7 +5222,7 @@
         <w:pStyle w:val="Prrafodelista"/>
         <w:numPr>
           <w:ilvl w:val="0"/>
-          <w:numId w:val="39"/>
+          <w:numId w:val="18"/>
         </w:numPr>
         <w:rPr>
           <w:lang w:val="es-419" w:eastAsia="es-CO"/>
@@ -5287,7 +5270,7 @@
         <w:pStyle w:val="Prrafodelista"/>
         <w:numPr>
           <w:ilvl w:val="0"/>
-          <w:numId w:val="40"/>
+          <w:numId w:val="19"/>
         </w:numPr>
         <w:rPr>
           <w:lang w:val="es-419" w:eastAsia="es-CO"/>
@@ -5297,6 +5280,7 @@
         <w:rPr>
           <w:lang w:val="es-419" w:eastAsia="es-CO"/>
         </w:rPr>
+        <w:lastRenderedPageBreak/>
         <w:t>El hotel debe informar el uso de los datos recolectados.</w:t>
       </w:r>
     </w:p>
@@ -5305,7 +5289,7 @@
         <w:pStyle w:val="Prrafodelista"/>
         <w:numPr>
           <w:ilvl w:val="0"/>
-          <w:numId w:val="40"/>
+          <w:numId w:val="19"/>
         </w:numPr>
         <w:rPr>
           <w:lang w:val="es-419" w:eastAsia="es-CO"/>
@@ -5323,7 +5307,7 @@
         <w:pStyle w:val="Prrafodelista"/>
         <w:numPr>
           <w:ilvl w:val="0"/>
-          <w:numId w:val="40"/>
+          <w:numId w:val="19"/>
         </w:numPr>
         <w:rPr>
           <w:lang w:val="es-419" w:eastAsia="es-CO"/>
@@ -5371,7 +5355,7 @@
         <w:pStyle w:val="Prrafodelista"/>
         <w:numPr>
           <w:ilvl w:val="0"/>
-          <w:numId w:val="41"/>
+          <w:numId w:val="20"/>
         </w:numPr>
         <w:rPr>
           <w:lang w:val="es-419" w:eastAsia="es-CO"/>
@@ -5389,7 +5373,7 @@
         <w:pStyle w:val="Prrafodelista"/>
         <w:numPr>
           <w:ilvl w:val="0"/>
-          <w:numId w:val="41"/>
+          <w:numId w:val="20"/>
         </w:numPr>
         <w:rPr>
           <w:lang w:val="es-419" w:eastAsia="es-CO"/>
@@ -5407,7 +5391,7 @@
         <w:pStyle w:val="Prrafodelista"/>
         <w:numPr>
           <w:ilvl w:val="0"/>
-          <w:numId w:val="41"/>
+          <w:numId w:val="20"/>
         </w:numPr>
         <w:rPr>
           <w:lang w:val="es-419" w:eastAsia="es-CO"/>
@@ -5417,7 +5401,6 @@
         <w:rPr>
           <w:lang w:val="es-419" w:eastAsia="es-CO"/>
         </w:rPr>
-        <w:lastRenderedPageBreak/>
         <w:t>El personal hotelero debe reportar situaciones sospechosas.</w:t>
       </w:r>
     </w:p>
@@ -5456,7 +5439,7 @@
         <w:pStyle w:val="Prrafodelista"/>
         <w:numPr>
           <w:ilvl w:val="0"/>
-          <w:numId w:val="42"/>
+          <w:numId w:val="13"/>
         </w:numPr>
         <w:rPr>
           <w:lang w:val="es-419" w:eastAsia="es-CO"/>
@@ -5474,7 +5457,7 @@
         <w:pStyle w:val="Prrafodelista"/>
         <w:numPr>
           <w:ilvl w:val="0"/>
-          <w:numId w:val="42"/>
+          <w:numId w:val="13"/>
         </w:numPr>
         <w:rPr>
           <w:lang w:val="es-419" w:eastAsia="es-CO"/>
@@ -5492,7 +5475,7 @@
         <w:pStyle w:val="Prrafodelista"/>
         <w:numPr>
           <w:ilvl w:val="0"/>
-          <w:numId w:val="42"/>
+          <w:numId w:val="13"/>
         </w:numPr>
         <w:rPr>
           <w:lang w:val="es-419" w:eastAsia="es-CO"/>
@@ -5510,7 +5493,7 @@
         <w:pStyle w:val="Prrafodelista"/>
         <w:numPr>
           <w:ilvl w:val="0"/>
-          <w:numId w:val="42"/>
+          <w:numId w:val="13"/>
         </w:numPr>
         <w:rPr>
           <w:lang w:val="es-419" w:eastAsia="es-CO"/>
@@ -5533,7 +5516,19 @@
         <w:rPr>
           <w:lang w:val="es-419" w:eastAsia="es-CO"/>
         </w:rPr>
-        <w:t>Para profundizar más sobre los textos, decretos y leyes que regulan la normatividad del registro hotelero en Colombia, consulte los siguientes anexos:</w:t>
+        <w:t>Para profundizar más sobre los textos, decretos y leyes que regulan la normatividad del registro hotelero en Colombia, consulte los siguientes anexos</w:t>
+      </w:r>
+      <w:r>
+        <w:rPr>
+          <w:lang w:val="es-419" w:eastAsia="es-CO"/>
+        </w:rPr>
+        <w:t xml:space="preserve"> en la carpeta anexos</w:t>
+      </w:r>
+      <w:r>
+        <w:rPr>
+          <w:lang w:val="es-419" w:eastAsia="es-CO"/>
+        </w:rPr>
+        <w:t>:</w:t>
       </w:r>
     </w:p>
     <w:p>
@@ -5541,7 +5536,7 @@
         <w:pStyle w:val="Prrafodelista"/>
         <w:numPr>
           <w:ilvl w:val="0"/>
-          <w:numId w:val="32"/>
+          <w:numId w:val="9"/>
         </w:numPr>
         <w:rPr>
           <w:lang w:val="es-419" w:eastAsia="es-CO"/>
@@ -5559,7 +5554,7 @@
         <w:pStyle w:val="Prrafodelista"/>
         <w:numPr>
           <w:ilvl w:val="0"/>
-          <w:numId w:val="32"/>
+          <w:numId w:val="9"/>
         </w:numPr>
         <w:rPr>
           <w:lang w:val="es-419" w:eastAsia="es-CO"/>
@@ -5577,7 +5572,7 @@
         <w:pStyle w:val="Prrafodelista"/>
         <w:numPr>
           <w:ilvl w:val="0"/>
-          <w:numId w:val="32"/>
+          <w:numId w:val="9"/>
         </w:numPr>
         <w:rPr>
           <w:lang w:val="es-419" w:eastAsia="es-CO"/>
@@ -5587,6 +5582,7 @@
         <w:rPr>
           <w:lang w:val="es-419" w:eastAsia="es-CO"/>
         </w:rPr>
+        <w:lastRenderedPageBreak/>
         <w:t>Anexo_Ley_1558_de_2012.</w:t>
       </w:r>
     </w:p>
@@ -5595,7 +5591,7 @@
         <w:pStyle w:val="Prrafodelista"/>
         <w:numPr>
           <w:ilvl w:val="0"/>
-          <w:numId w:val="32"/>
+          <w:numId w:val="9"/>
         </w:numPr>
         <w:rPr>
           <w:lang w:val="es-419" w:eastAsia="es-CO"/>
@@ -5613,7 +5609,7 @@
         <w:pStyle w:val="Prrafodelista"/>
         <w:numPr>
           <w:ilvl w:val="0"/>
-          <w:numId w:val="32"/>
+          <w:numId w:val="9"/>
         </w:numPr>
         <w:rPr>
           <w:lang w:val="es-419" w:eastAsia="es-CO"/>
@@ -5630,7 +5626,7 @@
       <w:pPr>
         <w:pStyle w:val="Ttulo2"/>
       </w:pPr>
-      <w:bookmarkStart w:id="12" w:name="_Toc240987213"/>
+      <w:bookmarkStart w:id="12" w:name="_Toc242986720"/>
       <w:r>
         <w:t>Protocolos de atención en recepción</w:t>
       </w:r>
@@ -5666,7 +5662,6 @@
         <w:rPr>
           <w:lang w:val="es-419" w:eastAsia="es-CO"/>
         </w:rPr>
-        <w:lastRenderedPageBreak/>
         <w:t>Los protocolos de recepción incluyen lineamientos relacionados con:</w:t>
       </w:r>
     </w:p>
@@ -5675,7 +5670,7 @@
         <w:pStyle w:val="Prrafodelista"/>
         <w:numPr>
           <w:ilvl w:val="0"/>
-          <w:numId w:val="33"/>
+          <w:numId w:val="10"/>
         </w:numPr>
         <w:rPr>
           <w:lang w:val="es-419" w:eastAsia="es-CO"/>
@@ -5693,7 +5688,7 @@
         <w:pStyle w:val="Prrafodelista"/>
         <w:numPr>
           <w:ilvl w:val="0"/>
-          <w:numId w:val="33"/>
+          <w:numId w:val="10"/>
         </w:numPr>
         <w:rPr>
           <w:lang w:val="es-419" w:eastAsia="es-CO"/>
@@ -5711,7 +5706,7 @@
         <w:pStyle w:val="Prrafodelista"/>
         <w:numPr>
           <w:ilvl w:val="0"/>
-          <w:numId w:val="33"/>
+          <w:numId w:val="10"/>
         </w:numPr>
         <w:rPr>
           <w:lang w:val="es-419" w:eastAsia="es-CO"/>
@@ -5729,7 +5724,7 @@
         <w:pStyle w:val="Prrafodelista"/>
         <w:numPr>
           <w:ilvl w:val="0"/>
-          <w:numId w:val="33"/>
+          <w:numId w:val="10"/>
         </w:numPr>
         <w:rPr>
           <w:lang w:val="es-419" w:eastAsia="es-CO"/>
@@ -5747,7 +5742,7 @@
         <w:pStyle w:val="Prrafodelista"/>
         <w:numPr>
           <w:ilvl w:val="0"/>
-          <w:numId w:val="33"/>
+          <w:numId w:val="10"/>
         </w:numPr>
         <w:rPr>
           <w:lang w:val="es-419" w:eastAsia="es-CO"/>
@@ -5765,7 +5760,7 @@
         <w:pStyle w:val="Prrafodelista"/>
         <w:numPr>
           <w:ilvl w:val="0"/>
-          <w:numId w:val="33"/>
+          <w:numId w:val="10"/>
         </w:numPr>
         <w:rPr>
           <w:lang w:val="es-419" w:eastAsia="es-CO"/>
@@ -5783,7 +5778,7 @@
         <w:pStyle w:val="Prrafodelista"/>
         <w:numPr>
           <w:ilvl w:val="0"/>
-          <w:numId w:val="33"/>
+          <w:numId w:val="10"/>
         </w:numPr>
         <w:rPr>
           <w:lang w:val="es-419" w:eastAsia="es-CO"/>
@@ -5818,7 +5813,14 @@
         <w:rPr>
           <w:lang w:val="es-419" w:eastAsia="es-CO"/>
         </w:rPr>
-        <w:t>Además del servicio al cliente, los protocolos también cumplen funciones relacionadas con seguridad, control operativo y protección de información, especialmente durante procesos de registro, entrega de llaves o validación de identidad.</w:t>
+        <w:t xml:space="preserve">Además del servicio al cliente, los protocolos también </w:t>
+      </w:r>
+      <w:r>
+        <w:rPr>
+          <w:lang w:val="es-419" w:eastAsia="es-CO"/>
+        </w:rPr>
+        <w:lastRenderedPageBreak/>
+        <w:t>cumplen funciones relacionadas con seguridad, control operativo y protección de información, especialmente durante procesos de registro, entrega de llaves o validación de identidad.</w:t>
       </w:r>
     </w:p>
     <w:p>
@@ -5850,6 +5852,9 @@
         <w:gridCol w:w="9962"/>
       </w:tblGrid>
       <w:tr>
+        <w:trPr>
+          <w:tblHeader/>
+        </w:trPr>
         <w:tc>
           <w:tcPr>
             <w:tcW w:w="9962" w:type="dxa"/>
@@ -5906,7 +5911,6 @@
                 <w:b/>
                 <w:bCs/>
               </w:rPr>
-              <w:lastRenderedPageBreak/>
               <w:t>Hombre</w:t>
             </w:r>
             <w:r>
@@ -5933,8 +5937,13 @@
             <w:r>
               <w:t xml:space="preserve">bitación sin entregar, un huésped esperando desde hace media hora y otro preguntando por qué el </w:t>
             </w:r>
-            <w:r>
-              <w:t xml:space="preserve">WiFi </w:t>
+            <w:proofErr w:type="spellStart"/>
+            <w:r>
+              <w:t>WiFi</w:t>
+            </w:r>
+            <w:proofErr w:type="spellEnd"/>
+            <w:r>
+              <w:t xml:space="preserve"> </w:t>
             </w:r>
             <w:r>
               <w:t>está más lento que un lunes por la mañana.</w:t>
@@ -5991,6 +6000,7 @@
                 <w:b/>
                 <w:bCs/>
               </w:rPr>
+              <w:lastRenderedPageBreak/>
               <w:t>Mujer</w:t>
             </w:r>
             <w:r>
@@ -6060,32 +6070,99 @@
                 <w:b/>
                 <w:bCs/>
               </w:rPr>
+              <w:t>Mujer</w:t>
+            </w:r>
+            <w:r>
+              <w:t>: e</w:t>
+            </w:r>
+            <w:r>
+              <w:t xml:space="preserve">xactamente. Porque una explicación mal dada al momento del </w:t>
+            </w:r>
+            <w:r>
+              <w:rPr>
+                <w:rStyle w:val="Extranjerismo"/>
+              </w:rPr>
+              <w:t>check-in</w:t>
+            </w:r>
+            <w:r>
+              <w:t xml:space="preserve"> puede convertirse en un problema al momento del </w:t>
+            </w:r>
+            <w:r>
+              <w:rPr>
+                <w:rStyle w:val="Extranjerismo"/>
+              </w:rPr>
+              <w:t>check-out</w:t>
+            </w:r>
+            <w:r>
+              <w:t>. Todo lo que el huésped necesita saber hay que decírselo bien, desde el principio.</w:t>
+            </w:r>
+          </w:p>
+          <w:p>
+            <w:r>
+              <w:rPr>
+                <w:b/>
+                <w:bCs/>
+              </w:rPr>
+              <w:t>Hombre</w:t>
+            </w:r>
+            <w:r>
+              <w:rPr>
+                <w:b/>
+                <w:bCs/>
+              </w:rPr>
+              <w:t>:</w:t>
+            </w:r>
+            <w:r>
+              <w:t xml:space="preserve"> y</w:t>
+            </w:r>
+            <w:r>
+              <w:t xml:space="preserve"> cuando aparece una queja… ahí sí se pone buena la cosa.</w:t>
+            </w:r>
+          </w:p>
+          <w:p>
+            <w:r>
+              <w:rPr>
+                <w:b/>
+                <w:bCs/>
+              </w:rPr>
+              <w:t>Mujer</w:t>
+            </w:r>
+            <w:r>
+              <w:t>: a</w:t>
+            </w:r>
+            <w:r>
+              <w:t>hí es donde verdaderamente se nota la experiencia. Porque en recepción muchas veces toca bajar tensiones, escuchar primero y resolver después… incluso cuando el huésped llega hablando duro desde el primer minuto.</w:t>
+            </w:r>
+          </w:p>
+          <w:p>
+            <w:r>
+              <w:rPr>
+                <w:b/>
+                <w:bCs/>
+              </w:rPr>
+              <w:t>Hombre</w:t>
+            </w:r>
+            <w:r>
+              <w:t>: q</w:t>
+            </w:r>
+            <w:r>
+              <w:t>ue no debe ser nada fácil cuando ya van diez horas de turno y aparece alguien furioso porque la habitación no tenía la vista que vio en internet.</w:t>
+            </w:r>
+          </w:p>
+          <w:p>
+            <w:r>
+              <w:rPr>
+                <w:b/>
+                <w:bCs/>
+              </w:rPr>
               <w:lastRenderedPageBreak/>
               <w:t>Mujer</w:t>
             </w:r>
             <w:r>
-              <w:t>: e</w:t>
-            </w:r>
-            <w:r>
-              <w:t xml:space="preserve">xactamente. Porque una explicación mal dada al momento del </w:t>
-            </w:r>
-            <w:r>
-              <w:rPr>
-                <w:rStyle w:val="Extranjerismo"/>
-              </w:rPr>
-              <w:t>check-in</w:t>
-            </w:r>
-            <w:r>
-              <w:t xml:space="preserve"> puede convertirse en un problema al momento del </w:t>
-            </w:r>
-            <w:r>
-              <w:rPr>
-                <w:rStyle w:val="Extranjerismo"/>
-              </w:rPr>
-              <w:t>check-out</w:t>
-            </w:r>
-            <w:r>
-              <w:t>. Todo lo que el huésped necesita saber hay que decírselo bien, desde el principio.</w:t>
+              <w:t>: b</w:t>
+            </w:r>
+            <w:r>
+              <w:t xml:space="preserve">ienvenido al mundo de la recepción hotelera. Donde muchas veces toca resolver problemas sin perder la paciencia ni el buen trato. Porque el huésped tal vez no recuerde cada palabra… pero sí recuerda perfectamente cómo fue atendido. </w:t>
             </w:r>
           </w:p>
           <w:p>
@@ -6097,32 +6174,41 @@
               <w:t>Hombre</w:t>
             </w:r>
             <w:r>
+              <w:t>: y</w:t>
+            </w:r>
+            <w:r>
+              <w:t xml:space="preserve"> además recepción termina conectada con todo el hotel: reservas, </w:t>
+            </w:r>
+            <w:r>
+              <w:rPr>
+                <w:rStyle w:val="Extranjerismo"/>
+              </w:rPr>
+              <w:t>housekeeping</w:t>
+            </w:r>
+            <w:r>
+              <w:t>, facturación, mantenimiento, seguridad…</w:t>
+            </w:r>
+          </w:p>
+          <w:p>
+            <w:r>
               <w:rPr>
                 <w:b/>
                 <w:bCs/>
               </w:rPr>
-              <w:t>:</w:t>
-            </w:r>
-            <w:r>
-              <w:t xml:space="preserve"> y</w:t>
-            </w:r>
-            <w:r>
-              <w:t xml:space="preserve"> cuando aparece una queja… ahí sí se pone buena la cosa.</w:t>
-            </w:r>
-          </w:p>
-          <w:p>
+              <w:t>Mujer</w:t>
+            </w:r>
             <w:r>
               <w:rPr>
                 <w:b/>
                 <w:bCs/>
               </w:rPr>
-              <w:t>Mujer</w:t>
-            </w:r>
-            <w:r>
-              <w:t>: a</w:t>
-            </w:r>
-            <w:r>
-              <w:t>hí es donde verdaderamente se nota la experiencia. Porque en recepción muchas veces toca bajar tensiones, escuchar primero y resolver después… incluso cuando el huésped llega hablando duro desde el primer minuto.</w:t>
+              <w:t>:</w:t>
+            </w:r>
+            <w:r>
+              <w:t xml:space="preserve"> c</w:t>
+            </w:r>
+            <w:r>
+              <w:t>on todo. Por eso la comunicación entre áreas también es clave. Porque si recepción promete algo que las demás áreas no saben, el problema explota cinco minutos después en el lobby.</w:t>
             </w:r>
           </w:p>
           <w:p>
@@ -6134,10 +6220,10 @@
               <w:t>Hombre</w:t>
             </w:r>
             <w:r>
-              <w:t>: q</w:t>
-            </w:r>
-            <w:r>
-              <w:t>ue no debe ser nada fácil cuando ya van diez horas de turno y aparece alguien furioso porque la habitación no tenía la vista que vio en internet.</w:t>
+              <w:t>: y</w:t>
+            </w:r>
+            <w:r>
+              <w:t xml:space="preserve"> como si fuera poco, recepción también carga con la responsabilidad de manejar documentos, datos y toda la información personal de los huéspedes con mucha discreción.</w:t>
             </w:r>
           </w:p>
           <w:p>
@@ -6149,10 +6235,13 @@
               <w:t>Mujer</w:t>
             </w:r>
             <w:r>
-              <w:t>: b</w:t>
-            </w:r>
-            <w:r>
-              <w:t xml:space="preserve">ienvenido al mundo de la recepción hotelera. Donde muchas veces toca resolver problemas sin perder la paciencia ni el buen trato. Porque el huésped tal vez no recuerde cada palabra… pero sí recuerda perfectamente cómo fue atendido. </w:t>
+              <w:tab/>
+            </w:r>
+            <w:r>
+              <w:t>: y</w:t>
+            </w:r>
+            <w:r>
+              <w:t xml:space="preserve"> eso obliga a manejar la información con muchísimo cuidado. Porque en hotelería la confianza también se pierde cuando los datos del huésped empiezan a moverse donde no deberían.</w:t>
             </w:r>
           </w:p>
           <w:p>
@@ -6161,22 +6250,13 @@
                 <w:b/>
                 <w:bCs/>
               </w:rPr>
-              <w:t>Hombre</w:t>
-            </w:r>
-            <w:r>
-              <w:t>: y</w:t>
-            </w:r>
-            <w:r>
-              <w:t xml:space="preserve"> además recepción termina conectada con todo el hotel: reservas, </w:t>
-            </w:r>
-            <w:r>
-              <w:rPr>
-                <w:rStyle w:val="Extranjerismo"/>
-              </w:rPr>
-              <w:t>housekeeping</w:t>
-            </w:r>
-            <w:r>
-              <w:t>, facturación, mantenimiento, seguridad…</w:t>
+              <w:t>Mujer</w:t>
+            </w:r>
+            <w:r>
+              <w:t>: a</w:t>
+            </w:r>
+            <w:r>
+              <w:t>l final uno descubre que recepción funciona como el corazón del hotel. Todo pasa por ahí en algún momento.</w:t>
             </w:r>
           </w:p>
           <w:p>
@@ -6185,77 +6265,7 @@
                 <w:b/>
                 <w:bCs/>
               </w:rPr>
-              <w:t>Mujer</w:t>
-            </w:r>
-            <w:r>
-              <w:rPr>
-                <w:b/>
-                <w:bCs/>
-              </w:rPr>
-              <w:t>:</w:t>
-            </w:r>
-            <w:r>
-              <w:t xml:space="preserve"> c</w:t>
-            </w:r>
-            <w:r>
-              <w:t>on todo. Por eso la comunicación entre áreas también es clave. Porque si recepción promete algo que las demás áreas no saben, el problema explota cinco minutos después en el lobby.</w:t>
-            </w:r>
-          </w:p>
-          <w:p>
-            <w:r>
-              <w:rPr>
-                <w:b/>
-                <w:bCs/>
-              </w:rPr>
               <w:lastRenderedPageBreak/>
-              <w:t>Hombre</w:t>
-            </w:r>
-            <w:r>
-              <w:t>: y</w:t>
-            </w:r>
-            <w:r>
-              <w:t xml:space="preserve"> como si fuera poco, recepción también carga con la responsabilidad de manejar documentos, datos y toda la información personal de los huéspedes con mucha discreción.</w:t>
-            </w:r>
-          </w:p>
-          <w:p>
-            <w:r>
-              <w:rPr>
-                <w:b/>
-                <w:bCs/>
-              </w:rPr>
-              <w:t>Mujer</w:t>
-            </w:r>
-            <w:r>
-              <w:tab/>
-            </w:r>
-            <w:r>
-              <w:t>: y</w:t>
-            </w:r>
-            <w:r>
-              <w:t xml:space="preserve"> eso obliga a manejar la información con muchísimo cuidado. Porque en hotelería la confianza también se pierde cuando los datos del huésped empiezan a moverse donde no deberían.</w:t>
-            </w:r>
-          </w:p>
-          <w:p>
-            <w:r>
-              <w:rPr>
-                <w:b/>
-                <w:bCs/>
-              </w:rPr>
-              <w:t>Mujer</w:t>
-            </w:r>
-            <w:r>
-              <w:t>: a</w:t>
-            </w:r>
-            <w:r>
-              <w:t>l final uno descubre que recepción funciona como el corazón del hotel. Todo pasa por ahí en algún momento.</w:t>
-            </w:r>
-          </w:p>
-          <w:p>
-            <w:r>
-              <w:rPr>
-                <w:b/>
-                <w:bCs/>
-              </w:rPr>
               <w:t>Hombre</w:t>
             </w:r>
             <w:r>
@@ -6297,7 +6307,7 @@
       <w:pPr>
         <w:pStyle w:val="Ttulo1"/>
       </w:pPr>
-      <w:bookmarkStart w:id="13" w:name="_Toc240987214"/>
+      <w:bookmarkStart w:id="13" w:name="_Toc242986721"/>
       <w:r>
         <w:lastRenderedPageBreak/>
         <w:t>S</w:t>
@@ -6314,14 +6324,22 @@
     </w:p>
     <w:p>
       <w:r>
-        <w:t>En la operación hotelera, la recepción y las áreas administrativas utilizan sistemas PMS, plataformas digitales y redes informáticas que permiten almacenar y compartir información en tiempo real. Aunque estas herramientas optimizan procesos y facilitan la gestión operativa, también pueden exponer al establecimiento a riesgos relacionados con accesos no autorizados, pérdida de información, ataques informáticos o uso inadecuado de datos personales. Debido a ello, los hoteles deben implementar medidas de seguridad orientadas a proteger tanto la infraestructura tecnológica como la información de huéspedes y colaboradores.</w:t>
+        <w:t xml:space="preserve">En la operación hotelera, la recepción y las áreas administrativas utilizan sistemas </w:t>
+      </w:r>
+      <w:proofErr w:type="spellStart"/>
+      <w:r>
+        <w:t>PMS</w:t>
+      </w:r>
+      <w:proofErr w:type="spellEnd"/>
+      <w:r>
+        <w:t>, plataformas digitales y redes informáticas que permiten almacenar y compartir información en tiempo real. Aunque estas herramientas optimizan procesos y facilitan la gestión operativa, también pueden exponer al establecimiento a riesgos relacionados con accesos no autorizados, pérdida de información, ataques informáticos o uso inadecuado de datos personales. Debido a ello, los hoteles deben implementar medidas de seguridad orientadas a proteger tanto la infraestructura tecnológica como la información de huéspedes y colaboradores.</w:t>
       </w:r>
     </w:p>
     <w:p>
       <w:pPr>
         <w:pStyle w:val="Ttulo2"/>
       </w:pPr>
-      <w:bookmarkStart w:id="14" w:name="_Toc240987215"/>
+      <w:bookmarkStart w:id="14" w:name="_Toc242986722"/>
       <w:r>
         <w:t>Seguridad de la información y protección de datos personales</w:t>
       </w:r>
@@ -6351,7 +6369,7 @@
         <w:pStyle w:val="Prrafodelista"/>
         <w:numPr>
           <w:ilvl w:val="0"/>
-          <w:numId w:val="34"/>
+          <w:numId w:val="11"/>
         </w:numPr>
       </w:pPr>
       <w:r>
@@ -6363,7 +6381,7 @@
         <w:pStyle w:val="Prrafodelista"/>
         <w:numPr>
           <w:ilvl w:val="0"/>
-          <w:numId w:val="34"/>
+          <w:numId w:val="11"/>
         </w:numPr>
       </w:pPr>
       <w:r>
@@ -6375,7 +6393,7 @@
         <w:pStyle w:val="Prrafodelista"/>
         <w:numPr>
           <w:ilvl w:val="0"/>
-          <w:numId w:val="34"/>
+          <w:numId w:val="11"/>
         </w:numPr>
       </w:pPr>
       <w:r>
@@ -6387,7 +6405,7 @@
         <w:pStyle w:val="Prrafodelista"/>
         <w:numPr>
           <w:ilvl w:val="0"/>
-          <w:numId w:val="34"/>
+          <w:numId w:val="11"/>
         </w:numPr>
       </w:pPr>
       <w:r>
@@ -6399,7 +6417,7 @@
         <w:pStyle w:val="Prrafodelista"/>
         <w:numPr>
           <w:ilvl w:val="0"/>
-          <w:numId w:val="34"/>
+          <w:numId w:val="11"/>
         </w:numPr>
       </w:pPr>
       <w:r>
@@ -6415,7 +6433,7 @@
       <w:pPr>
         <w:pStyle w:val="Ttulo2"/>
       </w:pPr>
-      <w:bookmarkStart w:id="15" w:name="_Toc240987216"/>
+      <w:bookmarkStart w:id="15" w:name="_Toc242986723"/>
       <w:r>
         <w:t>S</w:t>
       </w:r>
@@ -6426,7 +6444,15 @@
     </w:p>
     <w:p>
       <w:r>
-        <w:t xml:space="preserve">Los establecimientos de alojamiento utilizan redes informáticas, sistemas PMS, plataformas de pago y canales digitales que requieren mecanismos de protección frente </w:t>
+        <w:t xml:space="preserve">Los establecimientos de alojamiento utilizan redes informáticas, sistemas </w:t>
+      </w:r>
+      <w:proofErr w:type="spellStart"/>
+      <w:r>
+        <w:t>PMS</w:t>
+      </w:r>
+      <w:proofErr w:type="spellEnd"/>
+      <w:r>
+        <w:t xml:space="preserve">, plataformas de pago y canales digitales que requieren mecanismos de protección frente </w:t>
       </w:r>
       <w:r>
         <w:lastRenderedPageBreak/>
@@ -6464,10 +6490,10 @@
           <w:lang w:eastAsia="es-CO"/>
         </w:rPr>
         <w:drawing>
-          <wp:inline distT="0" distB="0" distL="0" distR="0" wp14:anchorId="5D16D697" wp14:editId="3DE43B14">
+          <wp:inline distT="0" distB="0" distL="0" distR="0" wp14:anchorId="5D16D697" wp14:editId="2550CF3B">
             <wp:extent cx="4680000" cy="2919600"/>
             <wp:effectExtent l="0" t="0" r="6350" b="0"/>
-            <wp:docPr id="1" name="Imagen 1" descr="La figura ilustra siete riesgos digitales en hoteles que afectan la información y la operación, destacando la importancia de la ciberseguridad preventiva."/>
+            <wp:docPr id="1" name="Imagen 1" descr="La figura 3 ilustra siete riesgos digitales en hoteles que afectan la información y la operación, destacando la importancia de la ciberseguridad preventiva.&#10;Los riesgos operativos son los siguientes: accesos no autorizados al PMS, robo o filtración de la información, pérdida de datos, suplantación de identidad, correos fraudulentos, ataques a redes internas y fallas en sistemas tecnológicos.&#10;&#10;"/>
             <wp:cNvGraphicFramePr>
               <a:graphicFrameLocks xmlns:a="http://schemas.openxmlformats.org/drawingml/2006/main" noChangeAspect="1"/>
             </wp:cNvGraphicFramePr>
@@ -6475,7 +6501,7 @@
               <a:graphicData uri="http://schemas.openxmlformats.org/drawingml/2006/picture">
                 <pic:pic xmlns:pic="http://schemas.openxmlformats.org/drawingml/2006/picture">
                   <pic:nvPicPr>
-                    <pic:cNvPr id="1" name="Imagen 1" descr="La figura ilustra siete riesgos digitales en hoteles que afectan la información y la operación, destacando la importancia de la ciberseguridad preventiva."/>
+                    <pic:cNvPr id="1" name="Imagen 1" descr="La figura 3 ilustra siete riesgos digitales en hoteles que afectan la información y la operación, destacando la importancia de la ciberseguridad preventiva.&#10;Los riesgos operativos son los siguientes: accesos no autorizados al PMS, robo o filtración de la información, pérdida de datos, suplantación de identidad, correos fraudulentos, ataques a redes internas y fallas en sistemas tecnológicos.&#10;&#10;"/>
                     <pic:cNvPicPr/>
                   </pic:nvPicPr>
                   <pic:blipFill>
@@ -6525,7 +6551,7 @@
         <w:pStyle w:val="Prrafodelista"/>
         <w:numPr>
           <w:ilvl w:val="0"/>
-          <w:numId w:val="44"/>
+          <w:numId w:val="21"/>
         </w:numPr>
         <w:rPr>
           <w:lang w:eastAsia="es-CO"/>
@@ -6559,7 +6585,7 @@
         <w:pStyle w:val="Prrafodelista"/>
         <w:numPr>
           <w:ilvl w:val="0"/>
-          <w:numId w:val="44"/>
+          <w:numId w:val="21"/>
         </w:numPr>
         <w:rPr>
           <w:lang w:eastAsia="es-CO"/>
@@ -6595,7 +6621,7 @@
         <w:pStyle w:val="Prrafodelista"/>
         <w:numPr>
           <w:ilvl w:val="0"/>
-          <w:numId w:val="44"/>
+          <w:numId w:val="21"/>
         </w:numPr>
         <w:rPr>
           <w:lang w:eastAsia="es-CO"/>
@@ -6637,7 +6663,7 @@
         <w:pStyle w:val="Prrafodelista"/>
         <w:numPr>
           <w:ilvl w:val="0"/>
-          <w:numId w:val="44"/>
+          <w:numId w:val="21"/>
         </w:numPr>
         <w:rPr>
           <w:lang w:eastAsia="es-CO"/>
@@ -6671,7 +6697,7 @@
         <w:pStyle w:val="Prrafodelista"/>
         <w:numPr>
           <w:ilvl w:val="0"/>
-          <w:numId w:val="44"/>
+          <w:numId w:val="21"/>
         </w:numPr>
         <w:rPr>
           <w:lang w:eastAsia="es-CO"/>
@@ -6705,7 +6731,7 @@
         <w:pStyle w:val="Prrafodelista"/>
         <w:numPr>
           <w:ilvl w:val="0"/>
-          <w:numId w:val="44"/>
+          <w:numId w:val="21"/>
         </w:numPr>
         <w:rPr>
           <w:lang w:eastAsia="es-CO"/>
@@ -6745,7 +6771,21 @@
           <w:lang w:eastAsia="es-CO"/>
         </w:rPr>
         <w:lastRenderedPageBreak/>
-        <w:t>Asimismo, la seguridad digital no depende únicamente de la tecnología. El comportamiento del personal también influye significativamente en la prevención de incidentes relacionados con información y sistemas operativos.</w:t>
+        <w:t xml:space="preserve">Asimismo, la seguridad digital no depende únicamente de la tecnología. El comportamiento del </w:t>
+      </w:r>
+      <w:proofErr w:type="spellStart"/>
+      <w:r>
+        <w:rPr>
+          <w:lang w:eastAsia="es-CO"/>
+        </w:rPr>
+        <w:t>personal</w:t>
+      </w:r>
+      <w:proofErr w:type="spellEnd"/>
+      <w:r>
+        <w:rPr>
+          <w:lang w:eastAsia="es-CO"/>
+        </w:rPr>
+        <w:t xml:space="preserve"> también influye significativamente en la prevención de incidentes relacionados con información y sistemas operativos.</w:t>
       </w:r>
     </w:p>
     <w:p>
@@ -7092,7 +7132,21 @@
         <w:rPr>
           <w:lang w:eastAsia="es-CO"/>
         </w:rPr>
-        <w:t xml:space="preserve"> (PMS) mediante un enlace externo. Al revisar el mensaje, identifica inconsistencias en el remitente y en la dirección del enlace, lo que le genera sospecha.</w:t>
+        <w:t xml:space="preserve"> (</w:t>
+      </w:r>
+      <w:proofErr w:type="spellStart"/>
+      <w:r>
+        <w:rPr>
+          <w:lang w:eastAsia="es-CO"/>
+        </w:rPr>
+        <w:t>PMS</w:t>
+      </w:r>
+      <w:proofErr w:type="spellEnd"/>
+      <w:r>
+        <w:rPr>
+          <w:lang w:eastAsia="es-CO"/>
+        </w:rPr>
+        <w:t>) mediante un enlace externo. Al revisar el mensaje, identifica inconsistencias en el remitente y en la dirección del enlace, lo que le genera sospecha.</w:t>
       </w:r>
     </w:p>
     <w:p>
@@ -7144,7 +7198,7 @@
       <w:pPr>
         <w:pStyle w:val="Ttulo2"/>
       </w:pPr>
-      <w:bookmarkStart w:id="16" w:name="_Toc240987217"/>
+      <w:bookmarkStart w:id="16" w:name="_Toc242986724"/>
       <w:r>
         <w:t>Buenas prácticas de ciberseguridad</w:t>
       </w:r>
@@ -7213,10 +7267,10 @@
           <w:lang w:eastAsia="es-CO"/>
         </w:rPr>
         <w:drawing>
-          <wp:inline distT="0" distB="0" distL="0" distR="0" wp14:anchorId="06AF3E4B" wp14:editId="4C4AF412">
+          <wp:inline distT="0" distB="0" distL="0" distR="0" wp14:anchorId="06AF3E4B" wp14:editId="10E5624E">
             <wp:extent cx="4680000" cy="3117600"/>
             <wp:effectExtent l="0" t="0" r="6350" b="6985"/>
-            <wp:docPr id="5" name="Imagen 5" descr="La figura describe ocho recomendaciones de ciberseguridad para proteger datos, prevenir incidentes y garantizar la continuidad operativa del hotel."/>
+            <wp:docPr id="5" name="Imagen 5" descr="La figura 4 describe ocho recomendaciones de ciberseguridad para proteger datos, prevenir incidentes y garantizar la continuidad operativa del hotel.&#10;Dentro de la recomendaciones de ciberseguridad se encuentran: utilizar contraseñas seguras y cambiarlas periódicamente, bloquear equipos cuando no estén en uso, evitar compartir usuarios o claves de acceso, verificar la autenticidad de correos electrónicos, no descargar archivos sospechosos, custodiar documento físicos, reportar incidentes o accesos irregulares y acceder únicamente a la información necesaria para la funciones asignadas."/>
             <wp:cNvGraphicFramePr>
               <a:graphicFrameLocks xmlns:a="http://schemas.openxmlformats.org/drawingml/2006/main" noChangeAspect="1"/>
             </wp:cNvGraphicFramePr>
@@ -7224,7 +7278,7 @@
               <a:graphicData uri="http://schemas.openxmlformats.org/drawingml/2006/picture">
                 <pic:pic xmlns:pic="http://schemas.openxmlformats.org/drawingml/2006/picture">
                   <pic:nvPicPr>
-                    <pic:cNvPr id="5" name="Imagen 5" descr="La figura describe ocho recomendaciones de ciberseguridad para proteger datos, prevenir incidentes y garantizar la continuidad operativa del hotel."/>
+                    <pic:cNvPr id="5" name="Imagen 5" descr="La figura 4 describe ocho recomendaciones de ciberseguridad para proteger datos, prevenir incidentes y garantizar la continuidad operativa del hotel.&#10;Dentro de la recomendaciones de ciberseguridad se encuentran: utilizar contraseñas seguras y cambiarlas periódicamente, bloquear equipos cuando no estén en uso, evitar compartir usuarios o claves de acceso, verificar la autenticidad de correos electrónicos, no descargar archivos sospechosos, custodiar documento físicos, reportar incidentes o accesos irregulares y acceder únicamente a la información necesaria para la funciones asignadas."/>
                     <pic:cNvPicPr/>
                   </pic:nvPicPr>
                   <pic:blipFill>
@@ -7265,7 +7319,21 @@
         <w:rPr>
           <w:lang w:eastAsia="es-CO"/>
         </w:rPr>
-        <w:t>La capacitación permanente del personal también constituye un elemento fundamental dentro de la seguridad digital. El conocimiento de protocolos y riesgos tecnológicos permite actuar de manera preventiva y fortalecer la protección de la información dentro del establecimiento.</w:t>
+        <w:t xml:space="preserve">La capacitación permanente del </w:t>
+      </w:r>
+      <w:proofErr w:type="spellStart"/>
+      <w:r>
+        <w:rPr>
+          <w:lang w:eastAsia="es-CO"/>
+        </w:rPr>
+        <w:t>personal</w:t>
+      </w:r>
+      <w:proofErr w:type="spellEnd"/>
+      <w:r>
+        <w:rPr>
+          <w:lang w:eastAsia="es-CO"/>
+        </w:rPr>
+        <w:t xml:space="preserve"> también constituye un elemento fundamental dentro de la seguridad digital. El conocimiento de protocolos y riesgos tecnológicos permite actuar de manera preventiva y fortalecer la protección de la información dentro del establecimiento.</w:t>
       </w:r>
     </w:p>
     <w:p>
@@ -7300,7 +7368,7 @@
       <w:pPr>
         <w:pStyle w:val="Ttulo1"/>
       </w:pPr>
-      <w:bookmarkStart w:id="17" w:name="_Toc240987218"/>
+      <w:bookmarkStart w:id="17" w:name="_Toc242986725"/>
       <w:r>
         <w:lastRenderedPageBreak/>
         <w:t>Normativa y operación hotelera</w:t>
@@ -7321,7 +7389,7 @@
       <w:pPr>
         <w:pStyle w:val="Ttulo2"/>
       </w:pPr>
-      <w:bookmarkStart w:id="18" w:name="_Toc240987219"/>
+      <w:bookmarkStart w:id="18" w:name="_Toc242986726"/>
       <w:r>
         <w:t>Calidad del servicio y turismo responsable</w:t>
       </w:r>
@@ -7374,7 +7442,15 @@
     </w:p>
     <w:p>
       <w:r>
-        <w:t xml:space="preserve">Lo invitamos a visitar la página de ACOTUR (Asociación de Turismo Responsable), entidad que trabaja por el desarrollo y la promoción del turismo responsable en Colombia. </w:t>
+        <w:t xml:space="preserve">Lo invitamos a visitar la página de </w:t>
+      </w:r>
+      <w:proofErr w:type="spellStart"/>
+      <w:r>
+        <w:t>ACOTUR</w:t>
+      </w:r>
+      <w:proofErr w:type="spellEnd"/>
+      <w:r>
+        <w:t xml:space="preserve"> (Asociación de Turismo Responsable), entidad que trabaja por el desarrollo y la promoción del turismo responsable en Colombia. </w:t>
       </w:r>
       <w:hyperlink r:id="rId17" w:history="1">
         <w:r>
@@ -7389,7 +7465,7 @@
       <w:pPr>
         <w:pStyle w:val="Ttulo2"/>
       </w:pPr>
-      <w:bookmarkStart w:id="19" w:name="_Toc240987220"/>
+      <w:bookmarkStart w:id="19" w:name="_Toc242986727"/>
       <w:r>
         <w:t>Prevención de riesgos y responsabilidad hotelera</w:t>
       </w:r>
@@ -7397,7 +7473,15 @@
     </w:p>
     <w:p>
       <w:r>
-        <w:t>Los establecimientos de alojamiento tienen la responsabilidad de contribuir a la prevención de situaciones que puedan afectar la integridad y seguridad de las personas. Dentro de este compromiso se encuentra la prevención de delitos asociados al turismo, especialmente aquellos relacionados con la explotación sexual comercial de niños, niñas y adolescentes (ESCNNA), la trata de personas y otras situaciones de vulneración de derechos.</w:t>
+        <w:t>Los establecimientos de alojamiento tienen la responsabilidad de contribuir a la prevención de situaciones que puedan afectar la integridad y seguridad de las personas. Dentro de este compromiso se encuentra la prevención de delitos asociados al turismo, especialmente aquellos relacionados con la explotación sexual comercial de niños, niñas y adolescentes (</w:t>
+      </w:r>
+      <w:proofErr w:type="spellStart"/>
+      <w:r>
+        <w:t>ESCNNA</w:t>
+      </w:r>
+      <w:proofErr w:type="spellEnd"/>
+      <w:r>
+        <w:t>), la trata de personas y otras situaciones de vulneración de derechos.</w:t>
       </w:r>
     </w:p>
     <w:p>
@@ -7433,7 +7517,7 @@
       <w:pPr>
         <w:pStyle w:val="Ttulo2"/>
       </w:pPr>
-      <w:bookmarkStart w:id="20" w:name="_Toc240987221"/>
+      <w:bookmarkStart w:id="20" w:name="_Toc242986728"/>
       <w:r>
         <w:t>Transformación digital y actualización normativa</w:t>
       </w:r>
@@ -7441,7 +7525,15 @@
     </w:p>
     <w:p>
       <w:r>
-        <w:t>La transformación digital ha generado importantes cambios en la manera en que operan los establecimientos de alojamiento. Actualmente, los hoteles utilizan plataformas tecnológicas, sistemas PMS, registros digitales y herramientas de comunicación en línea que permiten optimizar procesos y mejorar la experiencia del huésped.</w:t>
+        <w:t xml:space="preserve">La transformación digital ha generado importantes cambios en la manera en que operan los establecimientos de alojamiento. Actualmente, los hoteles utilizan plataformas tecnológicas, sistemas </w:t>
+      </w:r>
+      <w:proofErr w:type="spellStart"/>
+      <w:r>
+        <w:t>PMS</w:t>
+      </w:r>
+      <w:proofErr w:type="spellEnd"/>
+      <w:r>
+        <w:t>, registros digitales y herramientas de comunicación en línea que permiten optimizar procesos y mejorar la experiencia del huésped.</w:t>
       </w:r>
     </w:p>
     <w:p>
@@ -7468,7 +7560,7 @@
         <w:pStyle w:val="Prrafodelista"/>
         <w:numPr>
           <w:ilvl w:val="0"/>
-          <w:numId w:val="35"/>
+          <w:numId w:val="12"/>
         </w:numPr>
       </w:pPr>
       <w:r>
@@ -7480,7 +7572,7 @@
         <w:pStyle w:val="Prrafodelista"/>
         <w:numPr>
           <w:ilvl w:val="0"/>
-          <w:numId w:val="35"/>
+          <w:numId w:val="12"/>
         </w:numPr>
       </w:pPr>
       <w:r>
@@ -7492,7 +7584,7 @@
         <w:pStyle w:val="Prrafodelista"/>
         <w:numPr>
           <w:ilvl w:val="0"/>
-          <w:numId w:val="35"/>
+          <w:numId w:val="12"/>
         </w:numPr>
       </w:pPr>
       <w:r>
@@ -7504,7 +7596,7 @@
         <w:pStyle w:val="Prrafodelista"/>
         <w:numPr>
           <w:ilvl w:val="0"/>
-          <w:numId w:val="35"/>
+          <w:numId w:val="12"/>
         </w:numPr>
       </w:pPr>
       <w:r>
@@ -7516,7 +7608,7 @@
         <w:pStyle w:val="Prrafodelista"/>
         <w:numPr>
           <w:ilvl w:val="0"/>
-          <w:numId w:val="35"/>
+          <w:numId w:val="12"/>
         </w:numPr>
       </w:pPr>
       <w:r>
@@ -7549,6 +7641,9 @@
         <w:gridCol w:w="9962"/>
       </w:tblGrid>
       <w:tr>
+        <w:trPr>
+          <w:tblHeader/>
+        </w:trPr>
         <w:tc>
           <w:tcPr>
             <w:tcW w:w="9962" w:type="dxa"/>
@@ -7800,6 +7895,7 @@
                 <w:b/>
                 <w:bCs/>
               </w:rPr>
+              <w:lastRenderedPageBreak/>
               <w:t>Mujer</w:t>
             </w:r>
             <w:r>
@@ -7822,7 +7918,6 @@
                 <w:b/>
                 <w:bCs/>
               </w:rPr>
-              <w:lastRenderedPageBreak/>
               <w:t>Mujer</w:t>
             </w:r>
             <w:r>
@@ -7859,7 +7954,7 @@
           <w:u w:val="single"/>
         </w:rPr>
       </w:pPr>
-      <w:bookmarkStart w:id="21" w:name="_Toc240987222"/>
+      <w:bookmarkStart w:id="21" w:name="_Toc242986729"/>
       <w:r>
         <w:lastRenderedPageBreak/>
         <w:t>Síntesis</w:t>
@@ -8034,7 +8129,7 @@
       <w:pPr>
         <w:pStyle w:val="Titulosgenerales"/>
       </w:pPr>
-      <w:bookmarkStart w:id="22" w:name="_Toc240987223"/>
+      <w:bookmarkStart w:id="22" w:name="_Toc242986730"/>
       <w:r>
         <w:lastRenderedPageBreak/>
         <w:t>Glosario</w:t>
@@ -8150,6 +8245,7 @@
       </w:r>
     </w:p>
     <w:p>
+      <w:proofErr w:type="spellStart"/>
       <w:r>
         <w:rPr>
           <w:b/>
@@ -8158,6 +8254,7 @@
         <w:lastRenderedPageBreak/>
         <w:t>ESCNNA</w:t>
       </w:r>
+      <w:proofErr w:type="spellEnd"/>
       <w:r>
         <w:t>: sigla de Explotación Sexual Comercial de Niños, Niñas y Adolescentes asociada al turismo.</w:t>
       </w:r>
@@ -8213,7 +8310,7 @@
           <w:b/>
           <w:bCs/>
         </w:rPr>
-        <w:t>g</w:t>
+        <w:t>G</w:t>
       </w:r>
       <w:r>
         <w:rPr>
@@ -8227,7 +8324,7 @@
           <w:b/>
           <w:bCs/>
         </w:rPr>
-        <w:t>t</w:t>
+        <w:t>T</w:t>
       </w:r>
       <w:r>
         <w:rPr>
@@ -8241,6 +8338,7 @@
       </w:r>
     </w:p>
     <w:p>
+      <w:proofErr w:type="spellStart"/>
       <w:r>
         <w:rPr>
           <w:b/>
@@ -8248,6 +8346,7 @@
         </w:rPr>
         <w:t>PMS</w:t>
       </w:r>
+      <w:proofErr w:type="spellEnd"/>
       <w:r>
         <w:t xml:space="preserve">: sigla de </w:t>
       </w:r>
@@ -8364,34 +8463,26 @@
           <w:b/>
           <w:bCs/>
         </w:rPr>
-        <w:t>Tarjeta de Registro Hotelero (TRH):</w:t>
-      </w:r>
-      <w:r>
-        <w:t xml:space="preserve"> documento físico o digital donde se registra la información del huésped y su estadía.</w:t>
-      </w:r>
-    </w:p>
-    <w:p>
+        <w:t>Tarjeta de Registro Hotelero (</w:t>
+      </w:r>
+      <w:proofErr w:type="spellStart"/>
       <w:r>
         <w:rPr>
           <w:b/>
           <w:bCs/>
         </w:rPr>
-        <w:t>Turismo responsable</w:t>
-      </w:r>
-      <w:r>
-        <w:t>: modelo turístico orientado al respeto por el entorno social, cultural, económico y ambiental.</w:t>
-      </w:r>
-    </w:p>
-    <w:p>
+        <w:t>TRH</w:t>
+      </w:r>
+      <w:proofErr w:type="spellEnd"/>
       <w:r>
         <w:rPr>
           <w:b/>
           <w:bCs/>
         </w:rPr>
-        <w:t>Verificación documental</w:t>
-      </w:r>
-      <w:r>
-        <w:t>: proceso de validación de documentos de identidad y soporte de información del huésped.</w:t>
+        <w:t>):</w:t>
+      </w:r>
+      <w:r>
+        <w:t xml:space="preserve"> documento físico o digital donde se registra la información del huésped y su estadía.</w:t>
       </w:r>
     </w:p>
     <w:p>
@@ -8400,6 +8491,30 @@
           <w:b/>
           <w:bCs/>
         </w:rPr>
+        <w:t>Turismo responsable</w:t>
+      </w:r>
+      <w:r>
+        <w:t>: modelo turístico orientado al respeto por el entorno social, cultural, económico y ambiental.</w:t>
+      </w:r>
+    </w:p>
+    <w:p>
+      <w:r>
+        <w:rPr>
+          <w:b/>
+          <w:bCs/>
+        </w:rPr>
+        <w:t>Verificación documental</w:t>
+      </w:r>
+      <w:r>
+        <w:t>: proceso de validación de documentos de identidad y soporte de información del huésped.</w:t>
+      </w:r>
+    </w:p>
+    <w:p>
+      <w:r>
+        <w:rPr>
+          <w:b/>
+          <w:bCs/>
+        </w:rPr>
         <w:t>Virus informático:</w:t>
       </w:r>
       <w:r>
@@ -8416,7 +8531,7 @@
       <w:pPr>
         <w:pStyle w:val="Titulosgenerales"/>
       </w:pPr>
-      <w:bookmarkStart w:id="23" w:name="_Toc240987224"/>
+      <w:bookmarkStart w:id="23" w:name="_Toc242986731"/>
       <w:r>
         <w:lastRenderedPageBreak/>
         <w:t>Referencias bibliográficas</w:t>
@@ -8505,7 +8620,15 @@
     </w:p>
     <w:p>
       <w:r>
-        <w:t xml:space="preserve">Fondo Nacional de Turismo. (2003). Norma Técnica Sectorial Colombiana NTSH 003. Prestación de servicio de recepción y reservas conforme a manuales existentes. </w:t>
+        <w:t xml:space="preserve">Fondo Nacional de Turismo. (2003). Norma Técnica Sectorial Colombiana </w:t>
+      </w:r>
+      <w:proofErr w:type="spellStart"/>
+      <w:r>
+        <w:t>NTSH</w:t>
+      </w:r>
+      <w:proofErr w:type="spellEnd"/>
+      <w:r>
+        <w:t xml:space="preserve"> 003. Prestación de servicio de recepción y reservas conforme a manuales existentes. </w:t>
       </w:r>
       <w:hyperlink r:id="rId23" w:history="1">
         <w:r>
@@ -8517,9 +8640,14 @@
       </w:hyperlink>
     </w:p>
     <w:p>
+      <w:proofErr w:type="spellStart"/>
       <w:r>
         <w:lastRenderedPageBreak/>
-        <w:t xml:space="preserve">Kasavana, M. L., &amp; Cahill, J. J. (2017). </w:t>
+        <w:t>Kasavana</w:t>
+      </w:r>
+      <w:proofErr w:type="spellEnd"/>
+      <w:r>
+        <w:t xml:space="preserve">, M. L., &amp; Cahill, J. J. (2017). </w:t>
       </w:r>
       <w:r>
         <w:rPr>
@@ -8528,7 +8656,15 @@
         <w:t>Managing computers in the hospitality industry</w:t>
       </w:r>
       <w:r>
-        <w:t>. AHLEI.</w:t>
+        <w:t xml:space="preserve">. </w:t>
+      </w:r>
+      <w:proofErr w:type="spellStart"/>
+      <w:r>
+        <w:t>AHLEI</w:t>
+      </w:r>
+      <w:proofErr w:type="spellEnd"/>
+      <w:r>
+        <w:t>.</w:t>
       </w:r>
     </w:p>
     <w:p>
@@ -8546,12 +8682,52 @@
     </w:p>
     <w:p>
       <w:r>
-        <w:t xml:space="preserve">Kotler, P., Bowen, J., &amp; Makens, J. (2017). Marketing for hospitality and tourism (7th ed.). Pearson. </w:t>
-      </w:r>
-    </w:p>
-    <w:p>
-      <w:r>
-        <w:t xml:space="preserve">Ministerio de Comercio, Industria y Turismo. (2015). Decreto 1074 de 2015. Decreto Único Reglamentario del Sector Comercio, Industria y Turismo. SUIN-Juriscol. </w:t>
+        <w:t xml:space="preserve">Kotler, P., Bowen, J., &amp; </w:t>
+      </w:r>
+      <w:proofErr w:type="spellStart"/>
+      <w:r>
+        <w:t>Makens</w:t>
+      </w:r>
+      <w:proofErr w:type="spellEnd"/>
+      <w:r>
+        <w:t xml:space="preserve">, J. (2017). Marketing </w:t>
+      </w:r>
+      <w:proofErr w:type="spellStart"/>
+      <w:r>
+        <w:t>for</w:t>
+      </w:r>
+      <w:proofErr w:type="spellEnd"/>
+      <w:r>
+        <w:t xml:space="preserve"> </w:t>
+      </w:r>
+      <w:proofErr w:type="spellStart"/>
+      <w:r>
+        <w:t>hospitality</w:t>
+      </w:r>
+      <w:proofErr w:type="spellEnd"/>
+      <w:r>
+        <w:t xml:space="preserve"> and </w:t>
+      </w:r>
+      <w:proofErr w:type="spellStart"/>
+      <w:r>
+        <w:t>tourism</w:t>
+      </w:r>
+      <w:proofErr w:type="spellEnd"/>
+      <w:r>
+        <w:t xml:space="preserve"> (7th ed.). Pearson. </w:t>
+      </w:r>
+    </w:p>
+    <w:p>
+      <w:r>
+        <w:t xml:space="preserve">Ministerio de Comercio, Industria y Turismo. (2015). Decreto 1074 de 2015. Decreto Único Reglamentario del Sector Comercio, Industria y Turismo. </w:t>
+      </w:r>
+      <w:proofErr w:type="spellStart"/>
+      <w:r>
+        <w:t>SUIN-Juriscol</w:t>
+      </w:r>
+      <w:proofErr w:type="spellEnd"/>
+      <w:r>
+        <w:t xml:space="preserve">. </w:t>
       </w:r>
       <w:hyperlink r:id="rId25" w:history="1">
         <w:r>
@@ -8564,7 +8740,15 @@
     </w:p>
     <w:p>
       <w:r>
-        <w:t xml:space="preserve">Ministerio de Comercio, Industria y Turismo. (2016). Decreto 1964 de 2016. SUIN-Juriscol. </w:t>
+        <w:t xml:space="preserve">Ministerio de Comercio, Industria y Turismo. (2016). Decreto 1964 de 2016. </w:t>
+      </w:r>
+      <w:proofErr w:type="spellStart"/>
+      <w:r>
+        <w:t>SUIN-Juriscol</w:t>
+      </w:r>
+      <w:proofErr w:type="spellEnd"/>
+      <w:r>
+        <w:t xml:space="preserve">. </w:t>
       </w:r>
       <w:hyperlink r:id="rId26" w:history="1">
         <w:r>
@@ -8577,7 +8761,15 @@
     </w:p>
     <w:p>
       <w:r>
-        <w:t xml:space="preserve">Ministerio de Comercio, Industria y Turismo. (2018). Decreto 2119 de 2018. SUIN-Juriscol. </w:t>
+        <w:t xml:space="preserve">Ministerio de Comercio, Industria y Turismo. (2018). Decreto 2119 de 2018. </w:t>
+      </w:r>
+      <w:proofErr w:type="spellStart"/>
+      <w:r>
+        <w:t>SUIN-Juriscol</w:t>
+      </w:r>
+      <w:proofErr w:type="spellEnd"/>
+      <w:r>
+        <w:t xml:space="preserve">. </w:t>
       </w:r>
       <w:hyperlink r:id="rId27" w:history="1">
         <w:r>
@@ -8603,7 +8795,15 @@
     </w:p>
     <w:p>
       <w:r>
-        <w:t>Oracle Hospitality. (2023</w:t>
+        <w:t xml:space="preserve">Oracle </w:t>
+      </w:r>
+      <w:proofErr w:type="spellStart"/>
+      <w:r>
+        <w:t>Hospitality</w:t>
+      </w:r>
+      <w:proofErr w:type="spellEnd"/>
+      <w:r>
+        <w:t>. (2023</w:t>
       </w:r>
       <w:r>
         <w:rPr>
@@ -8612,7 +8812,15 @@
         <w:t>). Property Management Systems</w:t>
       </w:r>
       <w:r>
-        <w:t xml:space="preserve"> (PMS). </w:t>
+        <w:t xml:space="preserve"> (</w:t>
+      </w:r>
+      <w:proofErr w:type="spellStart"/>
+      <w:r>
+        <w:t>PMS</w:t>
+      </w:r>
+      <w:proofErr w:type="spellEnd"/>
+      <w:r>
+        <w:t xml:space="preserve">). </w:t>
       </w:r>
       <w:hyperlink r:id="rId29" w:history="1">
         <w:r>
@@ -8631,7 +8839,7 @@
       <w:pPr>
         <w:pStyle w:val="Titulosgenerales"/>
       </w:pPr>
-      <w:bookmarkStart w:id="24" w:name="_Toc240987225"/>
+      <w:bookmarkStart w:id="24" w:name="_Toc242986732"/>
       <w:r>
         <w:lastRenderedPageBreak/>
         <w:t>Créditos</w:t>
@@ -8766,7 +8974,7 @@
                 <w:szCs w:val="28"/>
                 <w:lang w:val="es-CO"/>
               </w:rPr>
-              <w:t>Responsable Nacional Ecosistema de Recursos Educativos Digitales (RED) - Profesional 06</w:t>
+              <w:t>Profesional 06. Responsable Ecosistema Virtual de Recursos Educativos Digitales</w:t>
             </w:r>
           </w:p>
         </w:tc>
@@ -8888,7 +9096,15 @@
                 <w:szCs w:val="28"/>
                 <w:lang w:val="es-CO"/>
               </w:rPr>
-              <w:t>Amparo Virginia Moreno antero</w:t>
+              <w:t xml:space="preserve">Amparo Virginia Moreno </w:t>
+            </w:r>
+            <w:r>
+              <w:rPr>
+                <w:sz w:val="28"/>
+                <w:szCs w:val="28"/>
+                <w:lang w:val="es-CO"/>
+              </w:rPr>
+              <w:t>Cantero</w:t>
             </w:r>
           </w:p>
         </w:tc>
@@ -9264,8 +9480,19 @@
                 <w:szCs w:val="28"/>
                 <w:lang w:val="es-CO"/>
               </w:rPr>
-              <w:t>full stack</w:t>
-            </w:r>
+              <w:t xml:space="preserve">full </w:t>
+            </w:r>
+            <w:proofErr w:type="spellStart"/>
+            <w:r>
+              <w:rPr>
+                <w:rStyle w:val="Extranjerismo"/>
+                <w:sz w:val="28"/>
+                <w:szCs w:val="28"/>
+                <w:lang w:val="es-CO"/>
+              </w:rPr>
+              <w:t>stack</w:t>
+            </w:r>
+            <w:proofErr w:type="spellEnd"/>
           </w:p>
         </w:tc>
         <w:tc>
@@ -9817,7 +10044,7 @@
 </file>
 
 <file path=word/endnotes.xml><?xml version="1.0" encoding="utf-8"?>
-<w:endnotes xmlns:wpc="http://schemas.microsoft.com/office/word/2010/wordprocessingCanvas" xmlns:cx="http://schemas.microsoft.com/office/drawing/2014/chartex" xmlns:cx1="http://schemas.microsoft.com/office/drawing/2015/9/8/chartex" xmlns:cx2="http://schemas.microsoft.com/office/drawing/2015/10/21/chartex" xmlns:cx3="http://schemas.microsoft.com/office/drawing/2016/5/9/chartex" xmlns:cx4="http://schemas.microsoft.com/office/drawing/2016/5/10/chartex" xmlns:cx5="http://schemas.microsoft.com/office/drawing/2016/5/11/chartex" xmlns:cx6="http://schemas.microsoft.com/office/drawing/2016/5/12/chartex" xmlns:cx7="http://schemas.microsoft.com/office/drawing/2016/5/13/chartex" xmlns:cx8="http://schemas.microsoft.com/office/drawing/2016/5/14/chartex" xmlns:mc="http://schemas.openxmlformats.org/markup-compatibility/2006" xmlns:aink="http://schemas.microsoft.com/office/drawing/2016/ink" xmlns:am3d="http://schemas.microsoft.com/office/drawing/2017/model3d" xmlns:o="urn:schemas-microsoft-com:office:office" xmlns:r="http://schemas.openxmlformats.org/officeDocument/2006/relationships" xmlns:m="http://schemas.openxmlformats.org/officeDocument/2006/math" xmlns:v="urn:schemas-microsoft-com:vml" xmlns:wp14="http://schemas.microsoft.com/office/word/2010/wordprocessingDrawing" xmlns:wp="http://schemas.openxmlformats.org/drawingml/2006/wordprocessingDrawing" xmlns:w10="urn:schemas-microsoft-com:office:word" xmlns:w="http://schemas.openxmlformats.org/wordprocessingml/2006/main" xmlns:w14="http://schemas.microsoft.com/office/word/2010/wordml" xmlns:w15="http://schemas.microsoft.com/office/word/2012/wordml" xmlns:w16cex="http://schemas.microsoft.com/office/word/2018/wordml/cex" xmlns:w16cid="http://schemas.microsoft.com/office/word/2016/wordml/cid" xmlns:w16="http://schemas.microsoft.com/office/word/2018/wordml" xmlns:w16sdtdh="http://schemas.microsoft.com/office/word/2020/wordml/sdtdatahash" xmlns:w16se="http://schemas.microsoft.com/office/word/2015/wordml/symex" xmlns:wpg="http://schemas.microsoft.com/office/word/2010/wordprocessingGroup" xmlns:wpi="http://schemas.microsoft.com/office/word/2010/wordprocessingInk" xmlns:wne="http://schemas.microsoft.com/office/word/2006/wordml" xmlns:wps="http://schemas.microsoft.com/office/word/2010/wordprocessingShape" mc:Ignorable="w14 w15 w16se w16cid w16 w16cex w16sdtdh wp14">
+<w:endnotes xmlns:wpc="http://schemas.microsoft.com/office/word/2010/wordprocessingCanvas" xmlns:cx="http://schemas.microsoft.com/office/drawing/2014/chartex" xmlns:cx1="http://schemas.microsoft.com/office/drawing/2015/9/8/chartex" xmlns:cx2="http://schemas.microsoft.com/office/drawing/2015/10/21/chartex" xmlns:cx3="http://schemas.microsoft.com/office/drawing/2016/5/9/chartex" xmlns:cx4="http://schemas.microsoft.com/office/drawing/2016/5/10/chartex" xmlns:cx5="http://schemas.microsoft.com/office/drawing/2016/5/11/chartex" xmlns:cx6="http://schemas.microsoft.com/office/drawing/2016/5/12/chartex" xmlns:cx7="http://schemas.microsoft.com/office/drawing/2016/5/13/chartex" xmlns:cx8="http://schemas.microsoft.com/office/drawing/2016/5/14/chartex" xmlns:mc="http://schemas.openxmlformats.org/markup-compatibility/2006" xmlns:m="http://schemas.openxmlformats.org/officeDocument/2006/math" xmlns:aink="http://schemas.microsoft.com/office/drawing/2016/ink" xmlns:am3d="http://schemas.microsoft.com/office/drawing/2017/model3d" xmlns:oel="http://schemas.microsoft.com/office/2019/extlst" xmlns:r="http://schemas.openxmlformats.org/officeDocument/2006/relationships" xmlns:wp14="http://schemas.microsoft.com/office/word/2010/wordprocessingDrawing" xmlns:wp="http://schemas.openxmlformats.org/drawingml/2006/wordprocessingDrawing" xmlns:wpg="http://schemas.microsoft.com/office/word/2010/wordprocessingGroup" xmlns:wpi="http://schemas.microsoft.com/office/word/2010/wordprocessingInk" xmlns:wps="http://schemas.microsoft.com/office/word/2010/wordprocessingShape" xmlns:o="urn:schemas-microsoft-com:office:office" xmlns:v="urn:schemas-microsoft-com:vml" xmlns:w10="urn:schemas-microsoft-com:office:word" xmlns:w="http://schemas.openxmlformats.org/wordprocessingml/2006/main" xmlns:w14="http://schemas.microsoft.com/office/word/2010/wordml" xmlns:w15="http://schemas.microsoft.com/office/word/2012/wordml" xmlns:w16cex="http://schemas.microsoft.com/office/word/2018/wordml/cex" xmlns:w16cid="http://schemas.microsoft.com/office/word/2016/wordml/cid" xmlns:w16="http://schemas.microsoft.com/office/word/2018/wordml" xmlns:w16sdtdh="http://schemas.microsoft.com/office/word/2020/wordml/sdtdatahash" xmlns:w16sdtfl="http://schemas.microsoft.com/office/word/2024/wordml/sdtformatlock" xmlns:w16se="http://schemas.microsoft.com/office/word/2015/wordml/symex" xmlns:w16du="http://schemas.microsoft.com/office/word/2023/wordml/word16du" xmlns:wne="http://schemas.microsoft.com/office/word/2006/wordml" mc:Ignorable="w14 w15 w16se w16cid w16 w16cex w16sdtdh w16sdtfl w16du wp14">
   <w:endnote w:type="separator" w:id="-1">
     <w:p>
       <w:pPr>
@@ -9844,7 +10071,7 @@
 </file>
 
 <file path=word/footer1.xml><?xml version="1.0" encoding="utf-8"?>
-<w:ftr xmlns:wpc="http://schemas.microsoft.com/office/word/2010/wordprocessingCanvas" xmlns:cx="http://schemas.microsoft.com/office/drawing/2014/chartex" xmlns:cx1="http://schemas.microsoft.com/office/drawing/2015/9/8/chartex" xmlns:cx2="http://schemas.microsoft.com/office/drawing/2015/10/21/chartex" xmlns:cx3="http://schemas.microsoft.com/office/drawing/2016/5/9/chartex" xmlns:cx4="http://schemas.microsoft.com/office/drawing/2016/5/10/chartex" xmlns:cx5="http://schemas.microsoft.com/office/drawing/2016/5/11/chartex" xmlns:cx6="http://schemas.microsoft.com/office/drawing/2016/5/12/chartex" xmlns:cx7="http://schemas.microsoft.com/office/drawing/2016/5/13/chartex" xmlns:cx8="http://schemas.microsoft.com/office/drawing/2016/5/14/chartex" xmlns:mc="http://schemas.openxmlformats.org/markup-compatibility/2006" xmlns:aink="http://schemas.microsoft.com/office/drawing/2016/ink" xmlns:am3d="http://schemas.microsoft.com/office/drawing/2017/model3d" xmlns:o="urn:schemas-microsoft-com:office:office" xmlns:r="http://schemas.openxmlformats.org/officeDocument/2006/relationships" xmlns:m="http://schemas.openxmlformats.org/officeDocument/2006/math" xmlns:v="urn:schemas-microsoft-com:vml" xmlns:wp14="http://schemas.microsoft.com/office/word/2010/wordprocessingDrawing" xmlns:wp="http://schemas.openxmlformats.org/drawingml/2006/wordprocessingDrawing" xmlns:w10="urn:schemas-microsoft-com:office:word" xmlns:w="http://schemas.openxmlformats.org/wordprocessingml/2006/main" xmlns:w14="http://schemas.microsoft.com/office/word/2010/wordml" xmlns:w15="http://schemas.microsoft.com/office/word/2012/wordml" xmlns:w16cex="http://schemas.microsoft.com/office/word/2018/wordml/cex" xmlns:w16cid="http://schemas.microsoft.com/office/word/2016/wordml/cid" xmlns:w16="http://schemas.microsoft.com/office/word/2018/wordml" xmlns:w16sdtdh="http://schemas.microsoft.com/office/word/2020/wordml/sdtdatahash" xmlns:w16se="http://schemas.microsoft.com/office/word/2015/wordml/symex" xmlns:wpg="http://schemas.microsoft.com/office/word/2010/wordprocessingGroup" xmlns:wpi="http://schemas.microsoft.com/office/word/2010/wordprocessingInk" xmlns:wne="http://schemas.microsoft.com/office/word/2006/wordml" xmlns:wps="http://schemas.microsoft.com/office/word/2010/wordprocessingShape" mc:Ignorable="w14 w15 w16se w16cid w16 w16cex w16sdtdh wp14">
+<w:ftr xmlns:wpc="http://schemas.microsoft.com/office/word/2010/wordprocessingCanvas" xmlns:cx="http://schemas.microsoft.com/office/drawing/2014/chartex" xmlns:cx1="http://schemas.microsoft.com/office/drawing/2015/9/8/chartex" xmlns:cx2="http://schemas.microsoft.com/office/drawing/2015/10/21/chartex" xmlns:cx3="http://schemas.microsoft.com/office/drawing/2016/5/9/chartex" xmlns:cx4="http://schemas.microsoft.com/office/drawing/2016/5/10/chartex" xmlns:cx5="http://schemas.microsoft.com/office/drawing/2016/5/11/chartex" xmlns:cx6="http://schemas.microsoft.com/office/drawing/2016/5/12/chartex" xmlns:cx7="http://schemas.microsoft.com/office/drawing/2016/5/13/chartex" xmlns:cx8="http://schemas.microsoft.com/office/drawing/2016/5/14/chartex" xmlns:mc="http://schemas.openxmlformats.org/markup-compatibility/2006" xmlns:m="http://schemas.openxmlformats.org/officeDocument/2006/math" xmlns:aink="http://schemas.microsoft.com/office/drawing/2016/ink" xmlns:am3d="http://schemas.microsoft.com/office/drawing/2017/model3d" xmlns:oel="http://schemas.microsoft.com/office/2019/extlst" xmlns:r="http://schemas.openxmlformats.org/officeDocument/2006/relationships" xmlns:wp14="http://schemas.microsoft.com/office/word/2010/wordprocessingDrawing" xmlns:wp="http://schemas.openxmlformats.org/drawingml/2006/wordprocessingDrawing" xmlns:wpg="http://schemas.microsoft.com/office/word/2010/wordprocessingGroup" xmlns:wpi="http://schemas.microsoft.com/office/word/2010/wordprocessingInk" xmlns:wps="http://schemas.microsoft.com/office/word/2010/wordprocessingShape" xmlns:o="urn:schemas-microsoft-com:office:office" xmlns:v="urn:schemas-microsoft-com:vml" xmlns:w10="urn:schemas-microsoft-com:office:word" xmlns:w="http://schemas.openxmlformats.org/wordprocessingml/2006/main" xmlns:w14="http://schemas.microsoft.com/office/word/2010/wordml" xmlns:w15="http://schemas.microsoft.com/office/word/2012/wordml" xmlns:w16cex="http://schemas.microsoft.com/office/word/2018/wordml/cex" xmlns:w16cid="http://schemas.microsoft.com/office/word/2016/wordml/cid" xmlns:w16="http://schemas.microsoft.com/office/word/2018/wordml" xmlns:w16sdtdh="http://schemas.microsoft.com/office/word/2020/wordml/sdtdatahash" xmlns:w16sdtfl="http://schemas.microsoft.com/office/word/2024/wordml/sdtformatlock" xmlns:w16se="http://schemas.microsoft.com/office/word/2015/wordml/symex" xmlns:w16du="http://schemas.microsoft.com/office/word/2023/wordml/word16du" xmlns:wne="http://schemas.microsoft.com/office/word/2006/wordml" mc:Ignorable="w14 w15 w16se w16cid w16 w16cex w16sdtdh w16sdtfl w16du wp14">
   <w:sdt>
     <w:sdtPr>
       <w:id w:val="-1465197936"/>
@@ -9853,7 +10080,6 @@
         <w:docPartUnique/>
       </w:docPartObj>
     </w:sdtPr>
-    <w:sdtEndPr/>
     <w:sdtContent>
       <w:p>
         <w:pPr>
@@ -9891,7 +10117,7 @@
 </file>
 
 <file path=word/footnotes.xml><?xml version="1.0" encoding="utf-8"?>
-<w:footnotes xmlns:wpc="http://schemas.microsoft.com/office/word/2010/wordprocessingCanvas" xmlns:cx="http://schemas.microsoft.com/office/drawing/2014/chartex" xmlns:cx1="http://schemas.microsoft.com/office/drawing/2015/9/8/chartex" xmlns:cx2="http://schemas.microsoft.com/office/drawing/2015/10/21/chartex" xmlns:cx3="http://schemas.microsoft.com/office/drawing/2016/5/9/chartex" xmlns:cx4="http://schemas.microsoft.com/office/drawing/2016/5/10/chartex" xmlns:cx5="http://schemas.microsoft.com/office/drawing/2016/5/11/chartex" xmlns:cx6="http://schemas.microsoft.com/office/drawing/2016/5/12/chartex" xmlns:cx7="http://schemas.microsoft.com/office/drawing/2016/5/13/chartex" xmlns:cx8="http://schemas.microsoft.com/office/drawing/2016/5/14/chartex" xmlns:mc="http://schemas.openxmlformats.org/markup-compatibility/2006" xmlns:aink="http://schemas.microsoft.com/office/drawing/2016/ink" xmlns:am3d="http://schemas.microsoft.com/office/drawing/2017/model3d" xmlns:o="urn:schemas-microsoft-com:office:office" xmlns:r="http://schemas.openxmlformats.org/officeDocument/2006/relationships" xmlns:m="http://schemas.openxmlformats.org/officeDocument/2006/math" xmlns:v="urn:schemas-microsoft-com:vml" xmlns:wp14="http://schemas.microsoft.com/office/word/2010/wordprocessingDrawing" xmlns:wp="http://schemas.openxmlformats.org/drawingml/2006/wordprocessingDrawing" xmlns:w10="urn:schemas-microsoft-com:office:word" xmlns:w="http://schemas.openxmlformats.org/wordprocessingml/2006/main" xmlns:w14="http://schemas.microsoft.com/office/word/2010/wordml" xmlns:w15="http://schemas.microsoft.com/office/word/2012/wordml" xmlns:w16cex="http://schemas.microsoft.com/office/word/2018/wordml/cex" xmlns:w16cid="http://schemas.microsoft.com/office/word/2016/wordml/cid" xmlns:w16="http://schemas.microsoft.com/office/word/2018/wordml" xmlns:w16sdtdh="http://schemas.microsoft.com/office/word/2020/wordml/sdtdatahash" xmlns:w16se="http://schemas.microsoft.com/office/word/2015/wordml/symex" xmlns:wpg="http://schemas.microsoft.com/office/word/2010/wordprocessingGroup" xmlns:wpi="http://schemas.microsoft.com/office/word/2010/wordprocessingInk" xmlns:wne="http://schemas.microsoft.com/office/word/2006/wordml" xmlns:wps="http://schemas.microsoft.com/office/word/2010/wordprocessingShape" mc:Ignorable="w14 w15 w16se w16cid w16 w16cex w16sdtdh wp14">
+<w:footnotes xmlns:wpc="http://schemas.microsoft.com/office/word/2010/wordprocessingCanvas" xmlns:cx="http://schemas.microsoft.com/office/drawing/2014/chartex" xmlns:cx1="http://schemas.microsoft.com/office/drawing/2015/9/8/chartex" xmlns:cx2="http://schemas.microsoft.com/office/drawing/2015/10/21/chartex" xmlns:cx3="http://schemas.microsoft.com/office/drawing/2016/5/9/chartex" xmlns:cx4="http://schemas.microsoft.com/office/drawing/2016/5/10/chartex" xmlns:cx5="http://schemas.microsoft.com/office/drawing/2016/5/11/chartex" xmlns:cx6="http://schemas.microsoft.com/office/drawing/2016/5/12/chartex" xmlns:cx7="http://schemas.microsoft.com/office/drawing/2016/5/13/chartex" xmlns:cx8="http://schemas.microsoft.com/office/drawing/2016/5/14/chartex" xmlns:mc="http://schemas.openxmlformats.org/markup-compatibility/2006" xmlns:m="http://schemas.openxmlformats.org/officeDocument/2006/math" xmlns:aink="http://schemas.microsoft.com/office/drawing/2016/ink" xmlns:am3d="http://schemas.microsoft.com/office/drawing/2017/model3d" xmlns:oel="http://schemas.microsoft.com/office/2019/extlst" xmlns:r="http://schemas.openxmlformats.org/officeDocument/2006/relationships" xmlns:wp14="http://schemas.microsoft.com/office/word/2010/wordprocessingDrawing" xmlns:wp="http://schemas.openxmlformats.org/drawingml/2006/wordprocessingDrawing" xmlns:wpg="http://schemas.microsoft.com/office/word/2010/wordprocessingGroup" xmlns:wpi="http://schemas.microsoft.com/office/word/2010/wordprocessingInk" xmlns:wps="http://schemas.microsoft.com/office/word/2010/wordprocessingShape" xmlns:o="urn:schemas-microsoft-com:office:office" xmlns:v="urn:schemas-microsoft-com:vml" xmlns:w10="urn:schemas-microsoft-com:office:word" xmlns:w="http://schemas.openxmlformats.org/wordprocessingml/2006/main" xmlns:w14="http://schemas.microsoft.com/office/word/2010/wordml" xmlns:w15="http://schemas.microsoft.com/office/word/2012/wordml" xmlns:w16cex="http://schemas.microsoft.com/office/word/2018/wordml/cex" xmlns:w16cid="http://schemas.microsoft.com/office/word/2016/wordml/cid" xmlns:w16="http://schemas.microsoft.com/office/word/2018/wordml" xmlns:w16sdtdh="http://schemas.microsoft.com/office/word/2020/wordml/sdtdatahash" xmlns:w16sdtfl="http://schemas.microsoft.com/office/word/2024/wordml/sdtformatlock" xmlns:w16se="http://schemas.microsoft.com/office/word/2015/wordml/symex" xmlns:w16du="http://schemas.microsoft.com/office/word/2023/wordml/word16du" xmlns:wne="http://schemas.microsoft.com/office/word/2006/wordml" mc:Ignorable="w14 w15 w16se w16cid w16 w16cex w16sdtdh w16sdtfl w16du wp14">
   <w:footnote w:type="separator" w:id="-1">
     <w:p>
       <w:pPr>
@@ -9918,7 +10144,7 @@
 </file>
 
 <file path=word/header1.xml><?xml version="1.0" encoding="utf-8"?>
-<w:hdr xmlns:wpc="http://schemas.microsoft.com/office/word/2010/wordprocessingCanvas" xmlns:cx="http://schemas.microsoft.com/office/drawing/2014/chartex" xmlns:cx1="http://schemas.microsoft.com/office/drawing/2015/9/8/chartex" xmlns:cx2="http://schemas.microsoft.com/office/drawing/2015/10/21/chartex" xmlns:cx3="http://schemas.microsoft.com/office/drawing/2016/5/9/chartex" xmlns:cx4="http://schemas.microsoft.com/office/drawing/2016/5/10/chartex" xmlns:cx5="http://schemas.microsoft.com/office/drawing/2016/5/11/chartex" xmlns:cx6="http://schemas.microsoft.com/office/drawing/2016/5/12/chartex" xmlns:cx7="http://schemas.microsoft.com/office/drawing/2016/5/13/chartex" xmlns:cx8="http://schemas.microsoft.com/office/drawing/2016/5/14/chartex" xmlns:mc="http://schemas.openxmlformats.org/markup-compatibility/2006" xmlns:aink="http://schemas.microsoft.com/office/drawing/2016/ink" xmlns:am3d="http://schemas.microsoft.com/office/drawing/2017/model3d" xmlns:o="urn:schemas-microsoft-com:office:office" xmlns:r="http://schemas.openxmlformats.org/officeDocument/2006/relationships" xmlns:m="http://schemas.openxmlformats.org/officeDocument/2006/math" xmlns:v="urn:schemas-microsoft-com:vml" xmlns:wp14="http://schemas.microsoft.com/office/word/2010/wordprocessingDrawing" xmlns:wp="http://schemas.openxmlformats.org/drawingml/2006/wordprocessingDrawing" xmlns:w10="urn:schemas-microsoft-com:office:word" xmlns:w="http://schemas.openxmlformats.org/wordprocessingml/2006/main" xmlns:w14="http://schemas.microsoft.com/office/word/2010/wordml" xmlns:w15="http://schemas.microsoft.com/office/word/2012/wordml" xmlns:w16cex="http://schemas.microsoft.com/office/word/2018/wordml/cex" xmlns:w16cid="http://schemas.microsoft.com/office/word/2016/wordml/cid" xmlns:w16="http://schemas.microsoft.com/office/word/2018/wordml" xmlns:w16sdtdh="http://schemas.microsoft.com/office/word/2020/wordml/sdtdatahash" xmlns:w16se="http://schemas.microsoft.com/office/word/2015/wordml/symex" xmlns:wpg="http://schemas.microsoft.com/office/word/2010/wordprocessingGroup" xmlns:wpi="http://schemas.microsoft.com/office/word/2010/wordprocessingInk" xmlns:wne="http://schemas.microsoft.com/office/word/2006/wordml" xmlns:wps="http://schemas.microsoft.com/office/word/2010/wordprocessingShape" mc:Ignorable="w14 w15 w16se w16cid w16 w16cex w16sdtdh wp14">
+<w:hdr xmlns:wpc="http://schemas.microsoft.com/office/word/2010/wordprocessingCanvas" xmlns:cx="http://schemas.microsoft.com/office/drawing/2014/chartex" xmlns:cx1="http://schemas.microsoft.com/office/drawing/2015/9/8/chartex" xmlns:cx2="http://schemas.microsoft.com/office/drawing/2015/10/21/chartex" xmlns:cx3="http://schemas.microsoft.com/office/drawing/2016/5/9/chartex" xmlns:cx4="http://schemas.microsoft.com/office/drawing/2016/5/10/chartex" xmlns:cx5="http://schemas.microsoft.com/office/drawing/2016/5/11/chartex" xmlns:cx6="http://schemas.microsoft.com/office/drawing/2016/5/12/chartex" xmlns:cx7="http://schemas.microsoft.com/office/drawing/2016/5/13/chartex" xmlns:cx8="http://schemas.microsoft.com/office/drawing/2016/5/14/chartex" xmlns:mc="http://schemas.openxmlformats.org/markup-compatibility/2006" xmlns:m="http://schemas.openxmlformats.org/officeDocument/2006/math" xmlns:aink="http://schemas.microsoft.com/office/drawing/2016/ink" xmlns:am3d="http://schemas.microsoft.com/office/drawing/2017/model3d" xmlns:oel="http://schemas.microsoft.com/office/2019/extlst" xmlns:r="http://schemas.openxmlformats.org/officeDocument/2006/relationships" xmlns:wp14="http://schemas.microsoft.com/office/word/2010/wordprocessingDrawing" xmlns:wp="http://schemas.openxmlformats.org/drawingml/2006/wordprocessingDrawing" xmlns:wpg="http://schemas.microsoft.com/office/word/2010/wordprocessingGroup" xmlns:wpi="http://schemas.microsoft.com/office/word/2010/wordprocessingInk" xmlns:wps="http://schemas.microsoft.com/office/word/2010/wordprocessingShape" xmlns:o="urn:schemas-microsoft-com:office:office" xmlns:v="urn:schemas-microsoft-com:vml" xmlns:w10="urn:schemas-microsoft-com:office:word" xmlns:w="http://schemas.openxmlformats.org/wordprocessingml/2006/main" xmlns:w14="http://schemas.microsoft.com/office/word/2010/wordml" xmlns:w15="http://schemas.microsoft.com/office/word/2012/wordml" xmlns:w16cex="http://schemas.microsoft.com/office/word/2018/wordml/cex" xmlns:w16cid="http://schemas.microsoft.com/office/word/2016/wordml/cid" xmlns:w16="http://schemas.microsoft.com/office/word/2018/wordml" xmlns:w16sdtdh="http://schemas.microsoft.com/office/word/2020/wordml/sdtdatahash" xmlns:w16sdtfl="http://schemas.microsoft.com/office/word/2024/wordml/sdtformatlock" xmlns:w16se="http://schemas.microsoft.com/office/word/2015/wordml/symex" xmlns:w16du="http://schemas.microsoft.com/office/word/2023/wordml/word16du" xmlns:wne="http://schemas.microsoft.com/office/word/2006/wordml" mc:Ignorable="w14 w15 w16se w16cid w16 w16cex w16sdtdh w16sdtfl w16du wp14">
   <w:p>
     <w:pPr>
       <w:pStyle w:val="Encabezado"/>
@@ -10005,7 +10231,7 @@
 </file>
 
 <file path=word/numbering.xml><?xml version="1.0" encoding="utf-8"?>
-<w:numbering xmlns:wpc="http://schemas.microsoft.com/office/word/2010/wordprocessingCanvas" xmlns:cx="http://schemas.microsoft.com/office/drawing/2014/chartex" xmlns:cx1="http://schemas.microsoft.com/office/drawing/2015/9/8/chartex" xmlns:cx2="http://schemas.microsoft.com/office/drawing/2015/10/21/chartex" xmlns:cx3="http://schemas.microsoft.com/office/drawing/2016/5/9/chartex" xmlns:cx4="http://schemas.microsoft.com/office/drawing/2016/5/10/chartex" xmlns:cx5="http://schemas.microsoft.com/office/drawing/2016/5/11/chartex" xmlns:cx6="http://schemas.microsoft.com/office/drawing/2016/5/12/chartex" xmlns:cx7="http://schemas.microsoft.com/office/drawing/2016/5/13/chartex" xmlns:cx8="http://schemas.microsoft.com/office/drawing/2016/5/14/chartex" xmlns:mc="http://schemas.openxmlformats.org/markup-compatibility/2006" xmlns:aink="http://schemas.microsoft.com/office/drawing/2016/ink" xmlns:am3d="http://schemas.microsoft.com/office/drawing/2017/model3d" xmlns:o="urn:schemas-microsoft-com:office:office" xmlns:r="http://schemas.openxmlformats.org/officeDocument/2006/relationships" xmlns:m="http://schemas.openxmlformats.org/officeDocument/2006/math" xmlns:v="urn:schemas-microsoft-com:vml" xmlns:wp14="http://schemas.microsoft.com/office/word/2010/wordprocessingDrawing" xmlns:wp="http://schemas.openxmlformats.org/drawingml/2006/wordprocessingDrawing" xmlns:w10="urn:schemas-microsoft-com:office:word" xmlns:w="http://schemas.openxmlformats.org/wordprocessingml/2006/main" xmlns:w14="http://schemas.microsoft.com/office/word/2010/wordml" xmlns:w15="http://schemas.microsoft.com/office/word/2012/wordml" xmlns:w16cex="http://schemas.microsoft.com/office/word/2018/wordml/cex" xmlns:w16cid="http://schemas.microsoft.com/office/word/2016/wordml/cid" xmlns:w16="http://schemas.microsoft.com/office/word/2018/wordml" xmlns:w16sdtdh="http://schemas.microsoft.com/office/word/2020/wordml/sdtdatahash" xmlns:w16se="http://schemas.microsoft.com/office/word/2015/wordml/symex" xmlns:wpg="http://schemas.microsoft.com/office/word/2010/wordprocessingGroup" xmlns:wpi="http://schemas.microsoft.com/office/word/2010/wordprocessingInk" xmlns:wne="http://schemas.microsoft.com/office/word/2006/wordml" xmlns:wps="http://schemas.microsoft.com/office/word/2010/wordprocessingShape" mc:Ignorable="w14 w15 w16se w16cid w16 w16cex w16sdtdh wp14">
+<w:numbering xmlns:wpc="http://schemas.microsoft.com/office/word/2010/wordprocessingCanvas" xmlns:cx="http://schemas.microsoft.com/office/drawing/2014/chartex" xmlns:cx1="http://schemas.microsoft.com/office/drawing/2015/9/8/chartex" xmlns:cx2="http://schemas.microsoft.com/office/drawing/2015/10/21/chartex" xmlns:cx3="http://schemas.microsoft.com/office/drawing/2016/5/9/chartex" xmlns:cx4="http://schemas.microsoft.com/office/drawing/2016/5/10/chartex" xmlns:cx5="http://schemas.microsoft.com/office/drawing/2016/5/11/chartex" xmlns:cx6="http://schemas.microsoft.com/office/drawing/2016/5/12/chartex" xmlns:cx7="http://schemas.microsoft.com/office/drawing/2016/5/13/chartex" xmlns:cx8="http://schemas.microsoft.com/office/drawing/2016/5/14/chartex" xmlns:mc="http://schemas.openxmlformats.org/markup-compatibility/2006" xmlns:m="http://schemas.openxmlformats.org/officeDocument/2006/math" xmlns:aink="http://schemas.microsoft.com/office/drawing/2016/ink" xmlns:am3d="http://schemas.microsoft.com/office/drawing/2017/model3d" xmlns:oel="http://schemas.microsoft.com/office/2019/extlst" xmlns:r="http://schemas.openxmlformats.org/officeDocument/2006/relationships" xmlns:wp14="http://schemas.microsoft.com/office/word/2010/wordprocessingDrawing" xmlns:wp="http://schemas.openxmlformats.org/drawingml/2006/wordprocessingDrawing" xmlns:wpg="http://schemas.microsoft.com/office/word/2010/wordprocessingGroup" xmlns:wpi="http://schemas.microsoft.com/office/word/2010/wordprocessingInk" xmlns:wps="http://schemas.microsoft.com/office/word/2010/wordprocessingShape" xmlns:o="urn:schemas-microsoft-com:office:office" xmlns:v="urn:schemas-microsoft-com:vml" xmlns:w10="urn:schemas-microsoft-com:office:word" xmlns:w="http://schemas.openxmlformats.org/wordprocessingml/2006/main" xmlns:w14="http://schemas.microsoft.com/office/word/2010/wordml" xmlns:w15="http://schemas.microsoft.com/office/word/2012/wordml" xmlns:w16cex="http://schemas.microsoft.com/office/word/2018/wordml/cex" xmlns:w16cid="http://schemas.microsoft.com/office/word/2016/wordml/cid" xmlns:w16="http://schemas.microsoft.com/office/word/2018/wordml" xmlns:w16sdtdh="http://schemas.microsoft.com/office/word/2020/wordml/sdtdatahash" xmlns:w16sdtfl="http://schemas.microsoft.com/office/word/2024/wordml/sdtformatlock" xmlns:w16se="http://schemas.microsoft.com/office/word/2015/wordml/symex" xmlns:w16du="http://schemas.microsoft.com/office/word/2023/wordml/word16du" xmlns:wne="http://schemas.microsoft.com/office/word/2006/wordml" mc:Ignorable="w14 w15 w16se w16cid w16 w16cex w16sdtdh w16sdtfl w16du wp14">
   <w:abstractNum w:abstractNumId="0" w15:restartNumberingAfterBreak="0">
     <w:nsid w:val="FFFFFF89"/>
     <w:multiLevelType w:val="singleLevel"/>
@@ -10141,111 +10367,111 @@
     </w:lvl>
   </w:abstractNum>
   <w:abstractNum w:abstractNumId="2" w15:restartNumberingAfterBreak="0">
-    <w:nsid w:val="03824C23"/>
+    <w:nsid w:val="1032757D"/>
     <w:multiLevelType w:val="hybridMultilevel"/>
-    <w:tmpl w:val="5A98FC24"/>
-    <w:lvl w:ilvl="0" w:tplc="240A0003">
+    <w:tmpl w:val="236A1DF4"/>
+    <w:lvl w:ilvl="0" w:tplc="04090001">
+      <w:start w:val="1"/>
+      <w:numFmt w:val="bullet"/>
+      <w:lvlText w:val=""/>
+      <w:lvlJc w:val="left"/>
+      <w:pPr>
+        <w:ind w:left="1429" w:hanging="360"/>
+      </w:pPr>
+      <w:rPr>
+        <w:rFonts w:ascii="Symbol" w:hAnsi="Symbol" w:hint="default"/>
+      </w:rPr>
+    </w:lvl>
+    <w:lvl w:ilvl="1" w:tplc="FFFFFFFF" w:tentative="1">
       <w:start w:val="1"/>
       <w:numFmt w:val="bullet"/>
       <w:lvlText w:val="o"/>
       <w:lvlJc w:val="left"/>
       <w:pPr>
-        <w:ind w:left="1429" w:hanging="360"/>
+        <w:ind w:left="2149" w:hanging="360"/>
       </w:pPr>
       <w:rPr>
         <w:rFonts w:ascii="Courier New" w:hAnsi="Courier New" w:cs="Courier New" w:hint="default"/>
       </w:rPr>
     </w:lvl>
-    <w:lvl w:ilvl="1" w:tplc="240A0003" w:tentative="1">
+    <w:lvl w:ilvl="2" w:tplc="FFFFFFFF" w:tentative="1">
+      <w:start w:val="1"/>
+      <w:numFmt w:val="bullet"/>
+      <w:lvlText w:val=""/>
+      <w:lvlJc w:val="left"/>
+      <w:pPr>
+        <w:ind w:left="2869" w:hanging="360"/>
+      </w:pPr>
+      <w:rPr>
+        <w:rFonts w:ascii="Wingdings" w:hAnsi="Wingdings" w:hint="default"/>
+      </w:rPr>
+    </w:lvl>
+    <w:lvl w:ilvl="3" w:tplc="FFFFFFFF" w:tentative="1">
+      <w:start w:val="1"/>
+      <w:numFmt w:val="bullet"/>
+      <w:lvlText w:val=""/>
+      <w:lvlJc w:val="left"/>
+      <w:pPr>
+        <w:ind w:left="3589" w:hanging="360"/>
+      </w:pPr>
+      <w:rPr>
+        <w:rFonts w:ascii="Symbol" w:hAnsi="Symbol" w:hint="default"/>
+      </w:rPr>
+    </w:lvl>
+    <w:lvl w:ilvl="4" w:tplc="FFFFFFFF" w:tentative="1">
       <w:start w:val="1"/>
       <w:numFmt w:val="bullet"/>
       <w:lvlText w:val="o"/>
       <w:lvlJc w:val="left"/>
       <w:pPr>
-        <w:ind w:left="2149" w:hanging="360"/>
+        <w:ind w:left="4309" w:hanging="360"/>
       </w:pPr>
       <w:rPr>
         <w:rFonts w:ascii="Courier New" w:hAnsi="Courier New" w:cs="Courier New" w:hint="default"/>
       </w:rPr>
     </w:lvl>
-    <w:lvl w:ilvl="2" w:tplc="240A0005" w:tentative="1">
+    <w:lvl w:ilvl="5" w:tplc="FFFFFFFF" w:tentative="1">
       <w:start w:val="1"/>
       <w:numFmt w:val="bullet"/>
       <w:lvlText w:val=""/>
       <w:lvlJc w:val="left"/>
       <w:pPr>
-        <w:ind w:left="2869" w:hanging="360"/>
+        <w:ind w:left="5029" w:hanging="360"/>
       </w:pPr>
       <w:rPr>
         <w:rFonts w:ascii="Wingdings" w:hAnsi="Wingdings" w:hint="default"/>
       </w:rPr>
     </w:lvl>
-    <w:lvl w:ilvl="3" w:tplc="240A0001" w:tentative="1">
+    <w:lvl w:ilvl="6" w:tplc="FFFFFFFF" w:tentative="1">
       <w:start w:val="1"/>
       <w:numFmt w:val="bullet"/>
       <w:lvlText w:val=""/>
       <w:lvlJc w:val="left"/>
       <w:pPr>
-        <w:ind w:left="3589" w:hanging="360"/>
+        <w:ind w:left="5749" w:hanging="360"/>
       </w:pPr>
       <w:rPr>
         <w:rFonts w:ascii="Symbol" w:hAnsi="Symbol" w:hint="default"/>
       </w:rPr>
     </w:lvl>
-    <w:lvl w:ilvl="4" w:tplc="240A0003" w:tentative="1">
+    <w:lvl w:ilvl="7" w:tplc="FFFFFFFF" w:tentative="1">
       <w:start w:val="1"/>
       <w:numFmt w:val="bullet"/>
       <w:lvlText w:val="o"/>
       <w:lvlJc w:val="left"/>
       <w:pPr>
-        <w:ind w:left="4309" w:hanging="360"/>
+        <w:ind w:left="6469" w:hanging="360"/>
       </w:pPr>
       <w:rPr>
         <w:rFonts w:ascii="Courier New" w:hAnsi="Courier New" w:cs="Courier New" w:hint="default"/>
       </w:rPr>
     </w:lvl>
-    <w:lvl w:ilvl="5" w:tplc="240A0005" w:tentative="1">
+    <w:lvl w:ilvl="8" w:tplc="FFFFFFFF" w:tentative="1">
       <w:start w:val="1"/>
       <w:numFmt w:val="bullet"/>
       <w:lvlText w:val=""/>
       <w:lvlJc w:val="left"/>
       <w:pPr>
-        <w:ind w:left="5029" w:hanging="360"/>
-      </w:pPr>
-      <w:rPr>
-        <w:rFonts w:ascii="Wingdings" w:hAnsi="Wingdings" w:hint="default"/>
-      </w:rPr>
-    </w:lvl>
-    <w:lvl w:ilvl="6" w:tplc="240A0001" w:tentative="1">
-      <w:start w:val="1"/>
-      <w:numFmt w:val="bullet"/>
-      <w:lvlText w:val=""/>
-      <w:lvlJc w:val="left"/>
-      <w:pPr>
-        <w:ind w:left="5749" w:hanging="360"/>
-      </w:pPr>
-      <w:rPr>
-        <w:rFonts w:ascii="Symbol" w:hAnsi="Symbol" w:hint="default"/>
-      </w:rPr>
-    </w:lvl>
-    <w:lvl w:ilvl="7" w:tplc="240A0003" w:tentative="1">
-      <w:start w:val="1"/>
-      <w:numFmt w:val="bullet"/>
-      <w:lvlText w:val="o"/>
-      <w:lvlJc w:val="left"/>
-      <w:pPr>
-        <w:ind w:left="6469" w:hanging="360"/>
-      </w:pPr>
-      <w:rPr>
-        <w:rFonts w:ascii="Courier New" w:hAnsi="Courier New" w:cs="Courier New" w:hint="default"/>
-      </w:rPr>
-    </w:lvl>
-    <w:lvl w:ilvl="8" w:tplc="240A0005" w:tentative="1">
-      <w:start w:val="1"/>
-      <w:numFmt w:val="bullet"/>
-      <w:lvlText w:val=""/>
-      <w:lvlJc w:val="left"/>
-      <w:pPr>
         <w:ind w:left="7189" w:hanging="360"/>
       </w:pPr>
       <w:rPr>
@@ -10254,797 +10480,6 @@
     </w:lvl>
   </w:abstractNum>
   <w:abstractNum w:abstractNumId="3" w15:restartNumberingAfterBreak="0">
-    <w:nsid w:val="06896833"/>
-    <w:multiLevelType w:val="hybridMultilevel"/>
-    <w:tmpl w:val="93DABB98"/>
-    <w:lvl w:ilvl="0" w:tplc="0C0A0001">
-      <w:start w:val="1"/>
-      <w:numFmt w:val="bullet"/>
-      <w:lvlText w:val=""/>
-      <w:lvlJc w:val="left"/>
-      <w:pPr>
-        <w:ind w:left="1713" w:hanging="360"/>
-      </w:pPr>
-      <w:rPr>
-        <w:rFonts w:ascii="Symbol" w:hAnsi="Symbol" w:hint="default"/>
-      </w:rPr>
-    </w:lvl>
-    <w:lvl w:ilvl="1" w:tplc="FFFFFFFF" w:tentative="1">
-      <w:start w:val="1"/>
-      <w:numFmt w:val="bullet"/>
-      <w:lvlText w:val="o"/>
-      <w:lvlJc w:val="left"/>
-      <w:pPr>
-        <w:ind w:left="2433" w:hanging="360"/>
-      </w:pPr>
-      <w:rPr>
-        <w:rFonts w:ascii="Courier New" w:hAnsi="Courier New" w:cs="Courier New" w:hint="default"/>
-      </w:rPr>
-    </w:lvl>
-    <w:lvl w:ilvl="2" w:tplc="FFFFFFFF" w:tentative="1">
-      <w:start w:val="1"/>
-      <w:numFmt w:val="bullet"/>
-      <w:lvlText w:val=""/>
-      <w:lvlJc w:val="left"/>
-      <w:pPr>
-        <w:ind w:left="3153" w:hanging="360"/>
-      </w:pPr>
-      <w:rPr>
-        <w:rFonts w:ascii="Wingdings" w:hAnsi="Wingdings" w:hint="default"/>
-      </w:rPr>
-    </w:lvl>
-    <w:lvl w:ilvl="3" w:tplc="FFFFFFFF" w:tentative="1">
-      <w:start w:val="1"/>
-      <w:numFmt w:val="bullet"/>
-      <w:lvlText w:val=""/>
-      <w:lvlJc w:val="left"/>
-      <w:pPr>
-        <w:ind w:left="3873" w:hanging="360"/>
-      </w:pPr>
-      <w:rPr>
-        <w:rFonts w:ascii="Symbol" w:hAnsi="Symbol" w:hint="default"/>
-      </w:rPr>
-    </w:lvl>
-    <w:lvl w:ilvl="4" w:tplc="FFFFFFFF" w:tentative="1">
-      <w:start w:val="1"/>
-      <w:numFmt w:val="bullet"/>
-      <w:lvlText w:val="o"/>
-      <w:lvlJc w:val="left"/>
-      <w:pPr>
-        <w:ind w:left="4593" w:hanging="360"/>
-      </w:pPr>
-      <w:rPr>
-        <w:rFonts w:ascii="Courier New" w:hAnsi="Courier New" w:cs="Courier New" w:hint="default"/>
-      </w:rPr>
-    </w:lvl>
-    <w:lvl w:ilvl="5" w:tplc="FFFFFFFF" w:tentative="1">
-      <w:start w:val="1"/>
-      <w:numFmt w:val="bullet"/>
-      <w:lvlText w:val=""/>
-      <w:lvlJc w:val="left"/>
-      <w:pPr>
-        <w:ind w:left="5313" w:hanging="360"/>
-      </w:pPr>
-      <w:rPr>
-        <w:rFonts w:ascii="Wingdings" w:hAnsi="Wingdings" w:hint="default"/>
-      </w:rPr>
-    </w:lvl>
-    <w:lvl w:ilvl="6" w:tplc="FFFFFFFF" w:tentative="1">
-      <w:start w:val="1"/>
-      <w:numFmt w:val="bullet"/>
-      <w:lvlText w:val=""/>
-      <w:lvlJc w:val="left"/>
-      <w:pPr>
-        <w:ind w:left="6033" w:hanging="360"/>
-      </w:pPr>
-      <w:rPr>
-        <w:rFonts w:ascii="Symbol" w:hAnsi="Symbol" w:hint="default"/>
-      </w:rPr>
-    </w:lvl>
-    <w:lvl w:ilvl="7" w:tplc="FFFFFFFF" w:tentative="1">
-      <w:start w:val="1"/>
-      <w:numFmt w:val="bullet"/>
-      <w:lvlText w:val="o"/>
-      <w:lvlJc w:val="left"/>
-      <w:pPr>
-        <w:ind w:left="6753" w:hanging="360"/>
-      </w:pPr>
-      <w:rPr>
-        <w:rFonts w:ascii="Courier New" w:hAnsi="Courier New" w:cs="Courier New" w:hint="default"/>
-      </w:rPr>
-    </w:lvl>
-    <w:lvl w:ilvl="8" w:tplc="FFFFFFFF" w:tentative="1">
-      <w:start w:val="1"/>
-      <w:numFmt w:val="bullet"/>
-      <w:lvlText w:val=""/>
-      <w:lvlJc w:val="left"/>
-      <w:pPr>
-        <w:ind w:left="7473" w:hanging="360"/>
-      </w:pPr>
-      <w:rPr>
-        <w:rFonts w:ascii="Wingdings" w:hAnsi="Wingdings" w:hint="default"/>
-      </w:rPr>
-    </w:lvl>
-  </w:abstractNum>
-  <w:abstractNum w:abstractNumId="4" w15:restartNumberingAfterBreak="0">
-    <w:nsid w:val="0B1566A4"/>
-    <w:multiLevelType w:val="hybridMultilevel"/>
-    <w:tmpl w:val="D73A5C0E"/>
-    <w:lvl w:ilvl="0" w:tplc="0C0A0001">
-      <w:start w:val="1"/>
-      <w:numFmt w:val="bullet"/>
-      <w:lvlText w:val=""/>
-      <w:lvlJc w:val="left"/>
-      <w:pPr>
-        <w:ind w:left="1429" w:hanging="360"/>
-      </w:pPr>
-      <w:rPr>
-        <w:rFonts w:ascii="Symbol" w:hAnsi="Symbol" w:hint="default"/>
-      </w:rPr>
-    </w:lvl>
-    <w:lvl w:ilvl="1" w:tplc="0C0A0003" w:tentative="1">
-      <w:start w:val="1"/>
-      <w:numFmt w:val="bullet"/>
-      <w:lvlText w:val="o"/>
-      <w:lvlJc w:val="left"/>
-      <w:pPr>
-        <w:ind w:left="2149" w:hanging="360"/>
-      </w:pPr>
-      <w:rPr>
-        <w:rFonts w:ascii="Courier New" w:hAnsi="Courier New" w:cs="Courier New" w:hint="default"/>
-      </w:rPr>
-    </w:lvl>
-    <w:lvl w:ilvl="2" w:tplc="0C0A0005" w:tentative="1">
-      <w:start w:val="1"/>
-      <w:numFmt w:val="bullet"/>
-      <w:lvlText w:val=""/>
-      <w:lvlJc w:val="left"/>
-      <w:pPr>
-        <w:ind w:left="2869" w:hanging="360"/>
-      </w:pPr>
-      <w:rPr>
-        <w:rFonts w:ascii="Wingdings" w:hAnsi="Wingdings" w:hint="default"/>
-      </w:rPr>
-    </w:lvl>
-    <w:lvl w:ilvl="3" w:tplc="0C0A0001" w:tentative="1">
-      <w:start w:val="1"/>
-      <w:numFmt w:val="bullet"/>
-      <w:lvlText w:val=""/>
-      <w:lvlJc w:val="left"/>
-      <w:pPr>
-        <w:ind w:left="3589" w:hanging="360"/>
-      </w:pPr>
-      <w:rPr>
-        <w:rFonts w:ascii="Symbol" w:hAnsi="Symbol" w:hint="default"/>
-      </w:rPr>
-    </w:lvl>
-    <w:lvl w:ilvl="4" w:tplc="0C0A0003" w:tentative="1">
-      <w:start w:val="1"/>
-      <w:numFmt w:val="bullet"/>
-      <w:lvlText w:val="o"/>
-      <w:lvlJc w:val="left"/>
-      <w:pPr>
-        <w:ind w:left="4309" w:hanging="360"/>
-      </w:pPr>
-      <w:rPr>
-        <w:rFonts w:ascii="Courier New" w:hAnsi="Courier New" w:cs="Courier New" w:hint="default"/>
-      </w:rPr>
-    </w:lvl>
-    <w:lvl w:ilvl="5" w:tplc="0C0A0005" w:tentative="1">
-      <w:start w:val="1"/>
-      <w:numFmt w:val="bullet"/>
-      <w:lvlText w:val=""/>
-      <w:lvlJc w:val="left"/>
-      <w:pPr>
-        <w:ind w:left="5029" w:hanging="360"/>
-      </w:pPr>
-      <w:rPr>
-        <w:rFonts w:ascii="Wingdings" w:hAnsi="Wingdings" w:hint="default"/>
-      </w:rPr>
-    </w:lvl>
-    <w:lvl w:ilvl="6" w:tplc="0C0A0001" w:tentative="1">
-      <w:start w:val="1"/>
-      <w:numFmt w:val="bullet"/>
-      <w:lvlText w:val=""/>
-      <w:lvlJc w:val="left"/>
-      <w:pPr>
-        <w:ind w:left="5749" w:hanging="360"/>
-      </w:pPr>
-      <w:rPr>
-        <w:rFonts w:ascii="Symbol" w:hAnsi="Symbol" w:hint="default"/>
-      </w:rPr>
-    </w:lvl>
-    <w:lvl w:ilvl="7" w:tplc="0C0A0003" w:tentative="1">
-      <w:start w:val="1"/>
-      <w:numFmt w:val="bullet"/>
-      <w:lvlText w:val="o"/>
-      <w:lvlJc w:val="left"/>
-      <w:pPr>
-        <w:ind w:left="6469" w:hanging="360"/>
-      </w:pPr>
-      <w:rPr>
-        <w:rFonts w:ascii="Courier New" w:hAnsi="Courier New" w:cs="Courier New" w:hint="default"/>
-      </w:rPr>
-    </w:lvl>
-    <w:lvl w:ilvl="8" w:tplc="0C0A0005" w:tentative="1">
-      <w:start w:val="1"/>
-      <w:numFmt w:val="bullet"/>
-      <w:lvlText w:val=""/>
-      <w:lvlJc w:val="left"/>
-      <w:pPr>
-        <w:ind w:left="7189" w:hanging="360"/>
-      </w:pPr>
-      <w:rPr>
-        <w:rFonts w:ascii="Wingdings" w:hAnsi="Wingdings" w:hint="default"/>
-      </w:rPr>
-    </w:lvl>
-  </w:abstractNum>
-  <w:abstractNum w:abstractNumId="5" w15:restartNumberingAfterBreak="0">
-    <w:nsid w:val="10264441"/>
-    <w:multiLevelType w:val="hybridMultilevel"/>
-    <w:tmpl w:val="84122EF2"/>
-    <w:lvl w:ilvl="0" w:tplc="240A000B">
-      <w:start w:val="1"/>
-      <w:numFmt w:val="bullet"/>
-      <w:lvlText w:val=""/>
-      <w:lvlJc w:val="left"/>
-      <w:pPr>
-        <w:ind w:left="1429" w:hanging="360"/>
-      </w:pPr>
-      <w:rPr>
-        <w:rFonts w:ascii="Wingdings" w:hAnsi="Wingdings" w:hint="default"/>
-      </w:rPr>
-    </w:lvl>
-    <w:lvl w:ilvl="1" w:tplc="240A0003" w:tentative="1">
-      <w:start w:val="1"/>
-      <w:numFmt w:val="bullet"/>
-      <w:lvlText w:val="o"/>
-      <w:lvlJc w:val="left"/>
-      <w:pPr>
-        <w:ind w:left="2149" w:hanging="360"/>
-      </w:pPr>
-      <w:rPr>
-        <w:rFonts w:ascii="Courier New" w:hAnsi="Courier New" w:cs="Courier New" w:hint="default"/>
-      </w:rPr>
-    </w:lvl>
-    <w:lvl w:ilvl="2" w:tplc="240A0005" w:tentative="1">
-      <w:start w:val="1"/>
-      <w:numFmt w:val="bullet"/>
-      <w:lvlText w:val=""/>
-      <w:lvlJc w:val="left"/>
-      <w:pPr>
-        <w:ind w:left="2869" w:hanging="360"/>
-      </w:pPr>
-      <w:rPr>
-        <w:rFonts w:ascii="Wingdings" w:hAnsi="Wingdings" w:hint="default"/>
-      </w:rPr>
-    </w:lvl>
-    <w:lvl w:ilvl="3" w:tplc="240A0001" w:tentative="1">
-      <w:start w:val="1"/>
-      <w:numFmt w:val="bullet"/>
-      <w:lvlText w:val=""/>
-      <w:lvlJc w:val="left"/>
-      <w:pPr>
-        <w:ind w:left="3589" w:hanging="360"/>
-      </w:pPr>
-      <w:rPr>
-        <w:rFonts w:ascii="Symbol" w:hAnsi="Symbol" w:hint="default"/>
-      </w:rPr>
-    </w:lvl>
-    <w:lvl w:ilvl="4" w:tplc="240A0003" w:tentative="1">
-      <w:start w:val="1"/>
-      <w:numFmt w:val="bullet"/>
-      <w:lvlText w:val="o"/>
-      <w:lvlJc w:val="left"/>
-      <w:pPr>
-        <w:ind w:left="4309" w:hanging="360"/>
-      </w:pPr>
-      <w:rPr>
-        <w:rFonts w:ascii="Courier New" w:hAnsi="Courier New" w:cs="Courier New" w:hint="default"/>
-      </w:rPr>
-    </w:lvl>
-    <w:lvl w:ilvl="5" w:tplc="240A0005" w:tentative="1">
-      <w:start w:val="1"/>
-      <w:numFmt w:val="bullet"/>
-      <w:lvlText w:val=""/>
-      <w:lvlJc w:val="left"/>
-      <w:pPr>
-        <w:ind w:left="5029" w:hanging="360"/>
-      </w:pPr>
-      <w:rPr>
-        <w:rFonts w:ascii="Wingdings" w:hAnsi="Wingdings" w:hint="default"/>
-      </w:rPr>
-    </w:lvl>
-    <w:lvl w:ilvl="6" w:tplc="240A0001" w:tentative="1">
-      <w:start w:val="1"/>
-      <w:numFmt w:val="bullet"/>
-      <w:lvlText w:val=""/>
-      <w:lvlJc w:val="left"/>
-      <w:pPr>
-        <w:ind w:left="5749" w:hanging="360"/>
-      </w:pPr>
-      <w:rPr>
-        <w:rFonts w:ascii="Symbol" w:hAnsi="Symbol" w:hint="default"/>
-      </w:rPr>
-    </w:lvl>
-    <w:lvl w:ilvl="7" w:tplc="240A0003" w:tentative="1">
-      <w:start w:val="1"/>
-      <w:numFmt w:val="bullet"/>
-      <w:lvlText w:val="o"/>
-      <w:lvlJc w:val="left"/>
-      <w:pPr>
-        <w:ind w:left="6469" w:hanging="360"/>
-      </w:pPr>
-      <w:rPr>
-        <w:rFonts w:ascii="Courier New" w:hAnsi="Courier New" w:cs="Courier New" w:hint="default"/>
-      </w:rPr>
-    </w:lvl>
-    <w:lvl w:ilvl="8" w:tplc="240A0005" w:tentative="1">
-      <w:start w:val="1"/>
-      <w:numFmt w:val="bullet"/>
-      <w:lvlText w:val=""/>
-      <w:lvlJc w:val="left"/>
-      <w:pPr>
-        <w:ind w:left="7189" w:hanging="360"/>
-      </w:pPr>
-      <w:rPr>
-        <w:rFonts w:ascii="Wingdings" w:hAnsi="Wingdings" w:hint="default"/>
-      </w:rPr>
-    </w:lvl>
-  </w:abstractNum>
-  <w:abstractNum w:abstractNumId="6" w15:restartNumberingAfterBreak="0">
-    <w:nsid w:val="14F0786A"/>
-    <w:multiLevelType w:val="hybridMultilevel"/>
-    <w:tmpl w:val="DECA6468"/>
-    <w:lvl w:ilvl="0" w:tplc="0C0A0003">
-      <w:start w:val="1"/>
-      <w:numFmt w:val="bullet"/>
-      <w:lvlText w:val="o"/>
-      <w:lvlJc w:val="left"/>
-      <w:pPr>
-        <w:ind w:left="1713" w:hanging="360"/>
-      </w:pPr>
-      <w:rPr>
-        <w:rFonts w:ascii="Courier New" w:hAnsi="Courier New" w:cs="Courier New" w:hint="default"/>
-      </w:rPr>
-    </w:lvl>
-    <w:lvl w:ilvl="1" w:tplc="0C0A0003" w:tentative="1">
-      <w:start w:val="1"/>
-      <w:numFmt w:val="bullet"/>
-      <w:lvlText w:val="o"/>
-      <w:lvlJc w:val="left"/>
-      <w:pPr>
-        <w:ind w:left="2433" w:hanging="360"/>
-      </w:pPr>
-      <w:rPr>
-        <w:rFonts w:ascii="Courier New" w:hAnsi="Courier New" w:cs="Courier New" w:hint="default"/>
-      </w:rPr>
-    </w:lvl>
-    <w:lvl w:ilvl="2" w:tplc="0C0A0005" w:tentative="1">
-      <w:start w:val="1"/>
-      <w:numFmt w:val="bullet"/>
-      <w:lvlText w:val=""/>
-      <w:lvlJc w:val="left"/>
-      <w:pPr>
-        <w:ind w:left="3153" w:hanging="360"/>
-      </w:pPr>
-      <w:rPr>
-        <w:rFonts w:ascii="Wingdings" w:hAnsi="Wingdings" w:hint="default"/>
-      </w:rPr>
-    </w:lvl>
-    <w:lvl w:ilvl="3" w:tplc="0C0A0001" w:tentative="1">
-      <w:start w:val="1"/>
-      <w:numFmt w:val="bullet"/>
-      <w:lvlText w:val=""/>
-      <w:lvlJc w:val="left"/>
-      <w:pPr>
-        <w:ind w:left="3873" w:hanging="360"/>
-      </w:pPr>
-      <w:rPr>
-        <w:rFonts w:ascii="Symbol" w:hAnsi="Symbol" w:hint="default"/>
-      </w:rPr>
-    </w:lvl>
-    <w:lvl w:ilvl="4" w:tplc="0C0A0003" w:tentative="1">
-      <w:start w:val="1"/>
-      <w:numFmt w:val="bullet"/>
-      <w:lvlText w:val="o"/>
-      <w:lvlJc w:val="left"/>
-      <w:pPr>
-        <w:ind w:left="4593" w:hanging="360"/>
-      </w:pPr>
-      <w:rPr>
-        <w:rFonts w:ascii="Courier New" w:hAnsi="Courier New" w:cs="Courier New" w:hint="default"/>
-      </w:rPr>
-    </w:lvl>
-    <w:lvl w:ilvl="5" w:tplc="0C0A0005" w:tentative="1">
-      <w:start w:val="1"/>
-      <w:numFmt w:val="bullet"/>
-      <w:lvlText w:val=""/>
-      <w:lvlJc w:val="left"/>
-      <w:pPr>
-        <w:ind w:left="5313" w:hanging="360"/>
-      </w:pPr>
-      <w:rPr>
-        <w:rFonts w:ascii="Wingdings" w:hAnsi="Wingdings" w:hint="default"/>
-      </w:rPr>
-    </w:lvl>
-    <w:lvl w:ilvl="6" w:tplc="0C0A0001" w:tentative="1">
-      <w:start w:val="1"/>
-      <w:numFmt w:val="bullet"/>
-      <w:lvlText w:val=""/>
-      <w:lvlJc w:val="left"/>
-      <w:pPr>
-        <w:ind w:left="6033" w:hanging="360"/>
-      </w:pPr>
-      <w:rPr>
-        <w:rFonts w:ascii="Symbol" w:hAnsi="Symbol" w:hint="default"/>
-      </w:rPr>
-    </w:lvl>
-    <w:lvl w:ilvl="7" w:tplc="0C0A0003" w:tentative="1">
-      <w:start w:val="1"/>
-      <w:numFmt w:val="bullet"/>
-      <w:lvlText w:val="o"/>
-      <w:lvlJc w:val="left"/>
-      <w:pPr>
-        <w:ind w:left="6753" w:hanging="360"/>
-      </w:pPr>
-      <w:rPr>
-        <w:rFonts w:ascii="Courier New" w:hAnsi="Courier New" w:cs="Courier New" w:hint="default"/>
-      </w:rPr>
-    </w:lvl>
-    <w:lvl w:ilvl="8" w:tplc="0C0A0005" w:tentative="1">
-      <w:start w:val="1"/>
-      <w:numFmt w:val="bullet"/>
-      <w:lvlText w:val=""/>
-      <w:lvlJc w:val="left"/>
-      <w:pPr>
-        <w:ind w:left="7473" w:hanging="360"/>
-      </w:pPr>
-      <w:rPr>
-        <w:rFonts w:ascii="Wingdings" w:hAnsi="Wingdings" w:hint="default"/>
-      </w:rPr>
-    </w:lvl>
-  </w:abstractNum>
-  <w:abstractNum w:abstractNumId="7" w15:restartNumberingAfterBreak="0">
-    <w:nsid w:val="17E72477"/>
-    <w:multiLevelType w:val="hybridMultilevel"/>
-    <w:tmpl w:val="34448E0A"/>
-    <w:lvl w:ilvl="0" w:tplc="240A0003">
-      <w:start w:val="1"/>
-      <w:numFmt w:val="bullet"/>
-      <w:lvlText w:val="o"/>
-      <w:lvlJc w:val="left"/>
-      <w:pPr>
-        <w:ind w:left="1429" w:hanging="360"/>
-      </w:pPr>
-      <w:rPr>
-        <w:rFonts w:ascii="Courier New" w:hAnsi="Courier New" w:cs="Courier New" w:hint="default"/>
-      </w:rPr>
-    </w:lvl>
-    <w:lvl w:ilvl="1" w:tplc="240A0003" w:tentative="1">
-      <w:start w:val="1"/>
-      <w:numFmt w:val="bullet"/>
-      <w:lvlText w:val="o"/>
-      <w:lvlJc w:val="left"/>
-      <w:pPr>
-        <w:ind w:left="2149" w:hanging="360"/>
-      </w:pPr>
-      <w:rPr>
-        <w:rFonts w:ascii="Courier New" w:hAnsi="Courier New" w:cs="Courier New" w:hint="default"/>
-      </w:rPr>
-    </w:lvl>
-    <w:lvl w:ilvl="2" w:tplc="240A0005" w:tentative="1">
-      <w:start w:val="1"/>
-      <w:numFmt w:val="bullet"/>
-      <w:lvlText w:val=""/>
-      <w:lvlJc w:val="left"/>
-      <w:pPr>
-        <w:ind w:left="2869" w:hanging="360"/>
-      </w:pPr>
-      <w:rPr>
-        <w:rFonts w:ascii="Wingdings" w:hAnsi="Wingdings" w:hint="default"/>
-      </w:rPr>
-    </w:lvl>
-    <w:lvl w:ilvl="3" w:tplc="240A0001" w:tentative="1">
-      <w:start w:val="1"/>
-      <w:numFmt w:val="bullet"/>
-      <w:lvlText w:val=""/>
-      <w:lvlJc w:val="left"/>
-      <w:pPr>
-        <w:ind w:left="3589" w:hanging="360"/>
-      </w:pPr>
-      <w:rPr>
-        <w:rFonts w:ascii="Symbol" w:hAnsi="Symbol" w:hint="default"/>
-      </w:rPr>
-    </w:lvl>
-    <w:lvl w:ilvl="4" w:tplc="240A0003" w:tentative="1">
-      <w:start w:val="1"/>
-      <w:numFmt w:val="bullet"/>
-      <w:lvlText w:val="o"/>
-      <w:lvlJc w:val="left"/>
-      <w:pPr>
-        <w:ind w:left="4309" w:hanging="360"/>
-      </w:pPr>
-      <w:rPr>
-        <w:rFonts w:ascii="Courier New" w:hAnsi="Courier New" w:cs="Courier New" w:hint="default"/>
-      </w:rPr>
-    </w:lvl>
-    <w:lvl w:ilvl="5" w:tplc="240A0005" w:tentative="1">
-      <w:start w:val="1"/>
-      <w:numFmt w:val="bullet"/>
-      <w:lvlText w:val=""/>
-      <w:lvlJc w:val="left"/>
-      <w:pPr>
-        <w:ind w:left="5029" w:hanging="360"/>
-      </w:pPr>
-      <w:rPr>
-        <w:rFonts w:ascii="Wingdings" w:hAnsi="Wingdings" w:hint="default"/>
-      </w:rPr>
-    </w:lvl>
-    <w:lvl w:ilvl="6" w:tplc="240A0001" w:tentative="1">
-      <w:start w:val="1"/>
-      <w:numFmt w:val="bullet"/>
-      <w:lvlText w:val=""/>
-      <w:lvlJc w:val="left"/>
-      <w:pPr>
-        <w:ind w:left="5749" w:hanging="360"/>
-      </w:pPr>
-      <w:rPr>
-        <w:rFonts w:ascii="Symbol" w:hAnsi="Symbol" w:hint="default"/>
-      </w:rPr>
-    </w:lvl>
-    <w:lvl w:ilvl="7" w:tplc="240A0003" w:tentative="1">
-      <w:start w:val="1"/>
-      <w:numFmt w:val="bullet"/>
-      <w:lvlText w:val="o"/>
-      <w:lvlJc w:val="left"/>
-      <w:pPr>
-        <w:ind w:left="6469" w:hanging="360"/>
-      </w:pPr>
-      <w:rPr>
-        <w:rFonts w:ascii="Courier New" w:hAnsi="Courier New" w:cs="Courier New" w:hint="default"/>
-      </w:rPr>
-    </w:lvl>
-    <w:lvl w:ilvl="8" w:tplc="240A0005" w:tentative="1">
-      <w:start w:val="1"/>
-      <w:numFmt w:val="bullet"/>
-      <w:lvlText w:val=""/>
-      <w:lvlJc w:val="left"/>
-      <w:pPr>
-        <w:ind w:left="7189" w:hanging="360"/>
-      </w:pPr>
-      <w:rPr>
-        <w:rFonts w:ascii="Wingdings" w:hAnsi="Wingdings" w:hint="default"/>
-      </w:rPr>
-    </w:lvl>
-  </w:abstractNum>
-  <w:abstractNum w:abstractNumId="8" w15:restartNumberingAfterBreak="0">
-    <w:nsid w:val="1F40090F"/>
-    <w:multiLevelType w:val="hybridMultilevel"/>
-    <w:tmpl w:val="6D70D016"/>
-    <w:lvl w:ilvl="0" w:tplc="0C0A0001">
-      <w:start w:val="1"/>
-      <w:numFmt w:val="bullet"/>
-      <w:lvlText w:val=""/>
-      <w:lvlJc w:val="left"/>
-      <w:pPr>
-        <w:ind w:left="1429" w:hanging="360"/>
-      </w:pPr>
-      <w:rPr>
-        <w:rFonts w:ascii="Symbol" w:hAnsi="Symbol" w:hint="default"/>
-      </w:rPr>
-    </w:lvl>
-    <w:lvl w:ilvl="1" w:tplc="0C0A0003" w:tentative="1">
-      <w:start w:val="1"/>
-      <w:numFmt w:val="bullet"/>
-      <w:lvlText w:val="o"/>
-      <w:lvlJc w:val="left"/>
-      <w:pPr>
-        <w:ind w:left="2149" w:hanging="360"/>
-      </w:pPr>
-      <w:rPr>
-        <w:rFonts w:ascii="Courier New" w:hAnsi="Courier New" w:cs="Courier New" w:hint="default"/>
-      </w:rPr>
-    </w:lvl>
-    <w:lvl w:ilvl="2" w:tplc="0C0A0005" w:tentative="1">
-      <w:start w:val="1"/>
-      <w:numFmt w:val="bullet"/>
-      <w:lvlText w:val=""/>
-      <w:lvlJc w:val="left"/>
-      <w:pPr>
-        <w:ind w:left="2869" w:hanging="360"/>
-      </w:pPr>
-      <w:rPr>
-        <w:rFonts w:ascii="Wingdings" w:hAnsi="Wingdings" w:hint="default"/>
-      </w:rPr>
-    </w:lvl>
-    <w:lvl w:ilvl="3" w:tplc="0C0A0001" w:tentative="1">
-      <w:start w:val="1"/>
-      <w:numFmt w:val="bullet"/>
-      <w:lvlText w:val=""/>
-      <w:lvlJc w:val="left"/>
-      <w:pPr>
-        <w:ind w:left="3589" w:hanging="360"/>
-      </w:pPr>
-      <w:rPr>
-        <w:rFonts w:ascii="Symbol" w:hAnsi="Symbol" w:hint="default"/>
-      </w:rPr>
-    </w:lvl>
-    <w:lvl w:ilvl="4" w:tplc="0C0A0003" w:tentative="1">
-      <w:start w:val="1"/>
-      <w:numFmt w:val="bullet"/>
-      <w:lvlText w:val="o"/>
-      <w:lvlJc w:val="left"/>
-      <w:pPr>
-        <w:ind w:left="4309" w:hanging="360"/>
-      </w:pPr>
-      <w:rPr>
-        <w:rFonts w:ascii="Courier New" w:hAnsi="Courier New" w:cs="Courier New" w:hint="default"/>
-      </w:rPr>
-    </w:lvl>
-    <w:lvl w:ilvl="5" w:tplc="0C0A0005" w:tentative="1">
-      <w:start w:val="1"/>
-      <w:numFmt w:val="bullet"/>
-      <w:lvlText w:val=""/>
-      <w:lvlJc w:val="left"/>
-      <w:pPr>
-        <w:ind w:left="5029" w:hanging="360"/>
-      </w:pPr>
-      <w:rPr>
-        <w:rFonts w:ascii="Wingdings" w:hAnsi="Wingdings" w:hint="default"/>
-      </w:rPr>
-    </w:lvl>
-    <w:lvl w:ilvl="6" w:tplc="0C0A0001" w:tentative="1">
-      <w:start w:val="1"/>
-      <w:numFmt w:val="bullet"/>
-      <w:lvlText w:val=""/>
-      <w:lvlJc w:val="left"/>
-      <w:pPr>
-        <w:ind w:left="5749" w:hanging="360"/>
-      </w:pPr>
-      <w:rPr>
-        <w:rFonts w:ascii="Symbol" w:hAnsi="Symbol" w:hint="default"/>
-      </w:rPr>
-    </w:lvl>
-    <w:lvl w:ilvl="7" w:tplc="0C0A0003" w:tentative="1">
-      <w:start w:val="1"/>
-      <w:numFmt w:val="bullet"/>
-      <w:lvlText w:val="o"/>
-      <w:lvlJc w:val="left"/>
-      <w:pPr>
-        <w:ind w:left="6469" w:hanging="360"/>
-      </w:pPr>
-      <w:rPr>
-        <w:rFonts w:ascii="Courier New" w:hAnsi="Courier New" w:cs="Courier New" w:hint="default"/>
-      </w:rPr>
-    </w:lvl>
-    <w:lvl w:ilvl="8" w:tplc="0C0A0005" w:tentative="1">
-      <w:start w:val="1"/>
-      <w:numFmt w:val="bullet"/>
-      <w:lvlText w:val=""/>
-      <w:lvlJc w:val="left"/>
-      <w:pPr>
-        <w:ind w:left="7189" w:hanging="360"/>
-      </w:pPr>
-      <w:rPr>
-        <w:rFonts w:ascii="Wingdings" w:hAnsi="Wingdings" w:hint="default"/>
-      </w:rPr>
-    </w:lvl>
-  </w:abstractNum>
-  <w:abstractNum w:abstractNumId="9" w15:restartNumberingAfterBreak="0">
-    <w:nsid w:val="203F4C7A"/>
-    <w:multiLevelType w:val="hybridMultilevel"/>
-    <w:tmpl w:val="FDCAD340"/>
-    <w:lvl w:ilvl="0" w:tplc="0C0A0001">
-      <w:start w:val="1"/>
-      <w:numFmt w:val="bullet"/>
-      <w:lvlText w:val=""/>
-      <w:lvlJc w:val="left"/>
-      <w:pPr>
-        <w:ind w:left="1713" w:hanging="360"/>
-      </w:pPr>
-      <w:rPr>
-        <w:rFonts w:ascii="Symbol" w:hAnsi="Symbol" w:hint="default"/>
-      </w:rPr>
-    </w:lvl>
-    <w:lvl w:ilvl="1" w:tplc="FFFFFFFF" w:tentative="1">
-      <w:start w:val="1"/>
-      <w:numFmt w:val="bullet"/>
-      <w:lvlText w:val="o"/>
-      <w:lvlJc w:val="left"/>
-      <w:pPr>
-        <w:ind w:left="2433" w:hanging="360"/>
-      </w:pPr>
-      <w:rPr>
-        <w:rFonts w:ascii="Courier New" w:hAnsi="Courier New" w:cs="Courier New" w:hint="default"/>
-      </w:rPr>
-    </w:lvl>
-    <w:lvl w:ilvl="2" w:tplc="FFFFFFFF" w:tentative="1">
-      <w:start w:val="1"/>
-      <w:numFmt w:val="bullet"/>
-      <w:lvlText w:val=""/>
-      <w:lvlJc w:val="left"/>
-      <w:pPr>
-        <w:ind w:left="3153" w:hanging="360"/>
-      </w:pPr>
-      <w:rPr>
-        <w:rFonts w:ascii="Wingdings" w:hAnsi="Wingdings" w:hint="default"/>
-      </w:rPr>
-    </w:lvl>
-    <w:lvl w:ilvl="3" w:tplc="FFFFFFFF" w:tentative="1">
-      <w:start w:val="1"/>
-      <w:numFmt w:val="bullet"/>
-      <w:lvlText w:val=""/>
-      <w:lvlJc w:val="left"/>
-      <w:pPr>
-        <w:ind w:left="3873" w:hanging="360"/>
-      </w:pPr>
-      <w:rPr>
-        <w:rFonts w:ascii="Symbol" w:hAnsi="Symbol" w:hint="default"/>
-      </w:rPr>
-    </w:lvl>
-    <w:lvl w:ilvl="4" w:tplc="FFFFFFFF" w:tentative="1">
-      <w:start w:val="1"/>
-      <w:numFmt w:val="bullet"/>
-      <w:lvlText w:val="o"/>
-      <w:lvlJc w:val="left"/>
-      <w:pPr>
-        <w:ind w:left="4593" w:hanging="360"/>
-      </w:pPr>
-      <w:rPr>
-        <w:rFonts w:ascii="Courier New" w:hAnsi="Courier New" w:cs="Courier New" w:hint="default"/>
-      </w:rPr>
-    </w:lvl>
-    <w:lvl w:ilvl="5" w:tplc="FFFFFFFF" w:tentative="1">
-      <w:start w:val="1"/>
-      <w:numFmt w:val="bullet"/>
-      <w:lvlText w:val=""/>
-      <w:lvlJc w:val="left"/>
-      <w:pPr>
-        <w:ind w:left="5313" w:hanging="360"/>
-      </w:pPr>
-      <w:rPr>
-        <w:rFonts w:ascii="Wingdings" w:hAnsi="Wingdings" w:hint="default"/>
-      </w:rPr>
-    </w:lvl>
-    <w:lvl w:ilvl="6" w:tplc="FFFFFFFF" w:tentative="1">
-      <w:start w:val="1"/>
-      <w:numFmt w:val="bullet"/>
-      <w:lvlText w:val=""/>
-      <w:lvlJc w:val="left"/>
-      <w:pPr>
-        <w:ind w:left="6033" w:hanging="360"/>
-      </w:pPr>
-      <w:rPr>
-        <w:rFonts w:ascii="Symbol" w:hAnsi="Symbol" w:hint="default"/>
-      </w:rPr>
-    </w:lvl>
-    <w:lvl w:ilvl="7" w:tplc="FFFFFFFF" w:tentative="1">
-      <w:start w:val="1"/>
-      <w:numFmt w:val="bullet"/>
-      <w:lvlText w:val="o"/>
-      <w:lvlJc w:val="left"/>
-      <w:pPr>
-        <w:ind w:left="6753" w:hanging="360"/>
-      </w:pPr>
-      <w:rPr>
-        <w:rFonts w:ascii="Courier New" w:hAnsi="Courier New" w:cs="Courier New" w:hint="default"/>
-      </w:rPr>
-    </w:lvl>
-    <w:lvl w:ilvl="8" w:tplc="FFFFFFFF" w:tentative="1">
-      <w:start w:val="1"/>
-      <w:numFmt w:val="bullet"/>
-      <w:lvlText w:val=""/>
-      <w:lvlJc w:val="left"/>
-      <w:pPr>
-        <w:ind w:left="7473" w:hanging="360"/>
-      </w:pPr>
-      <w:rPr>
-        <w:rFonts w:ascii="Wingdings" w:hAnsi="Wingdings" w:hint="default"/>
-      </w:rPr>
-    </w:lvl>
-  </w:abstractNum>
-  <w:abstractNum w:abstractNumId="10" w15:restartNumberingAfterBreak="0">
     <w:nsid w:val="26072416"/>
     <w:multiLevelType w:val="hybridMultilevel"/>
     <w:tmpl w:val="49628CAA"/>
@@ -11157,120 +10592,7 @@
       </w:rPr>
     </w:lvl>
   </w:abstractNum>
-  <w:abstractNum w:abstractNumId="11" w15:restartNumberingAfterBreak="0">
-    <w:nsid w:val="264A0D39"/>
-    <w:multiLevelType w:val="hybridMultilevel"/>
-    <w:tmpl w:val="DBCE14BC"/>
-    <w:lvl w:ilvl="0" w:tplc="0C0A0001">
-      <w:start w:val="1"/>
-      <w:numFmt w:val="bullet"/>
-      <w:lvlText w:val=""/>
-      <w:lvlJc w:val="left"/>
-      <w:pPr>
-        <w:ind w:left="1429" w:hanging="360"/>
-      </w:pPr>
-      <w:rPr>
-        <w:rFonts w:ascii="Symbol" w:hAnsi="Symbol" w:hint="default"/>
-      </w:rPr>
-    </w:lvl>
-    <w:lvl w:ilvl="1" w:tplc="0C0A0003" w:tentative="1">
-      <w:start w:val="1"/>
-      <w:numFmt w:val="bullet"/>
-      <w:lvlText w:val="o"/>
-      <w:lvlJc w:val="left"/>
-      <w:pPr>
-        <w:ind w:left="2149" w:hanging="360"/>
-      </w:pPr>
-      <w:rPr>
-        <w:rFonts w:ascii="Courier New" w:hAnsi="Courier New" w:cs="Courier New" w:hint="default"/>
-      </w:rPr>
-    </w:lvl>
-    <w:lvl w:ilvl="2" w:tplc="0C0A0005" w:tentative="1">
-      <w:start w:val="1"/>
-      <w:numFmt w:val="bullet"/>
-      <w:lvlText w:val=""/>
-      <w:lvlJc w:val="left"/>
-      <w:pPr>
-        <w:ind w:left="2869" w:hanging="360"/>
-      </w:pPr>
-      <w:rPr>
-        <w:rFonts w:ascii="Wingdings" w:hAnsi="Wingdings" w:hint="default"/>
-      </w:rPr>
-    </w:lvl>
-    <w:lvl w:ilvl="3" w:tplc="0C0A0001" w:tentative="1">
-      <w:start w:val="1"/>
-      <w:numFmt w:val="bullet"/>
-      <w:lvlText w:val=""/>
-      <w:lvlJc w:val="left"/>
-      <w:pPr>
-        <w:ind w:left="3589" w:hanging="360"/>
-      </w:pPr>
-      <w:rPr>
-        <w:rFonts w:ascii="Symbol" w:hAnsi="Symbol" w:hint="default"/>
-      </w:rPr>
-    </w:lvl>
-    <w:lvl w:ilvl="4" w:tplc="0C0A0003" w:tentative="1">
-      <w:start w:val="1"/>
-      <w:numFmt w:val="bullet"/>
-      <w:lvlText w:val="o"/>
-      <w:lvlJc w:val="left"/>
-      <w:pPr>
-        <w:ind w:left="4309" w:hanging="360"/>
-      </w:pPr>
-      <w:rPr>
-        <w:rFonts w:ascii="Courier New" w:hAnsi="Courier New" w:cs="Courier New" w:hint="default"/>
-      </w:rPr>
-    </w:lvl>
-    <w:lvl w:ilvl="5" w:tplc="0C0A0005" w:tentative="1">
-      <w:start w:val="1"/>
-      <w:numFmt w:val="bullet"/>
-      <w:lvlText w:val=""/>
-      <w:lvlJc w:val="left"/>
-      <w:pPr>
-        <w:ind w:left="5029" w:hanging="360"/>
-      </w:pPr>
-      <w:rPr>
-        <w:rFonts w:ascii="Wingdings" w:hAnsi="Wingdings" w:hint="default"/>
-      </w:rPr>
-    </w:lvl>
-    <w:lvl w:ilvl="6" w:tplc="0C0A0001" w:tentative="1">
-      <w:start w:val="1"/>
-      <w:numFmt w:val="bullet"/>
-      <w:lvlText w:val=""/>
-      <w:lvlJc w:val="left"/>
-      <w:pPr>
-        <w:ind w:left="5749" w:hanging="360"/>
-      </w:pPr>
-      <w:rPr>
-        <w:rFonts w:ascii="Symbol" w:hAnsi="Symbol" w:hint="default"/>
-      </w:rPr>
-    </w:lvl>
-    <w:lvl w:ilvl="7" w:tplc="0C0A0003" w:tentative="1">
-      <w:start w:val="1"/>
-      <w:numFmt w:val="bullet"/>
-      <w:lvlText w:val="o"/>
-      <w:lvlJc w:val="left"/>
-      <w:pPr>
-        <w:ind w:left="6469" w:hanging="360"/>
-      </w:pPr>
-      <w:rPr>
-        <w:rFonts w:ascii="Courier New" w:hAnsi="Courier New" w:cs="Courier New" w:hint="default"/>
-      </w:rPr>
-    </w:lvl>
-    <w:lvl w:ilvl="8" w:tplc="0C0A0005" w:tentative="1">
-      <w:start w:val="1"/>
-      <w:numFmt w:val="bullet"/>
-      <w:lvlText w:val=""/>
-      <w:lvlJc w:val="left"/>
-      <w:pPr>
-        <w:ind w:left="7189" w:hanging="360"/>
-      </w:pPr>
-      <w:rPr>
-        <w:rFonts w:ascii="Wingdings" w:hAnsi="Wingdings" w:hint="default"/>
-      </w:rPr>
-    </w:lvl>
-  </w:abstractNum>
-  <w:abstractNum w:abstractNumId="12" w15:restartNumberingAfterBreak="0">
+  <w:abstractNum w:abstractNumId="4" w15:restartNumberingAfterBreak="0">
     <w:nsid w:val="27412B07"/>
     <w:multiLevelType w:val="hybridMultilevel"/>
     <w:tmpl w:val="9FDADF5E"/>
@@ -11361,233 +10683,7 @@
       </w:pPr>
     </w:lvl>
   </w:abstractNum>
-  <w:abstractNum w:abstractNumId="13" w15:restartNumberingAfterBreak="0">
-    <w:nsid w:val="27AE7AE0"/>
-    <w:multiLevelType w:val="hybridMultilevel"/>
-    <w:tmpl w:val="7C30D7EC"/>
-    <w:lvl w:ilvl="0" w:tplc="0C0A0001">
-      <w:start w:val="1"/>
-      <w:numFmt w:val="bullet"/>
-      <w:lvlText w:val=""/>
-      <w:lvlJc w:val="left"/>
-      <w:pPr>
-        <w:ind w:left="1429" w:hanging="360"/>
-      </w:pPr>
-      <w:rPr>
-        <w:rFonts w:ascii="Symbol" w:hAnsi="Symbol" w:hint="default"/>
-      </w:rPr>
-    </w:lvl>
-    <w:lvl w:ilvl="1" w:tplc="0C0A0003" w:tentative="1">
-      <w:start w:val="1"/>
-      <w:numFmt w:val="bullet"/>
-      <w:lvlText w:val="o"/>
-      <w:lvlJc w:val="left"/>
-      <w:pPr>
-        <w:ind w:left="2149" w:hanging="360"/>
-      </w:pPr>
-      <w:rPr>
-        <w:rFonts w:ascii="Courier New" w:hAnsi="Courier New" w:cs="Courier New" w:hint="default"/>
-      </w:rPr>
-    </w:lvl>
-    <w:lvl w:ilvl="2" w:tplc="0C0A0005" w:tentative="1">
-      <w:start w:val="1"/>
-      <w:numFmt w:val="bullet"/>
-      <w:lvlText w:val=""/>
-      <w:lvlJc w:val="left"/>
-      <w:pPr>
-        <w:ind w:left="2869" w:hanging="360"/>
-      </w:pPr>
-      <w:rPr>
-        <w:rFonts w:ascii="Wingdings" w:hAnsi="Wingdings" w:hint="default"/>
-      </w:rPr>
-    </w:lvl>
-    <w:lvl w:ilvl="3" w:tplc="0C0A0001" w:tentative="1">
-      <w:start w:val="1"/>
-      <w:numFmt w:val="bullet"/>
-      <w:lvlText w:val=""/>
-      <w:lvlJc w:val="left"/>
-      <w:pPr>
-        <w:ind w:left="3589" w:hanging="360"/>
-      </w:pPr>
-      <w:rPr>
-        <w:rFonts w:ascii="Symbol" w:hAnsi="Symbol" w:hint="default"/>
-      </w:rPr>
-    </w:lvl>
-    <w:lvl w:ilvl="4" w:tplc="0C0A0003" w:tentative="1">
-      <w:start w:val="1"/>
-      <w:numFmt w:val="bullet"/>
-      <w:lvlText w:val="o"/>
-      <w:lvlJc w:val="left"/>
-      <w:pPr>
-        <w:ind w:left="4309" w:hanging="360"/>
-      </w:pPr>
-      <w:rPr>
-        <w:rFonts w:ascii="Courier New" w:hAnsi="Courier New" w:cs="Courier New" w:hint="default"/>
-      </w:rPr>
-    </w:lvl>
-    <w:lvl w:ilvl="5" w:tplc="0C0A0005" w:tentative="1">
-      <w:start w:val="1"/>
-      <w:numFmt w:val="bullet"/>
-      <w:lvlText w:val=""/>
-      <w:lvlJc w:val="left"/>
-      <w:pPr>
-        <w:ind w:left="5029" w:hanging="360"/>
-      </w:pPr>
-      <w:rPr>
-        <w:rFonts w:ascii="Wingdings" w:hAnsi="Wingdings" w:hint="default"/>
-      </w:rPr>
-    </w:lvl>
-    <w:lvl w:ilvl="6" w:tplc="0C0A0001" w:tentative="1">
-      <w:start w:val="1"/>
-      <w:numFmt w:val="bullet"/>
-      <w:lvlText w:val=""/>
-      <w:lvlJc w:val="left"/>
-      <w:pPr>
-        <w:ind w:left="5749" w:hanging="360"/>
-      </w:pPr>
-      <w:rPr>
-        <w:rFonts w:ascii="Symbol" w:hAnsi="Symbol" w:hint="default"/>
-      </w:rPr>
-    </w:lvl>
-    <w:lvl w:ilvl="7" w:tplc="0C0A0003" w:tentative="1">
-      <w:start w:val="1"/>
-      <w:numFmt w:val="bullet"/>
-      <w:lvlText w:val="o"/>
-      <w:lvlJc w:val="left"/>
-      <w:pPr>
-        <w:ind w:left="6469" w:hanging="360"/>
-      </w:pPr>
-      <w:rPr>
-        <w:rFonts w:ascii="Courier New" w:hAnsi="Courier New" w:cs="Courier New" w:hint="default"/>
-      </w:rPr>
-    </w:lvl>
-    <w:lvl w:ilvl="8" w:tplc="0C0A0005" w:tentative="1">
-      <w:start w:val="1"/>
-      <w:numFmt w:val="bullet"/>
-      <w:lvlText w:val=""/>
-      <w:lvlJc w:val="left"/>
-      <w:pPr>
-        <w:ind w:left="7189" w:hanging="360"/>
-      </w:pPr>
-      <w:rPr>
-        <w:rFonts w:ascii="Wingdings" w:hAnsi="Wingdings" w:hint="default"/>
-      </w:rPr>
-    </w:lvl>
-  </w:abstractNum>
-  <w:abstractNum w:abstractNumId="14" w15:restartNumberingAfterBreak="0">
-    <w:nsid w:val="2BAF0ADF"/>
-    <w:multiLevelType w:val="hybridMultilevel"/>
-    <w:tmpl w:val="A0DA3CA6"/>
-    <w:lvl w:ilvl="0" w:tplc="0C0A0001">
-      <w:start w:val="1"/>
-      <w:numFmt w:val="bullet"/>
-      <w:lvlText w:val=""/>
-      <w:lvlJc w:val="left"/>
-      <w:pPr>
-        <w:ind w:left="1429" w:hanging="360"/>
-      </w:pPr>
-      <w:rPr>
-        <w:rFonts w:ascii="Symbol" w:hAnsi="Symbol" w:hint="default"/>
-      </w:rPr>
-    </w:lvl>
-    <w:lvl w:ilvl="1" w:tplc="0C0A0003" w:tentative="1">
-      <w:start w:val="1"/>
-      <w:numFmt w:val="bullet"/>
-      <w:lvlText w:val="o"/>
-      <w:lvlJc w:val="left"/>
-      <w:pPr>
-        <w:ind w:left="2149" w:hanging="360"/>
-      </w:pPr>
-      <w:rPr>
-        <w:rFonts w:ascii="Courier New" w:hAnsi="Courier New" w:cs="Courier New" w:hint="default"/>
-      </w:rPr>
-    </w:lvl>
-    <w:lvl w:ilvl="2" w:tplc="0C0A0005" w:tentative="1">
-      <w:start w:val="1"/>
-      <w:numFmt w:val="bullet"/>
-      <w:lvlText w:val=""/>
-      <w:lvlJc w:val="left"/>
-      <w:pPr>
-        <w:ind w:left="2869" w:hanging="360"/>
-      </w:pPr>
-      <w:rPr>
-        <w:rFonts w:ascii="Wingdings" w:hAnsi="Wingdings" w:hint="default"/>
-      </w:rPr>
-    </w:lvl>
-    <w:lvl w:ilvl="3" w:tplc="0C0A0001" w:tentative="1">
-      <w:start w:val="1"/>
-      <w:numFmt w:val="bullet"/>
-      <w:lvlText w:val=""/>
-      <w:lvlJc w:val="left"/>
-      <w:pPr>
-        <w:ind w:left="3589" w:hanging="360"/>
-      </w:pPr>
-      <w:rPr>
-        <w:rFonts w:ascii="Symbol" w:hAnsi="Symbol" w:hint="default"/>
-      </w:rPr>
-    </w:lvl>
-    <w:lvl w:ilvl="4" w:tplc="0C0A0003" w:tentative="1">
-      <w:start w:val="1"/>
-      <w:numFmt w:val="bullet"/>
-      <w:lvlText w:val="o"/>
-      <w:lvlJc w:val="left"/>
-      <w:pPr>
-        <w:ind w:left="4309" w:hanging="360"/>
-      </w:pPr>
-      <w:rPr>
-        <w:rFonts w:ascii="Courier New" w:hAnsi="Courier New" w:cs="Courier New" w:hint="default"/>
-      </w:rPr>
-    </w:lvl>
-    <w:lvl w:ilvl="5" w:tplc="0C0A0005" w:tentative="1">
-      <w:start w:val="1"/>
-      <w:numFmt w:val="bullet"/>
-      <w:lvlText w:val=""/>
-      <w:lvlJc w:val="left"/>
-      <w:pPr>
-        <w:ind w:left="5029" w:hanging="360"/>
-      </w:pPr>
-      <w:rPr>
-        <w:rFonts w:ascii="Wingdings" w:hAnsi="Wingdings" w:hint="default"/>
-      </w:rPr>
-    </w:lvl>
-    <w:lvl w:ilvl="6" w:tplc="0C0A0001" w:tentative="1">
-      <w:start w:val="1"/>
-      <w:numFmt w:val="bullet"/>
-      <w:lvlText w:val=""/>
-      <w:lvlJc w:val="left"/>
-      <w:pPr>
-        <w:ind w:left="5749" w:hanging="360"/>
-      </w:pPr>
-      <w:rPr>
-        <w:rFonts w:ascii="Symbol" w:hAnsi="Symbol" w:hint="default"/>
-      </w:rPr>
-    </w:lvl>
-    <w:lvl w:ilvl="7" w:tplc="0C0A0003" w:tentative="1">
-      <w:start w:val="1"/>
-      <w:numFmt w:val="bullet"/>
-      <w:lvlText w:val="o"/>
-      <w:lvlJc w:val="left"/>
-      <w:pPr>
-        <w:ind w:left="6469" w:hanging="360"/>
-      </w:pPr>
-      <w:rPr>
-        <w:rFonts w:ascii="Courier New" w:hAnsi="Courier New" w:cs="Courier New" w:hint="default"/>
-      </w:rPr>
-    </w:lvl>
-    <w:lvl w:ilvl="8" w:tplc="0C0A0005" w:tentative="1">
-      <w:start w:val="1"/>
-      <w:numFmt w:val="bullet"/>
-      <w:lvlText w:val=""/>
-      <w:lvlJc w:val="left"/>
-      <w:pPr>
-        <w:ind w:left="7189" w:hanging="360"/>
-      </w:pPr>
-      <w:rPr>
-        <w:rFonts w:ascii="Wingdings" w:hAnsi="Wingdings" w:hint="default"/>
-      </w:rPr>
-    </w:lvl>
-  </w:abstractNum>
-  <w:abstractNum w:abstractNumId="15" w15:restartNumberingAfterBreak="0">
+  <w:abstractNum w:abstractNumId="5" w15:restartNumberingAfterBreak="0">
     <w:nsid w:val="368E176E"/>
     <w:multiLevelType w:val="hybridMultilevel"/>
     <w:tmpl w:val="BDF054FE"/>
@@ -11681,7 +10777,120 @@
       </w:pPr>
     </w:lvl>
   </w:abstractNum>
-  <w:abstractNum w:abstractNumId="16" w15:restartNumberingAfterBreak="0">
+  <w:abstractNum w:abstractNumId="6" w15:restartNumberingAfterBreak="0">
+    <w:nsid w:val="377E1024"/>
+    <w:multiLevelType w:val="hybridMultilevel"/>
+    <w:tmpl w:val="916C4320"/>
+    <w:lvl w:ilvl="0" w:tplc="04090001">
+      <w:start w:val="1"/>
+      <w:numFmt w:val="bullet"/>
+      <w:lvlText w:val=""/>
+      <w:lvlJc w:val="left"/>
+      <w:pPr>
+        <w:ind w:left="1429" w:hanging="360"/>
+      </w:pPr>
+      <w:rPr>
+        <w:rFonts w:ascii="Symbol" w:hAnsi="Symbol" w:hint="default"/>
+      </w:rPr>
+    </w:lvl>
+    <w:lvl w:ilvl="1" w:tplc="FFFFFFFF" w:tentative="1">
+      <w:start w:val="1"/>
+      <w:numFmt w:val="bullet"/>
+      <w:lvlText w:val="o"/>
+      <w:lvlJc w:val="left"/>
+      <w:pPr>
+        <w:ind w:left="2149" w:hanging="360"/>
+      </w:pPr>
+      <w:rPr>
+        <w:rFonts w:ascii="Courier New" w:hAnsi="Courier New" w:cs="Courier New" w:hint="default"/>
+      </w:rPr>
+    </w:lvl>
+    <w:lvl w:ilvl="2" w:tplc="FFFFFFFF" w:tentative="1">
+      <w:start w:val="1"/>
+      <w:numFmt w:val="bullet"/>
+      <w:lvlText w:val=""/>
+      <w:lvlJc w:val="left"/>
+      <w:pPr>
+        <w:ind w:left="2869" w:hanging="360"/>
+      </w:pPr>
+      <w:rPr>
+        <w:rFonts w:ascii="Wingdings" w:hAnsi="Wingdings" w:hint="default"/>
+      </w:rPr>
+    </w:lvl>
+    <w:lvl w:ilvl="3" w:tplc="FFFFFFFF" w:tentative="1">
+      <w:start w:val="1"/>
+      <w:numFmt w:val="bullet"/>
+      <w:lvlText w:val=""/>
+      <w:lvlJc w:val="left"/>
+      <w:pPr>
+        <w:ind w:left="3589" w:hanging="360"/>
+      </w:pPr>
+      <w:rPr>
+        <w:rFonts w:ascii="Symbol" w:hAnsi="Symbol" w:hint="default"/>
+      </w:rPr>
+    </w:lvl>
+    <w:lvl w:ilvl="4" w:tplc="FFFFFFFF" w:tentative="1">
+      <w:start w:val="1"/>
+      <w:numFmt w:val="bullet"/>
+      <w:lvlText w:val="o"/>
+      <w:lvlJc w:val="left"/>
+      <w:pPr>
+        <w:ind w:left="4309" w:hanging="360"/>
+      </w:pPr>
+      <w:rPr>
+        <w:rFonts w:ascii="Courier New" w:hAnsi="Courier New" w:cs="Courier New" w:hint="default"/>
+      </w:rPr>
+    </w:lvl>
+    <w:lvl w:ilvl="5" w:tplc="FFFFFFFF" w:tentative="1">
+      <w:start w:val="1"/>
+      <w:numFmt w:val="bullet"/>
+      <w:lvlText w:val=""/>
+      <w:lvlJc w:val="left"/>
+      <w:pPr>
+        <w:ind w:left="5029" w:hanging="360"/>
+      </w:pPr>
+      <w:rPr>
+        <w:rFonts w:ascii="Wingdings" w:hAnsi="Wingdings" w:hint="default"/>
+      </w:rPr>
+    </w:lvl>
+    <w:lvl w:ilvl="6" w:tplc="FFFFFFFF" w:tentative="1">
+      <w:start w:val="1"/>
+      <w:numFmt w:val="bullet"/>
+      <w:lvlText w:val=""/>
+      <w:lvlJc w:val="left"/>
+      <w:pPr>
+        <w:ind w:left="5749" w:hanging="360"/>
+      </w:pPr>
+      <w:rPr>
+        <w:rFonts w:ascii="Symbol" w:hAnsi="Symbol" w:hint="default"/>
+      </w:rPr>
+    </w:lvl>
+    <w:lvl w:ilvl="7" w:tplc="FFFFFFFF" w:tentative="1">
+      <w:start w:val="1"/>
+      <w:numFmt w:val="bullet"/>
+      <w:lvlText w:val="o"/>
+      <w:lvlJc w:val="left"/>
+      <w:pPr>
+        <w:ind w:left="6469" w:hanging="360"/>
+      </w:pPr>
+      <w:rPr>
+        <w:rFonts w:ascii="Courier New" w:hAnsi="Courier New" w:cs="Courier New" w:hint="default"/>
+      </w:rPr>
+    </w:lvl>
+    <w:lvl w:ilvl="8" w:tplc="FFFFFFFF" w:tentative="1">
+      <w:start w:val="1"/>
+      <w:numFmt w:val="bullet"/>
+      <w:lvlText w:val=""/>
+      <w:lvlJc w:val="left"/>
+      <w:pPr>
+        <w:ind w:left="7189" w:hanging="360"/>
+      </w:pPr>
+      <w:rPr>
+        <w:rFonts w:ascii="Wingdings" w:hAnsi="Wingdings" w:hint="default"/>
+      </w:rPr>
+    </w:lvl>
+  </w:abstractNum>
+  <w:abstractNum w:abstractNumId="7" w15:restartNumberingAfterBreak="0">
     <w:nsid w:val="38E723F3"/>
     <w:multiLevelType w:val="hybridMultilevel"/>
     <w:tmpl w:val="BD3E8FF0"/>
@@ -11794,233 +11003,120 @@
       </w:rPr>
     </w:lvl>
   </w:abstractNum>
-  <w:abstractNum w:abstractNumId="17" w15:restartNumberingAfterBreak="0">
-    <w:nsid w:val="3A5514E5"/>
+  <w:abstractNum w:abstractNumId="8" w15:restartNumberingAfterBreak="0">
+    <w:nsid w:val="39B06272"/>
     <w:multiLevelType w:val="hybridMultilevel"/>
-    <w:tmpl w:val="782EF492"/>
-    <w:lvl w:ilvl="0" w:tplc="240A0003">
+    <w:tmpl w:val="E95E4AC6"/>
+    <w:lvl w:ilvl="0" w:tplc="04090001">
+      <w:start w:val="1"/>
+      <w:numFmt w:val="bullet"/>
+      <w:lvlText w:val=""/>
+      <w:lvlJc w:val="left"/>
+      <w:pPr>
+        <w:ind w:left="1429" w:hanging="360"/>
+      </w:pPr>
+      <w:rPr>
+        <w:rFonts w:ascii="Symbol" w:hAnsi="Symbol" w:hint="default"/>
+      </w:rPr>
+    </w:lvl>
+    <w:lvl w:ilvl="1" w:tplc="FFFFFFFF" w:tentative="1">
       <w:start w:val="1"/>
       <w:numFmt w:val="bullet"/>
       <w:lvlText w:val="o"/>
       <w:lvlJc w:val="left"/>
       <w:pPr>
-        <w:ind w:left="1429" w:hanging="360"/>
+        <w:ind w:left="2149" w:hanging="360"/>
       </w:pPr>
       <w:rPr>
         <w:rFonts w:ascii="Courier New" w:hAnsi="Courier New" w:cs="Courier New" w:hint="default"/>
       </w:rPr>
     </w:lvl>
-    <w:lvl w:ilvl="1" w:tplc="240A0003" w:tentative="1">
+    <w:lvl w:ilvl="2" w:tplc="FFFFFFFF" w:tentative="1">
+      <w:start w:val="1"/>
+      <w:numFmt w:val="bullet"/>
+      <w:lvlText w:val=""/>
+      <w:lvlJc w:val="left"/>
+      <w:pPr>
+        <w:ind w:left="2869" w:hanging="360"/>
+      </w:pPr>
+      <w:rPr>
+        <w:rFonts w:ascii="Wingdings" w:hAnsi="Wingdings" w:hint="default"/>
+      </w:rPr>
+    </w:lvl>
+    <w:lvl w:ilvl="3" w:tplc="FFFFFFFF" w:tentative="1">
+      <w:start w:val="1"/>
+      <w:numFmt w:val="bullet"/>
+      <w:lvlText w:val=""/>
+      <w:lvlJc w:val="left"/>
+      <w:pPr>
+        <w:ind w:left="3589" w:hanging="360"/>
+      </w:pPr>
+      <w:rPr>
+        <w:rFonts w:ascii="Symbol" w:hAnsi="Symbol" w:hint="default"/>
+      </w:rPr>
+    </w:lvl>
+    <w:lvl w:ilvl="4" w:tplc="FFFFFFFF" w:tentative="1">
       <w:start w:val="1"/>
       <w:numFmt w:val="bullet"/>
       <w:lvlText w:val="o"/>
       <w:lvlJc w:val="left"/>
       <w:pPr>
-        <w:ind w:left="2149" w:hanging="360"/>
+        <w:ind w:left="4309" w:hanging="360"/>
       </w:pPr>
       <w:rPr>
         <w:rFonts w:ascii="Courier New" w:hAnsi="Courier New" w:cs="Courier New" w:hint="default"/>
       </w:rPr>
     </w:lvl>
-    <w:lvl w:ilvl="2" w:tplc="240A0005" w:tentative="1">
+    <w:lvl w:ilvl="5" w:tplc="FFFFFFFF" w:tentative="1">
       <w:start w:val="1"/>
       <w:numFmt w:val="bullet"/>
       <w:lvlText w:val=""/>
       <w:lvlJc w:val="left"/>
       <w:pPr>
-        <w:ind w:left="2869" w:hanging="360"/>
+        <w:ind w:left="5029" w:hanging="360"/>
       </w:pPr>
       <w:rPr>
         <w:rFonts w:ascii="Wingdings" w:hAnsi="Wingdings" w:hint="default"/>
       </w:rPr>
     </w:lvl>
-    <w:lvl w:ilvl="3" w:tplc="240A0001" w:tentative="1">
+    <w:lvl w:ilvl="6" w:tplc="FFFFFFFF" w:tentative="1">
       <w:start w:val="1"/>
       <w:numFmt w:val="bullet"/>
       <w:lvlText w:val=""/>
       <w:lvlJc w:val="left"/>
       <w:pPr>
-        <w:ind w:left="3589" w:hanging="360"/>
+        <w:ind w:left="5749" w:hanging="360"/>
       </w:pPr>
       <w:rPr>
         <w:rFonts w:ascii="Symbol" w:hAnsi="Symbol" w:hint="default"/>
       </w:rPr>
     </w:lvl>
-    <w:lvl w:ilvl="4" w:tplc="240A0003" w:tentative="1">
+    <w:lvl w:ilvl="7" w:tplc="FFFFFFFF" w:tentative="1">
       <w:start w:val="1"/>
       <w:numFmt w:val="bullet"/>
       <w:lvlText w:val="o"/>
       <w:lvlJc w:val="left"/>
       <w:pPr>
-        <w:ind w:left="4309" w:hanging="360"/>
+        <w:ind w:left="6469" w:hanging="360"/>
       </w:pPr>
       <w:rPr>
         <w:rFonts w:ascii="Courier New" w:hAnsi="Courier New" w:cs="Courier New" w:hint="default"/>
       </w:rPr>
     </w:lvl>
-    <w:lvl w:ilvl="5" w:tplc="240A0005" w:tentative="1">
+    <w:lvl w:ilvl="8" w:tplc="FFFFFFFF" w:tentative="1">
       <w:start w:val="1"/>
       <w:numFmt w:val="bullet"/>
       <w:lvlText w:val=""/>
       <w:lvlJc w:val="left"/>
       <w:pPr>
-        <w:ind w:left="5029" w:hanging="360"/>
+        <w:ind w:left="7189" w:hanging="360"/>
       </w:pPr>
       <w:rPr>
         <w:rFonts w:ascii="Wingdings" w:hAnsi="Wingdings" w:hint="default"/>
       </w:rPr>
     </w:lvl>
-    <w:lvl w:ilvl="6" w:tplc="240A0001" w:tentative="1">
-      <w:start w:val="1"/>
-      <w:numFmt w:val="bullet"/>
-      <w:lvlText w:val=""/>
-      <w:lvlJc w:val="left"/>
-      <w:pPr>
-        <w:ind w:left="5749" w:hanging="360"/>
-      </w:pPr>
-      <w:rPr>
-        <w:rFonts w:ascii="Symbol" w:hAnsi="Symbol" w:hint="default"/>
-      </w:rPr>
-    </w:lvl>
-    <w:lvl w:ilvl="7" w:tplc="240A0003" w:tentative="1">
-      <w:start w:val="1"/>
-      <w:numFmt w:val="bullet"/>
-      <w:lvlText w:val="o"/>
-      <w:lvlJc w:val="left"/>
-      <w:pPr>
-        <w:ind w:left="6469" w:hanging="360"/>
-      </w:pPr>
-      <w:rPr>
-        <w:rFonts w:ascii="Courier New" w:hAnsi="Courier New" w:cs="Courier New" w:hint="default"/>
-      </w:rPr>
-    </w:lvl>
-    <w:lvl w:ilvl="8" w:tplc="240A0005" w:tentative="1">
-      <w:start w:val="1"/>
-      <w:numFmt w:val="bullet"/>
-      <w:lvlText w:val=""/>
-      <w:lvlJc w:val="left"/>
-      <w:pPr>
-        <w:ind w:left="7189" w:hanging="360"/>
-      </w:pPr>
-      <w:rPr>
-        <w:rFonts w:ascii="Wingdings" w:hAnsi="Wingdings" w:hint="default"/>
-      </w:rPr>
-    </w:lvl>
   </w:abstractNum>
-  <w:abstractNum w:abstractNumId="18" w15:restartNumberingAfterBreak="0">
-    <w:nsid w:val="3BE73FF1"/>
-    <w:multiLevelType w:val="hybridMultilevel"/>
-    <w:tmpl w:val="764E251A"/>
-    <w:lvl w:ilvl="0" w:tplc="0C0A0001">
-      <w:start w:val="1"/>
-      <w:numFmt w:val="bullet"/>
-      <w:lvlText w:val=""/>
-      <w:lvlJc w:val="left"/>
-      <w:pPr>
-        <w:ind w:left="1429" w:hanging="360"/>
-      </w:pPr>
-      <w:rPr>
-        <w:rFonts w:ascii="Symbol" w:hAnsi="Symbol" w:hint="default"/>
-      </w:rPr>
-    </w:lvl>
-    <w:lvl w:ilvl="1" w:tplc="0C0A0003" w:tentative="1">
-      <w:start w:val="1"/>
-      <w:numFmt w:val="bullet"/>
-      <w:lvlText w:val="o"/>
-      <w:lvlJc w:val="left"/>
-      <w:pPr>
-        <w:ind w:left="2149" w:hanging="360"/>
-      </w:pPr>
-      <w:rPr>
-        <w:rFonts w:ascii="Courier New" w:hAnsi="Courier New" w:cs="Courier New" w:hint="default"/>
-      </w:rPr>
-    </w:lvl>
-    <w:lvl w:ilvl="2" w:tplc="0C0A0005" w:tentative="1">
-      <w:start w:val="1"/>
-      <w:numFmt w:val="bullet"/>
-      <w:lvlText w:val=""/>
-      <w:lvlJc w:val="left"/>
-      <w:pPr>
-        <w:ind w:left="2869" w:hanging="360"/>
-      </w:pPr>
-      <w:rPr>
-        <w:rFonts w:ascii="Wingdings" w:hAnsi="Wingdings" w:hint="default"/>
-      </w:rPr>
-    </w:lvl>
-    <w:lvl w:ilvl="3" w:tplc="0C0A0001" w:tentative="1">
-      <w:start w:val="1"/>
-      <w:numFmt w:val="bullet"/>
-      <w:lvlText w:val=""/>
-      <w:lvlJc w:val="left"/>
-      <w:pPr>
-        <w:ind w:left="3589" w:hanging="360"/>
-      </w:pPr>
-      <w:rPr>
-        <w:rFonts w:ascii="Symbol" w:hAnsi="Symbol" w:hint="default"/>
-      </w:rPr>
-    </w:lvl>
-    <w:lvl w:ilvl="4" w:tplc="0C0A0003" w:tentative="1">
-      <w:start w:val="1"/>
-      <w:numFmt w:val="bullet"/>
-      <w:lvlText w:val="o"/>
-      <w:lvlJc w:val="left"/>
-      <w:pPr>
-        <w:ind w:left="4309" w:hanging="360"/>
-      </w:pPr>
-      <w:rPr>
-        <w:rFonts w:ascii="Courier New" w:hAnsi="Courier New" w:cs="Courier New" w:hint="default"/>
-      </w:rPr>
-    </w:lvl>
-    <w:lvl w:ilvl="5" w:tplc="0C0A0005" w:tentative="1">
-      <w:start w:val="1"/>
-      <w:numFmt w:val="bullet"/>
-      <w:lvlText w:val=""/>
-      <w:lvlJc w:val="left"/>
-      <w:pPr>
-        <w:ind w:left="5029" w:hanging="360"/>
-      </w:pPr>
-      <w:rPr>
-        <w:rFonts w:ascii="Wingdings" w:hAnsi="Wingdings" w:hint="default"/>
-      </w:rPr>
-    </w:lvl>
-    <w:lvl w:ilvl="6" w:tplc="0C0A0001" w:tentative="1">
-      <w:start w:val="1"/>
-      <w:numFmt w:val="bullet"/>
-      <w:lvlText w:val=""/>
-      <w:lvlJc w:val="left"/>
-      <w:pPr>
-        <w:ind w:left="5749" w:hanging="360"/>
-      </w:pPr>
-      <w:rPr>
-        <w:rFonts w:ascii="Symbol" w:hAnsi="Symbol" w:hint="default"/>
-      </w:rPr>
-    </w:lvl>
-    <w:lvl w:ilvl="7" w:tplc="0C0A0003" w:tentative="1">
-      <w:start w:val="1"/>
-      <w:numFmt w:val="bullet"/>
-      <w:lvlText w:val="o"/>
-      <w:lvlJc w:val="left"/>
-      <w:pPr>
-        <w:ind w:left="6469" w:hanging="360"/>
-      </w:pPr>
-      <w:rPr>
-        <w:rFonts w:ascii="Courier New" w:hAnsi="Courier New" w:cs="Courier New" w:hint="default"/>
-      </w:rPr>
-    </w:lvl>
-    <w:lvl w:ilvl="8" w:tplc="0C0A0005" w:tentative="1">
-      <w:start w:val="1"/>
-      <w:numFmt w:val="bullet"/>
-      <w:lvlText w:val=""/>
-      <w:lvlJc w:val="left"/>
-      <w:pPr>
-        <w:ind w:left="7189" w:hanging="360"/>
-      </w:pPr>
-      <w:rPr>
-        <w:rFonts w:ascii="Wingdings" w:hAnsi="Wingdings" w:hint="default"/>
-      </w:rPr>
-    </w:lvl>
-  </w:abstractNum>
-  <w:abstractNum w:abstractNumId="19" w15:restartNumberingAfterBreak="0">
+  <w:abstractNum w:abstractNumId="9" w15:restartNumberingAfterBreak="0">
     <w:nsid w:val="3CB65918"/>
     <w:multiLevelType w:val="hybridMultilevel"/>
     <w:tmpl w:val="12DA948A"/>
@@ -12133,7 +11229,7 @@
       </w:rPr>
     </w:lvl>
   </w:abstractNum>
-  <w:abstractNum w:abstractNumId="20" w15:restartNumberingAfterBreak="0">
+  <w:abstractNum w:abstractNumId="10" w15:restartNumberingAfterBreak="0">
     <w:nsid w:val="3D0E14EB"/>
     <w:multiLevelType w:val="hybridMultilevel"/>
     <w:tmpl w:val="5C92E8DC"/>
@@ -12246,7 +11342,7 @@
       </w:rPr>
     </w:lvl>
   </w:abstractNum>
-  <w:abstractNum w:abstractNumId="21" w15:restartNumberingAfterBreak="0">
+  <w:abstractNum w:abstractNumId="11" w15:restartNumberingAfterBreak="0">
     <w:nsid w:val="3DDF6562"/>
     <w:multiLevelType w:val="multilevel"/>
     <w:tmpl w:val="322084B4"/>
@@ -12367,798 +11463,7 @@
       </w:rPr>
     </w:lvl>
   </w:abstractNum>
-  <w:abstractNum w:abstractNumId="22" w15:restartNumberingAfterBreak="0">
-    <w:nsid w:val="40607099"/>
-    <w:multiLevelType w:val="hybridMultilevel"/>
-    <w:tmpl w:val="BBB45DF0"/>
-    <w:lvl w:ilvl="0" w:tplc="0C0A0001">
-      <w:start w:val="1"/>
-      <w:numFmt w:val="bullet"/>
-      <w:lvlText w:val=""/>
-      <w:lvlJc w:val="left"/>
-      <w:pPr>
-        <w:ind w:left="1429" w:hanging="360"/>
-      </w:pPr>
-      <w:rPr>
-        <w:rFonts w:ascii="Symbol" w:hAnsi="Symbol" w:hint="default"/>
-      </w:rPr>
-    </w:lvl>
-    <w:lvl w:ilvl="1" w:tplc="0C0A0003" w:tentative="1">
-      <w:start w:val="1"/>
-      <w:numFmt w:val="bullet"/>
-      <w:lvlText w:val="o"/>
-      <w:lvlJc w:val="left"/>
-      <w:pPr>
-        <w:ind w:left="2149" w:hanging="360"/>
-      </w:pPr>
-      <w:rPr>
-        <w:rFonts w:ascii="Courier New" w:hAnsi="Courier New" w:cs="Courier New" w:hint="default"/>
-      </w:rPr>
-    </w:lvl>
-    <w:lvl w:ilvl="2" w:tplc="0C0A0005" w:tentative="1">
-      <w:start w:val="1"/>
-      <w:numFmt w:val="bullet"/>
-      <w:lvlText w:val=""/>
-      <w:lvlJc w:val="left"/>
-      <w:pPr>
-        <w:ind w:left="2869" w:hanging="360"/>
-      </w:pPr>
-      <w:rPr>
-        <w:rFonts w:ascii="Wingdings" w:hAnsi="Wingdings" w:hint="default"/>
-      </w:rPr>
-    </w:lvl>
-    <w:lvl w:ilvl="3" w:tplc="0C0A0001" w:tentative="1">
-      <w:start w:val="1"/>
-      <w:numFmt w:val="bullet"/>
-      <w:lvlText w:val=""/>
-      <w:lvlJc w:val="left"/>
-      <w:pPr>
-        <w:ind w:left="3589" w:hanging="360"/>
-      </w:pPr>
-      <w:rPr>
-        <w:rFonts w:ascii="Symbol" w:hAnsi="Symbol" w:hint="default"/>
-      </w:rPr>
-    </w:lvl>
-    <w:lvl w:ilvl="4" w:tplc="0C0A0003" w:tentative="1">
-      <w:start w:val="1"/>
-      <w:numFmt w:val="bullet"/>
-      <w:lvlText w:val="o"/>
-      <w:lvlJc w:val="left"/>
-      <w:pPr>
-        <w:ind w:left="4309" w:hanging="360"/>
-      </w:pPr>
-      <w:rPr>
-        <w:rFonts w:ascii="Courier New" w:hAnsi="Courier New" w:cs="Courier New" w:hint="default"/>
-      </w:rPr>
-    </w:lvl>
-    <w:lvl w:ilvl="5" w:tplc="0C0A0005" w:tentative="1">
-      <w:start w:val="1"/>
-      <w:numFmt w:val="bullet"/>
-      <w:lvlText w:val=""/>
-      <w:lvlJc w:val="left"/>
-      <w:pPr>
-        <w:ind w:left="5029" w:hanging="360"/>
-      </w:pPr>
-      <w:rPr>
-        <w:rFonts w:ascii="Wingdings" w:hAnsi="Wingdings" w:hint="default"/>
-      </w:rPr>
-    </w:lvl>
-    <w:lvl w:ilvl="6" w:tplc="0C0A0001" w:tentative="1">
-      <w:start w:val="1"/>
-      <w:numFmt w:val="bullet"/>
-      <w:lvlText w:val=""/>
-      <w:lvlJc w:val="left"/>
-      <w:pPr>
-        <w:ind w:left="5749" w:hanging="360"/>
-      </w:pPr>
-      <w:rPr>
-        <w:rFonts w:ascii="Symbol" w:hAnsi="Symbol" w:hint="default"/>
-      </w:rPr>
-    </w:lvl>
-    <w:lvl w:ilvl="7" w:tplc="0C0A0003" w:tentative="1">
-      <w:start w:val="1"/>
-      <w:numFmt w:val="bullet"/>
-      <w:lvlText w:val="o"/>
-      <w:lvlJc w:val="left"/>
-      <w:pPr>
-        <w:ind w:left="6469" w:hanging="360"/>
-      </w:pPr>
-      <w:rPr>
-        <w:rFonts w:ascii="Courier New" w:hAnsi="Courier New" w:cs="Courier New" w:hint="default"/>
-      </w:rPr>
-    </w:lvl>
-    <w:lvl w:ilvl="8" w:tplc="0C0A0005" w:tentative="1">
-      <w:start w:val="1"/>
-      <w:numFmt w:val="bullet"/>
-      <w:lvlText w:val=""/>
-      <w:lvlJc w:val="left"/>
-      <w:pPr>
-        <w:ind w:left="7189" w:hanging="360"/>
-      </w:pPr>
-      <w:rPr>
-        <w:rFonts w:ascii="Wingdings" w:hAnsi="Wingdings" w:hint="default"/>
-      </w:rPr>
-    </w:lvl>
-  </w:abstractNum>
-  <w:abstractNum w:abstractNumId="23" w15:restartNumberingAfterBreak="0">
-    <w:nsid w:val="416F0C6A"/>
-    <w:multiLevelType w:val="hybridMultilevel"/>
-    <w:tmpl w:val="E3A4ABCA"/>
-    <w:lvl w:ilvl="0" w:tplc="240A0003">
-      <w:start w:val="1"/>
-      <w:numFmt w:val="bullet"/>
-      <w:lvlText w:val="o"/>
-      <w:lvlJc w:val="left"/>
-      <w:pPr>
-        <w:ind w:left="1429" w:hanging="360"/>
-      </w:pPr>
-      <w:rPr>
-        <w:rFonts w:ascii="Courier New" w:hAnsi="Courier New" w:cs="Courier New" w:hint="default"/>
-      </w:rPr>
-    </w:lvl>
-    <w:lvl w:ilvl="1" w:tplc="240A0003" w:tentative="1">
-      <w:start w:val="1"/>
-      <w:numFmt w:val="bullet"/>
-      <w:lvlText w:val="o"/>
-      <w:lvlJc w:val="left"/>
-      <w:pPr>
-        <w:ind w:left="2149" w:hanging="360"/>
-      </w:pPr>
-      <w:rPr>
-        <w:rFonts w:ascii="Courier New" w:hAnsi="Courier New" w:cs="Courier New" w:hint="default"/>
-      </w:rPr>
-    </w:lvl>
-    <w:lvl w:ilvl="2" w:tplc="240A0005" w:tentative="1">
-      <w:start w:val="1"/>
-      <w:numFmt w:val="bullet"/>
-      <w:lvlText w:val=""/>
-      <w:lvlJc w:val="left"/>
-      <w:pPr>
-        <w:ind w:left="2869" w:hanging="360"/>
-      </w:pPr>
-      <w:rPr>
-        <w:rFonts w:ascii="Wingdings" w:hAnsi="Wingdings" w:hint="default"/>
-      </w:rPr>
-    </w:lvl>
-    <w:lvl w:ilvl="3" w:tplc="240A0001" w:tentative="1">
-      <w:start w:val="1"/>
-      <w:numFmt w:val="bullet"/>
-      <w:lvlText w:val=""/>
-      <w:lvlJc w:val="left"/>
-      <w:pPr>
-        <w:ind w:left="3589" w:hanging="360"/>
-      </w:pPr>
-      <w:rPr>
-        <w:rFonts w:ascii="Symbol" w:hAnsi="Symbol" w:hint="default"/>
-      </w:rPr>
-    </w:lvl>
-    <w:lvl w:ilvl="4" w:tplc="240A0003" w:tentative="1">
-      <w:start w:val="1"/>
-      <w:numFmt w:val="bullet"/>
-      <w:lvlText w:val="o"/>
-      <w:lvlJc w:val="left"/>
-      <w:pPr>
-        <w:ind w:left="4309" w:hanging="360"/>
-      </w:pPr>
-      <w:rPr>
-        <w:rFonts w:ascii="Courier New" w:hAnsi="Courier New" w:cs="Courier New" w:hint="default"/>
-      </w:rPr>
-    </w:lvl>
-    <w:lvl w:ilvl="5" w:tplc="240A0005" w:tentative="1">
-      <w:start w:val="1"/>
-      <w:numFmt w:val="bullet"/>
-      <w:lvlText w:val=""/>
-      <w:lvlJc w:val="left"/>
-      <w:pPr>
-        <w:ind w:left="5029" w:hanging="360"/>
-      </w:pPr>
-      <w:rPr>
-        <w:rFonts w:ascii="Wingdings" w:hAnsi="Wingdings" w:hint="default"/>
-      </w:rPr>
-    </w:lvl>
-    <w:lvl w:ilvl="6" w:tplc="240A0001" w:tentative="1">
-      <w:start w:val="1"/>
-      <w:numFmt w:val="bullet"/>
-      <w:lvlText w:val=""/>
-      <w:lvlJc w:val="left"/>
-      <w:pPr>
-        <w:ind w:left="5749" w:hanging="360"/>
-      </w:pPr>
-      <w:rPr>
-        <w:rFonts w:ascii="Symbol" w:hAnsi="Symbol" w:hint="default"/>
-      </w:rPr>
-    </w:lvl>
-    <w:lvl w:ilvl="7" w:tplc="240A0003" w:tentative="1">
-      <w:start w:val="1"/>
-      <w:numFmt w:val="bullet"/>
-      <w:lvlText w:val="o"/>
-      <w:lvlJc w:val="left"/>
-      <w:pPr>
-        <w:ind w:left="6469" w:hanging="360"/>
-      </w:pPr>
-      <w:rPr>
-        <w:rFonts w:ascii="Courier New" w:hAnsi="Courier New" w:cs="Courier New" w:hint="default"/>
-      </w:rPr>
-    </w:lvl>
-    <w:lvl w:ilvl="8" w:tplc="240A0005" w:tentative="1">
-      <w:start w:val="1"/>
-      <w:numFmt w:val="bullet"/>
-      <w:lvlText w:val=""/>
-      <w:lvlJc w:val="left"/>
-      <w:pPr>
-        <w:ind w:left="7189" w:hanging="360"/>
-      </w:pPr>
-      <w:rPr>
-        <w:rFonts w:ascii="Wingdings" w:hAnsi="Wingdings" w:hint="default"/>
-      </w:rPr>
-    </w:lvl>
-  </w:abstractNum>
-  <w:abstractNum w:abstractNumId="24" w15:restartNumberingAfterBreak="0">
-    <w:nsid w:val="43CD5A89"/>
-    <w:multiLevelType w:val="hybridMultilevel"/>
-    <w:tmpl w:val="2AEE44C8"/>
-    <w:lvl w:ilvl="0" w:tplc="0C0A0001">
-      <w:start w:val="1"/>
-      <w:numFmt w:val="bullet"/>
-      <w:lvlText w:val=""/>
-      <w:lvlJc w:val="left"/>
-      <w:pPr>
-        <w:ind w:left="1713" w:hanging="360"/>
-      </w:pPr>
-      <w:rPr>
-        <w:rFonts w:ascii="Symbol" w:hAnsi="Symbol" w:hint="default"/>
-      </w:rPr>
-    </w:lvl>
-    <w:lvl w:ilvl="1" w:tplc="FFFFFFFF" w:tentative="1">
-      <w:start w:val="1"/>
-      <w:numFmt w:val="bullet"/>
-      <w:lvlText w:val="o"/>
-      <w:lvlJc w:val="left"/>
-      <w:pPr>
-        <w:ind w:left="2433" w:hanging="360"/>
-      </w:pPr>
-      <w:rPr>
-        <w:rFonts w:ascii="Courier New" w:hAnsi="Courier New" w:cs="Courier New" w:hint="default"/>
-      </w:rPr>
-    </w:lvl>
-    <w:lvl w:ilvl="2" w:tplc="FFFFFFFF" w:tentative="1">
-      <w:start w:val="1"/>
-      <w:numFmt w:val="bullet"/>
-      <w:lvlText w:val=""/>
-      <w:lvlJc w:val="left"/>
-      <w:pPr>
-        <w:ind w:left="3153" w:hanging="360"/>
-      </w:pPr>
-      <w:rPr>
-        <w:rFonts w:ascii="Wingdings" w:hAnsi="Wingdings" w:hint="default"/>
-      </w:rPr>
-    </w:lvl>
-    <w:lvl w:ilvl="3" w:tplc="FFFFFFFF" w:tentative="1">
-      <w:start w:val="1"/>
-      <w:numFmt w:val="bullet"/>
-      <w:lvlText w:val=""/>
-      <w:lvlJc w:val="left"/>
-      <w:pPr>
-        <w:ind w:left="3873" w:hanging="360"/>
-      </w:pPr>
-      <w:rPr>
-        <w:rFonts w:ascii="Symbol" w:hAnsi="Symbol" w:hint="default"/>
-      </w:rPr>
-    </w:lvl>
-    <w:lvl w:ilvl="4" w:tplc="FFFFFFFF" w:tentative="1">
-      <w:start w:val="1"/>
-      <w:numFmt w:val="bullet"/>
-      <w:lvlText w:val="o"/>
-      <w:lvlJc w:val="left"/>
-      <w:pPr>
-        <w:ind w:left="4593" w:hanging="360"/>
-      </w:pPr>
-      <w:rPr>
-        <w:rFonts w:ascii="Courier New" w:hAnsi="Courier New" w:cs="Courier New" w:hint="default"/>
-      </w:rPr>
-    </w:lvl>
-    <w:lvl w:ilvl="5" w:tplc="FFFFFFFF" w:tentative="1">
-      <w:start w:val="1"/>
-      <w:numFmt w:val="bullet"/>
-      <w:lvlText w:val=""/>
-      <w:lvlJc w:val="left"/>
-      <w:pPr>
-        <w:ind w:left="5313" w:hanging="360"/>
-      </w:pPr>
-      <w:rPr>
-        <w:rFonts w:ascii="Wingdings" w:hAnsi="Wingdings" w:hint="default"/>
-      </w:rPr>
-    </w:lvl>
-    <w:lvl w:ilvl="6" w:tplc="FFFFFFFF" w:tentative="1">
-      <w:start w:val="1"/>
-      <w:numFmt w:val="bullet"/>
-      <w:lvlText w:val=""/>
-      <w:lvlJc w:val="left"/>
-      <w:pPr>
-        <w:ind w:left="6033" w:hanging="360"/>
-      </w:pPr>
-      <w:rPr>
-        <w:rFonts w:ascii="Symbol" w:hAnsi="Symbol" w:hint="default"/>
-      </w:rPr>
-    </w:lvl>
-    <w:lvl w:ilvl="7" w:tplc="FFFFFFFF" w:tentative="1">
-      <w:start w:val="1"/>
-      <w:numFmt w:val="bullet"/>
-      <w:lvlText w:val="o"/>
-      <w:lvlJc w:val="left"/>
-      <w:pPr>
-        <w:ind w:left="6753" w:hanging="360"/>
-      </w:pPr>
-      <w:rPr>
-        <w:rFonts w:ascii="Courier New" w:hAnsi="Courier New" w:cs="Courier New" w:hint="default"/>
-      </w:rPr>
-    </w:lvl>
-    <w:lvl w:ilvl="8" w:tplc="FFFFFFFF" w:tentative="1">
-      <w:start w:val="1"/>
-      <w:numFmt w:val="bullet"/>
-      <w:lvlText w:val=""/>
-      <w:lvlJc w:val="left"/>
-      <w:pPr>
-        <w:ind w:left="7473" w:hanging="360"/>
-      </w:pPr>
-      <w:rPr>
-        <w:rFonts w:ascii="Wingdings" w:hAnsi="Wingdings" w:hint="default"/>
-      </w:rPr>
-    </w:lvl>
-  </w:abstractNum>
-  <w:abstractNum w:abstractNumId="25" w15:restartNumberingAfterBreak="0">
-    <w:nsid w:val="44F24B23"/>
-    <w:multiLevelType w:val="hybridMultilevel"/>
-    <w:tmpl w:val="6668FF24"/>
-    <w:lvl w:ilvl="0" w:tplc="240A0003">
-      <w:start w:val="1"/>
-      <w:numFmt w:val="bullet"/>
-      <w:lvlText w:val="o"/>
-      <w:lvlJc w:val="left"/>
-      <w:pPr>
-        <w:ind w:left="1429" w:hanging="360"/>
-      </w:pPr>
-      <w:rPr>
-        <w:rFonts w:ascii="Courier New" w:hAnsi="Courier New" w:cs="Courier New" w:hint="default"/>
-      </w:rPr>
-    </w:lvl>
-    <w:lvl w:ilvl="1" w:tplc="240A0003" w:tentative="1">
-      <w:start w:val="1"/>
-      <w:numFmt w:val="bullet"/>
-      <w:lvlText w:val="o"/>
-      <w:lvlJc w:val="left"/>
-      <w:pPr>
-        <w:ind w:left="2149" w:hanging="360"/>
-      </w:pPr>
-      <w:rPr>
-        <w:rFonts w:ascii="Courier New" w:hAnsi="Courier New" w:cs="Courier New" w:hint="default"/>
-      </w:rPr>
-    </w:lvl>
-    <w:lvl w:ilvl="2" w:tplc="240A0005" w:tentative="1">
-      <w:start w:val="1"/>
-      <w:numFmt w:val="bullet"/>
-      <w:lvlText w:val=""/>
-      <w:lvlJc w:val="left"/>
-      <w:pPr>
-        <w:ind w:left="2869" w:hanging="360"/>
-      </w:pPr>
-      <w:rPr>
-        <w:rFonts w:ascii="Wingdings" w:hAnsi="Wingdings" w:hint="default"/>
-      </w:rPr>
-    </w:lvl>
-    <w:lvl w:ilvl="3" w:tplc="240A0001" w:tentative="1">
-      <w:start w:val="1"/>
-      <w:numFmt w:val="bullet"/>
-      <w:lvlText w:val=""/>
-      <w:lvlJc w:val="left"/>
-      <w:pPr>
-        <w:ind w:left="3589" w:hanging="360"/>
-      </w:pPr>
-      <w:rPr>
-        <w:rFonts w:ascii="Symbol" w:hAnsi="Symbol" w:hint="default"/>
-      </w:rPr>
-    </w:lvl>
-    <w:lvl w:ilvl="4" w:tplc="240A0003" w:tentative="1">
-      <w:start w:val="1"/>
-      <w:numFmt w:val="bullet"/>
-      <w:lvlText w:val="o"/>
-      <w:lvlJc w:val="left"/>
-      <w:pPr>
-        <w:ind w:left="4309" w:hanging="360"/>
-      </w:pPr>
-      <w:rPr>
-        <w:rFonts w:ascii="Courier New" w:hAnsi="Courier New" w:cs="Courier New" w:hint="default"/>
-      </w:rPr>
-    </w:lvl>
-    <w:lvl w:ilvl="5" w:tplc="240A0005" w:tentative="1">
-      <w:start w:val="1"/>
-      <w:numFmt w:val="bullet"/>
-      <w:lvlText w:val=""/>
-      <w:lvlJc w:val="left"/>
-      <w:pPr>
-        <w:ind w:left="5029" w:hanging="360"/>
-      </w:pPr>
-      <w:rPr>
-        <w:rFonts w:ascii="Wingdings" w:hAnsi="Wingdings" w:hint="default"/>
-      </w:rPr>
-    </w:lvl>
-    <w:lvl w:ilvl="6" w:tplc="240A0001" w:tentative="1">
-      <w:start w:val="1"/>
-      <w:numFmt w:val="bullet"/>
-      <w:lvlText w:val=""/>
-      <w:lvlJc w:val="left"/>
-      <w:pPr>
-        <w:ind w:left="5749" w:hanging="360"/>
-      </w:pPr>
-      <w:rPr>
-        <w:rFonts w:ascii="Symbol" w:hAnsi="Symbol" w:hint="default"/>
-      </w:rPr>
-    </w:lvl>
-    <w:lvl w:ilvl="7" w:tplc="240A0003" w:tentative="1">
-      <w:start w:val="1"/>
-      <w:numFmt w:val="bullet"/>
-      <w:lvlText w:val="o"/>
-      <w:lvlJc w:val="left"/>
-      <w:pPr>
-        <w:ind w:left="6469" w:hanging="360"/>
-      </w:pPr>
-      <w:rPr>
-        <w:rFonts w:ascii="Courier New" w:hAnsi="Courier New" w:cs="Courier New" w:hint="default"/>
-      </w:rPr>
-    </w:lvl>
-    <w:lvl w:ilvl="8" w:tplc="240A0005" w:tentative="1">
-      <w:start w:val="1"/>
-      <w:numFmt w:val="bullet"/>
-      <w:lvlText w:val=""/>
-      <w:lvlJc w:val="left"/>
-      <w:pPr>
-        <w:ind w:left="7189" w:hanging="360"/>
-      </w:pPr>
-      <w:rPr>
-        <w:rFonts w:ascii="Wingdings" w:hAnsi="Wingdings" w:hint="default"/>
-      </w:rPr>
-    </w:lvl>
-  </w:abstractNum>
-  <w:abstractNum w:abstractNumId="26" w15:restartNumberingAfterBreak="0">
-    <w:nsid w:val="488B4092"/>
-    <w:multiLevelType w:val="hybridMultilevel"/>
-    <w:tmpl w:val="AA2850D2"/>
-    <w:lvl w:ilvl="0" w:tplc="240A0003">
-      <w:start w:val="1"/>
-      <w:numFmt w:val="bullet"/>
-      <w:lvlText w:val="o"/>
-      <w:lvlJc w:val="left"/>
-      <w:pPr>
-        <w:ind w:left="1429" w:hanging="360"/>
-      </w:pPr>
-      <w:rPr>
-        <w:rFonts w:ascii="Courier New" w:hAnsi="Courier New" w:cs="Courier New" w:hint="default"/>
-      </w:rPr>
-    </w:lvl>
-    <w:lvl w:ilvl="1" w:tplc="240A0003" w:tentative="1">
-      <w:start w:val="1"/>
-      <w:numFmt w:val="bullet"/>
-      <w:lvlText w:val="o"/>
-      <w:lvlJc w:val="left"/>
-      <w:pPr>
-        <w:ind w:left="2149" w:hanging="360"/>
-      </w:pPr>
-      <w:rPr>
-        <w:rFonts w:ascii="Courier New" w:hAnsi="Courier New" w:cs="Courier New" w:hint="default"/>
-      </w:rPr>
-    </w:lvl>
-    <w:lvl w:ilvl="2" w:tplc="240A0005" w:tentative="1">
-      <w:start w:val="1"/>
-      <w:numFmt w:val="bullet"/>
-      <w:lvlText w:val=""/>
-      <w:lvlJc w:val="left"/>
-      <w:pPr>
-        <w:ind w:left="2869" w:hanging="360"/>
-      </w:pPr>
-      <w:rPr>
-        <w:rFonts w:ascii="Wingdings" w:hAnsi="Wingdings" w:hint="default"/>
-      </w:rPr>
-    </w:lvl>
-    <w:lvl w:ilvl="3" w:tplc="240A0001" w:tentative="1">
-      <w:start w:val="1"/>
-      <w:numFmt w:val="bullet"/>
-      <w:lvlText w:val=""/>
-      <w:lvlJc w:val="left"/>
-      <w:pPr>
-        <w:ind w:left="3589" w:hanging="360"/>
-      </w:pPr>
-      <w:rPr>
-        <w:rFonts w:ascii="Symbol" w:hAnsi="Symbol" w:hint="default"/>
-      </w:rPr>
-    </w:lvl>
-    <w:lvl w:ilvl="4" w:tplc="240A0003" w:tentative="1">
-      <w:start w:val="1"/>
-      <w:numFmt w:val="bullet"/>
-      <w:lvlText w:val="o"/>
-      <w:lvlJc w:val="left"/>
-      <w:pPr>
-        <w:ind w:left="4309" w:hanging="360"/>
-      </w:pPr>
-      <w:rPr>
-        <w:rFonts w:ascii="Courier New" w:hAnsi="Courier New" w:cs="Courier New" w:hint="default"/>
-      </w:rPr>
-    </w:lvl>
-    <w:lvl w:ilvl="5" w:tplc="240A0005" w:tentative="1">
-      <w:start w:val="1"/>
-      <w:numFmt w:val="bullet"/>
-      <w:lvlText w:val=""/>
-      <w:lvlJc w:val="left"/>
-      <w:pPr>
-        <w:ind w:left="5029" w:hanging="360"/>
-      </w:pPr>
-      <w:rPr>
-        <w:rFonts w:ascii="Wingdings" w:hAnsi="Wingdings" w:hint="default"/>
-      </w:rPr>
-    </w:lvl>
-    <w:lvl w:ilvl="6" w:tplc="240A0001" w:tentative="1">
-      <w:start w:val="1"/>
-      <w:numFmt w:val="bullet"/>
-      <w:lvlText w:val=""/>
-      <w:lvlJc w:val="left"/>
-      <w:pPr>
-        <w:ind w:left="5749" w:hanging="360"/>
-      </w:pPr>
-      <w:rPr>
-        <w:rFonts w:ascii="Symbol" w:hAnsi="Symbol" w:hint="default"/>
-      </w:rPr>
-    </w:lvl>
-    <w:lvl w:ilvl="7" w:tplc="240A0003" w:tentative="1">
-      <w:start w:val="1"/>
-      <w:numFmt w:val="bullet"/>
-      <w:lvlText w:val="o"/>
-      <w:lvlJc w:val="left"/>
-      <w:pPr>
-        <w:ind w:left="6469" w:hanging="360"/>
-      </w:pPr>
-      <w:rPr>
-        <w:rFonts w:ascii="Courier New" w:hAnsi="Courier New" w:cs="Courier New" w:hint="default"/>
-      </w:rPr>
-    </w:lvl>
-    <w:lvl w:ilvl="8" w:tplc="240A0005" w:tentative="1">
-      <w:start w:val="1"/>
-      <w:numFmt w:val="bullet"/>
-      <w:lvlText w:val=""/>
-      <w:lvlJc w:val="left"/>
-      <w:pPr>
-        <w:ind w:left="7189" w:hanging="360"/>
-      </w:pPr>
-      <w:rPr>
-        <w:rFonts w:ascii="Wingdings" w:hAnsi="Wingdings" w:hint="default"/>
-      </w:rPr>
-    </w:lvl>
-  </w:abstractNum>
-  <w:abstractNum w:abstractNumId="27" w15:restartNumberingAfterBreak="0">
-    <w:nsid w:val="4A794066"/>
-    <w:multiLevelType w:val="hybridMultilevel"/>
-    <w:tmpl w:val="9A5EADFE"/>
-    <w:lvl w:ilvl="0" w:tplc="240A000B">
-      <w:start w:val="1"/>
-      <w:numFmt w:val="bullet"/>
-      <w:lvlText w:val=""/>
-      <w:lvlJc w:val="left"/>
-      <w:pPr>
-        <w:ind w:left="1429" w:hanging="360"/>
-      </w:pPr>
-      <w:rPr>
-        <w:rFonts w:ascii="Wingdings" w:hAnsi="Wingdings" w:hint="default"/>
-      </w:rPr>
-    </w:lvl>
-    <w:lvl w:ilvl="1" w:tplc="240A0003" w:tentative="1">
-      <w:start w:val="1"/>
-      <w:numFmt w:val="bullet"/>
-      <w:lvlText w:val="o"/>
-      <w:lvlJc w:val="left"/>
-      <w:pPr>
-        <w:ind w:left="2149" w:hanging="360"/>
-      </w:pPr>
-      <w:rPr>
-        <w:rFonts w:ascii="Courier New" w:hAnsi="Courier New" w:cs="Courier New" w:hint="default"/>
-      </w:rPr>
-    </w:lvl>
-    <w:lvl w:ilvl="2" w:tplc="240A0005" w:tentative="1">
-      <w:start w:val="1"/>
-      <w:numFmt w:val="bullet"/>
-      <w:lvlText w:val=""/>
-      <w:lvlJc w:val="left"/>
-      <w:pPr>
-        <w:ind w:left="2869" w:hanging="360"/>
-      </w:pPr>
-      <w:rPr>
-        <w:rFonts w:ascii="Wingdings" w:hAnsi="Wingdings" w:hint="default"/>
-      </w:rPr>
-    </w:lvl>
-    <w:lvl w:ilvl="3" w:tplc="240A0001" w:tentative="1">
-      <w:start w:val="1"/>
-      <w:numFmt w:val="bullet"/>
-      <w:lvlText w:val=""/>
-      <w:lvlJc w:val="left"/>
-      <w:pPr>
-        <w:ind w:left="3589" w:hanging="360"/>
-      </w:pPr>
-      <w:rPr>
-        <w:rFonts w:ascii="Symbol" w:hAnsi="Symbol" w:hint="default"/>
-      </w:rPr>
-    </w:lvl>
-    <w:lvl w:ilvl="4" w:tplc="240A0003" w:tentative="1">
-      <w:start w:val="1"/>
-      <w:numFmt w:val="bullet"/>
-      <w:lvlText w:val="o"/>
-      <w:lvlJc w:val="left"/>
-      <w:pPr>
-        <w:ind w:left="4309" w:hanging="360"/>
-      </w:pPr>
-      <w:rPr>
-        <w:rFonts w:ascii="Courier New" w:hAnsi="Courier New" w:cs="Courier New" w:hint="default"/>
-      </w:rPr>
-    </w:lvl>
-    <w:lvl w:ilvl="5" w:tplc="240A0005" w:tentative="1">
-      <w:start w:val="1"/>
-      <w:numFmt w:val="bullet"/>
-      <w:lvlText w:val=""/>
-      <w:lvlJc w:val="left"/>
-      <w:pPr>
-        <w:ind w:left="5029" w:hanging="360"/>
-      </w:pPr>
-      <w:rPr>
-        <w:rFonts w:ascii="Wingdings" w:hAnsi="Wingdings" w:hint="default"/>
-      </w:rPr>
-    </w:lvl>
-    <w:lvl w:ilvl="6" w:tplc="240A0001" w:tentative="1">
-      <w:start w:val="1"/>
-      <w:numFmt w:val="bullet"/>
-      <w:lvlText w:val=""/>
-      <w:lvlJc w:val="left"/>
-      <w:pPr>
-        <w:ind w:left="5749" w:hanging="360"/>
-      </w:pPr>
-      <w:rPr>
-        <w:rFonts w:ascii="Symbol" w:hAnsi="Symbol" w:hint="default"/>
-      </w:rPr>
-    </w:lvl>
-    <w:lvl w:ilvl="7" w:tplc="240A0003" w:tentative="1">
-      <w:start w:val="1"/>
-      <w:numFmt w:val="bullet"/>
-      <w:lvlText w:val="o"/>
-      <w:lvlJc w:val="left"/>
-      <w:pPr>
-        <w:ind w:left="6469" w:hanging="360"/>
-      </w:pPr>
-      <w:rPr>
-        <w:rFonts w:ascii="Courier New" w:hAnsi="Courier New" w:cs="Courier New" w:hint="default"/>
-      </w:rPr>
-    </w:lvl>
-    <w:lvl w:ilvl="8" w:tplc="240A0005" w:tentative="1">
-      <w:start w:val="1"/>
-      <w:numFmt w:val="bullet"/>
-      <w:lvlText w:val=""/>
-      <w:lvlJc w:val="left"/>
-      <w:pPr>
-        <w:ind w:left="7189" w:hanging="360"/>
-      </w:pPr>
-      <w:rPr>
-        <w:rFonts w:ascii="Wingdings" w:hAnsi="Wingdings" w:hint="default"/>
-      </w:rPr>
-    </w:lvl>
-  </w:abstractNum>
-  <w:abstractNum w:abstractNumId="28" w15:restartNumberingAfterBreak="0">
-    <w:nsid w:val="4D4C287F"/>
-    <w:multiLevelType w:val="hybridMultilevel"/>
-    <w:tmpl w:val="79ECBC36"/>
-    <w:lvl w:ilvl="0" w:tplc="0C0A0001">
-      <w:start w:val="1"/>
-      <w:numFmt w:val="bullet"/>
-      <w:lvlText w:val=""/>
-      <w:lvlJc w:val="left"/>
-      <w:pPr>
-        <w:ind w:left="1429" w:hanging="360"/>
-      </w:pPr>
-      <w:rPr>
-        <w:rFonts w:ascii="Symbol" w:hAnsi="Symbol" w:hint="default"/>
-      </w:rPr>
-    </w:lvl>
-    <w:lvl w:ilvl="1" w:tplc="0C0A0003" w:tentative="1">
-      <w:start w:val="1"/>
-      <w:numFmt w:val="bullet"/>
-      <w:lvlText w:val="o"/>
-      <w:lvlJc w:val="left"/>
-      <w:pPr>
-        <w:ind w:left="2149" w:hanging="360"/>
-      </w:pPr>
-      <w:rPr>
-        <w:rFonts w:ascii="Courier New" w:hAnsi="Courier New" w:cs="Courier New" w:hint="default"/>
-      </w:rPr>
-    </w:lvl>
-    <w:lvl w:ilvl="2" w:tplc="0C0A0005" w:tentative="1">
-      <w:start w:val="1"/>
-      <w:numFmt w:val="bullet"/>
-      <w:lvlText w:val=""/>
-      <w:lvlJc w:val="left"/>
-      <w:pPr>
-        <w:ind w:left="2869" w:hanging="360"/>
-      </w:pPr>
-      <w:rPr>
-        <w:rFonts w:ascii="Wingdings" w:hAnsi="Wingdings" w:hint="default"/>
-      </w:rPr>
-    </w:lvl>
-    <w:lvl w:ilvl="3" w:tplc="0C0A0001" w:tentative="1">
-      <w:start w:val="1"/>
-      <w:numFmt w:val="bullet"/>
-      <w:lvlText w:val=""/>
-      <w:lvlJc w:val="left"/>
-      <w:pPr>
-        <w:ind w:left="3589" w:hanging="360"/>
-      </w:pPr>
-      <w:rPr>
-        <w:rFonts w:ascii="Symbol" w:hAnsi="Symbol" w:hint="default"/>
-      </w:rPr>
-    </w:lvl>
-    <w:lvl w:ilvl="4" w:tplc="0C0A0003" w:tentative="1">
-      <w:start w:val="1"/>
-      <w:numFmt w:val="bullet"/>
-      <w:lvlText w:val="o"/>
-      <w:lvlJc w:val="left"/>
-      <w:pPr>
-        <w:ind w:left="4309" w:hanging="360"/>
-      </w:pPr>
-      <w:rPr>
-        <w:rFonts w:ascii="Courier New" w:hAnsi="Courier New" w:cs="Courier New" w:hint="default"/>
-      </w:rPr>
-    </w:lvl>
-    <w:lvl w:ilvl="5" w:tplc="0C0A0005" w:tentative="1">
-      <w:start w:val="1"/>
-      <w:numFmt w:val="bullet"/>
-      <w:lvlText w:val=""/>
-      <w:lvlJc w:val="left"/>
-      <w:pPr>
-        <w:ind w:left="5029" w:hanging="360"/>
-      </w:pPr>
-      <w:rPr>
-        <w:rFonts w:ascii="Wingdings" w:hAnsi="Wingdings" w:hint="default"/>
-      </w:rPr>
-    </w:lvl>
-    <w:lvl w:ilvl="6" w:tplc="0C0A0001" w:tentative="1">
-      <w:start w:val="1"/>
-      <w:numFmt w:val="bullet"/>
-      <w:lvlText w:val=""/>
-      <w:lvlJc w:val="left"/>
-      <w:pPr>
-        <w:ind w:left="5749" w:hanging="360"/>
-      </w:pPr>
-      <w:rPr>
-        <w:rFonts w:ascii="Symbol" w:hAnsi="Symbol" w:hint="default"/>
-      </w:rPr>
-    </w:lvl>
-    <w:lvl w:ilvl="7" w:tplc="0C0A0003" w:tentative="1">
-      <w:start w:val="1"/>
-      <w:numFmt w:val="bullet"/>
-      <w:lvlText w:val="o"/>
-      <w:lvlJc w:val="left"/>
-      <w:pPr>
-        <w:ind w:left="6469" w:hanging="360"/>
-      </w:pPr>
-      <w:rPr>
-        <w:rFonts w:ascii="Courier New" w:hAnsi="Courier New" w:cs="Courier New" w:hint="default"/>
-      </w:rPr>
-    </w:lvl>
-    <w:lvl w:ilvl="8" w:tplc="0C0A0005" w:tentative="1">
-      <w:start w:val="1"/>
-      <w:numFmt w:val="bullet"/>
-      <w:lvlText w:val=""/>
-      <w:lvlJc w:val="left"/>
-      <w:pPr>
-        <w:ind w:left="7189" w:hanging="360"/>
-      </w:pPr>
-      <w:rPr>
-        <w:rFonts w:ascii="Wingdings" w:hAnsi="Wingdings" w:hint="default"/>
-      </w:rPr>
-    </w:lvl>
-  </w:abstractNum>
-  <w:abstractNum w:abstractNumId="29" w15:restartNumberingAfterBreak="0">
+  <w:abstractNum w:abstractNumId="12" w15:restartNumberingAfterBreak="0">
     <w:nsid w:val="4E710229"/>
     <w:multiLevelType w:val="hybridMultilevel"/>
     <w:tmpl w:val="07CA29EE"/>
@@ -13271,7 +11576,7 @@
       </w:rPr>
     </w:lvl>
   </w:abstractNum>
-  <w:abstractNum w:abstractNumId="30" w15:restartNumberingAfterBreak="0">
+  <w:abstractNum w:abstractNumId="13" w15:restartNumberingAfterBreak="0">
     <w:nsid w:val="4EBE1EF6"/>
     <w:multiLevelType w:val="hybridMultilevel"/>
     <w:tmpl w:val="AF3C2E24"/>
@@ -13362,120 +11667,7 @@
       </w:pPr>
     </w:lvl>
   </w:abstractNum>
-  <w:abstractNum w:abstractNumId="31" w15:restartNumberingAfterBreak="0">
-    <w:nsid w:val="4EE85FF7"/>
-    <w:multiLevelType w:val="hybridMultilevel"/>
-    <w:tmpl w:val="8518762E"/>
-    <w:lvl w:ilvl="0" w:tplc="240A000B">
-      <w:start w:val="1"/>
-      <w:numFmt w:val="bullet"/>
-      <w:lvlText w:val=""/>
-      <w:lvlJc w:val="left"/>
-      <w:pPr>
-        <w:ind w:left="1429" w:hanging="360"/>
-      </w:pPr>
-      <w:rPr>
-        <w:rFonts w:ascii="Wingdings" w:hAnsi="Wingdings" w:hint="default"/>
-      </w:rPr>
-    </w:lvl>
-    <w:lvl w:ilvl="1" w:tplc="240A0003" w:tentative="1">
-      <w:start w:val="1"/>
-      <w:numFmt w:val="bullet"/>
-      <w:lvlText w:val="o"/>
-      <w:lvlJc w:val="left"/>
-      <w:pPr>
-        <w:ind w:left="2149" w:hanging="360"/>
-      </w:pPr>
-      <w:rPr>
-        <w:rFonts w:ascii="Courier New" w:hAnsi="Courier New" w:cs="Courier New" w:hint="default"/>
-      </w:rPr>
-    </w:lvl>
-    <w:lvl w:ilvl="2" w:tplc="240A0005" w:tentative="1">
-      <w:start w:val="1"/>
-      <w:numFmt w:val="bullet"/>
-      <w:lvlText w:val=""/>
-      <w:lvlJc w:val="left"/>
-      <w:pPr>
-        <w:ind w:left="2869" w:hanging="360"/>
-      </w:pPr>
-      <w:rPr>
-        <w:rFonts w:ascii="Wingdings" w:hAnsi="Wingdings" w:hint="default"/>
-      </w:rPr>
-    </w:lvl>
-    <w:lvl w:ilvl="3" w:tplc="240A0001" w:tentative="1">
-      <w:start w:val="1"/>
-      <w:numFmt w:val="bullet"/>
-      <w:lvlText w:val=""/>
-      <w:lvlJc w:val="left"/>
-      <w:pPr>
-        <w:ind w:left="3589" w:hanging="360"/>
-      </w:pPr>
-      <w:rPr>
-        <w:rFonts w:ascii="Symbol" w:hAnsi="Symbol" w:hint="default"/>
-      </w:rPr>
-    </w:lvl>
-    <w:lvl w:ilvl="4" w:tplc="240A0003" w:tentative="1">
-      <w:start w:val="1"/>
-      <w:numFmt w:val="bullet"/>
-      <w:lvlText w:val="o"/>
-      <w:lvlJc w:val="left"/>
-      <w:pPr>
-        <w:ind w:left="4309" w:hanging="360"/>
-      </w:pPr>
-      <w:rPr>
-        <w:rFonts w:ascii="Courier New" w:hAnsi="Courier New" w:cs="Courier New" w:hint="default"/>
-      </w:rPr>
-    </w:lvl>
-    <w:lvl w:ilvl="5" w:tplc="240A0005" w:tentative="1">
-      <w:start w:val="1"/>
-      <w:numFmt w:val="bullet"/>
-      <w:lvlText w:val=""/>
-      <w:lvlJc w:val="left"/>
-      <w:pPr>
-        <w:ind w:left="5029" w:hanging="360"/>
-      </w:pPr>
-      <w:rPr>
-        <w:rFonts w:ascii="Wingdings" w:hAnsi="Wingdings" w:hint="default"/>
-      </w:rPr>
-    </w:lvl>
-    <w:lvl w:ilvl="6" w:tplc="240A0001" w:tentative="1">
-      <w:start w:val="1"/>
-      <w:numFmt w:val="bullet"/>
-      <w:lvlText w:val=""/>
-      <w:lvlJc w:val="left"/>
-      <w:pPr>
-        <w:ind w:left="5749" w:hanging="360"/>
-      </w:pPr>
-      <w:rPr>
-        <w:rFonts w:ascii="Symbol" w:hAnsi="Symbol" w:hint="default"/>
-      </w:rPr>
-    </w:lvl>
-    <w:lvl w:ilvl="7" w:tplc="240A0003" w:tentative="1">
-      <w:start w:val="1"/>
-      <w:numFmt w:val="bullet"/>
-      <w:lvlText w:val="o"/>
-      <w:lvlJc w:val="left"/>
-      <w:pPr>
-        <w:ind w:left="6469" w:hanging="360"/>
-      </w:pPr>
-      <w:rPr>
-        <w:rFonts w:ascii="Courier New" w:hAnsi="Courier New" w:cs="Courier New" w:hint="default"/>
-      </w:rPr>
-    </w:lvl>
-    <w:lvl w:ilvl="8" w:tplc="240A0005" w:tentative="1">
-      <w:start w:val="1"/>
-      <w:numFmt w:val="bullet"/>
-      <w:lvlText w:val=""/>
-      <w:lvlJc w:val="left"/>
-      <w:pPr>
-        <w:ind w:left="7189" w:hanging="360"/>
-      </w:pPr>
-      <w:rPr>
-        <w:rFonts w:ascii="Wingdings" w:hAnsi="Wingdings" w:hint="default"/>
-      </w:rPr>
-    </w:lvl>
-  </w:abstractNum>
-  <w:abstractNum w:abstractNumId="32" w15:restartNumberingAfterBreak="0">
+  <w:abstractNum w:abstractNumId="14" w15:restartNumberingAfterBreak="0">
     <w:nsid w:val="50A761F9"/>
     <w:multiLevelType w:val="hybridMultilevel"/>
     <w:tmpl w:val="92B4AFA0"/>
@@ -13588,23 +11780,23 @@
       </w:rPr>
     </w:lvl>
   </w:abstractNum>
-  <w:abstractNum w:abstractNumId="33" w15:restartNumberingAfterBreak="0">
-    <w:nsid w:val="51C408CD"/>
+  <w:abstractNum w:abstractNumId="15" w15:restartNumberingAfterBreak="0">
+    <w:nsid w:val="59206443"/>
     <w:multiLevelType w:val="hybridMultilevel"/>
-    <w:tmpl w:val="BD3664EE"/>
-    <w:lvl w:ilvl="0" w:tplc="240A000B">
+    <w:tmpl w:val="A99E87A0"/>
+    <w:lvl w:ilvl="0" w:tplc="080A0001">
       <w:start w:val="1"/>
       <w:numFmt w:val="bullet"/>
-      <w:lvlText w:val=""/>
+      <w:lvlText w:val=""/>
       <w:lvlJc w:val="left"/>
       <w:pPr>
         <w:ind w:left="1429" w:hanging="360"/>
       </w:pPr>
       <w:rPr>
-        <w:rFonts w:ascii="Wingdings" w:hAnsi="Wingdings" w:hint="default"/>
-      </w:rPr>
-    </w:lvl>
-    <w:lvl w:ilvl="1" w:tplc="240A0003" w:tentative="1">
+        <w:rFonts w:ascii="Symbol" w:hAnsi="Symbol" w:hint="default"/>
+      </w:rPr>
+    </w:lvl>
+    <w:lvl w:ilvl="1" w:tplc="FFFFFFFF" w:tentative="1">
       <w:start w:val="1"/>
       <w:numFmt w:val="bullet"/>
       <w:lvlText w:val="o"/>
@@ -13616,7 +11808,7 @@
         <w:rFonts w:ascii="Courier New" w:hAnsi="Courier New" w:cs="Courier New" w:hint="default"/>
       </w:rPr>
     </w:lvl>
-    <w:lvl w:ilvl="2" w:tplc="240A0005" w:tentative="1">
+    <w:lvl w:ilvl="2" w:tplc="FFFFFFFF" w:tentative="1">
       <w:start w:val="1"/>
       <w:numFmt w:val="bullet"/>
       <w:lvlText w:val=""/>
@@ -13628,7 +11820,7 @@
         <w:rFonts w:ascii="Wingdings" w:hAnsi="Wingdings" w:hint="default"/>
       </w:rPr>
     </w:lvl>
-    <w:lvl w:ilvl="3" w:tplc="240A0001" w:tentative="1">
+    <w:lvl w:ilvl="3" w:tplc="FFFFFFFF" w:tentative="1">
       <w:start w:val="1"/>
       <w:numFmt w:val="bullet"/>
       <w:lvlText w:val=""/>
@@ -13640,7 +11832,7 @@
         <w:rFonts w:ascii="Symbol" w:hAnsi="Symbol" w:hint="default"/>
       </w:rPr>
     </w:lvl>
-    <w:lvl w:ilvl="4" w:tplc="240A0003" w:tentative="1">
+    <w:lvl w:ilvl="4" w:tplc="FFFFFFFF" w:tentative="1">
       <w:start w:val="1"/>
       <w:numFmt w:val="bullet"/>
       <w:lvlText w:val="o"/>
@@ -13652,7 +11844,7 @@
         <w:rFonts w:ascii="Courier New" w:hAnsi="Courier New" w:cs="Courier New" w:hint="default"/>
       </w:rPr>
     </w:lvl>
-    <w:lvl w:ilvl="5" w:tplc="240A0005" w:tentative="1">
+    <w:lvl w:ilvl="5" w:tplc="FFFFFFFF" w:tentative="1">
       <w:start w:val="1"/>
       <w:numFmt w:val="bullet"/>
       <w:lvlText w:val=""/>
@@ -13664,7 +11856,7 @@
         <w:rFonts w:ascii="Wingdings" w:hAnsi="Wingdings" w:hint="default"/>
       </w:rPr>
     </w:lvl>
-    <w:lvl w:ilvl="6" w:tplc="240A0001" w:tentative="1">
+    <w:lvl w:ilvl="6" w:tplc="FFFFFFFF" w:tentative="1">
       <w:start w:val="1"/>
       <w:numFmt w:val="bullet"/>
       <w:lvlText w:val=""/>
@@ -13676,7 +11868,7 @@
         <w:rFonts w:ascii="Symbol" w:hAnsi="Symbol" w:hint="default"/>
       </w:rPr>
     </w:lvl>
-    <w:lvl w:ilvl="7" w:tplc="240A0003" w:tentative="1">
+    <w:lvl w:ilvl="7" w:tplc="FFFFFFFF" w:tentative="1">
       <w:start w:val="1"/>
       <w:numFmt w:val="bullet"/>
       <w:lvlText w:val="o"/>
@@ -13688,7 +11880,7 @@
         <w:rFonts w:ascii="Courier New" w:hAnsi="Courier New" w:cs="Courier New" w:hint="default"/>
       </w:rPr>
     </w:lvl>
-    <w:lvl w:ilvl="8" w:tplc="240A0005" w:tentative="1">
+    <w:lvl w:ilvl="8" w:tplc="FFFFFFFF" w:tentative="1">
       <w:start w:val="1"/>
       <w:numFmt w:val="bullet"/>
       <w:lvlText w:val=""/>
@@ -13701,23 +11893,23 @@
       </w:rPr>
     </w:lvl>
   </w:abstractNum>
-  <w:abstractNum w:abstractNumId="34" w15:restartNumberingAfterBreak="0">
-    <w:nsid w:val="52A55495"/>
+  <w:abstractNum w:abstractNumId="16" w15:restartNumberingAfterBreak="0">
+    <w:nsid w:val="5F8F489B"/>
     <w:multiLevelType w:val="hybridMultilevel"/>
-    <w:tmpl w:val="41ACF030"/>
-    <w:lvl w:ilvl="0" w:tplc="240A000B">
+    <w:tmpl w:val="F24E3BE8"/>
+    <w:lvl w:ilvl="0" w:tplc="080A0001">
       <w:start w:val="1"/>
       <w:numFmt w:val="bullet"/>
-      <w:lvlText w:val=""/>
+      <w:lvlText w:val=""/>
       <w:lvlJc w:val="left"/>
       <w:pPr>
         <w:ind w:left="1429" w:hanging="360"/>
       </w:pPr>
       <w:rPr>
-        <w:rFonts w:ascii="Wingdings" w:hAnsi="Wingdings" w:hint="default"/>
-      </w:rPr>
-    </w:lvl>
-    <w:lvl w:ilvl="1" w:tplc="240A0003" w:tentative="1">
+        <w:rFonts w:ascii="Symbol" w:hAnsi="Symbol" w:hint="default"/>
+      </w:rPr>
+    </w:lvl>
+    <w:lvl w:ilvl="1" w:tplc="FFFFFFFF" w:tentative="1">
       <w:start w:val="1"/>
       <w:numFmt w:val="bullet"/>
       <w:lvlText w:val="o"/>
@@ -13729,7 +11921,7 @@
         <w:rFonts w:ascii="Courier New" w:hAnsi="Courier New" w:cs="Courier New" w:hint="default"/>
       </w:rPr>
     </w:lvl>
-    <w:lvl w:ilvl="2" w:tplc="240A0005" w:tentative="1">
+    <w:lvl w:ilvl="2" w:tplc="FFFFFFFF" w:tentative="1">
       <w:start w:val="1"/>
       <w:numFmt w:val="bullet"/>
       <w:lvlText w:val=""/>
@@ -13741,7 +11933,7 @@
         <w:rFonts w:ascii="Wingdings" w:hAnsi="Wingdings" w:hint="default"/>
       </w:rPr>
     </w:lvl>
-    <w:lvl w:ilvl="3" w:tplc="240A0001" w:tentative="1">
+    <w:lvl w:ilvl="3" w:tplc="FFFFFFFF" w:tentative="1">
       <w:start w:val="1"/>
       <w:numFmt w:val="bullet"/>
       <w:lvlText w:val=""/>
@@ -13753,7 +11945,7 @@
         <w:rFonts w:ascii="Symbol" w:hAnsi="Symbol" w:hint="default"/>
       </w:rPr>
     </w:lvl>
-    <w:lvl w:ilvl="4" w:tplc="240A0003" w:tentative="1">
+    <w:lvl w:ilvl="4" w:tplc="FFFFFFFF" w:tentative="1">
       <w:start w:val="1"/>
       <w:numFmt w:val="bullet"/>
       <w:lvlText w:val="o"/>
@@ -13765,7 +11957,7 @@
         <w:rFonts w:ascii="Courier New" w:hAnsi="Courier New" w:cs="Courier New" w:hint="default"/>
       </w:rPr>
     </w:lvl>
-    <w:lvl w:ilvl="5" w:tplc="240A0005" w:tentative="1">
+    <w:lvl w:ilvl="5" w:tplc="FFFFFFFF" w:tentative="1">
       <w:start w:val="1"/>
       <w:numFmt w:val="bullet"/>
       <w:lvlText w:val=""/>
@@ -13777,7 +11969,7 @@
         <w:rFonts w:ascii="Wingdings" w:hAnsi="Wingdings" w:hint="default"/>
       </w:rPr>
     </w:lvl>
-    <w:lvl w:ilvl="6" w:tplc="240A0001" w:tentative="1">
+    <w:lvl w:ilvl="6" w:tplc="FFFFFFFF" w:tentative="1">
       <w:start w:val="1"/>
       <w:numFmt w:val="bullet"/>
       <w:lvlText w:val=""/>
@@ -13789,7 +11981,7 @@
         <w:rFonts w:ascii="Symbol" w:hAnsi="Symbol" w:hint="default"/>
       </w:rPr>
     </w:lvl>
-    <w:lvl w:ilvl="7" w:tplc="240A0003" w:tentative="1">
+    <w:lvl w:ilvl="7" w:tplc="FFFFFFFF" w:tentative="1">
       <w:start w:val="1"/>
       <w:numFmt w:val="bullet"/>
       <w:lvlText w:val="o"/>
@@ -13801,7 +11993,7 @@
         <w:rFonts w:ascii="Courier New" w:hAnsi="Courier New" w:cs="Courier New" w:hint="default"/>
       </w:rPr>
     </w:lvl>
-    <w:lvl w:ilvl="8" w:tplc="240A0005" w:tentative="1">
+    <w:lvl w:ilvl="8" w:tplc="FFFFFFFF" w:tentative="1">
       <w:start w:val="1"/>
       <w:numFmt w:val="bullet"/>
       <w:lvlText w:val=""/>
@@ -13814,436 +12006,7 @@
       </w:rPr>
     </w:lvl>
   </w:abstractNum>
-  <w:abstractNum w:abstractNumId="35" w15:restartNumberingAfterBreak="0">
-    <w:nsid w:val="558A6954"/>
-    <w:multiLevelType w:val="hybridMultilevel"/>
-    <w:tmpl w:val="F48AD82E"/>
-    <w:lvl w:ilvl="0" w:tplc="0C0A0001">
-      <w:start w:val="1"/>
-      <w:numFmt w:val="bullet"/>
-      <w:lvlText w:val=""/>
-      <w:lvlJc w:val="left"/>
-      <w:pPr>
-        <w:ind w:left="1429" w:hanging="360"/>
-      </w:pPr>
-      <w:rPr>
-        <w:rFonts w:ascii="Symbol" w:hAnsi="Symbol" w:hint="default"/>
-      </w:rPr>
-    </w:lvl>
-    <w:lvl w:ilvl="1" w:tplc="0C0A0003" w:tentative="1">
-      <w:start w:val="1"/>
-      <w:numFmt w:val="bullet"/>
-      <w:lvlText w:val="o"/>
-      <w:lvlJc w:val="left"/>
-      <w:pPr>
-        <w:ind w:left="2149" w:hanging="360"/>
-      </w:pPr>
-      <w:rPr>
-        <w:rFonts w:ascii="Courier New" w:hAnsi="Courier New" w:cs="Courier New" w:hint="default"/>
-      </w:rPr>
-    </w:lvl>
-    <w:lvl w:ilvl="2" w:tplc="0C0A0005" w:tentative="1">
-      <w:start w:val="1"/>
-      <w:numFmt w:val="bullet"/>
-      <w:lvlText w:val=""/>
-      <w:lvlJc w:val="left"/>
-      <w:pPr>
-        <w:ind w:left="2869" w:hanging="360"/>
-      </w:pPr>
-      <w:rPr>
-        <w:rFonts w:ascii="Wingdings" w:hAnsi="Wingdings" w:hint="default"/>
-      </w:rPr>
-    </w:lvl>
-    <w:lvl w:ilvl="3" w:tplc="0C0A0001" w:tentative="1">
-      <w:start w:val="1"/>
-      <w:numFmt w:val="bullet"/>
-      <w:lvlText w:val=""/>
-      <w:lvlJc w:val="left"/>
-      <w:pPr>
-        <w:ind w:left="3589" w:hanging="360"/>
-      </w:pPr>
-      <w:rPr>
-        <w:rFonts w:ascii="Symbol" w:hAnsi="Symbol" w:hint="default"/>
-      </w:rPr>
-    </w:lvl>
-    <w:lvl w:ilvl="4" w:tplc="0C0A0003" w:tentative="1">
-      <w:start w:val="1"/>
-      <w:numFmt w:val="bullet"/>
-      <w:lvlText w:val="o"/>
-      <w:lvlJc w:val="left"/>
-      <w:pPr>
-        <w:ind w:left="4309" w:hanging="360"/>
-      </w:pPr>
-      <w:rPr>
-        <w:rFonts w:ascii="Courier New" w:hAnsi="Courier New" w:cs="Courier New" w:hint="default"/>
-      </w:rPr>
-    </w:lvl>
-    <w:lvl w:ilvl="5" w:tplc="0C0A0005" w:tentative="1">
-      <w:start w:val="1"/>
-      <w:numFmt w:val="bullet"/>
-      <w:lvlText w:val=""/>
-      <w:lvlJc w:val="left"/>
-      <w:pPr>
-        <w:ind w:left="5029" w:hanging="360"/>
-      </w:pPr>
-      <w:rPr>
-        <w:rFonts w:ascii="Wingdings" w:hAnsi="Wingdings" w:hint="default"/>
-      </w:rPr>
-    </w:lvl>
-    <w:lvl w:ilvl="6" w:tplc="0C0A0001" w:tentative="1">
-      <w:start w:val="1"/>
-      <w:numFmt w:val="bullet"/>
-      <w:lvlText w:val=""/>
-      <w:lvlJc w:val="left"/>
-      <w:pPr>
-        <w:ind w:left="5749" w:hanging="360"/>
-      </w:pPr>
-      <w:rPr>
-        <w:rFonts w:ascii="Symbol" w:hAnsi="Symbol" w:hint="default"/>
-      </w:rPr>
-    </w:lvl>
-    <w:lvl w:ilvl="7" w:tplc="0C0A0003" w:tentative="1">
-      <w:start w:val="1"/>
-      <w:numFmt w:val="bullet"/>
-      <w:lvlText w:val="o"/>
-      <w:lvlJc w:val="left"/>
-      <w:pPr>
-        <w:ind w:left="6469" w:hanging="360"/>
-      </w:pPr>
-      <w:rPr>
-        <w:rFonts w:ascii="Courier New" w:hAnsi="Courier New" w:cs="Courier New" w:hint="default"/>
-      </w:rPr>
-    </w:lvl>
-    <w:lvl w:ilvl="8" w:tplc="0C0A0005" w:tentative="1">
-      <w:start w:val="1"/>
-      <w:numFmt w:val="bullet"/>
-      <w:lvlText w:val=""/>
-      <w:lvlJc w:val="left"/>
-      <w:pPr>
-        <w:ind w:left="7189" w:hanging="360"/>
-      </w:pPr>
-      <w:rPr>
-        <w:rFonts w:ascii="Wingdings" w:hAnsi="Wingdings" w:hint="default"/>
-      </w:rPr>
-    </w:lvl>
-  </w:abstractNum>
-  <w:abstractNum w:abstractNumId="36" w15:restartNumberingAfterBreak="0">
-    <w:nsid w:val="577F79A8"/>
-    <w:multiLevelType w:val="hybridMultilevel"/>
-    <w:tmpl w:val="FE6C2E82"/>
-    <w:lvl w:ilvl="0" w:tplc="0C0A0001">
-      <w:start w:val="1"/>
-      <w:numFmt w:val="bullet"/>
-      <w:lvlText w:val=""/>
-      <w:lvlJc w:val="left"/>
-      <w:pPr>
-        <w:ind w:left="1429" w:hanging="360"/>
-      </w:pPr>
-      <w:rPr>
-        <w:rFonts w:ascii="Symbol" w:hAnsi="Symbol" w:hint="default"/>
-      </w:rPr>
-    </w:lvl>
-    <w:lvl w:ilvl="1" w:tplc="0C0A0003" w:tentative="1">
-      <w:start w:val="1"/>
-      <w:numFmt w:val="bullet"/>
-      <w:lvlText w:val="o"/>
-      <w:lvlJc w:val="left"/>
-      <w:pPr>
-        <w:ind w:left="2149" w:hanging="360"/>
-      </w:pPr>
-      <w:rPr>
-        <w:rFonts w:ascii="Courier New" w:hAnsi="Courier New" w:cs="Courier New" w:hint="default"/>
-      </w:rPr>
-    </w:lvl>
-    <w:lvl w:ilvl="2" w:tplc="0C0A0005" w:tentative="1">
-      <w:start w:val="1"/>
-      <w:numFmt w:val="bullet"/>
-      <w:lvlText w:val=""/>
-      <w:lvlJc w:val="left"/>
-      <w:pPr>
-        <w:ind w:left="2869" w:hanging="360"/>
-      </w:pPr>
-      <w:rPr>
-        <w:rFonts w:ascii="Wingdings" w:hAnsi="Wingdings" w:hint="default"/>
-      </w:rPr>
-    </w:lvl>
-    <w:lvl w:ilvl="3" w:tplc="0C0A0001" w:tentative="1">
-      <w:start w:val="1"/>
-      <w:numFmt w:val="bullet"/>
-      <w:lvlText w:val=""/>
-      <w:lvlJc w:val="left"/>
-      <w:pPr>
-        <w:ind w:left="3589" w:hanging="360"/>
-      </w:pPr>
-      <w:rPr>
-        <w:rFonts w:ascii="Symbol" w:hAnsi="Symbol" w:hint="default"/>
-      </w:rPr>
-    </w:lvl>
-    <w:lvl w:ilvl="4" w:tplc="0C0A0003" w:tentative="1">
-      <w:start w:val="1"/>
-      <w:numFmt w:val="bullet"/>
-      <w:lvlText w:val="o"/>
-      <w:lvlJc w:val="left"/>
-      <w:pPr>
-        <w:ind w:left="4309" w:hanging="360"/>
-      </w:pPr>
-      <w:rPr>
-        <w:rFonts w:ascii="Courier New" w:hAnsi="Courier New" w:cs="Courier New" w:hint="default"/>
-      </w:rPr>
-    </w:lvl>
-    <w:lvl w:ilvl="5" w:tplc="0C0A0005" w:tentative="1">
-      <w:start w:val="1"/>
-      <w:numFmt w:val="bullet"/>
-      <w:lvlText w:val=""/>
-      <w:lvlJc w:val="left"/>
-      <w:pPr>
-        <w:ind w:left="5029" w:hanging="360"/>
-      </w:pPr>
-      <w:rPr>
-        <w:rFonts w:ascii="Wingdings" w:hAnsi="Wingdings" w:hint="default"/>
-      </w:rPr>
-    </w:lvl>
-    <w:lvl w:ilvl="6" w:tplc="0C0A0001" w:tentative="1">
-      <w:start w:val="1"/>
-      <w:numFmt w:val="bullet"/>
-      <w:lvlText w:val=""/>
-      <w:lvlJc w:val="left"/>
-      <w:pPr>
-        <w:ind w:left="5749" w:hanging="360"/>
-      </w:pPr>
-      <w:rPr>
-        <w:rFonts w:ascii="Symbol" w:hAnsi="Symbol" w:hint="default"/>
-      </w:rPr>
-    </w:lvl>
-    <w:lvl w:ilvl="7" w:tplc="0C0A0003" w:tentative="1">
-      <w:start w:val="1"/>
-      <w:numFmt w:val="bullet"/>
-      <w:lvlText w:val="o"/>
-      <w:lvlJc w:val="left"/>
-      <w:pPr>
-        <w:ind w:left="6469" w:hanging="360"/>
-      </w:pPr>
-      <w:rPr>
-        <w:rFonts w:ascii="Courier New" w:hAnsi="Courier New" w:cs="Courier New" w:hint="default"/>
-      </w:rPr>
-    </w:lvl>
-    <w:lvl w:ilvl="8" w:tplc="0C0A0005" w:tentative="1">
-      <w:start w:val="1"/>
-      <w:numFmt w:val="bullet"/>
-      <w:lvlText w:val=""/>
-      <w:lvlJc w:val="left"/>
-      <w:pPr>
-        <w:ind w:left="7189" w:hanging="360"/>
-      </w:pPr>
-      <w:rPr>
-        <w:rFonts w:ascii="Wingdings" w:hAnsi="Wingdings" w:hint="default"/>
-      </w:rPr>
-    </w:lvl>
-  </w:abstractNum>
-  <w:abstractNum w:abstractNumId="37" w15:restartNumberingAfterBreak="0">
-    <w:nsid w:val="5ADD17D0"/>
-    <w:multiLevelType w:val="hybridMultilevel"/>
-    <w:tmpl w:val="85BAD260"/>
-    <w:lvl w:ilvl="0" w:tplc="5C50D3DA">
-      <w:start w:val="1"/>
-      <w:numFmt w:val="upperLetter"/>
-      <w:lvlText w:val="%1."/>
-      <w:lvlJc w:val="left"/>
-      <w:pPr>
-        <w:ind w:left="1429" w:hanging="360"/>
-      </w:pPr>
-      <w:rPr>
-        <w:b/>
-        <w:bCs/>
-      </w:rPr>
-    </w:lvl>
-    <w:lvl w:ilvl="1" w:tplc="0C0A0019" w:tentative="1">
-      <w:start w:val="1"/>
-      <w:numFmt w:val="lowerLetter"/>
-      <w:lvlText w:val="%2."/>
-      <w:lvlJc w:val="left"/>
-      <w:pPr>
-        <w:ind w:left="2149" w:hanging="360"/>
-      </w:pPr>
-    </w:lvl>
-    <w:lvl w:ilvl="2" w:tplc="0C0A001B" w:tentative="1">
-      <w:start w:val="1"/>
-      <w:numFmt w:val="lowerRoman"/>
-      <w:lvlText w:val="%3."/>
-      <w:lvlJc w:val="right"/>
-      <w:pPr>
-        <w:ind w:left="2869" w:hanging="180"/>
-      </w:pPr>
-    </w:lvl>
-    <w:lvl w:ilvl="3" w:tplc="0C0A000F" w:tentative="1">
-      <w:start w:val="1"/>
-      <w:numFmt w:val="decimal"/>
-      <w:lvlText w:val="%4."/>
-      <w:lvlJc w:val="left"/>
-      <w:pPr>
-        <w:ind w:left="3589" w:hanging="360"/>
-      </w:pPr>
-    </w:lvl>
-    <w:lvl w:ilvl="4" w:tplc="0C0A0019" w:tentative="1">
-      <w:start w:val="1"/>
-      <w:numFmt w:val="lowerLetter"/>
-      <w:lvlText w:val="%5."/>
-      <w:lvlJc w:val="left"/>
-      <w:pPr>
-        <w:ind w:left="4309" w:hanging="360"/>
-      </w:pPr>
-    </w:lvl>
-    <w:lvl w:ilvl="5" w:tplc="0C0A001B" w:tentative="1">
-      <w:start w:val="1"/>
-      <w:numFmt w:val="lowerRoman"/>
-      <w:lvlText w:val="%6."/>
-      <w:lvlJc w:val="right"/>
-      <w:pPr>
-        <w:ind w:left="5029" w:hanging="180"/>
-      </w:pPr>
-    </w:lvl>
-    <w:lvl w:ilvl="6" w:tplc="0C0A000F" w:tentative="1">
-      <w:start w:val="1"/>
-      <w:numFmt w:val="decimal"/>
-      <w:lvlText w:val="%7."/>
-      <w:lvlJc w:val="left"/>
-      <w:pPr>
-        <w:ind w:left="5749" w:hanging="360"/>
-      </w:pPr>
-    </w:lvl>
-    <w:lvl w:ilvl="7" w:tplc="0C0A0019" w:tentative="1">
-      <w:start w:val="1"/>
-      <w:numFmt w:val="lowerLetter"/>
-      <w:lvlText w:val="%8."/>
-      <w:lvlJc w:val="left"/>
-      <w:pPr>
-        <w:ind w:left="6469" w:hanging="360"/>
-      </w:pPr>
-    </w:lvl>
-    <w:lvl w:ilvl="8" w:tplc="0C0A001B" w:tentative="1">
-      <w:start w:val="1"/>
-      <w:numFmt w:val="lowerRoman"/>
-      <w:lvlText w:val="%9."/>
-      <w:lvlJc w:val="right"/>
-      <w:pPr>
-        <w:ind w:left="7189" w:hanging="180"/>
-      </w:pPr>
-    </w:lvl>
-  </w:abstractNum>
-  <w:abstractNum w:abstractNumId="38" w15:restartNumberingAfterBreak="0">
-    <w:nsid w:val="65663720"/>
-    <w:multiLevelType w:val="hybridMultilevel"/>
-    <w:tmpl w:val="0716184A"/>
-    <w:lvl w:ilvl="0" w:tplc="240A0003">
-      <w:start w:val="1"/>
-      <w:numFmt w:val="bullet"/>
-      <w:lvlText w:val="o"/>
-      <w:lvlJc w:val="left"/>
-      <w:pPr>
-        <w:ind w:left="1429" w:hanging="360"/>
-      </w:pPr>
-      <w:rPr>
-        <w:rFonts w:ascii="Courier New" w:hAnsi="Courier New" w:cs="Courier New" w:hint="default"/>
-      </w:rPr>
-    </w:lvl>
-    <w:lvl w:ilvl="1" w:tplc="240A0003" w:tentative="1">
-      <w:start w:val="1"/>
-      <w:numFmt w:val="bullet"/>
-      <w:lvlText w:val="o"/>
-      <w:lvlJc w:val="left"/>
-      <w:pPr>
-        <w:ind w:left="2149" w:hanging="360"/>
-      </w:pPr>
-      <w:rPr>
-        <w:rFonts w:ascii="Courier New" w:hAnsi="Courier New" w:cs="Courier New" w:hint="default"/>
-      </w:rPr>
-    </w:lvl>
-    <w:lvl w:ilvl="2" w:tplc="240A0005" w:tentative="1">
-      <w:start w:val="1"/>
-      <w:numFmt w:val="bullet"/>
-      <w:lvlText w:val=""/>
-      <w:lvlJc w:val="left"/>
-      <w:pPr>
-        <w:ind w:left="2869" w:hanging="360"/>
-      </w:pPr>
-      <w:rPr>
-        <w:rFonts w:ascii="Wingdings" w:hAnsi="Wingdings" w:hint="default"/>
-      </w:rPr>
-    </w:lvl>
-    <w:lvl w:ilvl="3" w:tplc="240A0001" w:tentative="1">
-      <w:start w:val="1"/>
-      <w:numFmt w:val="bullet"/>
-      <w:lvlText w:val=""/>
-      <w:lvlJc w:val="left"/>
-      <w:pPr>
-        <w:ind w:left="3589" w:hanging="360"/>
-      </w:pPr>
-      <w:rPr>
-        <w:rFonts w:ascii="Symbol" w:hAnsi="Symbol" w:hint="default"/>
-      </w:rPr>
-    </w:lvl>
-    <w:lvl w:ilvl="4" w:tplc="240A0003" w:tentative="1">
-      <w:start w:val="1"/>
-      <w:numFmt w:val="bullet"/>
-      <w:lvlText w:val="o"/>
-      <w:lvlJc w:val="left"/>
-      <w:pPr>
-        <w:ind w:left="4309" w:hanging="360"/>
-      </w:pPr>
-      <w:rPr>
-        <w:rFonts w:ascii="Courier New" w:hAnsi="Courier New" w:cs="Courier New" w:hint="default"/>
-      </w:rPr>
-    </w:lvl>
-    <w:lvl w:ilvl="5" w:tplc="240A0005" w:tentative="1">
-      <w:start w:val="1"/>
-      <w:numFmt w:val="bullet"/>
-      <w:lvlText w:val=""/>
-      <w:lvlJc w:val="left"/>
-      <w:pPr>
-        <w:ind w:left="5029" w:hanging="360"/>
-      </w:pPr>
-      <w:rPr>
-        <w:rFonts w:ascii="Wingdings" w:hAnsi="Wingdings" w:hint="default"/>
-      </w:rPr>
-    </w:lvl>
-    <w:lvl w:ilvl="6" w:tplc="240A0001" w:tentative="1">
-      <w:start w:val="1"/>
-      <w:numFmt w:val="bullet"/>
-      <w:lvlText w:val=""/>
-      <w:lvlJc w:val="left"/>
-      <w:pPr>
-        <w:ind w:left="5749" w:hanging="360"/>
-      </w:pPr>
-      <w:rPr>
-        <w:rFonts w:ascii="Symbol" w:hAnsi="Symbol" w:hint="default"/>
-      </w:rPr>
-    </w:lvl>
-    <w:lvl w:ilvl="7" w:tplc="240A0003" w:tentative="1">
-      <w:start w:val="1"/>
-      <w:numFmt w:val="bullet"/>
-      <w:lvlText w:val="o"/>
-      <w:lvlJc w:val="left"/>
-      <w:pPr>
-        <w:ind w:left="6469" w:hanging="360"/>
-      </w:pPr>
-      <w:rPr>
-        <w:rFonts w:ascii="Courier New" w:hAnsi="Courier New" w:cs="Courier New" w:hint="default"/>
-      </w:rPr>
-    </w:lvl>
-    <w:lvl w:ilvl="8" w:tplc="240A0005" w:tentative="1">
-      <w:start w:val="1"/>
-      <w:numFmt w:val="bullet"/>
-      <w:lvlText w:val=""/>
-      <w:lvlJc w:val="left"/>
-      <w:pPr>
-        <w:ind w:left="7189" w:hanging="360"/>
-      </w:pPr>
-      <w:rPr>
-        <w:rFonts w:ascii="Wingdings" w:hAnsi="Wingdings" w:hint="default"/>
-      </w:rPr>
-    </w:lvl>
-  </w:abstractNum>
-  <w:abstractNum w:abstractNumId="39" w15:restartNumberingAfterBreak="0">
+  <w:abstractNum w:abstractNumId="17" w15:restartNumberingAfterBreak="0">
     <w:nsid w:val="676E248F"/>
     <w:multiLevelType w:val="hybridMultilevel"/>
     <w:tmpl w:val="5E0A3016"/>
@@ -14356,7 +12119,7 @@
       </w:rPr>
     </w:lvl>
   </w:abstractNum>
-  <w:abstractNum w:abstractNumId="40" w15:restartNumberingAfterBreak="0">
+  <w:abstractNum w:abstractNumId="18" w15:restartNumberingAfterBreak="0">
     <w:nsid w:val="72F9088F"/>
     <w:multiLevelType w:val="hybridMultilevel"/>
     <w:tmpl w:val="2C4CDB70"/>
@@ -14469,23 +12232,23 @@
       </w:rPr>
     </w:lvl>
   </w:abstractNum>
-  <w:abstractNum w:abstractNumId="41" w15:restartNumberingAfterBreak="0">
-    <w:nsid w:val="769A4AD8"/>
+  <w:abstractNum w:abstractNumId="19" w15:restartNumberingAfterBreak="0">
+    <w:nsid w:val="797D12CD"/>
     <w:multiLevelType w:val="hybridMultilevel"/>
-    <w:tmpl w:val="06C4EEC6"/>
-    <w:lvl w:ilvl="0" w:tplc="240A000B">
+    <w:tmpl w:val="5EA2D2A8"/>
+    <w:lvl w:ilvl="0" w:tplc="080A0001">
       <w:start w:val="1"/>
       <w:numFmt w:val="bullet"/>
-      <w:lvlText w:val=""/>
+      <w:lvlText w:val=""/>
       <w:lvlJc w:val="left"/>
       <w:pPr>
         <w:ind w:left="1429" w:hanging="360"/>
       </w:pPr>
       <w:rPr>
-        <w:rFonts w:ascii="Wingdings" w:hAnsi="Wingdings" w:hint="default"/>
-      </w:rPr>
-    </w:lvl>
-    <w:lvl w:ilvl="1" w:tplc="240A0003" w:tentative="1">
+        <w:rFonts w:ascii="Symbol" w:hAnsi="Symbol" w:hint="default"/>
+      </w:rPr>
+    </w:lvl>
+    <w:lvl w:ilvl="1" w:tplc="FFFFFFFF" w:tentative="1">
       <w:start w:val="1"/>
       <w:numFmt w:val="bullet"/>
       <w:lvlText w:val="o"/>
@@ -14497,7 +12260,7 @@
         <w:rFonts w:ascii="Courier New" w:hAnsi="Courier New" w:cs="Courier New" w:hint="default"/>
       </w:rPr>
     </w:lvl>
-    <w:lvl w:ilvl="2" w:tplc="240A0005" w:tentative="1">
+    <w:lvl w:ilvl="2" w:tplc="FFFFFFFF" w:tentative="1">
       <w:start w:val="1"/>
       <w:numFmt w:val="bullet"/>
       <w:lvlText w:val=""/>
@@ -14509,7 +12272,7 @@
         <w:rFonts w:ascii="Wingdings" w:hAnsi="Wingdings" w:hint="default"/>
       </w:rPr>
     </w:lvl>
-    <w:lvl w:ilvl="3" w:tplc="240A0001" w:tentative="1">
+    <w:lvl w:ilvl="3" w:tplc="FFFFFFFF" w:tentative="1">
       <w:start w:val="1"/>
       <w:numFmt w:val="bullet"/>
       <w:lvlText w:val=""/>
@@ -14521,7 +12284,7 @@
         <w:rFonts w:ascii="Symbol" w:hAnsi="Symbol" w:hint="default"/>
       </w:rPr>
     </w:lvl>
-    <w:lvl w:ilvl="4" w:tplc="240A0003" w:tentative="1">
+    <w:lvl w:ilvl="4" w:tplc="FFFFFFFF" w:tentative="1">
       <w:start w:val="1"/>
       <w:numFmt w:val="bullet"/>
       <w:lvlText w:val="o"/>
@@ -14533,7 +12296,7 @@
         <w:rFonts w:ascii="Courier New" w:hAnsi="Courier New" w:cs="Courier New" w:hint="default"/>
       </w:rPr>
     </w:lvl>
-    <w:lvl w:ilvl="5" w:tplc="240A0005" w:tentative="1">
+    <w:lvl w:ilvl="5" w:tplc="FFFFFFFF" w:tentative="1">
       <w:start w:val="1"/>
       <w:numFmt w:val="bullet"/>
       <w:lvlText w:val=""/>
@@ -14545,7 +12308,7 @@
         <w:rFonts w:ascii="Wingdings" w:hAnsi="Wingdings" w:hint="default"/>
       </w:rPr>
     </w:lvl>
-    <w:lvl w:ilvl="6" w:tplc="240A0001" w:tentative="1">
+    <w:lvl w:ilvl="6" w:tplc="FFFFFFFF" w:tentative="1">
       <w:start w:val="1"/>
       <w:numFmt w:val="bullet"/>
       <w:lvlText w:val=""/>
@@ -14557,7 +12320,7 @@
         <w:rFonts w:ascii="Symbol" w:hAnsi="Symbol" w:hint="default"/>
       </w:rPr>
     </w:lvl>
-    <w:lvl w:ilvl="7" w:tplc="240A0003" w:tentative="1">
+    <w:lvl w:ilvl="7" w:tplc="FFFFFFFF" w:tentative="1">
       <w:start w:val="1"/>
       <w:numFmt w:val="bullet"/>
       <w:lvlText w:val="o"/>
@@ -14569,7 +12332,7 @@
         <w:rFonts w:ascii="Courier New" w:hAnsi="Courier New" w:cs="Courier New" w:hint="default"/>
       </w:rPr>
     </w:lvl>
-    <w:lvl w:ilvl="8" w:tplc="240A0005" w:tentative="1">
+    <w:lvl w:ilvl="8" w:tplc="FFFFFFFF" w:tentative="1">
       <w:start w:val="1"/>
       <w:numFmt w:val="bullet"/>
       <w:lvlText w:val=""/>
@@ -14582,23 +12345,23 @@
       </w:rPr>
     </w:lvl>
   </w:abstractNum>
-  <w:abstractNum w:abstractNumId="42" w15:restartNumberingAfterBreak="0">
-    <w:nsid w:val="7BC176A9"/>
+  <w:abstractNum w:abstractNumId="20" w15:restartNumberingAfterBreak="0">
+    <w:nsid w:val="7D161570"/>
     <w:multiLevelType w:val="hybridMultilevel"/>
-    <w:tmpl w:val="F74001B2"/>
-    <w:lvl w:ilvl="0" w:tplc="240A000B">
+    <w:tmpl w:val="6E18E974"/>
+    <w:lvl w:ilvl="0" w:tplc="080A0001">
       <w:start w:val="1"/>
       <w:numFmt w:val="bullet"/>
-      <w:lvlText w:val=""/>
+      <w:lvlText w:val=""/>
       <w:lvlJc w:val="left"/>
       <w:pPr>
         <w:ind w:left="1429" w:hanging="360"/>
       </w:pPr>
       <w:rPr>
-        <w:rFonts w:ascii="Wingdings" w:hAnsi="Wingdings" w:hint="default"/>
-      </w:rPr>
-    </w:lvl>
-    <w:lvl w:ilvl="1" w:tplc="240A0003" w:tentative="1">
+        <w:rFonts w:ascii="Symbol" w:hAnsi="Symbol" w:hint="default"/>
+      </w:rPr>
+    </w:lvl>
+    <w:lvl w:ilvl="1" w:tplc="FFFFFFFF" w:tentative="1">
       <w:start w:val="1"/>
       <w:numFmt w:val="bullet"/>
       <w:lvlText w:val="o"/>
@@ -14610,7 +12373,7 @@
         <w:rFonts w:ascii="Courier New" w:hAnsi="Courier New" w:cs="Courier New" w:hint="default"/>
       </w:rPr>
     </w:lvl>
-    <w:lvl w:ilvl="2" w:tplc="240A0005" w:tentative="1">
+    <w:lvl w:ilvl="2" w:tplc="FFFFFFFF" w:tentative="1">
       <w:start w:val="1"/>
       <w:numFmt w:val="bullet"/>
       <w:lvlText w:val=""/>
@@ -14622,7 +12385,7 @@
         <w:rFonts w:ascii="Wingdings" w:hAnsi="Wingdings" w:hint="default"/>
       </w:rPr>
     </w:lvl>
-    <w:lvl w:ilvl="3" w:tplc="240A0001" w:tentative="1">
+    <w:lvl w:ilvl="3" w:tplc="FFFFFFFF" w:tentative="1">
       <w:start w:val="1"/>
       <w:numFmt w:val="bullet"/>
       <w:lvlText w:val=""/>
@@ -14634,7 +12397,7 @@
         <w:rFonts w:ascii="Symbol" w:hAnsi="Symbol" w:hint="default"/>
       </w:rPr>
     </w:lvl>
-    <w:lvl w:ilvl="4" w:tplc="240A0003" w:tentative="1">
+    <w:lvl w:ilvl="4" w:tplc="FFFFFFFF" w:tentative="1">
       <w:start w:val="1"/>
       <w:numFmt w:val="bullet"/>
       <w:lvlText w:val="o"/>
@@ -14646,7 +12409,7 @@
         <w:rFonts w:ascii="Courier New" w:hAnsi="Courier New" w:cs="Courier New" w:hint="default"/>
       </w:rPr>
     </w:lvl>
-    <w:lvl w:ilvl="5" w:tplc="240A0005" w:tentative="1">
+    <w:lvl w:ilvl="5" w:tplc="FFFFFFFF" w:tentative="1">
       <w:start w:val="1"/>
       <w:numFmt w:val="bullet"/>
       <w:lvlText w:val=""/>
@@ -14658,7 +12421,7 @@
         <w:rFonts w:ascii="Wingdings" w:hAnsi="Wingdings" w:hint="default"/>
       </w:rPr>
     </w:lvl>
-    <w:lvl w:ilvl="6" w:tplc="240A0001" w:tentative="1">
+    <w:lvl w:ilvl="6" w:tplc="FFFFFFFF" w:tentative="1">
       <w:start w:val="1"/>
       <w:numFmt w:val="bullet"/>
       <w:lvlText w:val=""/>
@@ -14670,7 +12433,7 @@
         <w:rFonts w:ascii="Symbol" w:hAnsi="Symbol" w:hint="default"/>
       </w:rPr>
     </w:lvl>
-    <w:lvl w:ilvl="7" w:tplc="240A0003" w:tentative="1">
+    <w:lvl w:ilvl="7" w:tplc="FFFFFFFF" w:tentative="1">
       <w:start w:val="1"/>
       <w:numFmt w:val="bullet"/>
       <w:lvlText w:val="o"/>
@@ -14682,7 +12445,7 @@
         <w:rFonts w:ascii="Courier New" w:hAnsi="Courier New" w:cs="Courier New" w:hint="default"/>
       </w:rPr>
     </w:lvl>
-    <w:lvl w:ilvl="8" w:tplc="240A0005" w:tentative="1">
+    <w:lvl w:ilvl="8" w:tplc="FFFFFFFF" w:tentative="1">
       <w:start w:val="1"/>
       <w:numFmt w:val="bullet"/>
       <w:lvlText w:val=""/>
@@ -14695,257 +12458,75 @@
       </w:rPr>
     </w:lvl>
   </w:abstractNum>
-  <w:abstractNum w:abstractNumId="43" w15:restartNumberingAfterBreak="0">
-    <w:nsid w:val="7C4943EE"/>
-    <w:multiLevelType w:val="hybridMultilevel"/>
-    <w:tmpl w:val="A58EA9AA"/>
-    <w:lvl w:ilvl="0" w:tplc="0C0A0001">
-      <w:start w:val="1"/>
-      <w:numFmt w:val="bullet"/>
-      <w:lvlText w:val=""/>
-      <w:lvlJc w:val="left"/>
-      <w:pPr>
-        <w:ind w:left="1429" w:hanging="360"/>
-      </w:pPr>
-      <w:rPr>
-        <w:rFonts w:ascii="Symbol" w:hAnsi="Symbol" w:hint="default"/>
-      </w:rPr>
-    </w:lvl>
-    <w:lvl w:ilvl="1" w:tplc="0C0A0003" w:tentative="1">
-      <w:start w:val="1"/>
-      <w:numFmt w:val="bullet"/>
-      <w:lvlText w:val="o"/>
-      <w:lvlJc w:val="left"/>
-      <w:pPr>
-        <w:ind w:left="2149" w:hanging="360"/>
-      </w:pPr>
-      <w:rPr>
-        <w:rFonts w:ascii="Courier New" w:hAnsi="Courier New" w:cs="Courier New" w:hint="default"/>
-      </w:rPr>
-    </w:lvl>
-    <w:lvl w:ilvl="2" w:tplc="0C0A0005" w:tentative="1">
-      <w:start w:val="1"/>
-      <w:numFmt w:val="bullet"/>
-      <w:lvlText w:val=""/>
-      <w:lvlJc w:val="left"/>
-      <w:pPr>
-        <w:ind w:left="2869" w:hanging="360"/>
-      </w:pPr>
-      <w:rPr>
-        <w:rFonts w:ascii="Wingdings" w:hAnsi="Wingdings" w:hint="default"/>
-      </w:rPr>
-    </w:lvl>
-    <w:lvl w:ilvl="3" w:tplc="0C0A0001" w:tentative="1">
-      <w:start w:val="1"/>
-      <w:numFmt w:val="bullet"/>
-      <w:lvlText w:val=""/>
-      <w:lvlJc w:val="left"/>
-      <w:pPr>
-        <w:ind w:left="3589" w:hanging="360"/>
-      </w:pPr>
-      <w:rPr>
-        <w:rFonts w:ascii="Symbol" w:hAnsi="Symbol" w:hint="default"/>
-      </w:rPr>
-    </w:lvl>
-    <w:lvl w:ilvl="4" w:tplc="0C0A0003" w:tentative="1">
-      <w:start w:val="1"/>
-      <w:numFmt w:val="bullet"/>
-      <w:lvlText w:val="o"/>
-      <w:lvlJc w:val="left"/>
-      <w:pPr>
-        <w:ind w:left="4309" w:hanging="360"/>
-      </w:pPr>
-      <w:rPr>
-        <w:rFonts w:ascii="Courier New" w:hAnsi="Courier New" w:cs="Courier New" w:hint="default"/>
-      </w:rPr>
-    </w:lvl>
-    <w:lvl w:ilvl="5" w:tplc="0C0A0005" w:tentative="1">
-      <w:start w:val="1"/>
-      <w:numFmt w:val="bullet"/>
-      <w:lvlText w:val=""/>
-      <w:lvlJc w:val="left"/>
-      <w:pPr>
-        <w:ind w:left="5029" w:hanging="360"/>
-      </w:pPr>
-      <w:rPr>
-        <w:rFonts w:ascii="Wingdings" w:hAnsi="Wingdings" w:hint="default"/>
-      </w:rPr>
-    </w:lvl>
-    <w:lvl w:ilvl="6" w:tplc="0C0A0001" w:tentative="1">
-      <w:start w:val="1"/>
-      <w:numFmt w:val="bullet"/>
-      <w:lvlText w:val=""/>
-      <w:lvlJc w:val="left"/>
-      <w:pPr>
-        <w:ind w:left="5749" w:hanging="360"/>
-      </w:pPr>
-      <w:rPr>
-        <w:rFonts w:ascii="Symbol" w:hAnsi="Symbol" w:hint="default"/>
-      </w:rPr>
-    </w:lvl>
-    <w:lvl w:ilvl="7" w:tplc="0C0A0003" w:tentative="1">
-      <w:start w:val="1"/>
-      <w:numFmt w:val="bullet"/>
-      <w:lvlText w:val="o"/>
-      <w:lvlJc w:val="left"/>
-      <w:pPr>
-        <w:ind w:left="6469" w:hanging="360"/>
-      </w:pPr>
-      <w:rPr>
-        <w:rFonts w:ascii="Courier New" w:hAnsi="Courier New" w:cs="Courier New" w:hint="default"/>
-      </w:rPr>
-    </w:lvl>
-    <w:lvl w:ilvl="8" w:tplc="0C0A0005" w:tentative="1">
-      <w:start w:val="1"/>
-      <w:numFmt w:val="bullet"/>
-      <w:lvlText w:val=""/>
-      <w:lvlJc w:val="left"/>
-      <w:pPr>
-        <w:ind w:left="7189" w:hanging="360"/>
-      </w:pPr>
-      <w:rPr>
-        <w:rFonts w:ascii="Wingdings" w:hAnsi="Wingdings" w:hint="default"/>
-      </w:rPr>
-    </w:lvl>
-  </w:abstractNum>
-  <w:num w:numId="1">
+  <w:num w:numId="1" w16cid:durableId="1645697115">
     <w:abstractNumId w:val="0"/>
   </w:num>
-  <w:num w:numId="2">
+  <w:num w:numId="2" w16cid:durableId="1609045860">
+    <w:abstractNumId w:val="4"/>
+  </w:num>
+  <w:num w:numId="3" w16cid:durableId="2086949521">
+    <w:abstractNumId w:val="13"/>
+  </w:num>
+  <w:num w:numId="4" w16cid:durableId="448160728">
+    <w:abstractNumId w:val="5"/>
+  </w:num>
+  <w:num w:numId="5" w16cid:durableId="1809860508">
+    <w:abstractNumId w:val="11"/>
+  </w:num>
+  <w:num w:numId="6" w16cid:durableId="458037751">
+    <w:abstractNumId w:val="17"/>
+  </w:num>
+  <w:num w:numId="7" w16cid:durableId="1487355468">
     <w:abstractNumId w:val="12"/>
   </w:num>
-  <w:num w:numId="3">
-    <w:abstractNumId w:val="30"/>
+  <w:num w:numId="8" w16cid:durableId="128666449">
+    <w:abstractNumId w:val="18"/>
   </w:num>
-  <w:num w:numId="4">
+  <w:num w:numId="9" w16cid:durableId="519586497">
+    <w:abstractNumId w:val="14"/>
+  </w:num>
+  <w:num w:numId="10" w16cid:durableId="1221671504">
+    <w:abstractNumId w:val="3"/>
+  </w:num>
+  <w:num w:numId="11" w16cid:durableId="1444304989">
+    <w:abstractNumId w:val="1"/>
+  </w:num>
+  <w:num w:numId="12" w16cid:durableId="652149286">
+    <w:abstractNumId w:val="7"/>
+  </w:num>
+  <w:num w:numId="13" w16cid:durableId="1474177081">
+    <w:abstractNumId w:val="10"/>
+  </w:num>
+  <w:num w:numId="14" w16cid:durableId="506559503">
+    <w:abstractNumId w:val="9"/>
+  </w:num>
+  <w:num w:numId="15" w16cid:durableId="746996375">
     <w:abstractNumId w:val="15"/>
   </w:num>
-  <w:num w:numId="5">
-    <w:abstractNumId w:val="21"/>
+  <w:num w:numId="16" w16cid:durableId="958872229">
+    <w:abstractNumId w:val="16"/>
   </w:num>
-  <w:num w:numId="6">
-    <w:abstractNumId w:val="13"/>
+  <w:num w:numId="17" w16cid:durableId="1947539775">
+    <w:abstractNumId w:val="19"/>
   </w:num>
-  <w:num w:numId="7">
-    <w:abstractNumId w:val="35"/>
+  <w:num w:numId="18" w16cid:durableId="318267162">
+    <w:abstractNumId w:val="20"/>
   </w:num>
-  <w:num w:numId="8">
-    <w:abstractNumId w:val="22"/>
-  </w:num>
-  <w:num w:numId="9">
+  <w:num w:numId="19" w16cid:durableId="1837377117">
     <w:abstractNumId w:val="8"/>
   </w:num>
-  <w:num w:numId="10">
-    <w:abstractNumId w:val="43"/>
-  </w:num>
-  <w:num w:numId="11">
-    <w:abstractNumId w:val="14"/>
-  </w:num>
-  <w:num w:numId="12">
-    <w:abstractNumId w:val="18"/>
-  </w:num>
-  <w:num w:numId="13">
-    <w:abstractNumId w:val="11"/>
-  </w:num>
-  <w:num w:numId="14">
-    <w:abstractNumId w:val="6"/>
-  </w:num>
-  <w:num w:numId="15">
-    <w:abstractNumId w:val="3"/>
-  </w:num>
-  <w:num w:numId="16">
-    <w:abstractNumId w:val="4"/>
-  </w:num>
-  <w:num w:numId="17">
-    <w:abstractNumId w:val="9"/>
-  </w:num>
-  <w:num w:numId="18">
-    <w:abstractNumId w:val="36"/>
-  </w:num>
-  <w:num w:numId="19">
-    <w:abstractNumId w:val="24"/>
-  </w:num>
-  <w:num w:numId="20">
-    <w:abstractNumId w:val="28"/>
-  </w:num>
-  <w:num w:numId="21">
-    <w:abstractNumId w:val="37"/>
-  </w:num>
-  <w:num w:numId="22">
-    <w:abstractNumId w:val="39"/>
-  </w:num>
-  <w:num w:numId="23">
-    <w:abstractNumId w:val="29"/>
-  </w:num>
-  <w:num w:numId="24">
-    <w:abstractNumId w:val="40"/>
-  </w:num>
-  <w:num w:numId="25">
-    <w:abstractNumId w:val="33"/>
-  </w:num>
-  <w:num w:numId="26">
-    <w:abstractNumId w:val="34"/>
-  </w:num>
-  <w:num w:numId="27">
-    <w:abstractNumId w:val="42"/>
-  </w:num>
-  <w:num w:numId="28">
-    <w:abstractNumId w:val="41"/>
-  </w:num>
-  <w:num w:numId="29">
-    <w:abstractNumId w:val="27"/>
-  </w:num>
-  <w:num w:numId="30">
-    <w:abstractNumId w:val="31"/>
-  </w:num>
-  <w:num w:numId="31">
-    <w:abstractNumId w:val="5"/>
-  </w:num>
-  <w:num w:numId="32">
-    <w:abstractNumId w:val="32"/>
-  </w:num>
-  <w:num w:numId="33">
-    <w:abstractNumId w:val="10"/>
-  </w:num>
-  <w:num w:numId="34">
-    <w:abstractNumId w:val="1"/>
-  </w:num>
-  <w:num w:numId="35">
-    <w:abstractNumId w:val="16"/>
-  </w:num>
-  <w:num w:numId="36">
-    <w:abstractNumId w:val="38"/>
-  </w:num>
-  <w:num w:numId="37">
-    <w:abstractNumId w:val="26"/>
-  </w:num>
-  <w:num w:numId="38">
-    <w:abstractNumId w:val="17"/>
-  </w:num>
-  <w:num w:numId="39">
-    <w:abstractNumId w:val="23"/>
-  </w:num>
-  <w:num w:numId="40">
-    <w:abstractNumId w:val="7"/>
-  </w:num>
-  <w:num w:numId="41">
+  <w:num w:numId="20" w16cid:durableId="234321854">
     <w:abstractNumId w:val="2"/>
   </w:num>
-  <w:num w:numId="42">
-    <w:abstractNumId w:val="20"/>
-  </w:num>
-  <w:num w:numId="43">
-    <w:abstractNumId w:val="19"/>
-  </w:num>
-  <w:num w:numId="44">
-    <w:abstractNumId w:val="25"/>
+  <w:num w:numId="21" w16cid:durableId="1431778051">
+    <w:abstractNumId w:val="6"/>
   </w:num>
   <w:numIdMacAtCleanup w:val="21"/>
 </w:numbering>
 </file>
 
 <file path=word/styles.xml><?xml version="1.0" encoding="utf-8"?>
-<w:styles xmlns:mc="http://schemas.openxmlformats.org/markup-compatibility/2006" xmlns:r="http://schemas.openxmlformats.org/officeDocument/2006/relationships" xmlns:w="http://schemas.openxmlformats.org/wordprocessingml/2006/main" xmlns:w14="http://schemas.microsoft.com/office/word/2010/wordml" xmlns:w15="http://schemas.microsoft.com/office/word/2012/wordml" xmlns:w16cex="http://schemas.microsoft.com/office/word/2018/wordml/cex" xmlns:w16cid="http://schemas.microsoft.com/office/word/2016/wordml/cid" xmlns:w16="http://schemas.microsoft.com/office/word/2018/wordml" xmlns:w16sdtdh="http://schemas.microsoft.com/office/word/2020/wordml/sdtdatahash" xmlns:w16se="http://schemas.microsoft.com/office/word/2015/wordml/symex" mc:Ignorable="w14 w15 w16se w16cid w16 w16cex w16sdtdh">
+<w:styles xmlns:mc="http://schemas.openxmlformats.org/markup-compatibility/2006" xmlns:r="http://schemas.openxmlformats.org/officeDocument/2006/relationships" xmlns:w="http://schemas.openxmlformats.org/wordprocessingml/2006/main" xmlns:w14="http://schemas.microsoft.com/office/word/2010/wordml" xmlns:w15="http://schemas.microsoft.com/office/word/2012/wordml" xmlns:w16cex="http://schemas.microsoft.com/office/word/2018/wordml/cex" xmlns:w16cid="http://schemas.microsoft.com/office/word/2016/wordml/cid" xmlns:w16="http://schemas.microsoft.com/office/word/2018/wordml" xmlns:w16sdtdh="http://schemas.microsoft.com/office/word/2020/wordml/sdtdatahash" xmlns:w16sdtfl="http://schemas.microsoft.com/office/word/2024/wordml/sdtformatlock" xmlns:w16se="http://schemas.microsoft.com/office/word/2015/wordml/symex" xmlns:w16du="http://schemas.microsoft.com/office/word/2023/wordml/word16du" mc:Ignorable="w14 w15 w16se w16cid w16 w16cex w16sdtdh w16sdtfl w16du">
   <w:docDefaults>
     <w:rPrDefault>
       <w:rPr>
@@ -16293,7 +13874,7 @@
       </w:rPr>
     </w:tblStylePr>
   </w:style>
-  <w:style w:type="character" w:styleId="Textoennegrita">
+  <w:style w:type="character" w:styleId="Fuerte">
     <w:name w:val="Strong"/>
     <w:basedOn w:val="Fuentedeprrafopredeter"/>
     <w:uiPriority w:val="22"/>
@@ -16686,6 +14267,10 @@
 </file>
 
 <file path=customXml/item1.xml><?xml version="1.0" encoding="utf-8"?>
+<b:Sources xmlns:b="http://schemas.openxmlformats.org/officeDocument/2006/bibliography" xmlns="http://schemas.openxmlformats.org/officeDocument/2006/bibliography" SelectedStyle="\APASixthEditionOfficeOnline.xsl" StyleName="APA" Version="6"/>
+</file>
+
+<file path=customXml/item2.xml><?xml version="1.0" encoding="utf-8"?>
 <ct:contentTypeSchema xmlns:ct="http://schemas.microsoft.com/office/2006/metadata/contentType" xmlns:ma="http://schemas.microsoft.com/office/2006/metadata/properties/metaAttributes" ct:_="" ma:_="" ma:contentTypeName="Documento" ma:contentTypeID="0x0101006A81D6BD42E8DF4C91013959704817E1" ma:contentTypeVersion="15" ma:contentTypeDescription="Crear nuevo documento." ma:contentTypeScope="" ma:versionID="bf4f72ffd194f0963ff564daca6869f7">
   <xsd:schema xmlns:xsd="http://www.w3.org/2001/XMLSchema" xmlns:xs="http://www.w3.org/2001/XMLSchema" xmlns:p="http://schemas.microsoft.com/office/2006/metadata/properties" xmlns:ns2="13c90a0b-73bc-4dc0-be5f-28d77b615beb" xmlns:ns3="13c93bba-48ce-428c-bfe5-88b42c19b028" targetNamespace="http://schemas.microsoft.com/office/2006/metadata/properties" ma:root="true" ma:fieldsID="8718d6f4873a5b1392a45044efa78385" ns2:_="" ns3:_="">
     <xsd:import namespace="13c90a0b-73bc-4dc0-be5f-28d77b615beb"/>
@@ -16920,7 +14505,7 @@
 </ct:contentTypeSchema>
 </file>
 
-<file path=customXml/item2.xml><?xml version="1.0" encoding="utf-8"?>
+<file path=customXml/item3.xml><?xml version="1.0" encoding="utf-8"?>
 <p:properties xmlns:p="http://schemas.microsoft.com/office/2006/metadata/properties" xmlns:xsi="http://www.w3.org/2001/XMLSchema-instance" xmlns:pc="http://schemas.microsoft.com/office/infopath/2007/PartnerControls">
   <documentManagement>
     <TaxCatchAll xmlns="13c90a0b-73bc-4dc0-be5f-28d77b615beb" xsi:nil="true"/>
@@ -16931,7 +14516,7 @@
 </p:properties>
 </file>
 
-<file path=customXml/item3.xml><?xml version="1.0" encoding="utf-8"?>
+<file path=customXml/item4.xml><?xml version="1.0" encoding="utf-8"?>
 <?mso-contentType ?>
 <FormTemplates xmlns="http://schemas.microsoft.com/sharepoint/v3/contenttype/forms">
   <Display>DocumentLibraryForm</Display>
@@ -16940,11 +14525,15 @@
 </FormTemplates>
 </file>
 
-<file path=customXml/item4.xml><?xml version="1.0" encoding="utf-8"?>
-<b:Sources xmlns:b="http://schemas.openxmlformats.org/officeDocument/2006/bibliography" xmlns="http://schemas.openxmlformats.org/officeDocument/2006/bibliography" SelectedStyle="\APASixthEditionOfficeOnline.xsl" StyleName="APA" Version="6"/>
+<file path=customXml/itemProps1.xml><?xml version="1.0" encoding="utf-8"?>
+<ds:datastoreItem xmlns:ds="http://schemas.openxmlformats.org/officeDocument/2006/customXml" ds:itemID="{EAE431FD-7059-4C09-804B-C9D69EB7B213}">
+  <ds:schemaRefs>
+    <ds:schemaRef ds:uri="http://schemas.openxmlformats.org/officeDocument/2006/bibliography"/>
+  </ds:schemaRefs>
+</ds:datastoreItem>
 </file>
 
-<file path=customXml/itemProps1.xml><?xml version="1.0" encoding="utf-8"?>
+<file path=customXml/itemProps2.xml><?xml version="1.0" encoding="utf-8"?>
 <ds:datastoreItem xmlns:ds="http://schemas.openxmlformats.org/officeDocument/2006/customXml" ds:itemID="{9C14B031-69D2-4815-A77A-60B4EECF27A0}">
   <ds:schemaRefs>
     <ds:schemaRef ds:uri="http://schemas.microsoft.com/office/2006/metadata/contentType"/>
@@ -16963,7 +14552,7 @@
 </ds:datastoreItem>
 </file>
 
-<file path=customXml/itemProps2.xml><?xml version="1.0" encoding="utf-8"?>
+<file path=customXml/itemProps3.xml><?xml version="1.0" encoding="utf-8"?>
 <ds:datastoreItem xmlns:ds="http://schemas.openxmlformats.org/officeDocument/2006/customXml" ds:itemID="{1279454D-02BE-4A9C-A117-DCD1573E2608}">
   <ds:schemaRefs>
     <ds:schemaRef ds:uri="http://schemas.microsoft.com/office/2006/metadata/properties"/>
@@ -16974,18 +14563,10 @@
 </ds:datastoreItem>
 </file>
 
-<file path=customXml/itemProps3.xml><?xml version="1.0" encoding="utf-8"?>
+<file path=customXml/itemProps4.xml><?xml version="1.0" encoding="utf-8"?>
 <ds:datastoreItem xmlns:ds="http://schemas.openxmlformats.org/officeDocument/2006/customXml" ds:itemID="{10663269-2064-4804-8290-36D4A57F5557}">
   <ds:schemaRefs>
     <ds:schemaRef ds:uri="http://schemas.microsoft.com/sharepoint/v3/contenttype/forms"/>
   </ds:schemaRefs>
 </ds:datastoreItem>
-</file>
-
-<file path=customXml/itemProps4.xml><?xml version="1.0" encoding="utf-8"?>
-<ds:datastoreItem xmlns:ds="http://schemas.openxmlformats.org/officeDocument/2006/customXml" ds:itemID="{EAE431FD-7059-4C09-804B-C9D69EB7B213}">
-  <ds:schemaRefs>
-    <ds:schemaRef ds:uri="http://schemas.openxmlformats.org/officeDocument/2006/bibliography"/>
-  </ds:schemaRefs>
-</ds:datastoreItem>
 </file>
--- a/fuentes/633400_CF06_CFA.docx
+++ b/fuentes/633400_CF06_CFA.docx
@@ -545,7 +545,7 @@
           <w:r>
             <w:fldChar w:fldCharType="separate"/>
           </w:r>
-          <w:hyperlink w:anchor="_Toc242986708" w:history="1">
+          <w:hyperlink w:anchor="_Toc243144039" w:history="1">
             <w:r>
               <w:rPr>
                 <w:rStyle w:val="Hipervnculo"/>
@@ -572,7 +572,7 @@
                 <w:noProof/>
                 <w:webHidden/>
               </w:rPr>
-              <w:instrText xml:space="preserve"> PAGEREF _Toc242986708 \h </w:instrText>
+              <w:instrText xml:space="preserve"> PAGEREF _Toc243144039 \h </w:instrText>
             </w:r>
             <w:r>
               <w:rPr>
@@ -617,7 +617,7 @@
               <w:lang w:eastAsia="es-MX"/>
             </w:rPr>
           </w:pPr>
-          <w:hyperlink w:anchor="_Toc242986709" w:history="1">
+          <w:hyperlink w:anchor="_Toc243144040" w:history="1">
             <w:r>
               <w:rPr>
                 <w:rStyle w:val="Hipervnculo"/>
@@ -644,7 +644,7 @@
                 <w:noProof/>
                 <w:webHidden/>
               </w:rPr>
-              <w:instrText xml:space="preserve"> PAGEREF _Toc242986709 \h </w:instrText>
+              <w:instrText xml:space="preserve"> PAGEREF _Toc243144040 \h </w:instrText>
             </w:r>
             <w:r>
               <w:rPr>
@@ -689,7 +689,7 @@
               <w:lang w:eastAsia="es-MX"/>
             </w:rPr>
           </w:pPr>
-          <w:hyperlink w:anchor="_Toc242986710" w:history="1">
+          <w:hyperlink w:anchor="_Toc243144041" w:history="1">
             <w:r>
               <w:rPr>
                 <w:rStyle w:val="Hipervnculo"/>
@@ -716,7 +716,7 @@
                 <w:noProof/>
                 <w:webHidden/>
               </w:rPr>
-              <w:instrText xml:space="preserve"> PAGEREF _Toc242986710 \h </w:instrText>
+              <w:instrText xml:space="preserve"> PAGEREF _Toc243144041 \h </w:instrText>
             </w:r>
             <w:r>
               <w:rPr>
@@ -761,7 +761,7 @@
               <w:lang w:eastAsia="es-MX"/>
             </w:rPr>
           </w:pPr>
-          <w:hyperlink w:anchor="_Toc242986711" w:history="1">
+          <w:hyperlink w:anchor="_Toc243144042" w:history="1">
             <w:r>
               <w:rPr>
                 <w:rStyle w:val="Hipervnculo"/>
@@ -788,7 +788,7 @@
                 <w:noProof/>
                 <w:webHidden/>
               </w:rPr>
-              <w:instrText xml:space="preserve"> PAGEREF _Toc242986711 \h </w:instrText>
+              <w:instrText xml:space="preserve"> PAGEREF _Toc243144042 \h </w:instrText>
             </w:r>
             <w:r>
               <w:rPr>
@@ -833,7 +833,7 @@
               <w:lang w:eastAsia="es-MX"/>
             </w:rPr>
           </w:pPr>
-          <w:hyperlink w:anchor="_Toc242986712" w:history="1">
+          <w:hyperlink w:anchor="_Toc243144043" w:history="1">
             <w:r>
               <w:rPr>
                 <w:rStyle w:val="Hipervnculo"/>
@@ -860,7 +860,7 @@
                 <w:noProof/>
                 <w:webHidden/>
               </w:rPr>
-              <w:instrText xml:space="preserve"> PAGEREF _Toc242986712 \h </w:instrText>
+              <w:instrText xml:space="preserve"> PAGEREF _Toc243144043 \h </w:instrText>
             </w:r>
             <w:r>
               <w:rPr>
@@ -905,7 +905,7 @@
               <w:lang w:eastAsia="es-MX"/>
             </w:rPr>
           </w:pPr>
-          <w:hyperlink w:anchor="_Toc242986713" w:history="1">
+          <w:hyperlink w:anchor="_Toc243144044" w:history="1">
             <w:r>
               <w:rPr>
                 <w:rStyle w:val="Hipervnculo"/>
@@ -932,7 +932,7 @@
                 <w:noProof/>
                 <w:webHidden/>
               </w:rPr>
-              <w:instrText xml:space="preserve"> PAGEREF _Toc242986713 \h </w:instrText>
+              <w:instrText xml:space="preserve"> PAGEREF _Toc243144044 \h </w:instrText>
             </w:r>
             <w:r>
               <w:rPr>
@@ -977,7 +977,7 @@
               <w:lang w:eastAsia="es-MX"/>
             </w:rPr>
           </w:pPr>
-          <w:hyperlink w:anchor="_Toc242986714" w:history="1">
+          <w:hyperlink w:anchor="_Toc243144045" w:history="1">
             <w:r>
               <w:rPr>
                 <w:rStyle w:val="Hipervnculo"/>
@@ -1004,7 +1004,7 @@
                 <w:noProof/>
                 <w:webHidden/>
               </w:rPr>
-              <w:instrText xml:space="preserve"> PAGEREF _Toc242986714 \h </w:instrText>
+              <w:instrText xml:space="preserve"> PAGEREF _Toc243144045 \h </w:instrText>
             </w:r>
             <w:r>
               <w:rPr>
@@ -1049,7 +1049,7 @@
               <w:lang w:eastAsia="es-MX"/>
             </w:rPr>
           </w:pPr>
-          <w:hyperlink w:anchor="_Toc242986715" w:history="1">
+          <w:hyperlink w:anchor="_Toc243144046" w:history="1">
             <w:r>
               <w:rPr>
                 <w:rStyle w:val="Hipervnculo"/>
@@ -1076,7 +1076,7 @@
                 <w:noProof/>
                 <w:webHidden/>
               </w:rPr>
-              <w:instrText xml:space="preserve"> PAGEREF _Toc242986715 \h </w:instrText>
+              <w:instrText xml:space="preserve"> PAGEREF _Toc243144046 \h </w:instrText>
             </w:r>
             <w:r>
               <w:rPr>
@@ -1121,7 +1121,7 @@
               <w:lang w:eastAsia="es-MX"/>
             </w:rPr>
           </w:pPr>
-          <w:hyperlink w:anchor="_Toc242986716" w:history="1">
+          <w:hyperlink w:anchor="_Toc243144047" w:history="1">
             <w:r>
               <w:rPr>
                 <w:rStyle w:val="Hipervnculo"/>
@@ -1157,7 +1157,7 @@
                 <w:noProof/>
                 <w:webHidden/>
               </w:rPr>
-              <w:instrText xml:space="preserve"> PAGEREF _Toc242986716 \h </w:instrText>
+              <w:instrText xml:space="preserve"> PAGEREF _Toc243144047 \h </w:instrText>
             </w:r>
             <w:r>
               <w:rPr>
@@ -1202,7 +1202,7 @@
               <w:lang w:eastAsia="es-MX"/>
             </w:rPr>
           </w:pPr>
-          <w:hyperlink w:anchor="_Toc242986717" w:history="1">
+          <w:hyperlink w:anchor="_Toc243144048" w:history="1">
             <w:r>
               <w:rPr>
                 <w:rStyle w:val="Hipervnculo"/>
@@ -1229,7 +1229,7 @@
                 <w:noProof/>
                 <w:webHidden/>
               </w:rPr>
-              <w:instrText xml:space="preserve"> PAGEREF _Toc242986717 \h </w:instrText>
+              <w:instrText xml:space="preserve"> PAGEREF _Toc243144048 \h </w:instrText>
             </w:r>
             <w:r>
               <w:rPr>
@@ -1274,7 +1274,7 @@
               <w:lang w:eastAsia="es-MX"/>
             </w:rPr>
           </w:pPr>
-          <w:hyperlink w:anchor="_Toc242986718" w:history="1">
+          <w:hyperlink w:anchor="_Toc243144049" w:history="1">
             <w:r>
               <w:rPr>
                 <w:rStyle w:val="Hipervnculo"/>
@@ -1301,7 +1301,7 @@
                 <w:noProof/>
                 <w:webHidden/>
               </w:rPr>
-              <w:instrText xml:space="preserve"> PAGEREF _Toc242986718 \h </w:instrText>
+              <w:instrText xml:space="preserve"> PAGEREF _Toc243144049 \h </w:instrText>
             </w:r>
             <w:r>
               <w:rPr>
@@ -1346,7 +1346,7 @@
               <w:lang w:eastAsia="es-MX"/>
             </w:rPr>
           </w:pPr>
-          <w:hyperlink w:anchor="_Toc242986719" w:history="1">
+          <w:hyperlink w:anchor="_Toc243144050" w:history="1">
             <w:r>
               <w:rPr>
                 <w:rStyle w:val="Hipervnculo"/>
@@ -1373,7 +1373,7 @@
                 <w:noProof/>
                 <w:webHidden/>
               </w:rPr>
-              <w:instrText xml:space="preserve"> PAGEREF _Toc242986719 \h </w:instrText>
+              <w:instrText xml:space="preserve"> PAGEREF _Toc243144050 \h </w:instrText>
             </w:r>
             <w:r>
               <w:rPr>
@@ -1418,7 +1418,7 @@
               <w:lang w:eastAsia="es-MX"/>
             </w:rPr>
           </w:pPr>
-          <w:hyperlink w:anchor="_Toc242986720" w:history="1">
+          <w:hyperlink w:anchor="_Toc243144051" w:history="1">
             <w:r>
               <w:rPr>
                 <w:rStyle w:val="Hipervnculo"/>
@@ -1445,7 +1445,7 @@
                 <w:noProof/>
                 <w:webHidden/>
               </w:rPr>
-              <w:instrText xml:space="preserve"> PAGEREF _Toc242986720 \h </w:instrText>
+              <w:instrText xml:space="preserve"> PAGEREF _Toc243144051 \h </w:instrText>
             </w:r>
             <w:r>
               <w:rPr>
@@ -1490,7 +1490,7 @@
               <w:lang w:eastAsia="es-MX"/>
             </w:rPr>
           </w:pPr>
-          <w:hyperlink w:anchor="_Toc242986721" w:history="1">
+          <w:hyperlink w:anchor="_Toc243144052" w:history="1">
             <w:r>
               <w:rPr>
                 <w:rStyle w:val="Hipervnculo"/>
@@ -1517,7 +1517,7 @@
                 <w:noProof/>
                 <w:webHidden/>
               </w:rPr>
-              <w:instrText xml:space="preserve"> PAGEREF _Toc242986721 \h </w:instrText>
+              <w:instrText xml:space="preserve"> PAGEREF _Toc243144052 \h </w:instrText>
             </w:r>
             <w:r>
               <w:rPr>
@@ -1562,7 +1562,7 @@
               <w:lang w:eastAsia="es-MX"/>
             </w:rPr>
           </w:pPr>
-          <w:hyperlink w:anchor="_Toc242986722" w:history="1">
+          <w:hyperlink w:anchor="_Toc243144053" w:history="1">
             <w:r>
               <w:rPr>
                 <w:rStyle w:val="Hipervnculo"/>
@@ -1589,7 +1589,7 @@
                 <w:noProof/>
                 <w:webHidden/>
               </w:rPr>
-              <w:instrText xml:space="preserve"> PAGEREF _Toc242986722 \h </w:instrText>
+              <w:instrText xml:space="preserve"> PAGEREF _Toc243144053 \h </w:instrText>
             </w:r>
             <w:r>
               <w:rPr>
@@ -1634,7 +1634,7 @@
               <w:lang w:eastAsia="es-MX"/>
             </w:rPr>
           </w:pPr>
-          <w:hyperlink w:anchor="_Toc242986723" w:history="1">
+          <w:hyperlink w:anchor="_Toc243144054" w:history="1">
             <w:r>
               <w:rPr>
                 <w:rStyle w:val="Hipervnculo"/>
@@ -1661,7 +1661,7 @@
                 <w:noProof/>
                 <w:webHidden/>
               </w:rPr>
-              <w:instrText xml:space="preserve"> PAGEREF _Toc242986723 \h </w:instrText>
+              <w:instrText xml:space="preserve"> PAGEREF _Toc243144054 \h </w:instrText>
             </w:r>
             <w:r>
               <w:rPr>
@@ -1706,7 +1706,7 @@
               <w:lang w:eastAsia="es-MX"/>
             </w:rPr>
           </w:pPr>
-          <w:hyperlink w:anchor="_Toc242986724" w:history="1">
+          <w:hyperlink w:anchor="_Toc243144055" w:history="1">
             <w:r>
               <w:rPr>
                 <w:rStyle w:val="Hipervnculo"/>
@@ -1733,7 +1733,7 @@
                 <w:noProof/>
                 <w:webHidden/>
               </w:rPr>
-              <w:instrText xml:space="preserve"> PAGEREF _Toc242986724 \h </w:instrText>
+              <w:instrText xml:space="preserve"> PAGEREF _Toc243144055 \h </w:instrText>
             </w:r>
             <w:r>
               <w:rPr>
@@ -1778,7 +1778,7 @@
               <w:lang w:eastAsia="es-MX"/>
             </w:rPr>
           </w:pPr>
-          <w:hyperlink w:anchor="_Toc242986725" w:history="1">
+          <w:hyperlink w:anchor="_Toc243144056" w:history="1">
             <w:r>
               <w:rPr>
                 <w:rStyle w:val="Hipervnculo"/>
@@ -1805,7 +1805,7 @@
                 <w:noProof/>
                 <w:webHidden/>
               </w:rPr>
-              <w:instrText xml:space="preserve"> PAGEREF _Toc242986725 \h </w:instrText>
+              <w:instrText xml:space="preserve"> PAGEREF _Toc243144056 \h </w:instrText>
             </w:r>
             <w:r>
               <w:rPr>
@@ -1850,7 +1850,7 @@
               <w:lang w:eastAsia="es-MX"/>
             </w:rPr>
           </w:pPr>
-          <w:hyperlink w:anchor="_Toc242986726" w:history="1">
+          <w:hyperlink w:anchor="_Toc243144057" w:history="1">
             <w:r>
               <w:rPr>
                 <w:rStyle w:val="Hipervnculo"/>
@@ -1877,7 +1877,7 @@
                 <w:noProof/>
                 <w:webHidden/>
               </w:rPr>
-              <w:instrText xml:space="preserve"> PAGEREF _Toc242986726 \h </w:instrText>
+              <w:instrText xml:space="preserve"> PAGEREF _Toc243144057 \h </w:instrText>
             </w:r>
             <w:r>
               <w:rPr>
@@ -1922,7 +1922,7 @@
               <w:lang w:eastAsia="es-MX"/>
             </w:rPr>
           </w:pPr>
-          <w:hyperlink w:anchor="_Toc242986727" w:history="1">
+          <w:hyperlink w:anchor="_Toc243144058" w:history="1">
             <w:r>
               <w:rPr>
                 <w:rStyle w:val="Hipervnculo"/>
@@ -1949,7 +1949,7 @@
                 <w:noProof/>
                 <w:webHidden/>
               </w:rPr>
-              <w:instrText xml:space="preserve"> PAGEREF _Toc242986727 \h </w:instrText>
+              <w:instrText xml:space="preserve"> PAGEREF _Toc243144058 \h </w:instrText>
             </w:r>
             <w:r>
               <w:rPr>
@@ -1994,7 +1994,7 @@
               <w:lang w:eastAsia="es-MX"/>
             </w:rPr>
           </w:pPr>
-          <w:hyperlink w:anchor="_Toc242986728" w:history="1">
+          <w:hyperlink w:anchor="_Toc243144059" w:history="1">
             <w:r>
               <w:rPr>
                 <w:rStyle w:val="Hipervnculo"/>
@@ -2021,7 +2021,7 @@
                 <w:noProof/>
                 <w:webHidden/>
               </w:rPr>
-              <w:instrText xml:space="preserve"> PAGEREF _Toc242986728 \h </w:instrText>
+              <w:instrText xml:space="preserve"> PAGEREF _Toc243144059 \h </w:instrText>
             </w:r>
             <w:r>
               <w:rPr>
@@ -2066,7 +2066,7 @@
               <w:lang w:eastAsia="es-MX"/>
             </w:rPr>
           </w:pPr>
-          <w:hyperlink w:anchor="_Toc242986729" w:history="1">
+          <w:hyperlink w:anchor="_Toc243144060" w:history="1">
             <w:r>
               <w:rPr>
                 <w:rStyle w:val="Hipervnculo"/>
@@ -2093,7 +2093,7 @@
                 <w:noProof/>
                 <w:webHidden/>
               </w:rPr>
-              <w:instrText xml:space="preserve"> PAGEREF _Toc242986729 \h </w:instrText>
+              <w:instrText xml:space="preserve"> PAGEREF _Toc243144060 \h </w:instrText>
             </w:r>
             <w:r>
               <w:rPr>
@@ -2138,7 +2138,7 @@
               <w:lang w:eastAsia="es-MX"/>
             </w:rPr>
           </w:pPr>
-          <w:hyperlink w:anchor="_Toc242986730" w:history="1">
+          <w:hyperlink w:anchor="_Toc243144061" w:history="1">
             <w:r>
               <w:rPr>
                 <w:rStyle w:val="Hipervnculo"/>
@@ -2165,7 +2165,7 @@
                 <w:noProof/>
                 <w:webHidden/>
               </w:rPr>
-              <w:instrText xml:space="preserve"> PAGEREF _Toc242986730 \h </w:instrText>
+              <w:instrText xml:space="preserve"> PAGEREF _Toc243144061 \h </w:instrText>
             </w:r>
             <w:r>
               <w:rPr>
@@ -2210,7 +2210,7 @@
               <w:lang w:eastAsia="es-MX"/>
             </w:rPr>
           </w:pPr>
-          <w:hyperlink w:anchor="_Toc242986731" w:history="1">
+          <w:hyperlink w:anchor="_Toc243144062" w:history="1">
             <w:r>
               <w:rPr>
                 <w:rStyle w:val="Hipervnculo"/>
@@ -2237,7 +2237,7 @@
                 <w:noProof/>
                 <w:webHidden/>
               </w:rPr>
-              <w:instrText xml:space="preserve"> PAGEREF _Toc242986731 \h </w:instrText>
+              <w:instrText xml:space="preserve"> PAGEREF _Toc243144062 \h </w:instrText>
             </w:r>
             <w:r>
               <w:rPr>
@@ -2282,7 +2282,7 @@
               <w:lang w:eastAsia="es-MX"/>
             </w:rPr>
           </w:pPr>
-          <w:hyperlink w:anchor="_Toc242986732" w:history="1">
+          <w:hyperlink w:anchor="_Toc243144063" w:history="1">
             <w:r>
               <w:rPr>
                 <w:rStyle w:val="Hipervnculo"/>
@@ -2309,7 +2309,7 @@
                 <w:noProof/>
                 <w:webHidden/>
               </w:rPr>
-              <w:instrText xml:space="preserve"> PAGEREF _Toc242986732 \h </w:instrText>
+              <w:instrText xml:space="preserve"> PAGEREF _Toc243144063 \h </w:instrText>
             </w:r>
             <w:r>
               <w:rPr>
@@ -2357,7 +2357,7 @@
       <w:pPr>
         <w:pStyle w:val="Titulosgenerales"/>
       </w:pPr>
-      <w:bookmarkStart w:id="0" w:name="_Toc242986708"/>
+      <w:bookmarkStart w:id="0" w:name="_Toc243144039"/>
       <w:r>
         <w:lastRenderedPageBreak/>
         <w:t>Introducción</w:t>
@@ -2397,7 +2397,7 @@
       <w:pPr>
         <w:pStyle w:val="Ttulo1"/>
       </w:pPr>
-      <w:bookmarkStart w:id="1" w:name="_Toc242986709"/>
+      <w:bookmarkStart w:id="1" w:name="_Toc243144040"/>
       <w:r>
         <w:lastRenderedPageBreak/>
         <w:t>Normatividad hotelera</w:t>
@@ -2413,7 +2413,7 @@
       <w:pPr>
         <w:pStyle w:val="Ttulo2"/>
       </w:pPr>
-      <w:bookmarkStart w:id="2" w:name="_Toc242986710"/>
+      <w:bookmarkStart w:id="2" w:name="_Toc243144041"/>
       <w:r>
         <w:t>Importancia de la normatividad</w:t>
       </w:r>
@@ -2592,7 +2592,7 @@
       <w:pPr>
         <w:pStyle w:val="Ttulo2"/>
       </w:pPr>
-      <w:bookmarkStart w:id="3" w:name="_Toc242986711"/>
+      <w:bookmarkStart w:id="3" w:name="_Toc243144042"/>
       <w:r>
         <w:t>Marco legal hotelero</w:t>
       </w:r>
@@ -2901,7 +2901,7 @@
       <w:pPr>
         <w:pStyle w:val="Ttulo2"/>
       </w:pPr>
-      <w:bookmarkStart w:id="4" w:name="_Toc242986712"/>
+      <w:bookmarkStart w:id="4" w:name="_Toc243144043"/>
       <w:r>
         <w:t>Responsabilidad y ética profesional</w:t>
       </w:r>
@@ -3030,7 +3030,7 @@
       <w:pPr>
         <w:pStyle w:val="Ttulo2"/>
       </w:pPr>
-      <w:bookmarkStart w:id="5" w:name="_Toc242986713"/>
+      <w:bookmarkStart w:id="5" w:name="_Toc243144044"/>
       <w:r>
         <w:t>Derechos y deberes</w:t>
       </w:r>
@@ -3250,7 +3250,7 @@
       <w:pPr>
         <w:pStyle w:val="Ttulo2"/>
       </w:pPr>
-      <w:bookmarkStart w:id="6" w:name="_Toc242986714"/>
+      <w:bookmarkStart w:id="6" w:name="_Toc243144045"/>
       <w:r>
         <w:t>Confidencialidad de la información</w:t>
       </w:r>
@@ -3398,7 +3398,7 @@
       <w:pPr>
         <w:pStyle w:val="Ttulo1"/>
       </w:pPr>
-      <w:bookmarkStart w:id="7" w:name="_Toc242986715"/>
+      <w:bookmarkStart w:id="7" w:name="_Toc243144046"/>
       <w:r>
         <w:lastRenderedPageBreak/>
         <w:t>Registro de huéspedes</w:t>
@@ -3448,7 +3448,7 @@
       <w:pPr>
         <w:pStyle w:val="Ttulo2"/>
       </w:pPr>
-      <w:bookmarkStart w:id="8" w:name="_Toc242986716"/>
+      <w:bookmarkStart w:id="8" w:name="_Toc243144047"/>
       <w:r>
         <w:t xml:space="preserve">Proceso de </w:t>
       </w:r>
@@ -3801,7 +3801,7 @@
       <w:pPr>
         <w:pStyle w:val="Ttulo2"/>
       </w:pPr>
-      <w:bookmarkStart w:id="9" w:name="_Toc242986717"/>
+      <w:bookmarkStart w:id="9" w:name="_Toc243144048"/>
       <w:r>
         <w:t>Verificación documental</w:t>
       </w:r>
@@ -3967,7 +3967,7 @@
       <w:pPr>
         <w:pStyle w:val="Ttulo2"/>
       </w:pPr>
-      <w:bookmarkStart w:id="10" w:name="_Toc242986718"/>
+      <w:bookmarkStart w:id="10" w:name="_Toc243144049"/>
       <w:r>
         <w:t>Registro de huéspedes nacionales y extranjeros</w:t>
       </w:r>
@@ -4656,7 +4656,7 @@
       <w:pPr>
         <w:pStyle w:val="Ttulo2"/>
       </w:pPr>
-      <w:bookmarkStart w:id="11" w:name="_Toc242986719"/>
+      <w:bookmarkStart w:id="11" w:name="_Toc243144050"/>
       <w:r>
         <w:t>Tarjeta de registro hotelero</w:t>
       </w:r>
@@ -4749,7 +4749,7 @@
           <w:lang w:val="es-419" w:eastAsia="es-CO"/>
         </w:rPr>
         <w:drawing>
-          <wp:inline distT="0" distB="0" distL="0" distR="0" wp14:anchorId="61AE7D03" wp14:editId="7BE2226E">
+          <wp:inline distT="0" distB="0" distL="0" distR="0" wp14:anchorId="61AE7D03" wp14:editId="7DB3D83A">
             <wp:extent cx="4680000" cy="3240000"/>
             <wp:effectExtent l="0" t="0" r="6350" b="0"/>
             <wp:docPr id="3" name="Imagen 3" descr="La figura 2 detalla un ejemplo de una tarjeta de registro hotelero empleada para registrar la información del huésped al momento de su ingreso al establecimiento de alojamiento. El formato contiene campos para datos de identificación, información personal, residencia, procedencia y destino del viaje, datos migratorios cuando corresponden, fechas de check-in y check-out, habitación asignada y cantidad de acompañantes."/>
@@ -5165,20 +5165,58 @@
           <w:bCs/>
           <w:lang w:val="es-419" w:eastAsia="es-CO"/>
         </w:rPr>
-        <w:t>Decreto 1964 de 2016</w:t>
-      </w:r>
-    </w:p>
-    <w:p>
-      <w:pPr>
-        <w:rPr>
-          <w:lang w:val="es-419" w:eastAsia="es-CO"/>
-        </w:rPr>
-      </w:pPr>
-      <w:r>
-        <w:rPr>
-          <w:lang w:val="es-419" w:eastAsia="es-CO"/>
-        </w:rPr>
-        <w:t>Actualiza los requisitos de la Tarjeta de Registro Hotelero.</w:t>
+        <w:t>Tarjeta de Registro de Alojamiento (TRA)</w:t>
+      </w:r>
+    </w:p>
+    <w:p>
+      <w:pPr>
+        <w:rPr>
+          <w:lang w:val="es-419" w:eastAsia="es-CO"/>
+        </w:rPr>
+      </w:pPr>
+      <w:r>
+        <w:rPr>
+          <w:lang w:val="es-419" w:eastAsia="es-CO"/>
+        </w:rPr>
+        <w:t>Ley 2068 de 2020 y reglamentación vigente</w:t>
+      </w:r>
+      <w:r>
+        <w:rPr>
+          <w:lang w:val="es-419" w:eastAsia="es-CO"/>
+        </w:rPr>
+        <w:t>.</w:t>
+      </w:r>
+    </w:p>
+    <w:p>
+      <w:pPr>
+        <w:rPr>
+          <w:lang w:val="es-419" w:eastAsia="es-CO"/>
+        </w:rPr>
+      </w:pPr>
+      <w:r>
+        <w:rPr>
+          <w:lang w:val="es-419" w:eastAsia="es-CO"/>
+        </w:rPr>
+        <w:t>La Ley 2068 de 2020, junto con el Decreto 1074 de 2015 y sus modificaciones, establece disposiciones para el registro de huéspedes en establecimientos de alojamiento turístico. La Resolución 700 de 2021 reglamenta la implementación de la Tarjeta de Registro de Alojamiento (TRA).</w:t>
+      </w:r>
+    </w:p>
+    <w:p>
+      <w:pPr>
+        <w:pStyle w:val="Prrafodelista"/>
+        <w:numPr>
+          <w:ilvl w:val="0"/>
+          <w:numId w:val="22"/>
+        </w:numPr>
+        <w:rPr>
+          <w:lang w:val="es-419" w:eastAsia="es-CO"/>
+        </w:rPr>
+      </w:pPr>
+      <w:r>
+        <w:rPr>
+          <w:lang w:val="es-419" w:eastAsia="es-CO"/>
+        </w:rPr>
+        <w:lastRenderedPageBreak/>
+        <w:t>Registro de huéspedes: exige diligenciar la TRA mediante el Sistema de Información de Alojamiento Turístico (SIAT), dispuesto por el Ministerio de Comercio, Industria y Turismo.</w:t>
       </w:r>
     </w:p>
     <w:p>
@@ -5196,7 +5234,7 @@
         <w:rPr>
           <w:lang w:val="es-419" w:eastAsia="es-CO"/>
         </w:rPr>
-        <w:t>Incluye información del huésped, acompañantes y estadía.</w:t>
+        <w:t>Información del alojamiento: permite registrar los datos requeridos del huésped y su estadía, conforme a las disposiciones aplicables.</w:t>
       </w:r>
     </w:p>
     <w:p>
@@ -5214,25 +5252,20 @@
         <w:rPr>
           <w:lang w:val="es-419" w:eastAsia="es-CO"/>
         </w:rPr>
-        <w:t>Exige conservar los registros por mínimo cinco años.</w:t>
-      </w:r>
-    </w:p>
-    <w:p>
-      <w:pPr>
-        <w:pStyle w:val="Prrafodelista"/>
-        <w:numPr>
-          <w:ilvl w:val="0"/>
-          <w:numId w:val="18"/>
-        </w:numPr>
-        <w:rPr>
-          <w:lang w:val="es-419" w:eastAsia="es-CO"/>
-        </w:rPr>
-      </w:pPr>
-      <w:r>
-        <w:rPr>
-          <w:lang w:val="es-419" w:eastAsia="es-CO"/>
-        </w:rPr>
-        <w:t>Obliga a solicitar autorización para el tratamiento de datos personales.</w:t>
+        <w:t>Protección de datos personales: exige tratar la información bajo condiciones de seguridad y confidencialidad, de acuerdo con la Ley 1581 de 2012 y su reglamentación.</w:t>
+      </w:r>
+    </w:p>
+    <w:p>
+      <w:pPr>
+        <w:rPr>
+          <w:lang w:val="es-419" w:eastAsia="es-CO"/>
+        </w:rPr>
+      </w:pPr>
+      <w:r>
+        <w:rPr>
+          <w:lang w:val="es-419" w:eastAsia="es-CO"/>
+        </w:rPr>
+        <w:t xml:space="preserve">Estas disposiciones están respaldadas por la normativa publicada en el portal oficial de la TRA del Ministerio de Comercio, Industria y Turismo. </w:t>
       </w:r>
     </w:p>
     <w:p>
@@ -5280,7 +5313,6 @@
         <w:rPr>
           <w:lang w:val="es-419" w:eastAsia="es-CO"/>
         </w:rPr>
-        <w:lastRenderedPageBreak/>
         <w:t>El hotel debe informar el uso de los datos recolectados.</w:t>
       </w:r>
     </w:p>
@@ -5383,6 +5415,7 @@
         <w:rPr>
           <w:lang w:val="es-419" w:eastAsia="es-CO"/>
         </w:rPr>
+        <w:lastRenderedPageBreak/>
         <w:t>Ley 985 de 2005: medidas contra la trata de personas.</w:t>
       </w:r>
     </w:p>
@@ -5582,7 +5615,6 @@
         <w:rPr>
           <w:lang w:val="es-419" w:eastAsia="es-CO"/>
         </w:rPr>
-        <w:lastRenderedPageBreak/>
         <w:t>Anexo_Ley_1558_de_2012.</w:t>
       </w:r>
     </w:p>
@@ -5626,7 +5658,7 @@
       <w:pPr>
         <w:pStyle w:val="Ttulo2"/>
       </w:pPr>
-      <w:bookmarkStart w:id="12" w:name="_Toc242986720"/>
+      <w:bookmarkStart w:id="12" w:name="_Toc243144051"/>
       <w:r>
         <w:t>Protocolos de atención en recepción</w:t>
       </w:r>
@@ -5642,7 +5674,14 @@
         <w:rPr>
           <w:lang w:val="es-419" w:eastAsia="es-CO"/>
         </w:rPr>
-        <w:t>La recepción constituye el principal punto de contacto entre el huésped y el establecimiento de alojamiento. En consecuencia, los protocolos de atención permiten estandarizar procedimientos y garantizar una experiencia organizada, segura y orientada a la calidad del servicio.</w:t>
+        <w:t xml:space="preserve">La recepción constituye el principal punto de contacto entre el huésped y el establecimiento de alojamiento. En consecuencia, los protocolos de atención permiten </w:t>
+      </w:r>
+      <w:r>
+        <w:rPr>
+          <w:lang w:val="es-419" w:eastAsia="es-CO"/>
+        </w:rPr>
+        <w:lastRenderedPageBreak/>
+        <w:t>estandarizar procedimientos y garantizar una experiencia organizada, segura y orientada a la calidad del servicio.</w:t>
       </w:r>
     </w:p>
     <w:p>
@@ -5813,14 +5852,7 @@
         <w:rPr>
           <w:lang w:val="es-419" w:eastAsia="es-CO"/>
         </w:rPr>
-        <w:t xml:space="preserve">Además del servicio al cliente, los protocolos también </w:t>
-      </w:r>
-      <w:r>
-        <w:rPr>
-          <w:lang w:val="es-419" w:eastAsia="es-CO"/>
-        </w:rPr>
-        <w:lastRenderedPageBreak/>
-        <w:t>cumplen funciones relacionadas con seguridad, control operativo y protección de información, especialmente durante procesos de registro, entrega de llaves o validación de identidad.</w:t>
+        <w:t>Además del servicio al cliente, los protocolos también cumplen funciones relacionadas con seguridad, control operativo y protección de información, especialmente durante procesos de registro, entrega de llaves o validación de identidad.</w:t>
       </w:r>
     </w:p>
     <w:p>
@@ -5873,6 +5905,7 @@
                 <w:b/>
                 <w:bCs/>
               </w:rPr>
+              <w:lastRenderedPageBreak/>
               <w:t xml:space="preserve">Transcripción del pódcast. </w:t>
             </w:r>
             <w:r>
@@ -6000,32 +6033,215 @@
                 <w:b/>
                 <w:bCs/>
               </w:rPr>
+              <w:t>Mujer</w:t>
+            </w:r>
+            <w:r>
+              <w:tab/>
+            </w:r>
+            <w:r>
+              <w:t>: c</w:t>
+            </w:r>
+            <w:r>
+              <w:t>laro. Porque sin protocolo, cada recepcionista atiende a su manera. Los protocolos son los que garantizan que el servicio sea el mismo independientemente de quién esté detrás del mostrador.</w:t>
+            </w:r>
+          </w:p>
+          <w:p>
+            <w:r>
+              <w:rPr>
+                <w:b/>
+                <w:bCs/>
+              </w:rPr>
+              <w:t>Hombre:</w:t>
+            </w:r>
+            <w:r>
+              <w:t xml:space="preserve"> e</w:t>
+            </w:r>
+            <w:r>
+              <w:t>s que no se trata solo de “ser amable”.</w:t>
+            </w:r>
+          </w:p>
+          <w:p>
+            <w:r>
+              <w:rPr>
+                <w:b/>
+                <w:bCs/>
+              </w:rPr>
+              <w:t>Mujer</w:t>
+            </w:r>
+            <w:r>
+              <w:t>: t</w:t>
+            </w:r>
+            <w:r>
+              <w:t xml:space="preserve">ambién es saber manejar la comunicación. Porque en recepción muchas veces el problema no es lo que pasó… sino cómo se le explicó a la persona. </w:t>
+            </w:r>
+          </w:p>
+          <w:p>
+            <w:r>
+              <w:rPr>
+                <w:b/>
+                <w:bCs/>
+              </w:rPr>
+              <w:lastRenderedPageBreak/>
+              <w:t>Hombre</w:t>
+            </w:r>
+            <w:r>
+              <w:t>: y</w:t>
+            </w:r>
+            <w:r>
+              <w:t xml:space="preserve"> eso pasa más seguido de lo que uno cree. Sobre </w:t>
+            </w:r>
+            <w:r>
+              <w:t>todo,</w:t>
+            </w:r>
+            <w:r>
+              <w:t xml:space="preserve"> cuando el huésped llega cansado, con hambre o después de un viaje larguísimo con la suegra al lado.</w:t>
+            </w:r>
+          </w:p>
+          <w:p>
+            <w:r>
+              <w:rPr>
+                <w:b/>
+                <w:bCs/>
+              </w:rPr>
+              <w:t>Mujer</w:t>
+            </w:r>
+            <w:r>
+              <w:t>: e</w:t>
+            </w:r>
+            <w:r>
+              <w:t xml:space="preserve">xactamente. Porque una explicación mal dada al momento del </w:t>
+            </w:r>
+            <w:r>
+              <w:rPr>
+                <w:rStyle w:val="Extranjerismo"/>
+              </w:rPr>
+              <w:t>check-in</w:t>
+            </w:r>
+            <w:r>
+              <w:t xml:space="preserve"> puede convertirse en un problema al momento del </w:t>
+            </w:r>
+            <w:r>
+              <w:rPr>
+                <w:rStyle w:val="Extranjerismo"/>
+              </w:rPr>
+              <w:t>check-out</w:t>
+            </w:r>
+            <w:r>
+              <w:t>. Todo lo que el huésped necesita saber hay que decírselo bien, desde el principio.</w:t>
+            </w:r>
+          </w:p>
+          <w:p>
+            <w:r>
+              <w:rPr>
+                <w:b/>
+                <w:bCs/>
+              </w:rPr>
+              <w:t>Hombre</w:t>
+            </w:r>
+            <w:r>
+              <w:rPr>
+                <w:b/>
+                <w:bCs/>
+              </w:rPr>
+              <w:t>:</w:t>
+            </w:r>
+            <w:r>
+              <w:t xml:space="preserve"> y</w:t>
+            </w:r>
+            <w:r>
+              <w:t xml:space="preserve"> cuando aparece una queja… ahí sí se pone buena la cosa.</w:t>
+            </w:r>
+          </w:p>
+          <w:p>
+            <w:r>
+              <w:rPr>
+                <w:b/>
+                <w:bCs/>
+              </w:rPr>
+              <w:t>Mujer</w:t>
+            </w:r>
+            <w:r>
+              <w:t>: a</w:t>
+            </w:r>
+            <w:r>
+              <w:t>hí es donde verdaderamente se nota la experiencia. Porque en recepción muchas veces toca bajar tensiones, escuchar primero y resolver después… incluso cuando el huésped llega hablando duro desde el primer minuto.</w:t>
+            </w:r>
+          </w:p>
+          <w:p>
+            <w:r>
+              <w:rPr>
+                <w:b/>
+                <w:bCs/>
+              </w:rPr>
+              <w:t>Hombre</w:t>
+            </w:r>
+            <w:r>
+              <w:t>: q</w:t>
+            </w:r>
+            <w:r>
+              <w:t>ue no debe ser nada fácil cuando ya van diez horas de turno y aparece alguien furioso porque la habitación no tenía la vista que vio en internet.</w:t>
+            </w:r>
+          </w:p>
+          <w:p>
+            <w:r>
+              <w:rPr>
+                <w:b/>
+                <w:bCs/>
+              </w:rPr>
+              <w:t>Mujer</w:t>
+            </w:r>
+            <w:r>
+              <w:t>: b</w:t>
+            </w:r>
+            <w:r>
+              <w:t xml:space="preserve">ienvenido al mundo de la recepción hotelera. Donde muchas veces toca resolver problemas sin perder la paciencia ni el buen trato. Porque el huésped tal vez no recuerde cada palabra… pero sí recuerda perfectamente cómo fue atendido. </w:t>
+            </w:r>
+          </w:p>
+          <w:p>
+            <w:r>
+              <w:rPr>
+                <w:b/>
+                <w:bCs/>
+              </w:rPr>
+              <w:t>Hombre</w:t>
+            </w:r>
+            <w:r>
+              <w:t>: y</w:t>
+            </w:r>
+            <w:r>
+              <w:t xml:space="preserve"> además recepción termina conectada con todo el hotel: reservas, </w:t>
+            </w:r>
+            <w:r>
+              <w:rPr>
+                <w:rStyle w:val="Extranjerismo"/>
+              </w:rPr>
+              <w:t>housekeeping</w:t>
+            </w:r>
+            <w:r>
+              <w:t>, facturación, mantenimiento, seguridad…</w:t>
+            </w:r>
+          </w:p>
+          <w:p>
+            <w:r>
+              <w:rPr>
+                <w:b/>
+                <w:bCs/>
+              </w:rPr>
               <w:lastRenderedPageBreak/>
               <w:t>Mujer</w:t>
             </w:r>
             <w:r>
-              <w:tab/>
-            </w:r>
-            <w:r>
-              <w:t>: c</w:t>
-            </w:r>
-            <w:r>
-              <w:t>laro. Porque sin protocolo, cada recepcionista atiende a su manera. Los protocolos son los que garantizan que el servicio sea el mismo independientemente de quién esté detrás del mostrador.</w:t>
-            </w:r>
-          </w:p>
-          <w:p>
-            <w:r>
               <w:rPr>
                 <w:b/>
                 <w:bCs/>
               </w:rPr>
-              <w:t>Hombre:</w:t>
-            </w:r>
-            <w:r>
-              <w:t xml:space="preserve"> e</w:t>
-            </w:r>
-            <w:r>
-              <w:t>s que no se trata solo de “ser amable”.</w:t>
+              <w:t>:</w:t>
+            </w:r>
+            <w:r>
+              <w:t xml:space="preserve"> c</w:t>
+            </w:r>
+            <w:r>
+              <w:t>on todo. Por eso la comunicación entre áreas también es clave. Porque si recepción promete algo que las demás áreas no saben, el problema explota cinco minutos después en el lobby.</w:t>
             </w:r>
           </w:p>
           <w:p>
@@ -6034,13 +6250,13 @@
                 <w:b/>
                 <w:bCs/>
               </w:rPr>
-              <w:t>Mujer</w:t>
-            </w:r>
-            <w:r>
-              <w:t>: t</w:t>
-            </w:r>
-            <w:r>
-              <w:t xml:space="preserve">ambién es saber manejar la comunicación. Porque en recepción muchas veces el problema no es lo que pasó… sino cómo se le explicó a la persona. </w:t>
+              <w:t>Hombre</w:t>
+            </w:r>
+            <w:r>
+              <w:t>: y</w:t>
+            </w:r>
+            <w:r>
+              <w:t xml:space="preserve"> como si fuera poco, recepción también carga con la responsabilidad de manejar documentos, datos y toda la información personal de los huéspedes con mucha discreción.</w:t>
             </w:r>
           </w:p>
           <w:p>
@@ -6049,19 +6265,16 @@
                 <w:b/>
                 <w:bCs/>
               </w:rPr>
-              <w:t>Hombre</w:t>
+              <w:t>Mujer</w:t>
+            </w:r>
+            <w:r>
+              <w:tab/>
             </w:r>
             <w:r>
               <w:t>: y</w:t>
             </w:r>
             <w:r>
-              <w:t xml:space="preserve"> eso pasa más seguido de lo que uno cree. Sobre </w:t>
-            </w:r>
-            <w:r>
-              <w:t>todo,</w:t>
-            </w:r>
-            <w:r>
-              <w:t xml:space="preserve"> cuando el huésped llega cansado, con hambre o después de un viaje larguísimo con la suegra al lado.</w:t>
+              <w:t xml:space="preserve"> eso obliga a manejar la información con muchísimo cuidado. Porque en hotelería la confianza también se pierde cuando los datos del huésped empiezan a moverse donde no deberían.</w:t>
             </w:r>
           </w:p>
           <w:p>
@@ -6073,28 +6286,10 @@
               <w:t>Mujer</w:t>
             </w:r>
             <w:r>
-              <w:t>: e</w:t>
-            </w:r>
-            <w:r>
-              <w:t xml:space="preserve">xactamente. Porque una explicación mal dada al momento del </w:t>
-            </w:r>
-            <w:r>
-              <w:rPr>
-                <w:rStyle w:val="Extranjerismo"/>
-              </w:rPr>
-              <w:t>check-in</w:t>
-            </w:r>
-            <w:r>
-              <w:t xml:space="preserve"> puede convertirse en un problema al momento del </w:t>
-            </w:r>
-            <w:r>
-              <w:rPr>
-                <w:rStyle w:val="Extranjerismo"/>
-              </w:rPr>
-              <w:t>check-out</w:t>
-            </w:r>
-            <w:r>
-              <w:t>. Todo lo que el huésped necesita saber hay que decírselo bien, desde el principio.</w:t>
+              <w:t>: a</w:t>
+            </w:r>
+            <w:r>
+              <w:t>l final uno descubre que recepción funciona como el corazón del hotel. Todo pasa por ahí en algún momento.</w:t>
             </w:r>
           </w:p>
           <w:p>
@@ -6103,169 +6298,6 @@
                 <w:b/>
                 <w:bCs/>
               </w:rPr>
-              <w:t>Hombre</w:t>
-            </w:r>
-            <w:r>
-              <w:rPr>
-                <w:b/>
-                <w:bCs/>
-              </w:rPr>
-              <w:t>:</w:t>
-            </w:r>
-            <w:r>
-              <w:t xml:space="preserve"> y</w:t>
-            </w:r>
-            <w:r>
-              <w:t xml:space="preserve"> cuando aparece una queja… ahí sí se pone buena la cosa.</w:t>
-            </w:r>
-          </w:p>
-          <w:p>
-            <w:r>
-              <w:rPr>
-                <w:b/>
-                <w:bCs/>
-              </w:rPr>
-              <w:t>Mujer</w:t>
-            </w:r>
-            <w:r>
-              <w:t>: a</w:t>
-            </w:r>
-            <w:r>
-              <w:t>hí es donde verdaderamente se nota la experiencia. Porque en recepción muchas veces toca bajar tensiones, escuchar primero y resolver después… incluso cuando el huésped llega hablando duro desde el primer minuto.</w:t>
-            </w:r>
-          </w:p>
-          <w:p>
-            <w:r>
-              <w:rPr>
-                <w:b/>
-                <w:bCs/>
-              </w:rPr>
-              <w:t>Hombre</w:t>
-            </w:r>
-            <w:r>
-              <w:t>: q</w:t>
-            </w:r>
-            <w:r>
-              <w:t>ue no debe ser nada fácil cuando ya van diez horas de turno y aparece alguien furioso porque la habitación no tenía la vista que vio en internet.</w:t>
-            </w:r>
-          </w:p>
-          <w:p>
-            <w:r>
-              <w:rPr>
-                <w:b/>
-                <w:bCs/>
-              </w:rPr>
-              <w:lastRenderedPageBreak/>
-              <w:t>Mujer</w:t>
-            </w:r>
-            <w:r>
-              <w:t>: b</w:t>
-            </w:r>
-            <w:r>
-              <w:t xml:space="preserve">ienvenido al mundo de la recepción hotelera. Donde muchas veces toca resolver problemas sin perder la paciencia ni el buen trato. Porque el huésped tal vez no recuerde cada palabra… pero sí recuerda perfectamente cómo fue atendido. </w:t>
-            </w:r>
-          </w:p>
-          <w:p>
-            <w:r>
-              <w:rPr>
-                <w:b/>
-                <w:bCs/>
-              </w:rPr>
-              <w:t>Hombre</w:t>
-            </w:r>
-            <w:r>
-              <w:t>: y</w:t>
-            </w:r>
-            <w:r>
-              <w:t xml:space="preserve"> además recepción termina conectada con todo el hotel: reservas, </w:t>
-            </w:r>
-            <w:r>
-              <w:rPr>
-                <w:rStyle w:val="Extranjerismo"/>
-              </w:rPr>
-              <w:t>housekeeping</w:t>
-            </w:r>
-            <w:r>
-              <w:t>, facturación, mantenimiento, seguridad…</w:t>
-            </w:r>
-          </w:p>
-          <w:p>
-            <w:r>
-              <w:rPr>
-                <w:b/>
-                <w:bCs/>
-              </w:rPr>
-              <w:t>Mujer</w:t>
-            </w:r>
-            <w:r>
-              <w:rPr>
-                <w:b/>
-                <w:bCs/>
-              </w:rPr>
-              <w:t>:</w:t>
-            </w:r>
-            <w:r>
-              <w:t xml:space="preserve"> c</w:t>
-            </w:r>
-            <w:r>
-              <w:t>on todo. Por eso la comunicación entre áreas también es clave. Porque si recepción promete algo que las demás áreas no saben, el problema explota cinco minutos después en el lobby.</w:t>
-            </w:r>
-          </w:p>
-          <w:p>
-            <w:r>
-              <w:rPr>
-                <w:b/>
-                <w:bCs/>
-              </w:rPr>
-              <w:t>Hombre</w:t>
-            </w:r>
-            <w:r>
-              <w:t>: y</w:t>
-            </w:r>
-            <w:r>
-              <w:t xml:space="preserve"> como si fuera poco, recepción también carga con la responsabilidad de manejar documentos, datos y toda la información personal de los huéspedes con mucha discreción.</w:t>
-            </w:r>
-          </w:p>
-          <w:p>
-            <w:r>
-              <w:rPr>
-                <w:b/>
-                <w:bCs/>
-              </w:rPr>
-              <w:t>Mujer</w:t>
-            </w:r>
-            <w:r>
-              <w:tab/>
-            </w:r>
-            <w:r>
-              <w:t>: y</w:t>
-            </w:r>
-            <w:r>
-              <w:t xml:space="preserve"> eso obliga a manejar la información con muchísimo cuidado. Porque en hotelería la confianza también se pierde cuando los datos del huésped empiezan a moverse donde no deberían.</w:t>
-            </w:r>
-          </w:p>
-          <w:p>
-            <w:r>
-              <w:rPr>
-                <w:b/>
-                <w:bCs/>
-              </w:rPr>
-              <w:t>Mujer</w:t>
-            </w:r>
-            <w:r>
-              <w:t>: a</w:t>
-            </w:r>
-            <w:r>
-              <w:t>l final uno descubre que recepción funciona como el corazón del hotel. Todo pasa por ahí en algún momento.</w:t>
-            </w:r>
-          </w:p>
-          <w:p>
-            <w:r>
-              <w:rPr>
-                <w:b/>
-                <w:bCs/>
-              </w:rPr>
-              <w:lastRenderedPageBreak/>
               <w:t>Hombre</w:t>
             </w:r>
             <w:r>
@@ -6307,7 +6339,7 @@
       <w:pPr>
         <w:pStyle w:val="Ttulo1"/>
       </w:pPr>
-      <w:bookmarkStart w:id="13" w:name="_Toc242986721"/>
+      <w:bookmarkStart w:id="13" w:name="_Toc243144052"/>
       <w:r>
         <w:lastRenderedPageBreak/>
         <w:t>S</w:t>
@@ -6339,7 +6371,7 @@
       <w:pPr>
         <w:pStyle w:val="Ttulo2"/>
       </w:pPr>
-      <w:bookmarkStart w:id="14" w:name="_Toc242986722"/>
+      <w:bookmarkStart w:id="14" w:name="_Toc243144053"/>
       <w:r>
         <w:t>Seguridad de la información y protección de datos personales</w:t>
       </w:r>
@@ -6433,7 +6465,7 @@
       <w:pPr>
         <w:pStyle w:val="Ttulo2"/>
       </w:pPr>
-      <w:bookmarkStart w:id="15" w:name="_Toc242986723"/>
+      <w:bookmarkStart w:id="15" w:name="_Toc243144054"/>
       <w:r>
         <w:t>S</w:t>
       </w:r>
@@ -7198,7 +7230,7 @@
       <w:pPr>
         <w:pStyle w:val="Ttulo2"/>
       </w:pPr>
-      <w:bookmarkStart w:id="16" w:name="_Toc242986724"/>
+      <w:bookmarkStart w:id="16" w:name="_Toc243144055"/>
       <w:r>
         <w:t>Buenas prácticas de ciberseguridad</w:t>
       </w:r>
@@ -7368,7 +7400,7 @@
       <w:pPr>
         <w:pStyle w:val="Ttulo1"/>
       </w:pPr>
-      <w:bookmarkStart w:id="17" w:name="_Toc242986725"/>
+      <w:bookmarkStart w:id="17" w:name="_Toc243144056"/>
       <w:r>
         <w:lastRenderedPageBreak/>
         <w:t>Normativa y operación hotelera</w:t>
@@ -7389,7 +7421,7 @@
       <w:pPr>
         <w:pStyle w:val="Ttulo2"/>
       </w:pPr>
-      <w:bookmarkStart w:id="18" w:name="_Toc242986726"/>
+      <w:bookmarkStart w:id="18" w:name="_Toc243144057"/>
       <w:r>
         <w:t>Calidad del servicio y turismo responsable</w:t>
       </w:r>
@@ -7465,7 +7497,7 @@
       <w:pPr>
         <w:pStyle w:val="Ttulo2"/>
       </w:pPr>
-      <w:bookmarkStart w:id="19" w:name="_Toc242986727"/>
+      <w:bookmarkStart w:id="19" w:name="_Toc243144058"/>
       <w:r>
         <w:t>Prevención de riesgos y responsabilidad hotelera</w:t>
       </w:r>
@@ -7517,7 +7549,7 @@
       <w:pPr>
         <w:pStyle w:val="Ttulo2"/>
       </w:pPr>
-      <w:bookmarkStart w:id="20" w:name="_Toc242986728"/>
+      <w:bookmarkStart w:id="20" w:name="_Toc243144059"/>
       <w:r>
         <w:t>Transformación digital y actualización normativa</w:t>
       </w:r>
@@ -7954,7 +7986,7 @@
           <w:u w:val="single"/>
         </w:rPr>
       </w:pPr>
-      <w:bookmarkStart w:id="21" w:name="_Toc242986729"/>
+      <w:bookmarkStart w:id="21" w:name="_Toc243144060"/>
       <w:r>
         <w:lastRenderedPageBreak/>
         <w:t>Síntesis</w:t>
@@ -8129,7 +8161,7 @@
       <w:pPr>
         <w:pStyle w:val="Titulosgenerales"/>
       </w:pPr>
-      <w:bookmarkStart w:id="22" w:name="_Toc242986730"/>
+      <w:bookmarkStart w:id="22" w:name="_Toc243144061"/>
       <w:r>
         <w:lastRenderedPageBreak/>
         <w:t>Glosario</w:t>
@@ -8531,7 +8563,7 @@
       <w:pPr>
         <w:pStyle w:val="Titulosgenerales"/>
       </w:pPr>
-      <w:bookmarkStart w:id="23" w:name="_Toc242986731"/>
+      <w:bookmarkStart w:id="23" w:name="_Toc243144062"/>
       <w:r>
         <w:lastRenderedPageBreak/>
         <w:t>Referencias bibliográficas</w:t>
@@ -8839,7 +8871,7 @@
       <w:pPr>
         <w:pStyle w:val="Titulosgenerales"/>
       </w:pPr>
-      <w:bookmarkStart w:id="24" w:name="_Toc242986732"/>
+      <w:bookmarkStart w:id="24" w:name="_Toc243144063"/>
       <w:r>
         <w:lastRenderedPageBreak/>
         <w:t>Créditos</w:t>
@@ -10099,7 +10131,13 @@
           <w:rPr>
             <w:noProof/>
           </w:rPr>
-          <w:t>15</w:t>
+          <w:t>1</w:t>
+        </w:r>
+        <w:r>
+          <w:rPr>
+            <w:noProof/>
+          </w:rPr>
+          <w:t>5</w:t>
         </w:r>
         <w:r>
           <w:fldChar w:fldCharType="end"/>
@@ -10480,6 +10518,119 @@
     </w:lvl>
   </w:abstractNum>
   <w:abstractNum w:abstractNumId="3" w15:restartNumberingAfterBreak="0">
+    <w:nsid w:val="152D0EDE"/>
+    <w:multiLevelType w:val="hybridMultilevel"/>
+    <w:tmpl w:val="3768FB9E"/>
+    <w:lvl w:ilvl="0" w:tplc="080A0001">
+      <w:start w:val="1"/>
+      <w:numFmt w:val="bullet"/>
+      <w:lvlText w:val=""/>
+      <w:lvlJc w:val="left"/>
+      <w:pPr>
+        <w:ind w:left="1429" w:hanging="360"/>
+      </w:pPr>
+      <w:rPr>
+        <w:rFonts w:ascii="Symbol" w:hAnsi="Symbol" w:hint="default"/>
+      </w:rPr>
+    </w:lvl>
+    <w:lvl w:ilvl="1" w:tplc="080A0003" w:tentative="1">
+      <w:start w:val="1"/>
+      <w:numFmt w:val="bullet"/>
+      <w:lvlText w:val="o"/>
+      <w:lvlJc w:val="left"/>
+      <w:pPr>
+        <w:ind w:left="2149" w:hanging="360"/>
+      </w:pPr>
+      <w:rPr>
+        <w:rFonts w:ascii="Courier New" w:hAnsi="Courier New" w:cs="Courier New" w:hint="default"/>
+      </w:rPr>
+    </w:lvl>
+    <w:lvl w:ilvl="2" w:tplc="080A0005" w:tentative="1">
+      <w:start w:val="1"/>
+      <w:numFmt w:val="bullet"/>
+      <w:lvlText w:val=""/>
+      <w:lvlJc w:val="left"/>
+      <w:pPr>
+        <w:ind w:left="2869" w:hanging="360"/>
+      </w:pPr>
+      <w:rPr>
+        <w:rFonts w:ascii="Wingdings" w:hAnsi="Wingdings" w:hint="default"/>
+      </w:rPr>
+    </w:lvl>
+    <w:lvl w:ilvl="3" w:tplc="080A0001" w:tentative="1">
+      <w:start w:val="1"/>
+      <w:numFmt w:val="bullet"/>
+      <w:lvlText w:val=""/>
+      <w:lvlJc w:val="left"/>
+      <w:pPr>
+        <w:ind w:left="3589" w:hanging="360"/>
+      </w:pPr>
+      <w:rPr>
+        <w:rFonts w:ascii="Symbol" w:hAnsi="Symbol" w:hint="default"/>
+      </w:rPr>
+    </w:lvl>
+    <w:lvl w:ilvl="4" w:tplc="080A0003" w:tentative="1">
+      <w:start w:val="1"/>
+      <w:numFmt w:val="bullet"/>
+      <w:lvlText w:val="o"/>
+      <w:lvlJc w:val="left"/>
+      <w:pPr>
+        <w:ind w:left="4309" w:hanging="360"/>
+      </w:pPr>
+      <w:rPr>
+        <w:rFonts w:ascii="Courier New" w:hAnsi="Courier New" w:cs="Courier New" w:hint="default"/>
+      </w:rPr>
+    </w:lvl>
+    <w:lvl w:ilvl="5" w:tplc="080A0005" w:tentative="1">
+      <w:start w:val="1"/>
+      <w:numFmt w:val="bullet"/>
+      <w:lvlText w:val=""/>
+      <w:lvlJc w:val="left"/>
+      <w:pPr>
+        <w:ind w:left="5029" w:hanging="360"/>
+      </w:pPr>
+      <w:rPr>
+        <w:rFonts w:ascii="Wingdings" w:hAnsi="Wingdings" w:hint="default"/>
+      </w:rPr>
+    </w:lvl>
+    <w:lvl w:ilvl="6" w:tplc="080A0001" w:tentative="1">
+      <w:start w:val="1"/>
+      <w:numFmt w:val="bullet"/>
+      <w:lvlText w:val=""/>
+      <w:lvlJc w:val="left"/>
+      <w:pPr>
+        <w:ind w:left="5749" w:hanging="360"/>
+      </w:pPr>
+      <w:rPr>
+        <w:rFonts w:ascii="Symbol" w:hAnsi="Symbol" w:hint="default"/>
+      </w:rPr>
+    </w:lvl>
+    <w:lvl w:ilvl="7" w:tplc="080A0003" w:tentative="1">
+      <w:start w:val="1"/>
+      <w:numFmt w:val="bullet"/>
+      <w:lvlText w:val="o"/>
+      <w:lvlJc w:val="left"/>
+      <w:pPr>
+        <w:ind w:left="6469" w:hanging="360"/>
+      </w:pPr>
+      <w:rPr>
+        <w:rFonts w:ascii="Courier New" w:hAnsi="Courier New" w:cs="Courier New" w:hint="default"/>
+      </w:rPr>
+    </w:lvl>
+    <w:lvl w:ilvl="8" w:tplc="080A0005" w:tentative="1">
+      <w:start w:val="1"/>
+      <w:numFmt w:val="bullet"/>
+      <w:lvlText w:val=""/>
+      <w:lvlJc w:val="left"/>
+      <w:pPr>
+        <w:ind w:left="7189" w:hanging="360"/>
+      </w:pPr>
+      <w:rPr>
+        <w:rFonts w:ascii="Wingdings" w:hAnsi="Wingdings" w:hint="default"/>
+      </w:rPr>
+    </w:lvl>
+  </w:abstractNum>
+  <w:abstractNum w:abstractNumId="4" w15:restartNumberingAfterBreak="0">
     <w:nsid w:val="26072416"/>
     <w:multiLevelType w:val="hybridMultilevel"/>
     <w:tmpl w:val="49628CAA"/>
@@ -10592,7 +10743,7 @@
       </w:rPr>
     </w:lvl>
   </w:abstractNum>
-  <w:abstractNum w:abstractNumId="4" w15:restartNumberingAfterBreak="0">
+  <w:abstractNum w:abstractNumId="5" w15:restartNumberingAfterBreak="0">
     <w:nsid w:val="27412B07"/>
     <w:multiLevelType w:val="hybridMultilevel"/>
     <w:tmpl w:val="9FDADF5E"/>
@@ -10683,7 +10834,7 @@
       </w:pPr>
     </w:lvl>
   </w:abstractNum>
-  <w:abstractNum w:abstractNumId="5" w15:restartNumberingAfterBreak="0">
+  <w:abstractNum w:abstractNumId="6" w15:restartNumberingAfterBreak="0">
     <w:nsid w:val="368E176E"/>
     <w:multiLevelType w:val="hybridMultilevel"/>
     <w:tmpl w:val="BDF054FE"/>
@@ -10777,7 +10928,7 @@
       </w:pPr>
     </w:lvl>
   </w:abstractNum>
-  <w:abstractNum w:abstractNumId="6" w15:restartNumberingAfterBreak="0">
+  <w:abstractNum w:abstractNumId="7" w15:restartNumberingAfterBreak="0">
     <w:nsid w:val="377E1024"/>
     <w:multiLevelType w:val="hybridMultilevel"/>
     <w:tmpl w:val="916C4320"/>
@@ -10890,7 +11041,7 @@
       </w:rPr>
     </w:lvl>
   </w:abstractNum>
-  <w:abstractNum w:abstractNumId="7" w15:restartNumberingAfterBreak="0">
+  <w:abstractNum w:abstractNumId="8" w15:restartNumberingAfterBreak="0">
     <w:nsid w:val="38E723F3"/>
     <w:multiLevelType w:val="hybridMultilevel"/>
     <w:tmpl w:val="BD3E8FF0"/>
@@ -11003,7 +11154,7 @@
       </w:rPr>
     </w:lvl>
   </w:abstractNum>
-  <w:abstractNum w:abstractNumId="8" w15:restartNumberingAfterBreak="0">
+  <w:abstractNum w:abstractNumId="9" w15:restartNumberingAfterBreak="0">
     <w:nsid w:val="39B06272"/>
     <w:multiLevelType w:val="hybridMultilevel"/>
     <w:tmpl w:val="E95E4AC6"/>
@@ -11116,7 +11267,7 @@
       </w:rPr>
     </w:lvl>
   </w:abstractNum>
-  <w:abstractNum w:abstractNumId="9" w15:restartNumberingAfterBreak="0">
+  <w:abstractNum w:abstractNumId="10" w15:restartNumberingAfterBreak="0">
     <w:nsid w:val="3CB65918"/>
     <w:multiLevelType w:val="hybridMultilevel"/>
     <w:tmpl w:val="12DA948A"/>
@@ -11229,7 +11380,7 @@
       </w:rPr>
     </w:lvl>
   </w:abstractNum>
-  <w:abstractNum w:abstractNumId="10" w15:restartNumberingAfterBreak="0">
+  <w:abstractNum w:abstractNumId="11" w15:restartNumberingAfterBreak="0">
     <w:nsid w:val="3D0E14EB"/>
     <w:multiLevelType w:val="hybridMultilevel"/>
     <w:tmpl w:val="5C92E8DC"/>
@@ -11342,7 +11493,7 @@
       </w:rPr>
     </w:lvl>
   </w:abstractNum>
-  <w:abstractNum w:abstractNumId="11" w15:restartNumberingAfterBreak="0">
+  <w:abstractNum w:abstractNumId="12" w15:restartNumberingAfterBreak="0">
     <w:nsid w:val="3DDF6562"/>
     <w:multiLevelType w:val="multilevel"/>
     <w:tmpl w:val="322084B4"/>
@@ -11463,7 +11614,7 @@
       </w:rPr>
     </w:lvl>
   </w:abstractNum>
-  <w:abstractNum w:abstractNumId="12" w15:restartNumberingAfterBreak="0">
+  <w:abstractNum w:abstractNumId="13" w15:restartNumberingAfterBreak="0">
     <w:nsid w:val="4E710229"/>
     <w:multiLevelType w:val="hybridMultilevel"/>
     <w:tmpl w:val="07CA29EE"/>
@@ -11576,7 +11727,7 @@
       </w:rPr>
     </w:lvl>
   </w:abstractNum>
-  <w:abstractNum w:abstractNumId="13" w15:restartNumberingAfterBreak="0">
+  <w:abstractNum w:abstractNumId="14" w15:restartNumberingAfterBreak="0">
     <w:nsid w:val="4EBE1EF6"/>
     <w:multiLevelType w:val="hybridMultilevel"/>
     <w:tmpl w:val="AF3C2E24"/>
@@ -11667,7 +11818,7 @@
       </w:pPr>
     </w:lvl>
   </w:abstractNum>
-  <w:abstractNum w:abstractNumId="14" w15:restartNumberingAfterBreak="0">
+  <w:abstractNum w:abstractNumId="15" w15:restartNumberingAfterBreak="0">
     <w:nsid w:val="50A761F9"/>
     <w:multiLevelType w:val="hybridMultilevel"/>
     <w:tmpl w:val="92B4AFA0"/>
@@ -11780,7 +11931,7 @@
       </w:rPr>
     </w:lvl>
   </w:abstractNum>
-  <w:abstractNum w:abstractNumId="15" w15:restartNumberingAfterBreak="0">
+  <w:abstractNum w:abstractNumId="16" w15:restartNumberingAfterBreak="0">
     <w:nsid w:val="59206443"/>
     <w:multiLevelType w:val="hybridMultilevel"/>
     <w:tmpl w:val="A99E87A0"/>
@@ -11893,7 +12044,7 @@
       </w:rPr>
     </w:lvl>
   </w:abstractNum>
-  <w:abstractNum w:abstractNumId="16" w15:restartNumberingAfterBreak="0">
+  <w:abstractNum w:abstractNumId="17" w15:restartNumberingAfterBreak="0">
     <w:nsid w:val="5F8F489B"/>
     <w:multiLevelType w:val="hybridMultilevel"/>
     <w:tmpl w:val="F24E3BE8"/>
@@ -12006,7 +12157,7 @@
       </w:rPr>
     </w:lvl>
   </w:abstractNum>
-  <w:abstractNum w:abstractNumId="17" w15:restartNumberingAfterBreak="0">
+  <w:abstractNum w:abstractNumId="18" w15:restartNumberingAfterBreak="0">
     <w:nsid w:val="676E248F"/>
     <w:multiLevelType w:val="hybridMultilevel"/>
     <w:tmpl w:val="5E0A3016"/>
@@ -12119,7 +12270,7 @@
       </w:rPr>
     </w:lvl>
   </w:abstractNum>
-  <w:abstractNum w:abstractNumId="18" w15:restartNumberingAfterBreak="0">
+  <w:abstractNum w:abstractNumId="19" w15:restartNumberingAfterBreak="0">
     <w:nsid w:val="72F9088F"/>
     <w:multiLevelType w:val="hybridMultilevel"/>
     <w:tmpl w:val="2C4CDB70"/>
@@ -12232,7 +12383,7 @@
       </w:rPr>
     </w:lvl>
   </w:abstractNum>
-  <w:abstractNum w:abstractNumId="19" w15:restartNumberingAfterBreak="0">
+  <w:abstractNum w:abstractNumId="20" w15:restartNumberingAfterBreak="0">
     <w:nsid w:val="797D12CD"/>
     <w:multiLevelType w:val="hybridMultilevel"/>
     <w:tmpl w:val="5EA2D2A8"/>
@@ -12345,7 +12496,7 @@
       </w:rPr>
     </w:lvl>
   </w:abstractNum>
-  <w:abstractNum w:abstractNumId="20" w15:restartNumberingAfterBreak="0">
+  <w:abstractNum w:abstractNumId="21" w15:restartNumberingAfterBreak="0">
     <w:nsid w:val="7D161570"/>
     <w:multiLevelType w:val="hybridMultilevel"/>
     <w:tmpl w:val="6E18E974"/>
@@ -12462,64 +12613,67 @@
     <w:abstractNumId w:val="0"/>
   </w:num>
   <w:num w:numId="2" w16cid:durableId="1609045860">
-    <w:abstractNumId w:val="4"/>
+    <w:abstractNumId w:val="5"/>
   </w:num>
   <w:num w:numId="3" w16cid:durableId="2086949521">
+    <w:abstractNumId w:val="14"/>
+  </w:num>
+  <w:num w:numId="4" w16cid:durableId="448160728">
+    <w:abstractNumId w:val="6"/>
+  </w:num>
+  <w:num w:numId="5" w16cid:durableId="1809860508">
+    <w:abstractNumId w:val="12"/>
+  </w:num>
+  <w:num w:numId="6" w16cid:durableId="458037751">
+    <w:abstractNumId w:val="18"/>
+  </w:num>
+  <w:num w:numId="7" w16cid:durableId="1487355468">
     <w:abstractNumId w:val="13"/>
   </w:num>
-  <w:num w:numId="4" w16cid:durableId="448160728">
-    <w:abstractNumId w:val="5"/>
-  </w:num>
-  <w:num w:numId="5" w16cid:durableId="1809860508">
-    <w:abstractNumId w:val="11"/>
-  </w:num>
-  <w:num w:numId="6" w16cid:durableId="458037751">
-    <w:abstractNumId w:val="17"/>
-  </w:num>
-  <w:num w:numId="7" w16cid:durableId="1487355468">
-    <w:abstractNumId w:val="12"/>
-  </w:num>
   <w:num w:numId="8" w16cid:durableId="128666449">
-    <w:abstractNumId w:val="18"/>
+    <w:abstractNumId w:val="19"/>
   </w:num>
   <w:num w:numId="9" w16cid:durableId="519586497">
-    <w:abstractNumId w:val="14"/>
+    <w:abstractNumId w:val="15"/>
   </w:num>
   <w:num w:numId="10" w16cid:durableId="1221671504">
-    <w:abstractNumId w:val="3"/>
+    <w:abstractNumId w:val="4"/>
   </w:num>
   <w:num w:numId="11" w16cid:durableId="1444304989">
     <w:abstractNumId w:val="1"/>
   </w:num>
   <w:num w:numId="12" w16cid:durableId="652149286">
-    <w:abstractNumId w:val="7"/>
+    <w:abstractNumId w:val="8"/>
   </w:num>
   <w:num w:numId="13" w16cid:durableId="1474177081">
+    <w:abstractNumId w:val="11"/>
+  </w:num>
+  <w:num w:numId="14" w16cid:durableId="506559503">
     <w:abstractNumId w:val="10"/>
   </w:num>
-  <w:num w:numId="14" w16cid:durableId="506559503">
-    <w:abstractNumId w:val="9"/>
-  </w:num>
   <w:num w:numId="15" w16cid:durableId="746996375">
-    <w:abstractNumId w:val="15"/>
+    <w:abstractNumId w:val="16"/>
   </w:num>
   <w:num w:numId="16" w16cid:durableId="958872229">
-    <w:abstractNumId w:val="16"/>
+    <w:abstractNumId w:val="17"/>
   </w:num>
   <w:num w:numId="17" w16cid:durableId="1947539775">
-    <w:abstractNumId w:val="19"/>
+    <w:abstractNumId w:val="20"/>
   </w:num>
   <w:num w:numId="18" w16cid:durableId="318267162">
-    <w:abstractNumId w:val="20"/>
+    <w:abstractNumId w:val="21"/>
   </w:num>
   <w:num w:numId="19" w16cid:durableId="1837377117">
-    <w:abstractNumId w:val="8"/>
+    <w:abstractNumId w:val="9"/>
   </w:num>
   <w:num w:numId="20" w16cid:durableId="234321854">
     <w:abstractNumId w:val="2"/>
   </w:num>
   <w:num w:numId="21" w16cid:durableId="1431778051">
-    <w:abstractNumId w:val="6"/>
+    <w:abstractNumId w:val="7"/>
+  </w:num>
+  <w:num w:numId="22" w16cid:durableId="1264456288">
+    <w:abstractNumId w:val="3"/>
   </w:num>
   <w:numIdMacAtCleanup w:val="21"/>
 </w:numbering>
@@ -14271,6 +14425,26 @@
 </file>
 
 <file path=customXml/item2.xml><?xml version="1.0" encoding="utf-8"?>
+<?mso-contentType ?>
+<FormTemplates xmlns="http://schemas.microsoft.com/sharepoint/v3/contenttype/forms">
+  <Display>DocumentLibraryForm</Display>
+  <Edit>DocumentLibraryForm</Edit>
+  <New>DocumentLibraryForm</New>
+</FormTemplates>
+</file>
+
+<file path=customXml/item3.xml><?xml version="1.0" encoding="utf-8"?>
+<p:properties xmlns:p="http://schemas.microsoft.com/office/2006/metadata/properties" xmlns:xsi="http://www.w3.org/2001/XMLSchema-instance" xmlns:pc="http://schemas.microsoft.com/office/infopath/2007/PartnerControls">
+  <documentManagement>
+    <TaxCatchAll xmlns="13c90a0b-73bc-4dc0-be5f-28d77b615beb" xsi:nil="true"/>
+    <lcf76f155ced4ddcb4097134ff3c332f xmlns="13c93bba-48ce-428c-bfe5-88b42c19b028">
+      <Terms xmlns="http://schemas.microsoft.com/office/infopath/2007/PartnerControls"/>
+    </lcf76f155ced4ddcb4097134ff3c332f>
+  </documentManagement>
+</p:properties>
+</file>
+
+<file path=customXml/item4.xml><?xml version="1.0" encoding="utf-8"?>
 <ct:contentTypeSchema xmlns:ct="http://schemas.microsoft.com/office/2006/metadata/contentType" xmlns:ma="http://schemas.microsoft.com/office/2006/metadata/properties/metaAttributes" ct:_="" ma:_="" ma:contentTypeName="Documento" ma:contentTypeID="0x0101006A81D6BD42E8DF4C91013959704817E1" ma:contentTypeVersion="15" ma:contentTypeDescription="Crear nuevo documento." ma:contentTypeScope="" ma:versionID="bf4f72ffd194f0963ff564daca6869f7">
   <xsd:schema xmlns:xsd="http://www.w3.org/2001/XMLSchema" xmlns:xs="http://www.w3.org/2001/XMLSchema" xmlns:p="http://schemas.microsoft.com/office/2006/metadata/properties" xmlns:ns2="13c90a0b-73bc-4dc0-be5f-28d77b615beb" xmlns:ns3="13c93bba-48ce-428c-bfe5-88b42c19b028" targetNamespace="http://schemas.microsoft.com/office/2006/metadata/properties" ma:root="true" ma:fieldsID="8718d6f4873a5b1392a45044efa78385" ns2:_="" ns3:_="">
     <xsd:import namespace="13c90a0b-73bc-4dc0-be5f-28d77b615beb"/>
@@ -14505,26 +14679,6 @@
 </ct:contentTypeSchema>
 </file>
 
-<file path=customXml/item3.xml><?xml version="1.0" encoding="utf-8"?>
-<p:properties xmlns:p="http://schemas.microsoft.com/office/2006/metadata/properties" xmlns:xsi="http://www.w3.org/2001/XMLSchema-instance" xmlns:pc="http://schemas.microsoft.com/office/infopath/2007/PartnerControls">
-  <documentManagement>
-    <TaxCatchAll xmlns="13c90a0b-73bc-4dc0-be5f-28d77b615beb" xsi:nil="true"/>
-    <lcf76f155ced4ddcb4097134ff3c332f xmlns="13c93bba-48ce-428c-bfe5-88b42c19b028">
-      <Terms xmlns="http://schemas.microsoft.com/office/infopath/2007/PartnerControls"/>
-    </lcf76f155ced4ddcb4097134ff3c332f>
-  </documentManagement>
-</p:properties>
-</file>
-
-<file path=customXml/item4.xml><?xml version="1.0" encoding="utf-8"?>
-<?mso-contentType ?>
-<FormTemplates xmlns="http://schemas.microsoft.com/sharepoint/v3/contenttype/forms">
-  <Display>DocumentLibraryForm</Display>
-  <Edit>DocumentLibraryForm</Edit>
-  <New>DocumentLibraryForm</New>
-</FormTemplates>
-</file>
-
 <file path=customXml/itemProps1.xml><?xml version="1.0" encoding="utf-8"?>
 <ds:datastoreItem xmlns:ds="http://schemas.openxmlformats.org/officeDocument/2006/customXml" ds:itemID="{EAE431FD-7059-4C09-804B-C9D69EB7B213}">
   <ds:schemaRefs>
@@ -14534,6 +14688,25 @@
 </file>
 
 <file path=customXml/itemProps2.xml><?xml version="1.0" encoding="utf-8"?>
+<ds:datastoreItem xmlns:ds="http://schemas.openxmlformats.org/officeDocument/2006/customXml" ds:itemID="{10663269-2064-4804-8290-36D4A57F5557}">
+  <ds:schemaRefs>
+    <ds:schemaRef ds:uri="http://schemas.microsoft.com/sharepoint/v3/contenttype/forms"/>
+  </ds:schemaRefs>
+</ds:datastoreItem>
+</file>
+
+<file path=customXml/itemProps3.xml><?xml version="1.0" encoding="utf-8"?>
+<ds:datastoreItem xmlns:ds="http://schemas.openxmlformats.org/officeDocument/2006/customXml" ds:itemID="{1279454D-02BE-4A9C-A117-DCD1573E2608}">
+  <ds:schemaRefs>
+    <ds:schemaRef ds:uri="http://schemas.microsoft.com/office/2006/metadata/properties"/>
+    <ds:schemaRef ds:uri="http://schemas.microsoft.com/office/infopath/2007/PartnerControls"/>
+    <ds:schemaRef ds:uri="13c90a0b-73bc-4dc0-be5f-28d77b615beb"/>
+    <ds:schemaRef ds:uri="13c93bba-48ce-428c-bfe5-88b42c19b028"/>
+  </ds:schemaRefs>
+</ds:datastoreItem>
+</file>
+
+<file path=customXml/itemProps4.xml><?xml version="1.0" encoding="utf-8"?>
 <ds:datastoreItem xmlns:ds="http://schemas.openxmlformats.org/officeDocument/2006/customXml" ds:itemID="{9C14B031-69D2-4815-A77A-60B4EECF27A0}">
   <ds:schemaRefs>
     <ds:schemaRef ds:uri="http://schemas.microsoft.com/office/2006/metadata/contentType"/>
@@ -14550,23 +14723,4 @@
     <ds:schemaRef ds:uri="http://schemas.microsoft.com/internal/obd"/>
   </ds:schemaRefs>
 </ds:datastoreItem>
-</file>
-
-<file path=customXml/itemProps3.xml><?xml version="1.0" encoding="utf-8"?>
-<ds:datastoreItem xmlns:ds="http://schemas.openxmlformats.org/officeDocument/2006/customXml" ds:itemID="{1279454D-02BE-4A9C-A117-DCD1573E2608}">
-  <ds:schemaRefs>
-    <ds:schemaRef ds:uri="http://schemas.microsoft.com/office/2006/metadata/properties"/>
-    <ds:schemaRef ds:uri="http://schemas.microsoft.com/office/infopath/2007/PartnerControls"/>
-    <ds:schemaRef ds:uri="13c90a0b-73bc-4dc0-be5f-28d77b615beb"/>
-    <ds:schemaRef ds:uri="13c93bba-48ce-428c-bfe5-88b42c19b028"/>
-  </ds:schemaRefs>
-</ds:datastoreItem>
-</file>
-
-<file path=customXml/itemProps4.xml><?xml version="1.0" encoding="utf-8"?>
-<ds:datastoreItem xmlns:ds="http://schemas.openxmlformats.org/officeDocument/2006/customXml" ds:itemID="{10663269-2064-4804-8290-36D4A57F5557}">
-  <ds:schemaRefs>
-    <ds:schemaRef ds:uri="http://schemas.microsoft.com/sharepoint/v3/contenttype/forms"/>
-  </ds:schemaRefs>
-</ds:datastoreItem>
 </file>
--- a/fuentes/633400_CF06_CFA.docx
+++ b/fuentes/633400_CF06_CFA.docx
@@ -4749,7 +4749,7 @@
           <w:lang w:val="es-419" w:eastAsia="es-CO"/>
         </w:rPr>
         <w:drawing>
-          <wp:inline distT="0" distB="0" distL="0" distR="0" wp14:anchorId="61AE7D03" wp14:editId="7DB3D83A">
+          <wp:inline distT="0" distB="0" distL="0" distR="0" wp14:anchorId="61AE7D03" wp14:editId="474BF3D0">
             <wp:extent cx="4680000" cy="3240000"/>
             <wp:effectExtent l="0" t="0" r="6350" b="0"/>
             <wp:docPr id="3" name="Imagen 3" descr="La figura 2 detalla un ejemplo de una tarjeta de registro hotelero empleada para registrar la información del huésped al momento de su ingreso al establecimiento de alojamiento. El formato contiene campos para datos de identificación, información personal, residencia, procedencia y destino del viaje, datos migratorios cuando corresponden, fechas de check-in y check-out, habitación asignada y cantidad de acompañantes."/>
@@ -9761,7 +9761,7 @@
                 <w:lang w:val="es-CO"/>
               </w:rPr>
               <w:lastRenderedPageBreak/>
-              <w:t>Laura Daniela Burgos Rueda</w:t>
+              <w:t>Luis Gabriel Urueta Álvarez</w:t>
             </w:r>
           </w:p>
         </w:tc>
@@ -9784,23 +9784,7 @@
                 <w:szCs w:val="28"/>
                 <w:lang w:val="es-CO"/>
               </w:rPr>
-              <w:t>Evaluador</w:t>
-            </w:r>
-            <w:r>
-              <w:rPr>
-                <w:sz w:val="28"/>
-                <w:szCs w:val="28"/>
-                <w:lang w:val="es-CO"/>
-              </w:rPr>
-              <w:t>a</w:t>
-            </w:r>
-            <w:r>
-              <w:rPr>
-                <w:sz w:val="28"/>
-                <w:szCs w:val="28"/>
-                <w:lang w:val="es-CO"/>
-              </w:rPr>
-              <w:t xml:space="preserve"> de contenidos inclusivos y accesibles</w:t>
+              <w:t>Validador y vinculador de recursos digitales</w:t>
             </w:r>
           </w:p>
         </w:tc>
@@ -9867,94 +9851,7 @@
                 <w:szCs w:val="28"/>
                 <w:lang w:val="es-CO"/>
               </w:rPr>
-              <w:t>Jonathan Adié Villafañe</w:t>
-            </w:r>
-          </w:p>
-        </w:tc>
-        <w:tc>
-          <w:tcPr>
-            <w:tcW w:w="3261" w:type="dxa"/>
-          </w:tcPr>
-          <w:p>
-            <w:pPr>
-              <w:pStyle w:val="TextoTablas"/>
-              <w:rPr>
-                <w:sz w:val="28"/>
-                <w:szCs w:val="28"/>
-                <w:lang w:val="es-CO"/>
-              </w:rPr>
-            </w:pPr>
-            <w:r>
-              <w:rPr>
-                <w:sz w:val="28"/>
-                <w:szCs w:val="28"/>
-                <w:lang w:val="es-CO"/>
-              </w:rPr>
-              <w:t>Validador y vinculador de recursos digitales</w:t>
-            </w:r>
-          </w:p>
-        </w:tc>
-        <w:tc>
-          <w:tcPr>
-            <w:tcW w:w="3969" w:type="dxa"/>
-          </w:tcPr>
-          <w:p>
-            <w:pPr>
-              <w:pStyle w:val="TextoTablas"/>
-              <w:rPr>
-                <w:sz w:val="28"/>
-                <w:szCs w:val="28"/>
-                <w:lang w:val="es-CO"/>
-              </w:rPr>
-            </w:pPr>
-            <w:r>
-              <w:rPr>
-                <w:sz w:val="28"/>
-                <w:szCs w:val="28"/>
-                <w:lang w:val="es-CO"/>
-              </w:rPr>
-              <w:t xml:space="preserve">Centro de Comercio y Servicios </w:t>
-            </w:r>
-            <w:r>
-              <w:rPr>
-                <w:sz w:val="28"/>
-                <w:szCs w:val="28"/>
-                <w:lang w:val="es-CO"/>
-              </w:rPr>
-              <w:t>-</w:t>
-            </w:r>
-            <w:r>
-              <w:rPr>
-                <w:sz w:val="28"/>
-                <w:szCs w:val="28"/>
-                <w:lang w:val="es-CO"/>
-              </w:rPr>
-              <w:t xml:space="preserve"> Regional Atlántico</w:t>
-            </w:r>
-          </w:p>
-        </w:tc>
-      </w:tr>
-      <w:tr>
-        <w:tc>
-          <w:tcPr>
-            <w:tcW w:w="2830" w:type="dxa"/>
-          </w:tcPr>
-          <w:p>
-            <w:pPr>
-              <w:pStyle w:val="TextoTablas"/>
-              <w:rPr>
-                <w:sz w:val="28"/>
-                <w:szCs w:val="28"/>
-                <w:lang w:val="es-CO"/>
-              </w:rPr>
-            </w:pPr>
-            <w:r>
-              <w:rPr>
-                <w:sz w:val="28"/>
-                <w:szCs w:val="28"/>
-                <w:lang w:val="es-CO"/>
-              </w:rPr>
-              <w:t>Karine Isabel Ospino Fritz</w:t>
+              <w:t>Laura Daniela Burgos Rueda</w:t>
             </w:r>
           </w:p>
         </w:tc>
@@ -14425,26 +14322,6 @@
 </file>
 
 <file path=customXml/item2.xml><?xml version="1.0" encoding="utf-8"?>
-<?mso-contentType ?>
-<FormTemplates xmlns="http://schemas.microsoft.com/sharepoint/v3/contenttype/forms">
-  <Display>DocumentLibraryForm</Display>
-  <Edit>DocumentLibraryForm</Edit>
-  <New>DocumentLibraryForm</New>
-</FormTemplates>
-</file>
-
-<file path=customXml/item3.xml><?xml version="1.0" encoding="utf-8"?>
-<p:properties xmlns:p="http://schemas.microsoft.com/office/2006/metadata/properties" xmlns:xsi="http://www.w3.org/2001/XMLSchema-instance" xmlns:pc="http://schemas.microsoft.com/office/infopath/2007/PartnerControls">
-  <documentManagement>
-    <TaxCatchAll xmlns="13c90a0b-73bc-4dc0-be5f-28d77b615beb" xsi:nil="true"/>
-    <lcf76f155ced4ddcb4097134ff3c332f xmlns="13c93bba-48ce-428c-bfe5-88b42c19b028">
-      <Terms xmlns="http://schemas.microsoft.com/office/infopath/2007/PartnerControls"/>
-    </lcf76f155ced4ddcb4097134ff3c332f>
-  </documentManagement>
-</p:properties>
-</file>
-
-<file path=customXml/item4.xml><?xml version="1.0" encoding="utf-8"?>
 <ct:contentTypeSchema xmlns:ct="http://schemas.microsoft.com/office/2006/metadata/contentType" xmlns:ma="http://schemas.microsoft.com/office/2006/metadata/properties/metaAttributes" ct:_="" ma:_="" ma:contentTypeName="Documento" ma:contentTypeID="0x0101006A81D6BD42E8DF4C91013959704817E1" ma:contentTypeVersion="15" ma:contentTypeDescription="Crear nuevo documento." ma:contentTypeScope="" ma:versionID="bf4f72ffd194f0963ff564daca6869f7">
   <xsd:schema xmlns:xsd="http://www.w3.org/2001/XMLSchema" xmlns:xs="http://www.w3.org/2001/XMLSchema" xmlns:p="http://schemas.microsoft.com/office/2006/metadata/properties" xmlns:ns2="13c90a0b-73bc-4dc0-be5f-28d77b615beb" xmlns:ns3="13c93bba-48ce-428c-bfe5-88b42c19b028" targetNamespace="http://schemas.microsoft.com/office/2006/metadata/properties" ma:root="true" ma:fieldsID="8718d6f4873a5b1392a45044efa78385" ns2:_="" ns3:_="">
     <xsd:import namespace="13c90a0b-73bc-4dc0-be5f-28d77b615beb"/>
@@ -14679,6 +14556,26 @@
 </ct:contentTypeSchema>
 </file>
 
+<file path=customXml/item3.xml><?xml version="1.0" encoding="utf-8"?>
+<p:properties xmlns:p="http://schemas.microsoft.com/office/2006/metadata/properties" xmlns:xsi="http://www.w3.org/2001/XMLSchema-instance" xmlns:pc="http://schemas.microsoft.com/office/infopath/2007/PartnerControls">
+  <documentManagement>
+    <TaxCatchAll xmlns="13c90a0b-73bc-4dc0-be5f-28d77b615beb" xsi:nil="true"/>
+    <lcf76f155ced4ddcb4097134ff3c332f xmlns="13c93bba-48ce-428c-bfe5-88b42c19b028">
+      <Terms xmlns="http://schemas.microsoft.com/office/infopath/2007/PartnerControls"/>
+    </lcf76f155ced4ddcb4097134ff3c332f>
+  </documentManagement>
+</p:properties>
+</file>
+
+<file path=customXml/item4.xml><?xml version="1.0" encoding="utf-8"?>
+<?mso-contentType ?>
+<FormTemplates xmlns="http://schemas.microsoft.com/sharepoint/v3/contenttype/forms">
+  <Display>DocumentLibraryForm</Display>
+  <Edit>DocumentLibraryForm</Edit>
+  <New>DocumentLibraryForm</New>
+</FormTemplates>
+</file>
+
 <file path=customXml/itemProps1.xml><?xml version="1.0" encoding="utf-8"?>
 <ds:datastoreItem xmlns:ds="http://schemas.openxmlformats.org/officeDocument/2006/customXml" ds:itemID="{EAE431FD-7059-4C09-804B-C9D69EB7B213}">
   <ds:schemaRefs>
@@ -14688,9 +14585,20 @@
 </file>
 
 <file path=customXml/itemProps2.xml><?xml version="1.0" encoding="utf-8"?>
-<ds:datastoreItem xmlns:ds="http://schemas.openxmlformats.org/officeDocument/2006/customXml" ds:itemID="{10663269-2064-4804-8290-36D4A57F5557}">
+<ds:datastoreItem xmlns:ds="http://schemas.openxmlformats.org/officeDocument/2006/customXml" ds:itemID="{9C14B031-69D2-4815-A77A-60B4EECF27A0}">
   <ds:schemaRefs>
-    <ds:schemaRef ds:uri="http://schemas.microsoft.com/sharepoint/v3/contenttype/forms"/>
+    <ds:schemaRef ds:uri="http://schemas.microsoft.com/office/2006/metadata/contentType"/>
+    <ds:schemaRef ds:uri="http://schemas.microsoft.com/office/2006/metadata/properties/metaAttributes"/>
+    <ds:schemaRef ds:uri="http://www.w3.org/2001/XMLSchema"/>
+    <ds:schemaRef ds:uri="http://schemas.microsoft.com/office/2006/metadata/properties"/>
+    <ds:schemaRef ds:uri="13c90a0b-73bc-4dc0-be5f-28d77b615beb"/>
+    <ds:schemaRef ds:uri="13c93bba-48ce-428c-bfe5-88b42c19b028"/>
+    <ds:schemaRef ds:uri="http://schemas.microsoft.com/office/2006/documentManagement/types"/>
+    <ds:schemaRef ds:uri="http://schemas.microsoft.com/office/infopath/2007/PartnerControls"/>
+    <ds:schemaRef ds:uri="http://schemas.openxmlformats.org/package/2006/metadata/core-properties"/>
+    <ds:schemaRef ds:uri="http://purl.org/dc/elements/1.1/"/>
+    <ds:schemaRef ds:uri="http://purl.org/dc/terms/"/>
+    <ds:schemaRef ds:uri="http://schemas.microsoft.com/internal/obd"/>
   </ds:schemaRefs>
 </ds:datastoreItem>
 </file>
@@ -14707,20 +14615,9 @@
 </file>
 
 <file path=customXml/itemProps4.xml><?xml version="1.0" encoding="utf-8"?>
-<ds:datastoreItem xmlns:ds="http://schemas.openxmlformats.org/officeDocument/2006/customXml" ds:itemID="{9C14B031-69D2-4815-A77A-60B4EECF27A0}">
+<ds:datastoreItem xmlns:ds="http://schemas.openxmlformats.org/officeDocument/2006/customXml" ds:itemID="{10663269-2064-4804-8290-36D4A57F5557}">
   <ds:schemaRefs>
-    <ds:schemaRef ds:uri="http://schemas.microsoft.com/office/2006/metadata/contentType"/>
-    <ds:schemaRef ds:uri="http://schemas.microsoft.com/office/2006/metadata/properties/metaAttributes"/>
-    <ds:schemaRef ds:uri="http://www.w3.org/2001/XMLSchema"/>
-    <ds:schemaRef ds:uri="http://schemas.microsoft.com/office/2006/metadata/properties"/>
-    <ds:schemaRef ds:uri="13c90a0b-73bc-4dc0-be5f-28d77b615beb"/>
-    <ds:schemaRef ds:uri="13c93bba-48ce-428c-bfe5-88b42c19b028"/>
-    <ds:schemaRef ds:uri="http://schemas.microsoft.com/office/2006/documentManagement/types"/>
-    <ds:schemaRef ds:uri="http://schemas.microsoft.com/office/infopath/2007/PartnerControls"/>
-    <ds:schemaRef ds:uri="http://schemas.openxmlformats.org/package/2006/metadata/core-properties"/>
-    <ds:schemaRef ds:uri="http://purl.org/dc/elements/1.1/"/>
-    <ds:schemaRef ds:uri="http://purl.org/dc/terms/"/>
-    <ds:schemaRef ds:uri="http://schemas.microsoft.com/internal/obd"/>
+    <ds:schemaRef ds:uri="http://schemas.microsoft.com/sharepoint/v3/contenttype/forms"/>
   </ds:schemaRefs>
 </ds:datastoreItem>
 </file>